--- a/cortexskills/deliverables/CortexSkills_Admin_Guide_FR.docx
+++ b/cortexskills/deliverables/CortexSkills_Admin_Guide_FR.docx
@@ -142,7 +142,7 @@
           <w:sz w:val="20"/>
           <w:szCs w:val="20"/>
         </w:rPr>
-        <w:t>Version 1.10.0 · 2026-10-06</w:t>
+        <w:t>Version 1.10.0 · 2026-10-07</w:t>
       </w:r>
     </w:p>
     <w:p>
@@ -227,7 +227,7 @@
             </w:rPr>
             <w:fldChar w:fldCharType="separate"/>
           </w:r>
-          <w:hyperlink w:anchor="__RefHeading___Toc163917_1462423236">
+          <w:hyperlink w:anchor="__RefHeading___Toc163917_2904896170">
             <w:r>
               <w:rPr>
                 <w:rStyle w:val="IndexLink"/>
@@ -247,7 +247,7 @@
             </w:tabs>
             <w:rPr/>
           </w:pPr>
-          <w:hyperlink w:anchor="__RefHeading___Toc163919_1462423236">
+          <w:hyperlink w:anchor="__RefHeading___Toc163919_2904896170">
             <w:r>
               <w:rPr>
                 <w:rStyle w:val="IndexLink"/>
@@ -267,7 +267,7 @@
             </w:tabs>
             <w:rPr/>
           </w:pPr>
-          <w:hyperlink w:anchor="__RefHeading___Toc163921_1462423236">
+          <w:hyperlink w:anchor="__RefHeading___Toc163921_2904896170">
             <w:r>
               <w:rPr>
                 <w:rStyle w:val="IndexLink"/>
@@ -287,7 +287,7 @@
             </w:tabs>
             <w:rPr/>
           </w:pPr>
-          <w:hyperlink w:anchor="__RefHeading___Toc163923_1462423236">
+          <w:hyperlink w:anchor="__RefHeading___Toc163923_2904896170">
             <w:r>
               <w:rPr>
                 <w:rStyle w:val="IndexLink"/>
@@ -307,7 +307,7 @@
             </w:tabs>
             <w:rPr/>
           </w:pPr>
-          <w:hyperlink w:anchor="__RefHeading___Toc163925_1462423236">
+          <w:hyperlink w:anchor="__RefHeading___Toc163925_2904896170">
             <w:r>
               <w:rPr>
                 <w:rStyle w:val="IndexLink"/>
@@ -327,7 +327,7 @@
             </w:tabs>
             <w:rPr/>
           </w:pPr>
-          <w:hyperlink w:anchor="__RefHeading___Toc163927_1462423236">
+          <w:hyperlink w:anchor="__RefHeading___Toc163927_2904896170">
             <w:r>
               <w:rPr>
                 <w:rStyle w:val="IndexLink"/>
@@ -347,7 +347,7 @@
             </w:tabs>
             <w:rPr/>
           </w:pPr>
-          <w:hyperlink w:anchor="__RefHeading___Toc163929_1462423236">
+          <w:hyperlink w:anchor="__RefHeading___Toc163929_2904896170">
             <w:r>
               <w:rPr>
                 <w:rStyle w:val="IndexLink"/>
@@ -367,7 +367,7 @@
             </w:tabs>
             <w:rPr/>
           </w:pPr>
-          <w:hyperlink w:anchor="__RefHeading___Toc163931_1462423236">
+          <w:hyperlink w:anchor="__RefHeading___Toc163931_2904896170">
             <w:r>
               <w:rPr>
                 <w:rStyle w:val="IndexLink"/>
@@ -387,7 +387,7 @@
             </w:tabs>
             <w:rPr/>
           </w:pPr>
-          <w:hyperlink w:anchor="__RefHeading___Toc163933_1462423236">
+          <w:hyperlink w:anchor="__RefHeading___Toc163933_2904896170">
             <w:r>
               <w:rPr>
                 <w:rStyle w:val="IndexLink"/>
@@ -407,7 +407,7 @@
             </w:tabs>
             <w:rPr/>
           </w:pPr>
-          <w:hyperlink w:anchor="__RefHeading___Toc163935_1462423236">
+          <w:hyperlink w:anchor="__RefHeading___Toc163935_2904896170">
             <w:r>
               <w:rPr>
                 <w:rStyle w:val="IndexLink"/>
@@ -427,7 +427,7 @@
             </w:tabs>
             <w:rPr/>
           </w:pPr>
-          <w:hyperlink w:anchor="__RefHeading___Toc163937_1462423236">
+          <w:hyperlink w:anchor="__RefHeading___Toc163937_2904896170">
             <w:r>
               <w:rPr>
                 <w:rStyle w:val="IndexLink"/>
@@ -471,7 +471,7 @@
         <w:spacing w:before="0" w:after="200"/>
         <w:rPr/>
       </w:pPr>
-      <w:bookmarkStart w:id="0" w:name="__RefHeading___Toc163917_1462423236"/>
+      <w:bookmarkStart w:id="0" w:name="__RefHeading___Toc163917_2904896170"/>
       <w:bookmarkEnd w:id="0"/>
       <w:r>
         <w:rPr>
@@ -1086,7 +1086,7 @@
       <w:r>
         <w:br w:type="page"/>
       </w:r>
-      <w:bookmarkStart w:id="1" w:name="__RefHeading___Toc163919_1462423236"/>
+      <w:bookmarkStart w:id="1" w:name="__RefHeading___Toc163919_2904896170"/>
       <w:bookmarkEnd w:id="1"/>
       <w:r>
         <w:rPr>
@@ -1682,7 +1682,7 @@
         <w:spacing w:before="0" w:after="200"/>
         <w:rPr/>
       </w:pPr>
-      <w:bookmarkStart w:id="2" w:name="__RefHeading___Toc163921_1462423236"/>
+      <w:bookmarkStart w:id="2" w:name="__RefHeading___Toc163921_2904896170"/>
       <w:bookmarkEnd w:id="2"/>
       <w:r>
         <w:rPr>
@@ -2095,7 +2095,7 @@
         <w:spacing w:before="0" w:after="200"/>
         <w:rPr/>
       </w:pPr>
-      <w:bookmarkStart w:id="3" w:name="__RefHeading___Toc163923_1462423236"/>
+      <w:bookmarkStart w:id="3" w:name="__RefHeading___Toc163923_2904896170"/>
       <w:bookmarkEnd w:id="3"/>
       <w:r>
         <w:rPr>
@@ -2699,7 +2699,7 @@
         <w:spacing w:before="0" w:after="200"/>
         <w:rPr/>
       </w:pPr>
-      <w:bookmarkStart w:id="4" w:name="__RefHeading___Toc163925_1462423236"/>
+      <w:bookmarkStart w:id="4" w:name="__RefHeading___Toc163925_2904896170"/>
       <w:bookmarkEnd w:id="4"/>
       <w:r>
         <w:rPr>
@@ -3130,7 +3130,7 @@
         <w:spacing w:before="0" w:after="200"/>
         <w:rPr/>
       </w:pPr>
-      <w:bookmarkStart w:id="5" w:name="__RefHeading___Toc163927_1462423236"/>
+      <w:bookmarkStart w:id="5" w:name="__RefHeading___Toc163927_2904896170"/>
       <w:bookmarkEnd w:id="5"/>
       <w:r>
         <w:rPr>
@@ -3444,7 +3444,7 @@
         <w:spacing w:before="0" w:after="200"/>
         <w:rPr/>
       </w:pPr>
-      <w:bookmarkStart w:id="6" w:name="__RefHeading___Toc163929_1462423236"/>
+      <w:bookmarkStart w:id="6" w:name="__RefHeading___Toc163929_2904896170"/>
       <w:bookmarkEnd w:id="6"/>
       <w:r>
         <w:rPr>
@@ -3925,7 +3925,7 @@
         <w:spacing w:before="0" w:after="200"/>
         <w:rPr/>
       </w:pPr>
-      <w:bookmarkStart w:id="7" w:name="__RefHeading___Toc163931_1462423236"/>
+      <w:bookmarkStart w:id="7" w:name="__RefHeading___Toc163931_2904896170"/>
       <w:bookmarkEnd w:id="7"/>
       <w:r>
         <w:rPr>
@@ -4167,7 +4167,7 @@
           <w:sz w:val="21"/>
           <w:szCs w:val="21"/>
         </w:rPr>
-        <w:t>Police du texte — Times New Roman 12 pt ; Titres — 17 pt ; Alignement — Justifié ; Couleur d’en-tête — F8931D</w:t>
+        <w:t>Police du texte — Open Sans 11 pt ; Police des titres — Montserrat 16 pt ; Alignement — Gauche ; Couleur d’en-tête — 123A5F (Navy) ; Papier — A4 ; Marges — 20 mm</w:t>
       </w:r>
     </w:p>
     <w:p>
@@ -4403,7 +4403,7 @@
         <w:spacing w:before="0" w:after="200"/>
         <w:rPr/>
       </w:pPr>
-      <w:bookmarkStart w:id="8" w:name="__RefHeading___Toc163933_1462423236"/>
+      <w:bookmarkStart w:id="8" w:name="__RefHeading___Toc163933_2904896170"/>
       <w:bookmarkEnd w:id="8"/>
       <w:r>
         <w:rPr>
@@ -4652,7 +4652,7 @@
         <w:spacing w:before="0" w:after="200"/>
         <w:rPr/>
       </w:pPr>
-      <w:bookmarkStart w:id="9" w:name="__RefHeading___Toc163935_1462423236"/>
+      <w:bookmarkStart w:id="9" w:name="__RefHeading___Toc163935_2904896170"/>
       <w:bookmarkEnd w:id="9"/>
       <w:r>
         <w:rPr>
@@ -5295,7 +5295,7 @@
         <w:spacing w:before="280" w:after="120"/>
         <w:rPr/>
       </w:pPr>
-      <w:bookmarkStart w:id="10" w:name="__RefHeading___Toc163937_1462423236"/>
+      <w:bookmarkStart w:id="10" w:name="__RefHeading___Toc163937_2904896170"/>
       <w:bookmarkEnd w:id="10"/>
       <w:r>
         <w:rPr>

--- a/cortexskills/deliverables/CortexSkills_Admin_Guide_FR.docx
+++ b/cortexskills/deliverables/CortexSkills_Admin_Guide_FR.docx
@@ -142,7 +142,7 @@
           <w:sz w:val="20"/>
           <w:szCs w:val="20"/>
         </w:rPr>
-        <w:t>Version 1.10.0 · 2026-10-07</w:t>
+        <w:t>Version 1.10.0 · 2026-10-08</w:t>
       </w:r>
     </w:p>
     <w:p>
@@ -227,7 +227,7 @@
             </w:rPr>
             <w:fldChar w:fldCharType="separate"/>
           </w:r>
-          <w:hyperlink w:anchor="__RefHeading___Toc163917_2904896170">
+          <w:hyperlink w:anchor="__RefHeading___Toc1005_2313161461">
             <w:r>
               <w:rPr>
                 <w:rStyle w:val="IndexLink"/>
@@ -247,7 +247,7 @@
             </w:tabs>
             <w:rPr/>
           </w:pPr>
-          <w:hyperlink w:anchor="__RefHeading___Toc163919_2904896170">
+          <w:hyperlink w:anchor="__RefHeading___Toc1007_2313161461">
             <w:r>
               <w:rPr>
                 <w:rStyle w:val="IndexLink"/>
@@ -267,14 +267,14 @@
             </w:tabs>
             <w:rPr/>
           </w:pPr>
-          <w:hyperlink w:anchor="__RefHeading___Toc163921_2904896170">
+          <w:hyperlink w:anchor="__RefHeading___Toc1009_2313161461">
             <w:r>
               <w:rPr>
                 <w:rStyle w:val="IndexLink"/>
               </w:rPr>
               <w:t>3. Configuration</w:t>
               <w:tab/>
-              <w:t>6</w:t>
+              <w:t>7</w:t>
             </w:r>
           </w:hyperlink>
         </w:p>
@@ -287,14 +287,14 @@
             </w:tabs>
             <w:rPr/>
           </w:pPr>
-          <w:hyperlink w:anchor="__RefHeading___Toc163923_2904896170">
+          <w:hyperlink w:anchor="__RefHeading___Toc1011_2313161461">
             <w:r>
               <w:rPr>
                 <w:rStyle w:val="IndexLink"/>
               </w:rPr>
               <w:t>4. Conception des processus</w:t>
               <w:tab/>
-              <w:t>8</w:t>
+              <w:t>9</w:t>
             </w:r>
           </w:hyperlink>
         </w:p>
@@ -307,14 +307,14 @@
             </w:tabs>
             <w:rPr/>
           </w:pPr>
-          <w:hyperlink w:anchor="__RefHeading___Toc163925_2904896170">
+          <w:hyperlink w:anchor="__RefHeading___Toc1013_2313161461">
             <w:r>
               <w:rPr>
                 <w:rStyle w:val="IndexLink"/>
               </w:rPr>
               <w:t>5. Organisation (OBS) et RACSI</w:t>
               <w:tab/>
-              <w:t>10</w:t>
+              <w:t>11</w:t>
             </w:r>
           </w:hyperlink>
         </w:p>
@@ -327,32 +327,12 @@
             </w:tabs>
             <w:rPr/>
           </w:pPr>
-          <w:hyperlink w:anchor="__RefHeading___Toc163927_2904896170">
+          <w:hyperlink w:anchor="__RefHeading___Toc1015_2313161461">
             <w:r>
               <w:rPr>
                 <w:rStyle w:val="IndexLink"/>
               </w:rPr>
               <w:t>6. Modèles de projet et plans types</w:t>
-              <w:tab/>
-              <w:t>12</w:t>
-            </w:r>
-          </w:hyperlink>
-        </w:p>
-        <w:p>
-          <w:pPr>
-            <w:pStyle w:val="TOC1"/>
-            <w:tabs>
-              <w:tab w:val="clear" w:pos="9746"/>
-              <w:tab w:val="right" w:pos="9745" w:leader="dot"/>
-            </w:tabs>
-            <w:rPr/>
-          </w:pPr>
-          <w:hyperlink w:anchor="__RefHeading___Toc163929_2904896170">
-            <w:r>
-              <w:rPr>
-                <w:rStyle w:val="IndexLink"/>
-              </w:rPr>
-              <w:t>7. Intelligence artificielle</w:t>
               <w:tab/>
               <w:t>13</w:t>
             </w:r>
@@ -367,14 +347,14 @@
             </w:tabs>
             <w:rPr/>
           </w:pPr>
-          <w:hyperlink w:anchor="__RefHeading___Toc163931_2904896170">
+          <w:hyperlink w:anchor="__RefHeading___Toc1017_2313161461">
             <w:r>
               <w:rPr>
                 <w:rStyle w:val="IndexLink"/>
               </w:rPr>
-              <w:t>8. Informations documentées</w:t>
+              <w:t>7. Intelligence artificielle</w:t>
               <w:tab/>
-              <w:t>15</w:t>
+              <w:t>14</w:t>
             </w:r>
           </w:hyperlink>
         </w:p>
@@ -387,14 +367,14 @@
             </w:tabs>
             <w:rPr/>
           </w:pPr>
-          <w:hyperlink w:anchor="__RefHeading___Toc163933_2904896170">
+          <w:hyperlink w:anchor="__RefHeading___Toc1019_2313161461">
             <w:r>
               <w:rPr>
                 <w:rStyle w:val="IndexLink"/>
               </w:rPr>
-              <w:t>9. Audits</w:t>
+              <w:t>8. Informations documentées</w:t>
               <w:tab/>
-              <w:t>17</w:t>
+              <w:t>16</w:t>
             </w:r>
           </w:hyperlink>
         </w:p>
@@ -407,14 +387,34 @@
             </w:tabs>
             <w:rPr/>
           </w:pPr>
-          <w:hyperlink w:anchor="__RefHeading___Toc163935_2904896170">
+          <w:hyperlink w:anchor="__RefHeading___Toc1021_2313161461">
+            <w:r>
+              <w:rPr>
+                <w:rStyle w:val="IndexLink"/>
+              </w:rPr>
+              <w:t>9. Audits</w:t>
+              <w:tab/>
+              <w:t>18</w:t>
+            </w:r>
+          </w:hyperlink>
+        </w:p>
+        <w:p>
+          <w:pPr>
+            <w:pStyle w:val="TOC1"/>
+            <w:tabs>
+              <w:tab w:val="clear" w:pos="9746"/>
+              <w:tab w:val="right" w:pos="9745" w:leader="dot"/>
+            </w:tabs>
+            <w:rPr/>
+          </w:pPr>
+          <w:hyperlink w:anchor="__RefHeading___Toc1023_2313161461">
             <w:r>
               <w:rPr>
                 <w:rStyle w:val="IndexLink"/>
               </w:rPr>
               <w:t>10. Protection des données et exploitation</w:t>
               <w:tab/>
-              <w:t>18</w:t>
+              <w:t>19</w:t>
             </w:r>
           </w:hyperlink>
         </w:p>
@@ -427,14 +427,34 @@
             </w:tabs>
             <w:rPr/>
           </w:pPr>
-          <w:hyperlink w:anchor="__RefHeading___Toc163937_2904896170">
+          <w:hyperlink w:anchor="__RefHeading___Toc1025_2313161461">
             <w:r>
               <w:rPr>
                 <w:rStyle w:val="IndexLink"/>
               </w:rPr>
               <w:t>Traçabilité</w:t>
               <w:tab/>
-              <w:t>19</w:t>
+              <w:t>20</w:t>
+            </w:r>
+          </w:hyperlink>
+        </w:p>
+        <w:p>
+          <w:pPr>
+            <w:pStyle w:val="TOC1"/>
+            <w:tabs>
+              <w:tab w:val="clear" w:pos="9746"/>
+              <w:tab w:val="right" w:pos="9745" w:leader="dot"/>
+            </w:tabs>
+            <w:rPr/>
+          </w:pPr>
+          <w:hyperlink w:anchor="__RefHeading___Toc1027_2313161461">
+            <w:r>
+              <w:rPr>
+                <w:rStyle w:val="IndexLink"/>
+              </w:rPr>
+              <w:t>11. Déploiement en production</w:t>
+              <w:tab/>
+              <w:t>21</w:t>
             </w:r>
           </w:hyperlink>
           <w:r>
@@ -471,7 +491,7 @@
         <w:spacing w:before="0" w:after="200"/>
         <w:rPr/>
       </w:pPr>
-      <w:bookmarkStart w:id="0" w:name="__RefHeading___Toc163917_2904896170"/>
+      <w:bookmarkStart w:id="0" w:name="__RefHeading___Toc1005_2313161461"/>
       <w:bookmarkEnd w:id="0"/>
       <w:r>
         <w:rPr>
@@ -1086,7 +1106,7 @@
       <w:r>
         <w:br w:type="page"/>
       </w:r>
-      <w:bookmarkStart w:id="1" w:name="__RefHeading___Toc163919_2904896170"/>
+      <w:bookmarkStart w:id="1" w:name="__RefHeading___Toc1007_2313161461"/>
       <w:bookmarkEnd w:id="1"/>
       <w:r>
         <w:rPr>
@@ -1114,7 +1134,7 @@
           <w:sz w:val="24"/>
           <w:szCs w:val="24"/>
         </w:rPr>
-        <w:t>La démonstration compte 59 organisations : une grande entreprise et une PME pour chacune des 29 verticales, et le groupe multisectoriel Horizon Services utilisé pour les documents types. Chacune a une licence, une offre et ses options.</w:t>
+        <w:t>La démonstration compte 61 organisations : une grande entreprise et une PME pour chacune des 29 verticales, le groupe multisectoriel Horizon Services utilisé pour les documents types, et deux vitrines santé (le groupe de cliniques privées Santé Ora et le Centre Hospitalier Régional). Chacune a une licence, une offre et ses options.</w:t>
       </w:r>
     </w:p>
     <w:p>
@@ -1133,7 +1153,7 @@
           <w:sz w:val="23"/>
           <w:szCs w:val="23"/>
         </w:rPr>
-        <w:t>Créer une organisation (administrateur de la plateforme, par l’API)</w:t>
+        <w:t>Créer une organisation (production : console du serveur)</w:t>
       </w:r>
     </w:p>
     <w:p>
@@ -1141,7 +1161,7 @@
         <w:pStyle w:val="ListParagraph"/>
         <w:numPr>
           <w:ilvl w:val="0"/>
-          <w:numId w:val="19"/>
+          <w:numId w:val="22"/>
         </w:numPr>
         <w:spacing w:lineRule="auto" w:line="276" w:before="0" w:after="60"/>
         <w:rPr/>
@@ -1153,7 +1173,7 @@
           <w:sz w:val="24"/>
           <w:szCs w:val="24"/>
         </w:rPr>
-        <w:t>Connectez-vous à l’API en administrateur de la plateforme.</w:t>
+        <w:t>Sur le serveur, ouvrez un terminal dans le dossier server.</w:t>
       </w:r>
     </w:p>
     <w:p>
@@ -1181,7 +1201,7 @@
           <w:sz w:val="21"/>
           <w:szCs w:val="21"/>
         </w:rPr>
-        <w:t>POST /api/auth/login  {"email":"admin@cortexskills.app","password":"Admin#2026"}</w:t>
+        <w:t>cd /opt/cortexskills/server</w:t>
       </w:r>
     </w:p>
     <w:p>
@@ -1201,7 +1221,7 @@
           <w:sz w:val="24"/>
           <w:szCs w:val="24"/>
         </w:rPr>
-        <w:t>Créez l’organisation avec le jeton reçu.</w:t>
+        <w:t>Créez l’organisation, sa licence et son premier administrateur en une commande.</w:t>
       </w:r>
     </w:p>
     <w:p>
@@ -1229,27 +1249,7 @@
           <w:sz w:val="21"/>
           <w:szCs w:val="21"/>
         </w:rPr>
-        <w:t>POST /api/organizations  {"name":{"en":"Atlas Cold Chain","fr":"Atlas Cold Chain","ar":"</w:t>
-      </w:r>
-      <w:r>
-        <w:rPr>
-          <w:rFonts w:ascii="Times New Roman" w:hAnsi="Times New Roman" w:eastAsia="Times New Roman"/>
-          <w:color w:val="58595B"/>
-          <w:sz w:val="21"/>
-          <w:sz w:val="21"/>
-          <w:szCs w:val="21"/>
-          <w:rtl w:val="true"/>
-        </w:rPr>
-        <w:t>أطلس للتبريد</w:t>
-      </w:r>
-      <w:r>
-        <w:rPr>
-          <w:rFonts w:eastAsia="Times New Roman" w:cs="Times New Roman"/>
-          <w:color w:val="58595B"/>
-          <w:sz w:val="21"/>
-          <w:szCs w:val="21"/>
-        </w:rPr>
-        <w:t>"},"sector":"LOGI","segment":"SME","employees":40,"city":"Agadir","email_domain":"atlascoldchain.ma","pack_id":"SME-CMP","seats":25,"starter_team":true,"default_language":"fr"}</w:t>
+        <w:t>npm run -s admin -- org-create --name "Atlas Cold Chain" --domain atlascoldchain.ma --segment SME --sector LOGI --pack SME-CMP --seats 25 --days 365 --lang fr --admin-email dsi@atlascoldchain.ma --admin-name "Youssef Amrani" --admin-password "Atlas#Cold2026x"</w:t>
       </w:r>
     </w:p>
     <w:p>
@@ -1269,27 +1269,7 @@
           <w:sz w:val="24"/>
           <w:szCs w:val="24"/>
         </w:rPr>
-        <w:t>L’organisation reçoit ses fonctions, son catalogue de gouvernance, ses cas d’usage IA et ses check-lists ; l’équipe de départ reçoit un compte par rôle avec le mot de passe Welcome#2026, à changer à la première connexion.</w:t>
-      </w:r>
-    </w:p>
-    <w:p>
-      <w:pPr>
-        <w:pStyle w:val="ListParagraph"/>
-        <w:numPr>
-          <w:ilvl w:val="0"/>
-          <w:numId w:val="1"/>
-        </w:numPr>
-        <w:spacing w:lineRule="auto" w:line="276" w:before="0" w:after="60"/>
-        <w:rPr/>
-      </w:pPr>
-      <w:r>
-        <w:rPr>
-          <w:rFonts w:eastAsia="Times New Roman" w:cs="Times New Roman"/>
-          <w:color w:val="58595B"/>
-          <w:sz w:val="24"/>
-          <w:szCs w:val="24"/>
-        </w:rPr>
-        <w:t>Ouvrez Groupes et organisations pour la voir dans l’arborescence.</w:t>
+        <w:t>Notez l’identifiant d’organisation affiché par la console. En mode OnPrem, envoyez-le à l’éditeur pour recevoir la licence signée (licence-request, puis licence-install). Les guides d’installation décrivent chaque mode.</w:t>
       </w:r>
     </w:p>
     <w:p>
@@ -1308,7 +1288,7 @@
           <w:sz w:val="23"/>
           <w:szCs w:val="23"/>
         </w:rPr>
-        <w:t>Ajouter un utilisateur et lui donner un rôle</w:t>
+        <w:t>Créer une organisation (administrateur de la plateforme, par l’API)</w:t>
       </w:r>
     </w:p>
     <w:p>
@@ -1316,7 +1296,7 @@
         <w:pStyle w:val="ListParagraph"/>
         <w:numPr>
           <w:ilvl w:val="0"/>
-          <w:numId w:val="20"/>
+          <w:numId w:val="23"/>
         </w:numPr>
         <w:spacing w:lineRule="auto" w:line="276" w:before="0" w:after="60"/>
         <w:rPr/>
@@ -1328,7 +1308,35 @@
           <w:sz w:val="24"/>
           <w:szCs w:val="24"/>
         </w:rPr>
-        <w:t>Ouvrez Administration › Utilisateurs et cliquez sur Nouvel utilisateur.</w:t>
+        <w:t>Connectez-vous à l’API en administrateur de la plateforme.</w:t>
+      </w:r>
+    </w:p>
+    <w:p>
+      <w:pPr>
+        <w:pStyle w:val="Normal"/>
+        <w:spacing w:before="0" w:after="60"/>
+        <w:ind w:left="700"/>
+        <w:rPr/>
+      </w:pPr>
+      <w:r>
+        <w:rPr>
+          <w:rFonts w:eastAsia="Times New Roman" w:cs="Times New Roman"/>
+          <w:b/>
+          <w:bCs/>
+          <w:color w:val="E07B00"/>
+          <w:sz w:val="21"/>
+          <w:szCs w:val="21"/>
+        </w:rPr>
+        <w:t xml:space="preserve">Saisir : </w:t>
+      </w:r>
+      <w:r>
+        <w:rPr>
+          <w:rFonts w:eastAsia="Times New Roman" w:cs="Times New Roman"/>
+          <w:color w:val="58595B"/>
+          <w:sz w:val="21"/>
+          <w:szCs w:val="21"/>
+        </w:rPr>
+        <w:t>POST /api/auth/login  {"email":"admin@cortexskills.app","password":"Admin#2026"}</w:t>
       </w:r>
     </w:p>
     <w:p>
@@ -1348,7 +1356,7 @@
           <w:sz w:val="24"/>
           <w:szCs w:val="24"/>
         </w:rPr>
-        <w:t>Saisissez l’identité.</w:t>
+        <w:t>Créez l’organisation avec le jeton reçu.</w:t>
       </w:r>
     </w:p>
     <w:p>
@@ -1376,7 +1384,27 @@
           <w:sz w:val="21"/>
           <w:szCs w:val="21"/>
         </w:rPr>
-        <w:t>Nom — Salma Tazi ; E-mail — salma.tazi@maghrebhospitalsgr.ma ; Langue — Français ; Fonction — Coordinatrice formation</w:t>
+        <w:t>POST /api/organizations  {"name":{"en":"Atlas Cold Chain","fr":"Atlas Cold Chain","ar":"</w:t>
+      </w:r>
+      <w:r>
+        <w:rPr>
+          <w:rFonts w:ascii="Times New Roman" w:hAnsi="Times New Roman" w:eastAsia="Times New Roman"/>
+          <w:color w:val="58595B"/>
+          <w:sz w:val="21"/>
+          <w:sz w:val="21"/>
+          <w:szCs w:val="21"/>
+          <w:rtl w:val="true"/>
+        </w:rPr>
+        <w:t>أطلس للتبريد</w:t>
+      </w:r>
+      <w:r>
+        <w:rPr>
+          <w:rFonts w:eastAsia="Times New Roman" w:cs="Times New Roman"/>
+          <w:color w:val="58595B"/>
+          <w:sz w:val="21"/>
+          <w:szCs w:val="21"/>
+        </w:rPr>
+        <w:t>"},"sector":"LOGI","segment":"SME","employees":40,"city":"Agadir","email_domain":"atlascoldchain.ma","pack_id":"SME-CMP","seats":25,"starter_team":true,"default_language":"fr"}</w:t>
       </w:r>
     </w:p>
     <w:p>
@@ -1396,7 +1424,134 @@
           <w:sz w:val="24"/>
           <w:szCs w:val="24"/>
         </w:rPr>
-        <w:t>Saisissez un premier mot de passe, cochez le rôle Planificateur formation et cliquez sur Enregistrer. Communiquez le mot de passe à l’utilisateur, qui le change dans Paramètres.</w:t>
+        <w:t>L’organisation reçoit ses fonctions, son catalogue de gouvernance, ses cas d’usage IA et ses check-lists ; l’équipe de départ reçoit un compte par rôle avec le mot de passe Welcome#2026, à changer à la première connexion.</w:t>
+      </w:r>
+    </w:p>
+    <w:p>
+      <w:pPr>
+        <w:pStyle w:val="ListParagraph"/>
+        <w:numPr>
+          <w:ilvl w:val="0"/>
+          <w:numId w:val="2"/>
+        </w:numPr>
+        <w:spacing w:lineRule="auto" w:line="276" w:before="0" w:after="60"/>
+        <w:rPr/>
+      </w:pPr>
+      <w:r>
+        <w:rPr>
+          <w:rFonts w:eastAsia="Times New Roman" w:cs="Times New Roman"/>
+          <w:color w:val="58595B"/>
+          <w:sz w:val="24"/>
+          <w:szCs w:val="24"/>
+        </w:rPr>
+        <w:t>Ouvrez Groupes et organisations pour la voir dans l’arborescence.</w:t>
+      </w:r>
+    </w:p>
+    <w:p>
+      <w:pPr>
+        <w:pStyle w:val="Normal"/>
+        <w:keepNext w:val="true"/>
+        <w:spacing w:before="160" w:after="60"/>
+        <w:rPr/>
+      </w:pPr>
+      <w:r>
+        <w:rPr>
+          <w:rFonts w:eastAsia="Times New Roman" w:cs="Times New Roman"/>
+          <w:b/>
+          <w:bCs/>
+          <w:color w:val="3A3A3C"/>
+          <w:sz w:val="23"/>
+          <w:szCs w:val="23"/>
+        </w:rPr>
+        <w:t>Ajouter un utilisateur et lui donner un rôle</w:t>
+      </w:r>
+    </w:p>
+    <w:p>
+      <w:pPr>
+        <w:pStyle w:val="ListParagraph"/>
+        <w:numPr>
+          <w:ilvl w:val="0"/>
+          <w:numId w:val="24"/>
+        </w:numPr>
+        <w:spacing w:lineRule="auto" w:line="276" w:before="0" w:after="60"/>
+        <w:rPr/>
+      </w:pPr>
+      <w:r>
+        <w:rPr>
+          <w:rFonts w:eastAsia="Times New Roman" w:cs="Times New Roman"/>
+          <w:color w:val="58595B"/>
+          <w:sz w:val="24"/>
+          <w:szCs w:val="24"/>
+        </w:rPr>
+        <w:t>Ouvrez Administration › Utilisateurs et cliquez sur Nouvel utilisateur.</w:t>
+      </w:r>
+    </w:p>
+    <w:p>
+      <w:pPr>
+        <w:pStyle w:val="ListParagraph"/>
+        <w:numPr>
+          <w:ilvl w:val="0"/>
+          <w:numId w:val="3"/>
+        </w:numPr>
+        <w:spacing w:lineRule="auto" w:line="276" w:before="0" w:after="60"/>
+        <w:rPr/>
+      </w:pPr>
+      <w:r>
+        <w:rPr>
+          <w:rFonts w:eastAsia="Times New Roman" w:cs="Times New Roman"/>
+          <w:color w:val="58595B"/>
+          <w:sz w:val="24"/>
+          <w:szCs w:val="24"/>
+        </w:rPr>
+        <w:t>Saisissez l’identité.</w:t>
+      </w:r>
+    </w:p>
+    <w:p>
+      <w:pPr>
+        <w:pStyle w:val="Normal"/>
+        <w:spacing w:before="0" w:after="60"/>
+        <w:ind w:left="700"/>
+        <w:rPr/>
+      </w:pPr>
+      <w:r>
+        <w:rPr>
+          <w:rFonts w:eastAsia="Times New Roman" w:cs="Times New Roman"/>
+          <w:b/>
+          <w:bCs/>
+          <w:color w:val="E07B00"/>
+          <w:sz w:val="21"/>
+          <w:szCs w:val="21"/>
+        </w:rPr>
+        <w:t xml:space="preserve">Saisir : </w:t>
+      </w:r>
+      <w:r>
+        <w:rPr>
+          <w:rFonts w:eastAsia="Times New Roman" w:cs="Times New Roman"/>
+          <w:color w:val="58595B"/>
+          <w:sz w:val="21"/>
+          <w:szCs w:val="21"/>
+        </w:rPr>
+        <w:t>Nom — Salma Tazi ; E-mail — salma.tazi@maghrebhospitalsgr.ma ; Langue — Français ; Fonction — Coordinatrice formation</w:t>
+      </w:r>
+    </w:p>
+    <w:p>
+      <w:pPr>
+        <w:pStyle w:val="ListParagraph"/>
+        <w:numPr>
+          <w:ilvl w:val="0"/>
+          <w:numId w:val="3"/>
+        </w:numPr>
+        <w:spacing w:lineRule="auto" w:line="276" w:before="0" w:after="60"/>
+        <w:rPr/>
+      </w:pPr>
+      <w:r>
+        <w:rPr>
+          <w:rFonts w:eastAsia="Times New Roman" w:cs="Times New Roman"/>
+          <w:color w:val="58595B"/>
+          <w:sz w:val="24"/>
+          <w:szCs w:val="24"/>
+        </w:rPr>
+        <w:t>Saisissez un premier mot de passe, cochez le rôle Planificateur formation et cliquez sur Enregistrer. Communiquez le mot de passe à l’utilisateur, qui le change dans le menu du profil › Changer le mot de passe.</w:t>
       </w:r>
     </w:p>
     <w:p>
@@ -1511,7 +1666,7 @@
           <w:sz w:val="23"/>
           <w:szCs w:val="23"/>
         </w:rPr>
-        <w:t>Ajuster une permission</w:t>
+        <w:t>Changer votre mot de passe</w:t>
       </w:r>
     </w:p>
     <w:p>
@@ -1519,7 +1674,7 @@
         <w:pStyle w:val="ListParagraph"/>
         <w:numPr>
           <w:ilvl w:val="0"/>
-          <w:numId w:val="21"/>
+          <w:numId w:val="25"/>
         </w:numPr>
         <w:spacing w:lineRule="auto" w:line="276" w:before="0" w:after="60"/>
         <w:rPr/>
@@ -1531,7 +1686,7 @@
           <w:sz w:val="24"/>
           <w:szCs w:val="24"/>
         </w:rPr>
-        <w:t>Ouvrez Administration › Permissions. Les lignes sont les permissions, les colonnes les rôles.</w:t>
+        <w:t>Cliquez sur l’icône de profil en haut à droite, puis sur Changer le mot de passe.</w:t>
       </w:r>
     </w:p>
     <w:p>
@@ -1539,7 +1694,7 @@
         <w:pStyle w:val="ListParagraph"/>
         <w:numPr>
           <w:ilvl w:val="0"/>
-          <w:numId w:val="3"/>
+          <w:numId w:val="4"/>
         </w:numPr>
         <w:spacing w:lineRule="auto" w:line="276" w:before="0" w:after="60"/>
         <w:rPr/>
@@ -1551,27 +1706,7 @@
           <w:sz w:val="24"/>
           <w:szCs w:val="24"/>
         </w:rPr>
-        <w:t>Cochez documents.approve pour le rôle Responsable qualité.</w:t>
-      </w:r>
-    </w:p>
-    <w:p>
-      <w:pPr>
-        <w:pStyle w:val="ListParagraph"/>
-        <w:numPr>
-          <w:ilvl w:val="0"/>
-          <w:numId w:val="3"/>
-        </w:numPr>
-        <w:spacing w:lineRule="auto" w:line="276" w:before="0" w:after="60"/>
-        <w:rPr/>
-      </w:pPr>
-      <w:r>
-        <w:rPr>
-          <w:rFonts w:eastAsia="Times New Roman" w:cs="Times New Roman"/>
-          <w:color w:val="58595B"/>
-          <w:sz w:val="24"/>
-          <w:szCs w:val="24"/>
-        </w:rPr>
-        <w:t>Saisissez la justification et confirmez. Le changement figure au journal d’audit.</w:t>
+        <w:t>Saisissez le mot de passe actuel, puis le nouveau deux fois et cliquez sur Enregistrer.</w:t>
       </w:r>
     </w:p>
     <w:p>
@@ -1599,7 +1734,27 @@
           <w:sz w:val="21"/>
           <w:szCs w:val="21"/>
         </w:rPr>
-        <w:t>Le responsable qualité approuve les procédures à partir de 2026.</w:t>
+        <w:t>Au moins 12 caractères avec majuscules, minuscules, un chiffre et un symbole — par exemple Rabat#Skills2026</w:t>
+      </w:r>
+    </w:p>
+    <w:p>
+      <w:pPr>
+        <w:pStyle w:val="ListParagraph"/>
+        <w:numPr>
+          <w:ilvl w:val="0"/>
+          <w:numId w:val="4"/>
+        </w:numPr>
+        <w:spacing w:lineRule="auto" w:line="276" w:before="0" w:after="60"/>
+        <w:rPr/>
+      </w:pPr>
+      <w:r>
+        <w:rPr>
+          <w:rFonts w:eastAsia="Times New Roman" w:cs="Times New Roman"/>
+          <w:color w:val="58595B"/>
+          <w:sz w:val="24"/>
+          <w:szCs w:val="24"/>
+        </w:rPr>
+        <w:t>Le changement est inscrit au journal d’audit (User · password.change). Un utilisateur qui a oublié son mot de passe en reçoit un temporaire de l’administrateur d’organisation (Administration › Utilisateurs).</w:t>
       </w:r>
     </w:p>
     <w:p>
@@ -1616,7 +1771,7 @@
           <wp:inline distT="0" distB="0" distL="0" distR="0">
             <wp:extent cx="5905500" cy="3695700"/>
             <wp:effectExtent l="0" t="0" r="0" b="0"/>
-            <wp:docPr id="2" name="a_perm.png" descr="Figure 2 — Matrice des permissions&#10;Figure 2 — Matrice des permissions"/>
+            <wp:docPr id="2" name="a_password.png" descr="Figure 2 — Changer le mot de passe (menu du profil)&#10;Figure 2 — Changer le mot de passe (menu du profil)"/>
             <wp:cNvGraphicFramePr>
               <a:graphicFrameLocks xmlns:a="http://schemas.openxmlformats.org/drawingml/2006/main" noChangeAspect="1"/>
             </wp:cNvGraphicFramePr>
@@ -1624,7 +1779,7 @@
               <a:graphicData uri="http://schemas.openxmlformats.org/drawingml/2006/picture">
                 <pic:pic xmlns:pic="http://schemas.openxmlformats.org/drawingml/2006/picture">
                   <pic:nvPicPr>
-                    <pic:cNvPr id="2" name="a_perm.png" descr="Figure 2 — Matrice des permissions&#10;Figure 2 — Matrice des permissions"/>
+                    <pic:cNvPr id="2" name="a_password.png" descr="Figure 2 — Changer le mot de passe (menu du profil)&#10;Figure 2 — Changer le mot de passe (menu du profil)"/>
                     <pic:cNvPicPr>
                       <a:picLocks noChangeAspect="1" noChangeArrowheads="1"/>
                     </pic:cNvPicPr>
@@ -1667,50 +1822,7 @@
           <w:sz w:val="19"/>
           <w:szCs w:val="19"/>
         </w:rPr>
-        <w:t>Figure 2 — Matrice des permissions</w:t>
-      </w:r>
-      <w:r>
-        <w:br w:type="page"/>
-      </w:r>
-    </w:p>
-    <w:p>
-      <w:pPr>
-        <w:pStyle w:val="Heading1"/>
-        <w:pBdr>
-          <w:bottom w:val="single" w:sz="8" w:space="4" w:color="F8931D"/>
-        </w:pBdr>
-        <w:spacing w:before="0" w:after="200"/>
-        <w:rPr/>
-      </w:pPr>
-      <w:bookmarkStart w:id="2" w:name="__RefHeading___Toc163921_2904896170"/>
-      <w:bookmarkEnd w:id="2"/>
-      <w:r>
-        <w:rPr>
-          <w:rFonts w:eastAsia="Times New Roman" w:cs="Times New Roman"/>
-          <w:b/>
-          <w:bCs/>
-          <w:color w:val="E07B00"/>
-          <w:sz w:val="34"/>
-          <w:szCs w:val="34"/>
-        </w:rPr>
-        <w:t>3. Configuration</w:t>
-      </w:r>
-    </w:p>
-    <w:p>
-      <w:pPr>
-        <w:pStyle w:val="Normal"/>
-        <w:spacing w:lineRule="auto" w:line="276" w:before="0" w:after="120"/>
-        <w:jc w:val="both"/>
-        <w:rPr/>
-      </w:pPr>
-      <w:r>
-        <w:rPr>
-          <w:rFonts w:eastAsia="Times New Roman" w:cs="Times New Roman"/>
-          <w:color w:val="58595B"/>
-          <w:sz w:val="24"/>
-          <w:szCs w:val="24"/>
-        </w:rPr>
-        <w:t>La configuration fixe l’offre, les options, les normes de conformité, les quotas et la règle de justification. Un champ gouverné demande une justification lorsqu’il change.</w:t>
+        <w:t>Figure 2 — Changer le mot de passe (menu du profil)</w:t>
       </w:r>
     </w:p>
     <w:p>
@@ -1729,7 +1841,7 @@
           <w:sz w:val="23"/>
           <w:szCs w:val="23"/>
         </w:rPr>
-        <w:t>Activer une norme de conformité</w:t>
+        <w:t>Ajuster une permission</w:t>
       </w:r>
     </w:p>
     <w:p>
@@ -1737,7 +1849,7 @@
         <w:pStyle w:val="ListParagraph"/>
         <w:numPr>
           <w:ilvl w:val="0"/>
-          <w:numId w:val="22"/>
+          <w:numId w:val="26"/>
         </w:numPr>
         <w:spacing w:lineRule="auto" w:line="276" w:before="0" w:after="60"/>
         <w:rPr/>
@@ -1749,7 +1861,7 @@
           <w:sz w:val="24"/>
           <w:szCs w:val="24"/>
         </w:rPr>
-        <w:t>Ouvrez Administration › Configuration, section Normes de conformité.</w:t>
+        <w:t>Ouvrez Administration › Permissions. Les lignes sont les permissions, les colonnes les rôles.</w:t>
       </w:r>
     </w:p>
     <w:p>
@@ -1757,7 +1869,7 @@
         <w:pStyle w:val="ListParagraph"/>
         <w:numPr>
           <w:ilvl w:val="0"/>
-          <w:numId w:val="4"/>
+          <w:numId w:val="5"/>
         </w:numPr>
         <w:spacing w:lineRule="auto" w:line="276" w:before="0" w:after="60"/>
         <w:rPr/>
@@ -1769,7 +1881,27 @@
           <w:sz w:val="24"/>
           <w:szCs w:val="24"/>
         </w:rPr>
-        <w:t>Cochez ISO 21001 et cliquez sur Enregistrer.</w:t>
+        <w:t>Cochez documents.approve pour le rôle Responsable qualité.</w:t>
+      </w:r>
+    </w:p>
+    <w:p>
+      <w:pPr>
+        <w:pStyle w:val="ListParagraph"/>
+        <w:numPr>
+          <w:ilvl w:val="0"/>
+          <w:numId w:val="5"/>
+        </w:numPr>
+        <w:spacing w:lineRule="auto" w:line="276" w:before="0" w:after="60"/>
+        <w:rPr/>
+      </w:pPr>
+      <w:r>
+        <w:rPr>
+          <w:rFonts w:eastAsia="Times New Roman" w:cs="Times New Roman"/>
+          <w:color w:val="58595B"/>
+          <w:sz w:val="24"/>
+          <w:szCs w:val="24"/>
+        </w:rPr>
+        <w:t>Saisissez la justification et confirmez. Le changement figure au journal d’audit.</w:t>
       </w:r>
     </w:p>
     <w:p>
@@ -1797,27 +1929,7 @@
           <w:sz w:val="21"/>
           <w:szCs w:val="21"/>
         </w:rPr>
-        <w:t>Justification — Audit de certification prévu en mars 2027.</w:t>
-      </w:r>
-    </w:p>
-    <w:p>
-      <w:pPr>
-        <w:pStyle w:val="ListParagraph"/>
-        <w:numPr>
-          <w:ilvl w:val="0"/>
-          <w:numId w:val="4"/>
-        </w:numPr>
-        <w:spacing w:lineRule="auto" w:line="276" w:before="0" w:after="60"/>
-        <w:rPr/>
-      </w:pPr>
-      <w:r>
-        <w:rPr>
-          <w:rFonts w:eastAsia="Times New Roman" w:cs="Times New Roman"/>
-          <w:color w:val="58595B"/>
-          <w:sz w:val="24"/>
-          <w:szCs w:val="24"/>
-        </w:rPr>
-        <w:t>Ouvrez Rapports › Liste maîtresse › Exigé par les normes : ISO 21001 liste désormais ses informations documentées.</w:t>
+        <w:t>Le responsable qualité approuve les procédures à partir de 2026.</w:t>
       </w:r>
     </w:p>
     <w:p>
@@ -1834,7 +1946,7 @@
           <wp:inline distT="0" distB="0" distL="0" distR="0">
             <wp:extent cx="5905500" cy="3695700"/>
             <wp:effectExtent l="0" t="0" r="0" b="0"/>
-            <wp:docPr id="3" name="a_config.png" descr="Figure 3 — Configuration de l’organisation&#10;Figure 3 — Configuration de l’organisation"/>
+            <wp:docPr id="3" name="a_perm.png" descr="Figure 3 — Matrice des permissions&#10;Figure 3 — Matrice des permissions"/>
             <wp:cNvGraphicFramePr>
               <a:graphicFrameLocks xmlns:a="http://schemas.openxmlformats.org/drawingml/2006/main" noChangeAspect="1"/>
             </wp:cNvGraphicFramePr>
@@ -1842,7 +1954,7 @@
               <a:graphicData uri="http://schemas.openxmlformats.org/drawingml/2006/picture">
                 <pic:pic xmlns:pic="http://schemas.openxmlformats.org/drawingml/2006/picture">
                   <pic:nvPicPr>
-                    <pic:cNvPr id="3" name="a_config.png" descr="Figure 3 — Configuration de l’organisation&#10;Figure 3 — Configuration de l’organisation"/>
+                    <pic:cNvPr id="3" name="a_perm.png" descr="Figure 3 — Matrice des permissions&#10;Figure 3 — Matrice des permissions"/>
                     <pic:cNvPicPr>
                       <a:picLocks noChangeAspect="1" noChangeArrowheads="1"/>
                     </pic:cNvPicPr>
@@ -1885,7 +1997,50 @@
           <w:sz w:val="19"/>
           <w:szCs w:val="19"/>
         </w:rPr>
-        <w:t>Figure 3 — Configuration de l’organisation</w:t>
+        <w:t>Figure 3 — Matrice des permissions</w:t>
+      </w:r>
+      <w:r>
+        <w:br w:type="page"/>
+      </w:r>
+    </w:p>
+    <w:p>
+      <w:pPr>
+        <w:pStyle w:val="Heading1"/>
+        <w:pBdr>
+          <w:bottom w:val="single" w:sz="8" w:space="4" w:color="F8931D"/>
+        </w:pBdr>
+        <w:spacing w:before="0" w:after="200"/>
+        <w:rPr/>
+      </w:pPr>
+      <w:bookmarkStart w:id="2" w:name="__RefHeading___Toc1009_2313161461"/>
+      <w:bookmarkEnd w:id="2"/>
+      <w:r>
+        <w:rPr>
+          <w:rFonts w:eastAsia="Times New Roman" w:cs="Times New Roman"/>
+          <w:b/>
+          <w:bCs/>
+          <w:color w:val="E07B00"/>
+          <w:sz w:val="34"/>
+          <w:szCs w:val="34"/>
+        </w:rPr>
+        <w:t>3. Configuration</w:t>
+      </w:r>
+    </w:p>
+    <w:p>
+      <w:pPr>
+        <w:pStyle w:val="Normal"/>
+        <w:spacing w:lineRule="auto" w:line="276" w:before="0" w:after="120"/>
+        <w:jc w:val="both"/>
+        <w:rPr/>
+      </w:pPr>
+      <w:r>
+        <w:rPr>
+          <w:rFonts w:eastAsia="Times New Roman" w:cs="Times New Roman"/>
+          <w:color w:val="58595B"/>
+          <w:sz w:val="24"/>
+          <w:szCs w:val="24"/>
+        </w:rPr>
+        <w:t>La configuration fixe l’offre, les options, les normes de conformité, les quotas et la règle de justification. Un champ gouverné demande une justification lorsqu’il change.</w:t>
       </w:r>
     </w:p>
     <w:p>
@@ -1904,7 +2059,7 @@
           <w:sz w:val="23"/>
           <w:szCs w:val="23"/>
         </w:rPr>
-        <w:t>Connecter les canaux e-mail et WhatsApp</w:t>
+        <w:t>Activer une norme de conformité</w:t>
       </w:r>
     </w:p>
     <w:p>
@@ -1912,7 +2067,7 @@
         <w:pStyle w:val="ListParagraph"/>
         <w:numPr>
           <w:ilvl w:val="0"/>
-          <w:numId w:val="23"/>
+          <w:numId w:val="27"/>
         </w:numPr>
         <w:spacing w:lineRule="auto" w:line="276" w:before="0" w:after="60"/>
         <w:rPr/>
@@ -1924,7 +2079,7 @@
           <w:sz w:val="24"/>
           <w:szCs w:val="24"/>
         </w:rPr>
-        <w:t>Ouvrez Administration › Canaux.</w:t>
+        <w:t>Ouvrez Administration › Configuration, section Normes de conformité.</w:t>
       </w:r>
     </w:p>
     <w:p>
@@ -1932,7 +2087,7 @@
         <w:pStyle w:val="ListParagraph"/>
         <w:numPr>
           <w:ilvl w:val="0"/>
-          <w:numId w:val="5"/>
+          <w:numId w:val="6"/>
         </w:numPr>
         <w:spacing w:lineRule="auto" w:line="276" w:before="0" w:after="60"/>
         <w:rPr/>
@@ -1944,7 +2099,7 @@
           <w:sz w:val="24"/>
           <w:szCs w:val="24"/>
         </w:rPr>
-        <w:t>Dans E-mail, renseignez le compte SMTP.</w:t>
+        <w:t>Cochez ISO 21001 et cliquez sur Enregistrer.</w:t>
       </w:r>
     </w:p>
     <w:p>
@@ -1972,7 +2127,7 @@
           <w:sz w:val="21"/>
           <w:szCs w:val="21"/>
         </w:rPr>
-        <w:t>Hôte — smtp.maghrebhospitalsgr.ma ; Port — 587 ; Utilisateur — formation@maghrebhospitalsgr.ma ; Expéditeur — CortexSkills Formation</w:t>
+        <w:t>Justification — Audit de certification prévu en mars 2027.</w:t>
       </w:r>
     </w:p>
     <w:p>
@@ -1980,7 +2135,7 @@
         <w:pStyle w:val="ListParagraph"/>
         <w:numPr>
           <w:ilvl w:val="0"/>
-          <w:numId w:val="5"/>
+          <w:numId w:val="6"/>
         </w:numPr>
         <w:spacing w:lineRule="auto" w:line="276" w:before="0" w:after="60"/>
         <w:rPr/>
@@ -1992,27 +2147,7 @@
           <w:sz w:val="24"/>
           <w:szCs w:val="24"/>
         </w:rPr>
-        <w:t>Dans WhatsApp, collez l’identifiant du numéro et le jeton d’accès du compte WhatsApp Business.</w:t>
-      </w:r>
-    </w:p>
-    <w:p>
-      <w:pPr>
-        <w:pStyle w:val="ListParagraph"/>
-        <w:numPr>
-          <w:ilvl w:val="0"/>
-          <w:numId w:val="5"/>
-        </w:numPr>
-        <w:spacing w:lineRule="auto" w:line="276" w:before="0" w:after="60"/>
-        <w:rPr/>
-      </w:pPr>
-      <w:r>
-        <w:rPr>
-          <w:rFonts w:eastAsia="Times New Roman" w:cs="Times New Roman"/>
-          <w:color w:val="58595B"/>
-          <w:sz w:val="24"/>
-          <w:szCs w:val="24"/>
-        </w:rPr>
-        <w:t>Cliquez sur Envoyer un test. Sans identifiants, les messages restent en bac à sable et sont listés comme simulés.</w:t>
+        <w:t>Ouvrez Rapports › Liste maîtresse › Exigé par les normes : ISO 21001 liste désormais ses informations documentées.</w:t>
       </w:r>
     </w:p>
     <w:p>
@@ -2029,7 +2164,7 @@
           <wp:inline distT="0" distB="0" distL="0" distR="0">
             <wp:extent cx="5905500" cy="3695700"/>
             <wp:effectExtent l="0" t="0" r="0" b="0"/>
-            <wp:docPr id="4" name="a_channels.png" descr="Figure 4 — Canaux&#10;Figure 4 — Canaux"/>
+            <wp:docPr id="4" name="a_config.png" descr="Figure 4 — Configuration de l’organisation&#10;Figure 4 — Configuration de l’organisation"/>
             <wp:cNvGraphicFramePr>
               <a:graphicFrameLocks xmlns:a="http://schemas.openxmlformats.org/drawingml/2006/main" noChangeAspect="1"/>
             </wp:cNvGraphicFramePr>
@@ -2037,7 +2172,7 @@
               <a:graphicData uri="http://schemas.openxmlformats.org/drawingml/2006/picture">
                 <pic:pic xmlns:pic="http://schemas.openxmlformats.org/drawingml/2006/picture">
                   <pic:nvPicPr>
-                    <pic:cNvPr id="4" name="a_channels.png" descr="Figure 4 — Canaux&#10;Figure 4 — Canaux"/>
+                    <pic:cNvPr id="4" name="a_config.png" descr="Figure 4 — Configuration de l’organisation&#10;Figure 4 — Configuration de l’organisation"/>
                     <pic:cNvPicPr>
                       <a:picLocks noChangeAspect="1" noChangeArrowheads="1"/>
                     </pic:cNvPicPr>
@@ -2080,50 +2215,7 @@
           <w:sz w:val="19"/>
           <w:szCs w:val="19"/>
         </w:rPr>
-        <w:t>Figure 4 — Canaux</w:t>
-      </w:r>
-      <w:r>
-        <w:br w:type="page"/>
-      </w:r>
-    </w:p>
-    <w:p>
-      <w:pPr>
-        <w:pStyle w:val="Heading1"/>
-        <w:pBdr>
-          <w:bottom w:val="single" w:sz="8" w:space="4" w:color="F8931D"/>
-        </w:pBdr>
-        <w:spacing w:before="0" w:after="200"/>
-        <w:rPr/>
-      </w:pPr>
-      <w:bookmarkStart w:id="3" w:name="__RefHeading___Toc163923_2904896170"/>
-      <w:bookmarkEnd w:id="3"/>
-      <w:r>
-        <w:rPr>
-          <w:rFonts w:eastAsia="Times New Roman" w:cs="Times New Roman"/>
-          <w:b/>
-          <w:bCs/>
-          <w:color w:val="E07B00"/>
-          <w:sz w:val="34"/>
-          <w:szCs w:val="34"/>
-        </w:rPr>
-        <w:t>4. Conception des processus</w:t>
-      </w:r>
-    </w:p>
-    <w:p>
-      <w:pPr>
-        <w:pStyle w:val="Normal"/>
-        <w:spacing w:lineRule="auto" w:line="276" w:before="0" w:after="120"/>
-        <w:jc w:val="both"/>
-        <w:rPr/>
-      </w:pPr>
-      <w:r>
-        <w:rPr>
-          <w:rFonts w:eastAsia="Times New Roman" w:cs="Times New Roman"/>
-          <w:color w:val="58595B"/>
-          <w:sz w:val="24"/>
-          <w:szCs w:val="24"/>
-        </w:rPr>
-        <w:t>La conception de référence (33 processus de bout en bout, 54 macro-processus, leurs tâches et étapes) est en lecture seule. Votre organisation modifie sa copie : la première modification d’un élément le copie. Chaque modification crée une version ; une version de conception fige la conception pour les projets.</w:t>
+        <w:t>Figure 4 — Configuration de l’organisation</w:t>
       </w:r>
     </w:p>
     <w:p>
@@ -2142,7 +2234,7 @@
           <w:sz w:val="23"/>
           <w:szCs w:val="23"/>
         </w:rPr>
-        <w:t>Renommer une étape</w:t>
+        <w:t>Changer d’offre, ajouter une option, renouveler la licence</w:t>
       </w:r>
     </w:p>
     <w:p>
@@ -2150,7 +2242,7 @@
         <w:pStyle w:val="ListParagraph"/>
         <w:numPr>
           <w:ilvl w:val="0"/>
-          <w:numId w:val="24"/>
+          <w:numId w:val="28"/>
         </w:numPr>
         <w:spacing w:lineRule="auto" w:line="276" w:before="0" w:after="60"/>
         <w:rPr/>
@@ -2162,7 +2254,7 @@
           <w:sz w:val="24"/>
           <w:szCs w:val="24"/>
         </w:rPr>
-        <w:t>Ouvrez Conception des processus. Dans l’arborescence, choisissez Par macro-processus, ouvrez MP-01 et sa première tâche, puis cliquez sur l’étape MP-01.1.</w:t>
+        <w:t>Ouvrez Administration › Configuration et licence. Les tuiles indiquent l’offre, les modules, le niveau d’IA et l’état de la licence.</w:t>
       </w:r>
     </w:p>
     <w:p>
@@ -2170,7 +2262,7 @@
         <w:pStyle w:val="ListParagraph"/>
         <w:numPr>
           <w:ilvl w:val="0"/>
-          <w:numId w:val="6"/>
+          <w:numId w:val="7"/>
         </w:numPr>
         <w:spacing w:lineRule="auto" w:line="276" w:before="0" w:after="60"/>
         <w:rPr/>
@@ -2182,7 +2274,7 @@
           <w:sz w:val="24"/>
           <w:szCs w:val="24"/>
         </w:rPr>
-        <w:t>Dans Détails, modifiez le nom dans chaque langue.</w:t>
+        <w:t>Offre : dans Packs, cliquez sur Changer sur la nouvelle offre, lisez le prorata et saisissez la justification.</w:t>
       </w:r>
     </w:p>
     <w:p>
@@ -2210,18 +2302,7 @@
           <w:sz w:val="21"/>
           <w:szCs w:val="21"/>
         </w:rPr>
-        <w:t xml:space="preserve">EN — Record the corporate strategic objectives ; FR — Enregistrer les objectifs stratégiques de l’entreprise ; AR — </w:t>
-      </w:r>
-      <w:r>
-        <w:rPr>
-          <w:rFonts w:ascii="Times New Roman" w:hAnsi="Times New Roman" w:eastAsia="Times New Roman"/>
-          <w:color w:val="58595B"/>
-          <w:sz w:val="21"/>
-          <w:sz w:val="21"/>
-          <w:szCs w:val="21"/>
-          <w:rtl w:val="true"/>
-        </w:rPr>
-        <w:t>تسجيل الأهداف الاستراتيجية للمؤسسة</w:t>
+        <w:t>Justification — Bon de commande BC-2026-118 : passage à la suite complète.</w:t>
       </w:r>
     </w:p>
     <w:p>
@@ -2229,7 +2310,7 @@
         <w:pStyle w:val="ListParagraph"/>
         <w:numPr>
           <w:ilvl w:val="0"/>
-          <w:numId w:val="6"/>
+          <w:numId w:val="7"/>
         </w:numPr>
         <w:spacing w:lineRule="auto" w:line="276" w:before="0" w:after="60"/>
         <w:rPr/>
@@ -2241,7 +2322,7 @@
           <w:sz w:val="24"/>
           <w:szCs w:val="24"/>
         </w:rPr>
-        <w:t>Quittez le champ. Les règles de nommage sont vérifiées : verbe en tête, pas de mot générique, pas d’abréviation non expliquée, pas de doublon.</w:t>
+        <w:t>Option : cochez sa case dans Add-ons. Les données d’une option désactivée sont conservées.</w:t>
       </w:r>
     </w:p>
     <w:p>
@@ -2249,7 +2330,7 @@
         <w:pStyle w:val="ListParagraph"/>
         <w:numPr>
           <w:ilvl w:val="0"/>
-          <w:numId w:val="6"/>
+          <w:numId w:val="7"/>
         </w:numPr>
         <w:spacing w:lineRule="auto" w:line="276" w:before="0" w:after="60"/>
         <w:rPr/>
@@ -2261,7 +2342,66 @@
           <w:sz w:val="24"/>
           <w:szCs w:val="24"/>
         </w:rPr>
-        <w:t>Saisissez la note de modification et cliquez sur Enregistrer.</w:t>
+        <w:t>Licence : cliquez sur Téléverser la licence dans la carte Licence et choisissez le fichier .lic reçu de l’éditeur. Le serveur vérifie la signature de l’éditeur et l’identifiant d’organisation avant de l’accepter.</w:t>
+      </w:r>
+    </w:p>
+    <w:p>
+      <w:pPr>
+        <w:pStyle w:val="Normal"/>
+        <w:keepNext w:val="true"/>
+        <w:spacing w:before="160" w:after="60"/>
+        <w:rPr/>
+      </w:pPr>
+      <w:r>
+        <w:rPr>
+          <w:rFonts w:eastAsia="Times New Roman" w:cs="Times New Roman"/>
+          <w:b/>
+          <w:bCs/>
+          <w:color w:val="3A3A3C"/>
+          <w:sz w:val="23"/>
+          <w:szCs w:val="23"/>
+        </w:rPr>
+        <w:t>Connecter les canaux e-mail et WhatsApp</w:t>
+      </w:r>
+    </w:p>
+    <w:p>
+      <w:pPr>
+        <w:pStyle w:val="ListParagraph"/>
+        <w:numPr>
+          <w:ilvl w:val="0"/>
+          <w:numId w:val="29"/>
+        </w:numPr>
+        <w:spacing w:lineRule="auto" w:line="276" w:before="0" w:after="60"/>
+        <w:rPr/>
+      </w:pPr>
+      <w:r>
+        <w:rPr>
+          <w:rFonts w:eastAsia="Times New Roman" w:cs="Times New Roman"/>
+          <w:color w:val="58595B"/>
+          <w:sz w:val="24"/>
+          <w:szCs w:val="24"/>
+        </w:rPr>
+        <w:t>Ouvrez Administration › Canaux.</w:t>
+      </w:r>
+    </w:p>
+    <w:p>
+      <w:pPr>
+        <w:pStyle w:val="ListParagraph"/>
+        <w:numPr>
+          <w:ilvl w:val="0"/>
+          <w:numId w:val="8"/>
+        </w:numPr>
+        <w:spacing w:lineRule="auto" w:line="276" w:before="0" w:after="60"/>
+        <w:rPr/>
+      </w:pPr>
+      <w:r>
+        <w:rPr>
+          <w:rFonts w:eastAsia="Times New Roman" w:cs="Times New Roman"/>
+          <w:color w:val="58595B"/>
+          <w:sz w:val="24"/>
+          <w:szCs w:val="24"/>
+        </w:rPr>
+        <w:t>Dans E-mail, renseignez le compte SMTP.</w:t>
       </w:r>
     </w:p>
     <w:p>
@@ -2289,7 +2429,47 @@
           <w:sz w:val="21"/>
           <w:szCs w:val="21"/>
         </w:rPr>
-        <w:t>Objet plus clair pour l’équipe stratégie.</w:t>
+        <w:t>Hôte — smtp.maghrebhospitalsgr.ma ; Port — 587 ; Utilisateur — formation@maghrebhospitalsgr.ma ; Expéditeur — CortexSkills Formation</w:t>
+      </w:r>
+    </w:p>
+    <w:p>
+      <w:pPr>
+        <w:pStyle w:val="ListParagraph"/>
+        <w:numPr>
+          <w:ilvl w:val="0"/>
+          <w:numId w:val="8"/>
+        </w:numPr>
+        <w:spacing w:lineRule="auto" w:line="276" w:before="0" w:after="60"/>
+        <w:rPr/>
+      </w:pPr>
+      <w:r>
+        <w:rPr>
+          <w:rFonts w:eastAsia="Times New Roman" w:cs="Times New Roman"/>
+          <w:color w:val="58595B"/>
+          <w:sz w:val="24"/>
+          <w:szCs w:val="24"/>
+        </w:rPr>
+        <w:t>Dans WhatsApp, collez l’identifiant du numéro et le jeton d’accès du compte WhatsApp Business.</w:t>
+      </w:r>
+    </w:p>
+    <w:p>
+      <w:pPr>
+        <w:pStyle w:val="ListParagraph"/>
+        <w:numPr>
+          <w:ilvl w:val="0"/>
+          <w:numId w:val="8"/>
+        </w:numPr>
+        <w:spacing w:lineRule="auto" w:line="276" w:before="0" w:after="60"/>
+        <w:rPr/>
+      </w:pPr>
+      <w:r>
+        <w:rPr>
+          <w:rFonts w:eastAsia="Times New Roman" w:cs="Times New Roman"/>
+          <w:color w:val="58595B"/>
+          <w:sz w:val="24"/>
+          <w:szCs w:val="24"/>
+        </w:rPr>
+        <w:t>Cliquez sur Envoyer un test. Sans identifiants, les messages restent en bac à sable et sont listés comme simulés.</w:t>
       </w:r>
     </w:p>
     <w:p>
@@ -2306,7 +2486,7 @@
           <wp:inline distT="0" distB="0" distL="0" distR="0">
             <wp:extent cx="5905500" cy="3695700"/>
             <wp:effectExtent l="0" t="0" r="0" b="0"/>
-            <wp:docPr id="5" name="a_design.png" descr="Figure 5 — Conception des processus : arborescence et formulaire de l’élément&#10;Figure 5 — Conception des processus : arborescence et formulaire de l’élément"/>
+            <wp:docPr id="5" name="a_channels.png" descr="Figure 5 — Canaux&#10;Figure 5 — Canaux"/>
             <wp:cNvGraphicFramePr>
               <a:graphicFrameLocks xmlns:a="http://schemas.openxmlformats.org/drawingml/2006/main" noChangeAspect="1"/>
             </wp:cNvGraphicFramePr>
@@ -2314,7 +2494,7 @@
               <a:graphicData uri="http://schemas.openxmlformats.org/drawingml/2006/picture">
                 <pic:pic xmlns:pic="http://schemas.openxmlformats.org/drawingml/2006/picture">
                   <pic:nvPicPr>
-                    <pic:cNvPr id="5" name="a_design.png" descr="Figure 5 — Conception des processus : arborescence et formulaire de l’élément&#10;Figure 5 — Conception des processus : arborescence et formulaire de l’élément"/>
+                    <pic:cNvPr id="5" name="a_channels.png" descr="Figure 5 — Canaux&#10;Figure 5 — Canaux"/>
                     <pic:cNvPicPr>
                       <a:picLocks noChangeAspect="1" noChangeArrowheads="1"/>
                     </pic:cNvPicPr>
@@ -2357,7 +2537,50 @@
           <w:sz w:val="19"/>
           <w:szCs w:val="19"/>
         </w:rPr>
-        <w:t>Figure 5 — Conception des processus : arborescence et formulaire de l’élément</w:t>
+        <w:t>Figure 5 — Canaux</w:t>
+      </w:r>
+      <w:r>
+        <w:br w:type="page"/>
+      </w:r>
+    </w:p>
+    <w:p>
+      <w:pPr>
+        <w:pStyle w:val="Heading1"/>
+        <w:pBdr>
+          <w:bottom w:val="single" w:sz="8" w:space="4" w:color="F8931D"/>
+        </w:pBdr>
+        <w:spacing w:before="0" w:after="200"/>
+        <w:rPr/>
+      </w:pPr>
+      <w:bookmarkStart w:id="3" w:name="__RefHeading___Toc1011_2313161461"/>
+      <w:bookmarkEnd w:id="3"/>
+      <w:r>
+        <w:rPr>
+          <w:rFonts w:eastAsia="Times New Roman" w:cs="Times New Roman"/>
+          <w:b/>
+          <w:bCs/>
+          <w:color w:val="E07B00"/>
+          <w:sz w:val="34"/>
+          <w:szCs w:val="34"/>
+        </w:rPr>
+        <w:t>4. Conception des processus</w:t>
+      </w:r>
+    </w:p>
+    <w:p>
+      <w:pPr>
+        <w:pStyle w:val="Normal"/>
+        <w:spacing w:lineRule="auto" w:line="276" w:before="0" w:after="120"/>
+        <w:jc w:val="both"/>
+        <w:rPr/>
+      </w:pPr>
+      <w:r>
+        <w:rPr>
+          <w:rFonts w:eastAsia="Times New Roman" w:cs="Times New Roman"/>
+          <w:color w:val="58595B"/>
+          <w:sz w:val="24"/>
+          <w:szCs w:val="24"/>
+        </w:rPr>
+        <w:t>La conception de référence (33 processus de bout en bout, 54 macro-processus, leurs tâches et étapes) est en lecture seule. Votre organisation modifie sa copie : la première modification d’un élément le copie. Chaque modification crée une version ; une version de conception fige la conception pour les projets.</w:t>
       </w:r>
     </w:p>
     <w:p>
@@ -2376,7 +2599,7 @@
           <w:sz w:val="23"/>
           <w:szCs w:val="23"/>
         </w:rPr>
-        <w:t>Comparer et restaurer une version</w:t>
+        <w:t>Renommer une étape</w:t>
       </w:r>
     </w:p>
     <w:p>
@@ -2384,7 +2607,7 @@
         <w:pStyle w:val="ListParagraph"/>
         <w:numPr>
           <w:ilvl w:val="0"/>
-          <w:numId w:val="25"/>
+          <w:numId w:val="30"/>
         </w:numPr>
         <w:spacing w:lineRule="auto" w:line="276" w:before="0" w:after="60"/>
         <w:rPr/>
@@ -2396,7 +2619,7 @@
           <w:sz w:val="24"/>
           <w:szCs w:val="24"/>
         </w:rPr>
-        <w:t>Ouvrez l’onglet Versions de l’élément. Cochez v0 (référence) et la dernière version, puis cliquez sur Comparer.</w:t>
+        <w:t>Ouvrez Conception des processus. Dans l’arborescence, choisissez Par macro-processus, ouvrez MP-01 et sa première tâche, puis cliquez sur l’étape MP-01.1.</w:t>
       </w:r>
     </w:p>
     <w:p>
@@ -2404,7 +2627,7 @@
         <w:pStyle w:val="ListParagraph"/>
         <w:numPr>
           <w:ilvl w:val="0"/>
-          <w:numId w:val="7"/>
+          <w:numId w:val="9"/>
         </w:numPr>
         <w:spacing w:lineRule="auto" w:line="276" w:before="0" w:after="60"/>
         <w:rPr/>
@@ -2416,7 +2639,7 @@
           <w:sz w:val="24"/>
           <w:szCs w:val="24"/>
         </w:rPr>
-        <w:t>Cliquez sur Restaurer sur la version à rétablir, et indiquez pourquoi.</w:t>
+        <w:t>Dans Détails, modifiez le nom dans chaque langue.</w:t>
       </w:r>
     </w:p>
     <w:p>
@@ -2444,26 +2667,18 @@
           <w:sz w:val="21"/>
           <w:szCs w:val="21"/>
         </w:rPr>
-        <w:t>Retour à la formulation de référence après le comité de pilotage.</w:t>
-      </w:r>
-    </w:p>
-    <w:p>
-      <w:pPr>
-        <w:pStyle w:val="Normal"/>
-        <w:keepNext w:val="true"/>
-        <w:spacing w:before="160" w:after="60"/>
-        <w:rPr/>
-      </w:pPr>
-      <w:r>
-        <w:rPr>
-          <w:rFonts w:eastAsia="Times New Roman" w:cs="Times New Roman"/>
-          <w:b/>
-          <w:bCs/>
-          <w:color w:val="3A3A3C"/>
-          <w:sz w:val="23"/>
-          <w:szCs w:val="23"/>
-        </w:rPr>
-        <w:t>Publier une version de conception (deux personnes)</w:t>
+        <w:t xml:space="preserve">EN — Record the corporate strategic objectives ; FR — Enregistrer les objectifs stratégiques de l’entreprise ; AR — </w:t>
+      </w:r>
+      <w:r>
+        <w:rPr>
+          <w:rFonts w:ascii="Times New Roman" w:hAnsi="Times New Roman" w:eastAsia="Times New Roman"/>
+          <w:color w:val="58595B"/>
+          <w:sz w:val="21"/>
+          <w:sz w:val="21"/>
+          <w:szCs w:val="21"/>
+          <w:rtl w:val="true"/>
+        </w:rPr>
+        <w:t>تسجيل الأهداف الاستراتيجية للمؤسسة</w:t>
       </w:r>
     </w:p>
     <w:p>
@@ -2471,7 +2686,7 @@
         <w:pStyle w:val="ListParagraph"/>
         <w:numPr>
           <w:ilvl w:val="0"/>
-          <w:numId w:val="26"/>
+          <w:numId w:val="9"/>
         </w:numPr>
         <w:spacing w:lineRule="auto" w:line="276" w:before="0" w:after="60"/>
         <w:rPr/>
@@ -2483,7 +2698,27 @@
           <w:sz w:val="24"/>
           <w:szCs w:val="24"/>
         </w:rPr>
-        <w:t>Ouvrez l’onglet Versions de conception et cliquez sur Nouvelle version.</w:t>
+        <w:t>Quittez le champ. Les règles de nommage sont vérifiées : verbe en tête, pas de mot générique, pas d’abréviation non expliquée, pas de doublon.</w:t>
+      </w:r>
+    </w:p>
+    <w:p>
+      <w:pPr>
+        <w:pStyle w:val="ListParagraph"/>
+        <w:numPr>
+          <w:ilvl w:val="0"/>
+          <w:numId w:val="9"/>
+        </w:numPr>
+        <w:spacing w:lineRule="auto" w:line="276" w:before="0" w:after="60"/>
+        <w:rPr/>
+      </w:pPr>
+      <w:r>
+        <w:rPr>
+          <w:rFonts w:eastAsia="Times New Roman" w:cs="Times New Roman"/>
+          <w:color w:val="58595B"/>
+          <w:sz w:val="24"/>
+          <w:szCs w:val="24"/>
+        </w:rPr>
+        <w:t>Saisissez la note de modification et cliquez sur Enregistrer.</w:t>
       </w:r>
     </w:p>
     <w:p>
@@ -2511,95 +2746,7 @@
           <w:sz w:val="21"/>
           <w:szCs w:val="21"/>
         </w:rPr>
-        <w:t>Nom — Conception 2027 ; Note — Après l’audit interne.</w:t>
-      </w:r>
-    </w:p>
-    <w:p>
-      <w:pPr>
-        <w:pStyle w:val="ListParagraph"/>
-        <w:numPr>
-          <w:ilvl w:val="0"/>
-          <w:numId w:val="8"/>
-        </w:numPr>
-        <w:spacing w:lineRule="auto" w:line="276" w:before="0" w:after="60"/>
-        <w:rPr/>
-      </w:pPr>
-      <w:r>
-        <w:rPr>
-          <w:rFonts w:eastAsia="Times New Roman" w:cs="Times New Roman"/>
-          <w:color w:val="58595B"/>
-          <w:sz w:val="24"/>
-          <w:szCs w:val="24"/>
-        </w:rPr>
-        <w:t>Cliquez sur Soumettre.</w:t>
-      </w:r>
-    </w:p>
-    <w:p>
-      <w:pPr>
-        <w:pStyle w:val="ListParagraph"/>
-        <w:numPr>
-          <w:ilvl w:val="0"/>
-          <w:numId w:val="8"/>
-        </w:numPr>
-        <w:spacing w:lineRule="auto" w:line="276" w:before="0" w:after="60"/>
-        <w:rPr/>
-      </w:pPr>
-      <w:r>
-        <w:rPr>
-          <w:rFonts w:eastAsia="Times New Roman" w:cs="Times New Roman"/>
-          <w:color w:val="58595B"/>
-          <w:sz w:val="24"/>
-          <w:szCs w:val="24"/>
-        </w:rPr>
-        <w:t>Connectez-vous en DRH, ouvrez la même version et cliquez sur Publier.</w:t>
-      </w:r>
-    </w:p>
-    <w:p>
-      <w:pPr>
-        <w:pStyle w:val="Normal"/>
-        <w:spacing w:before="0" w:after="60"/>
-        <w:ind w:left="700"/>
-        <w:rPr/>
-      </w:pPr>
-      <w:r>
-        <w:rPr>
-          <w:rFonts w:eastAsia="Times New Roman" w:cs="Times New Roman"/>
-          <w:b/>
-          <w:bCs/>
-          <w:color w:val="E07B00"/>
-          <w:sz w:val="21"/>
-          <w:szCs w:val="21"/>
-        </w:rPr>
-        <w:t xml:space="preserve">Saisir : </w:t>
-      </w:r>
-      <w:r>
-        <w:rPr>
-          <w:rFonts w:eastAsia="Times New Roman" w:cs="Times New Roman"/>
-          <w:color w:val="58595B"/>
-          <w:sz w:val="21"/>
-          <w:szCs w:val="21"/>
-        </w:rPr>
-        <w:t>Revue avec les propriétaires de processus.</w:t>
-      </w:r>
-    </w:p>
-    <w:p>
-      <w:pPr>
-        <w:pStyle w:val="ListParagraph"/>
-        <w:numPr>
-          <w:ilvl w:val="0"/>
-          <w:numId w:val="8"/>
-        </w:numPr>
-        <w:spacing w:lineRule="auto" w:line="276" w:before="0" w:after="60"/>
-        <w:rPr/>
-      </w:pPr>
-      <w:r>
-        <w:rPr>
-          <w:rFonts w:eastAsia="Times New Roman" w:cs="Times New Roman"/>
-          <w:color w:val="58595B"/>
-          <w:sz w:val="24"/>
-          <w:szCs w:val="24"/>
-        </w:rPr>
-        <w:t>Les nouveaux projets s’exécutent sur la version publiée. Pour déplacer un projet en cours, ouvrez le projet et utilisez Migrer la version : l’aperçu liste les enregistrements ouverts concernés.</w:t>
+        <w:t>Objet plus clair pour l’équipe stratégie.</w:t>
       </w:r>
     </w:p>
     <w:p>
@@ -2616,7 +2763,7 @@
           <wp:inline distT="0" distB="0" distL="0" distR="0">
             <wp:extent cx="5905500" cy="3695700"/>
             <wp:effectExtent l="0" t="0" r="0" b="0"/>
-            <wp:docPr id="6" name="a_releases.png" descr="Figure 6 — Versions de conception&#10;Figure 6 — Versions de conception"/>
+            <wp:docPr id="6" name="a_design.png" descr="Figure 6 — Conception des processus : arborescence et formulaire de l’élément&#10;Figure 6 — Conception des processus : arborescence et formulaire de l’élément"/>
             <wp:cNvGraphicFramePr>
               <a:graphicFrameLocks xmlns:a="http://schemas.openxmlformats.org/drawingml/2006/main" noChangeAspect="1"/>
             </wp:cNvGraphicFramePr>
@@ -2624,7 +2771,7 @@
               <a:graphicData uri="http://schemas.openxmlformats.org/drawingml/2006/picture">
                 <pic:pic xmlns:pic="http://schemas.openxmlformats.org/drawingml/2006/picture">
                   <pic:nvPicPr>
-                    <pic:cNvPr id="6" name="a_releases.png" descr="Figure 6 — Versions de conception&#10;Figure 6 — Versions de conception"/>
+                    <pic:cNvPr id="6" name="a_design.png" descr="Figure 6 — Conception des processus : arborescence et formulaire de l’élément&#10;Figure 6 — Conception des processus : arborescence et formulaire de l’élément"/>
                     <pic:cNvPicPr>
                       <a:picLocks noChangeAspect="1" noChangeArrowheads="1"/>
                     </pic:cNvPicPr>
@@ -2667,67 +2814,7 @@
           <w:sz w:val="19"/>
           <w:szCs w:val="19"/>
         </w:rPr>
-        <w:t>Figure 6 — Versions de conception</w:t>
-      </w:r>
-    </w:p>
-    <w:p>
-      <w:pPr>
-        <w:pStyle w:val="Normal"/>
-        <w:spacing w:lineRule="auto" w:line="276" w:before="0" w:after="120"/>
-        <w:jc w:val="both"/>
-        <w:rPr/>
-      </w:pPr>
-      <w:r>
-        <w:rPr>
-          <w:rFonts w:eastAsia="Times New Roman" w:cs="Times New Roman"/>
-          <w:color w:val="58595B"/>
-          <w:sz w:val="24"/>
-          <w:szCs w:val="24"/>
-        </w:rPr>
-        <w:t>Exporter JSON produit un fichier qu’une autre installation importe avec Importer ; Exporter Excel donne une feuille par niveau. L’onglet Évolutions de la référence liste les éléments copiés dont la référence a changé depuis.</w:t>
-      </w:r>
-      <w:r>
-        <w:br w:type="page"/>
-      </w:r>
-    </w:p>
-    <w:p>
-      <w:pPr>
-        <w:pStyle w:val="Heading1"/>
-        <w:pBdr>
-          <w:bottom w:val="single" w:sz="8" w:space="4" w:color="F8931D"/>
-        </w:pBdr>
-        <w:spacing w:before="0" w:after="200"/>
-        <w:rPr/>
-      </w:pPr>
-      <w:bookmarkStart w:id="4" w:name="__RefHeading___Toc163925_2904896170"/>
-      <w:bookmarkEnd w:id="4"/>
-      <w:r>
-        <w:rPr>
-          <w:rFonts w:eastAsia="Times New Roman" w:cs="Times New Roman"/>
-          <w:b/>
-          <w:bCs/>
-          <w:color w:val="E07B00"/>
-          <w:sz w:val="34"/>
-          <w:szCs w:val="34"/>
-        </w:rPr>
-        <w:t>5. Organisation (OBS) et RACSI</w:t>
-      </w:r>
-    </w:p>
-    <w:p>
-      <w:pPr>
-        <w:pStyle w:val="Normal"/>
-        <w:spacing w:lineRule="auto" w:line="276" w:before="0" w:after="120"/>
-        <w:jc w:val="both"/>
-        <w:rPr/>
-      </w:pPr>
-      <w:r>
-        <w:rPr>
-          <w:rFonts w:eastAsia="Times New Roman" w:cs="Times New Roman"/>
-          <w:color w:val="58595B"/>
-          <w:sz w:val="24"/>
-          <w:szCs w:val="24"/>
-        </w:rPr>
-        <w:t>Les fonctions regroupent les rôles ; un rôle a une mission et est tenu par des personnes, avec dates et affectation. Tenir un rôle OBS ne donne aucun droit d’accès. Quand une affectation se termine, le travail en cours attribué via le rôle passe au titulaire restant.</w:t>
+        <w:t>Figure 6 — Conception des processus : arborescence et formulaire de l’élément</w:t>
       </w:r>
     </w:p>
     <w:p>
@@ -2746,7 +2833,7 @@
           <w:sz w:val="23"/>
           <w:szCs w:val="23"/>
         </w:rPr>
-        <w:t>Créer un rôle et l’affecter</w:t>
+        <w:t>Comparer et restaurer une version</w:t>
       </w:r>
     </w:p>
     <w:p>
@@ -2754,7 +2841,7 @@
         <w:pStyle w:val="ListParagraph"/>
         <w:numPr>
           <w:ilvl w:val="0"/>
-          <w:numId w:val="27"/>
+          <w:numId w:val="31"/>
         </w:numPr>
         <w:spacing w:lineRule="auto" w:line="276" w:before="0" w:after="60"/>
         <w:rPr/>
@@ -2766,7 +2853,27 @@
           <w:sz w:val="24"/>
           <w:szCs w:val="24"/>
         </w:rPr>
-        <w:t>Ouvrez Gouvernance › Organisation (OBS), onglet Rôles, et cliquez sur Nouveau rôle.</w:t>
+        <w:t>Ouvrez l’onglet Versions de l’élément. Cochez v0 (référence) et la dernière version, puis cliquez sur Comparer.</w:t>
+      </w:r>
+    </w:p>
+    <w:p>
+      <w:pPr>
+        <w:pStyle w:val="ListParagraph"/>
+        <w:numPr>
+          <w:ilvl w:val="0"/>
+          <w:numId w:val="10"/>
+        </w:numPr>
+        <w:spacing w:lineRule="auto" w:line="276" w:before="0" w:after="60"/>
+        <w:rPr/>
+      </w:pPr>
+      <w:r>
+        <w:rPr>
+          <w:rFonts w:eastAsia="Times New Roman" w:cs="Times New Roman"/>
+          <w:color w:val="58595B"/>
+          <w:sz w:val="24"/>
+          <w:szCs w:val="24"/>
+        </w:rPr>
+        <w:t>Cliquez sur Restaurer sur la version à rétablir, et indiquez pourquoi.</w:t>
       </w:r>
     </w:p>
     <w:p>
@@ -2794,37 +2901,26 @@
           <w:sz w:val="21"/>
           <w:szCs w:val="21"/>
         </w:rPr>
-        <w:t xml:space="preserve">Code — OR-31 ; Rôle EN — Training coordinator ; FR — Coordinateur formation ; AR — </w:t>
-      </w:r>
-      <w:r>
-        <w:rPr>
-          <w:rFonts w:ascii="Times New Roman" w:hAnsi="Times New Roman" w:eastAsia="Times New Roman"/>
-          <w:color w:val="58595B"/>
-          <w:sz w:val="21"/>
-          <w:sz w:val="21"/>
-          <w:szCs w:val="21"/>
-          <w:rtl w:val="true"/>
-        </w:rPr>
-        <w:t>منسق التكوين</w:t>
-      </w:r>
-      <w:r>
-        <w:rPr>
-          <w:rFonts w:ascii="Times New Roman" w:hAnsi="Times New Roman" w:eastAsia="Times New Roman"/>
-          <w:color w:val="58595B"/>
-          <w:sz w:val="21"/>
-          <w:sz w:val="21"/>
-          <w:szCs w:val="21"/>
-        </w:rPr>
-        <w:t xml:space="preserve"> </w:t>
-      </w:r>
-      <w:r>
-        <w:rPr>
-          <w:rFonts w:eastAsia="Times New Roman" w:cs="Times New Roman"/>
-          <w:color w:val="58595B"/>
-          <w:sz w:val="21"/>
-          <w:szCs w:val="21"/>
-        </w:rPr>
-        <w:t>; Fonction — Ressources humaines ; Rattaché à — OR-02</w:t>
+        <w:t>Retour à la formulation de référence après le comité de pilotage.</w:t>
+      </w:r>
+    </w:p>
+    <w:p>
+      <w:pPr>
+        <w:pStyle w:val="Normal"/>
+        <w:keepNext w:val="true"/>
+        <w:spacing w:before="160" w:after="60"/>
+        <w:rPr/>
+      </w:pPr>
+      <w:r>
+        <w:rPr>
+          <w:rFonts w:eastAsia="Times New Roman" w:cs="Times New Roman"/>
+          <w:b/>
+          <w:bCs/>
+          <w:color w:val="3A3A3C"/>
+          <w:sz w:val="23"/>
+          <w:szCs w:val="23"/>
+        </w:rPr>
+        <w:t>Publier une version de conception (deux personnes)</w:t>
       </w:r>
     </w:p>
     <w:p>
@@ -2832,7 +2928,7 @@
         <w:pStyle w:val="ListParagraph"/>
         <w:numPr>
           <w:ilvl w:val="0"/>
-          <w:numId w:val="9"/>
+          <w:numId w:val="32"/>
         </w:numPr>
         <w:spacing w:lineRule="auto" w:line="276" w:before="0" w:after="60"/>
         <w:rPr/>
@@ -2844,7 +2940,7 @@
           <w:sz w:val="24"/>
           <w:szCs w:val="24"/>
         </w:rPr>
-        <w:t>Cliquez sur Affecter sur le nouveau rôle.</w:t>
+        <w:t>Ouvrez l’onglet Versions de conception et cliquez sur Nouvelle version.</w:t>
       </w:r>
     </w:p>
     <w:p>
@@ -2872,7 +2968,95 @@
           <w:sz w:val="21"/>
           <w:szCs w:val="21"/>
         </w:rPr>
-        <w:t>Personne — Salma Tazi ; Type — Titulaire ; Affectation — 60 ; Début — 2026-11-01</w:t>
+        <w:t>Nom — Conception 2027 ; Note — Après l’audit interne.</w:t>
+      </w:r>
+    </w:p>
+    <w:p>
+      <w:pPr>
+        <w:pStyle w:val="ListParagraph"/>
+        <w:numPr>
+          <w:ilvl w:val="0"/>
+          <w:numId w:val="11"/>
+        </w:numPr>
+        <w:spacing w:lineRule="auto" w:line="276" w:before="0" w:after="60"/>
+        <w:rPr/>
+      </w:pPr>
+      <w:r>
+        <w:rPr>
+          <w:rFonts w:eastAsia="Times New Roman" w:cs="Times New Roman"/>
+          <w:color w:val="58595B"/>
+          <w:sz w:val="24"/>
+          <w:szCs w:val="24"/>
+        </w:rPr>
+        <w:t>Cliquez sur Soumettre.</w:t>
+      </w:r>
+    </w:p>
+    <w:p>
+      <w:pPr>
+        <w:pStyle w:val="ListParagraph"/>
+        <w:numPr>
+          <w:ilvl w:val="0"/>
+          <w:numId w:val="11"/>
+        </w:numPr>
+        <w:spacing w:lineRule="auto" w:line="276" w:before="0" w:after="60"/>
+        <w:rPr/>
+      </w:pPr>
+      <w:r>
+        <w:rPr>
+          <w:rFonts w:eastAsia="Times New Roman" w:cs="Times New Roman"/>
+          <w:color w:val="58595B"/>
+          <w:sz w:val="24"/>
+          <w:szCs w:val="24"/>
+        </w:rPr>
+        <w:t>Connectez-vous en DRH, ouvrez la même version et cliquez sur Publier.</w:t>
+      </w:r>
+    </w:p>
+    <w:p>
+      <w:pPr>
+        <w:pStyle w:val="Normal"/>
+        <w:spacing w:before="0" w:after="60"/>
+        <w:ind w:left="700"/>
+        <w:rPr/>
+      </w:pPr>
+      <w:r>
+        <w:rPr>
+          <w:rFonts w:eastAsia="Times New Roman" w:cs="Times New Roman"/>
+          <w:b/>
+          <w:bCs/>
+          <w:color w:val="E07B00"/>
+          <w:sz w:val="21"/>
+          <w:szCs w:val="21"/>
+        </w:rPr>
+        <w:t xml:space="preserve">Saisir : </w:t>
+      </w:r>
+      <w:r>
+        <w:rPr>
+          <w:rFonts w:eastAsia="Times New Roman" w:cs="Times New Roman"/>
+          <w:color w:val="58595B"/>
+          <w:sz w:val="21"/>
+          <w:szCs w:val="21"/>
+        </w:rPr>
+        <w:t>Revue avec les propriétaires de processus.</w:t>
+      </w:r>
+    </w:p>
+    <w:p>
+      <w:pPr>
+        <w:pStyle w:val="ListParagraph"/>
+        <w:numPr>
+          <w:ilvl w:val="0"/>
+          <w:numId w:val="11"/>
+        </w:numPr>
+        <w:spacing w:lineRule="auto" w:line="276" w:before="0" w:after="60"/>
+        <w:rPr/>
+      </w:pPr>
+      <w:r>
+        <w:rPr>
+          <w:rFonts w:eastAsia="Times New Roman" w:cs="Times New Roman"/>
+          <w:color w:val="58595B"/>
+          <w:sz w:val="24"/>
+          <w:szCs w:val="24"/>
+        </w:rPr>
+        <w:t>Les nouveaux projets s’exécutent sur la version publiée. Pour déplacer un projet en cours, ouvrez le projet et utilisez Migrer la version : l’aperçu liste les enregistrements ouverts concernés.</w:t>
       </w:r>
     </w:p>
     <w:p>
@@ -2889,7 +3073,7 @@
           <wp:inline distT="0" distB="0" distL="0" distR="0">
             <wp:extent cx="5905500" cy="3695700"/>
             <wp:effectExtent l="0" t="0" r="0" b="0"/>
-            <wp:docPr id="7" name="a_obs.png" descr="Figure 7 — Rôles et titulaires&#10;Figure 7 — Rôles et titulaires"/>
+            <wp:docPr id="7" name="a_releases.png" descr="Figure 7 — Versions de conception&#10;Figure 7 — Versions de conception"/>
             <wp:cNvGraphicFramePr>
               <a:graphicFrameLocks xmlns:a="http://schemas.openxmlformats.org/drawingml/2006/main" noChangeAspect="1"/>
             </wp:cNvGraphicFramePr>
@@ -2897,7 +3081,7 @@
               <a:graphicData uri="http://schemas.openxmlformats.org/drawingml/2006/picture">
                 <pic:pic xmlns:pic="http://schemas.openxmlformats.org/drawingml/2006/picture">
                   <pic:nvPicPr>
-                    <pic:cNvPr id="7" name="a_obs.png" descr="Figure 7 — Rôles et titulaires&#10;Figure 7 — Rôles et titulaires"/>
+                    <pic:cNvPr id="7" name="a_releases.png" descr="Figure 7 — Versions de conception&#10;Figure 7 — Versions de conception"/>
                     <pic:cNvPicPr>
                       <a:picLocks noChangeAspect="1" noChangeArrowheads="1"/>
                     </pic:cNvPicPr>
@@ -2940,7 +3124,67 @@
           <w:sz w:val="19"/>
           <w:szCs w:val="19"/>
         </w:rPr>
-        <w:t>Figure 7 — Rôles et titulaires</w:t>
+        <w:t>Figure 7 — Versions de conception</w:t>
+      </w:r>
+    </w:p>
+    <w:p>
+      <w:pPr>
+        <w:pStyle w:val="Normal"/>
+        <w:spacing w:lineRule="auto" w:line="276" w:before="0" w:after="120"/>
+        <w:jc w:val="both"/>
+        <w:rPr/>
+      </w:pPr>
+      <w:r>
+        <w:rPr>
+          <w:rFonts w:eastAsia="Times New Roman" w:cs="Times New Roman"/>
+          <w:color w:val="58595B"/>
+          <w:sz w:val="24"/>
+          <w:szCs w:val="24"/>
+        </w:rPr>
+        <w:t>Exporter JSON produit un fichier qu’une autre installation importe avec Importer ; Exporter Excel donne une feuille par niveau. L’onglet Évolutions de la référence liste les éléments copiés dont la référence a changé depuis.</w:t>
+      </w:r>
+      <w:r>
+        <w:br w:type="page"/>
+      </w:r>
+    </w:p>
+    <w:p>
+      <w:pPr>
+        <w:pStyle w:val="Heading1"/>
+        <w:pBdr>
+          <w:bottom w:val="single" w:sz="8" w:space="4" w:color="F8931D"/>
+        </w:pBdr>
+        <w:spacing w:before="0" w:after="200"/>
+        <w:rPr/>
+      </w:pPr>
+      <w:bookmarkStart w:id="4" w:name="__RefHeading___Toc1013_2313161461"/>
+      <w:bookmarkEnd w:id="4"/>
+      <w:r>
+        <w:rPr>
+          <w:rFonts w:eastAsia="Times New Roman" w:cs="Times New Roman"/>
+          <w:b/>
+          <w:bCs/>
+          <w:color w:val="E07B00"/>
+          <w:sz w:val="34"/>
+          <w:szCs w:val="34"/>
+        </w:rPr>
+        <w:t>5. Organisation (OBS) et RACSI</w:t>
+      </w:r>
+    </w:p>
+    <w:p>
+      <w:pPr>
+        <w:pStyle w:val="Normal"/>
+        <w:spacing w:lineRule="auto" w:line="276" w:before="0" w:after="120"/>
+        <w:jc w:val="both"/>
+        <w:rPr/>
+      </w:pPr>
+      <w:r>
+        <w:rPr>
+          <w:rFonts w:eastAsia="Times New Roman" w:cs="Times New Roman"/>
+          <w:color w:val="58595B"/>
+          <w:sz w:val="24"/>
+          <w:szCs w:val="24"/>
+        </w:rPr>
+        <w:t>Les fonctions regroupent les rôles ; un rôle a une mission et est tenu par des personnes, avec dates et affectation. Tenir un rôle OBS ne donne aucun droit d’accès. Quand une affectation se termine, le travail en cours attribué via le rôle passe au titulaire restant.</w:t>
       </w:r>
     </w:p>
     <w:p>
@@ -2959,7 +3203,7 @@
           <w:sz w:val="23"/>
           <w:szCs w:val="23"/>
         </w:rPr>
-        <w:t>Définir le RACSI d’un macro-processus</w:t>
+        <w:t>Créer un rôle et l’affecter</w:t>
       </w:r>
     </w:p>
     <w:p>
@@ -2967,7 +3211,7 @@
         <w:pStyle w:val="ListParagraph"/>
         <w:numPr>
           <w:ilvl w:val="0"/>
-          <w:numId w:val="28"/>
+          <w:numId w:val="33"/>
         </w:numPr>
         <w:spacing w:lineRule="auto" w:line="276" w:before="0" w:after="60"/>
         <w:rPr/>
@@ -2979,27 +3223,7 @@
           <w:sz w:val="24"/>
           <w:szCs w:val="24"/>
         </w:rPr>
-        <w:t>Ouvrez l’onglet RACSI par processus et choisissez MP-01.</w:t>
-      </w:r>
-    </w:p>
-    <w:p>
-      <w:pPr>
-        <w:pStyle w:val="ListParagraph"/>
-        <w:numPr>
-          <w:ilvl w:val="0"/>
-          <w:numId w:val="10"/>
-        </w:numPr>
-        <w:spacing w:lineRule="auto" w:line="276" w:before="0" w:after="60"/>
-        <w:rPr/>
-      </w:pPr>
-      <w:r>
-        <w:rPr>
-          <w:rFonts w:eastAsia="Times New Roman" w:cs="Times New Roman"/>
-          <w:color w:val="58595B"/>
-          <w:sz w:val="24"/>
-          <w:szCs w:val="24"/>
-        </w:rPr>
-        <w:t>Cliquez sur le crayon d’une étape et choisissez des rôles plutôt que des noms.</w:t>
+        <w:t>Ouvrez Gouvernance › Organisation (OBS), onglet Rôles, et cliquez sur Nouveau rôle.</w:t>
       </w:r>
     </w:p>
     <w:p>
@@ -3027,7 +3251,37 @@
           <w:sz w:val="21"/>
           <w:szCs w:val="21"/>
         </w:rPr>
-        <w:t>R — Analyste formation ; A — Responsable formation (un seul) ; C — DRH ; I — Directeur financier</w:t>
+        <w:t xml:space="preserve">Code — OR-31 ; Rôle EN — Training coordinator ; FR — Coordinateur formation ; AR — </w:t>
+      </w:r>
+      <w:r>
+        <w:rPr>
+          <w:rFonts w:ascii="Times New Roman" w:hAnsi="Times New Roman" w:eastAsia="Times New Roman"/>
+          <w:color w:val="58595B"/>
+          <w:sz w:val="21"/>
+          <w:sz w:val="21"/>
+          <w:szCs w:val="21"/>
+          <w:rtl w:val="true"/>
+        </w:rPr>
+        <w:t>منسق التكوين</w:t>
+      </w:r>
+      <w:r>
+        <w:rPr>
+          <w:rFonts w:ascii="Times New Roman" w:hAnsi="Times New Roman" w:eastAsia="Times New Roman"/>
+          <w:color w:val="58595B"/>
+          <w:sz w:val="21"/>
+          <w:sz w:val="21"/>
+          <w:szCs w:val="21"/>
+        </w:rPr>
+        <w:t xml:space="preserve"> </w:t>
+      </w:r>
+      <w:r>
+        <w:rPr>
+          <w:rFonts w:eastAsia="Times New Roman" w:cs="Times New Roman"/>
+          <w:color w:val="58595B"/>
+          <w:sz w:val="21"/>
+          <w:szCs w:val="21"/>
+        </w:rPr>
+        <w:t>; Fonction — Ressources humaines ; Rattaché à — OR-02</w:t>
       </w:r>
     </w:p>
     <w:p>
@@ -3035,7 +3289,7 @@
         <w:pStyle w:val="ListParagraph"/>
         <w:numPr>
           <w:ilvl w:val="0"/>
-          <w:numId w:val="10"/>
+          <w:numId w:val="12"/>
         </w:numPr>
         <w:spacing w:lineRule="auto" w:line="276" w:before="0" w:after="60"/>
         <w:rPr/>
@@ -3047,7 +3301,35 @@
           <w:sz w:val="24"/>
           <w:szCs w:val="24"/>
         </w:rPr>
-        <w:t>Cliquez sur Enregistrer. La matrice affiche Complet quand chaque étape a un seul responsable final.</w:t>
+        <w:t>Cliquez sur Affecter sur le nouveau rôle.</w:t>
+      </w:r>
+    </w:p>
+    <w:p>
+      <w:pPr>
+        <w:pStyle w:val="Normal"/>
+        <w:spacing w:before="0" w:after="60"/>
+        <w:ind w:left="700"/>
+        <w:rPr/>
+      </w:pPr>
+      <w:r>
+        <w:rPr>
+          <w:rFonts w:eastAsia="Times New Roman" w:cs="Times New Roman"/>
+          <w:b/>
+          <w:bCs/>
+          <w:color w:val="E07B00"/>
+          <w:sz w:val="21"/>
+          <w:szCs w:val="21"/>
+        </w:rPr>
+        <w:t xml:space="preserve">Saisir : </w:t>
+      </w:r>
+      <w:r>
+        <w:rPr>
+          <w:rFonts w:eastAsia="Times New Roman" w:cs="Times New Roman"/>
+          <w:color w:val="58595B"/>
+          <w:sz w:val="21"/>
+          <w:szCs w:val="21"/>
+        </w:rPr>
+        <w:t>Personne — Salma Tazi ; Type — Titulaire ; Affectation — 60 ; Début — 2026-11-01</w:t>
       </w:r>
     </w:p>
     <w:p>
@@ -3064,7 +3346,7 @@
           <wp:inline distT="0" distB="0" distL="0" distR="0">
             <wp:extent cx="5905500" cy="3695700"/>
             <wp:effectExtent l="0" t="0" r="0" b="0"/>
-            <wp:docPr id="8" name="a_racsi.png" descr="Figure 8 — RACSI par macro-processus&#10;Figure 8 — RACSI par macro-processus"/>
+            <wp:docPr id="8" name="a_obs.png" descr="Figure 8 — Rôles et titulaires&#10;Figure 8 — Rôles et titulaires"/>
             <wp:cNvGraphicFramePr>
               <a:graphicFrameLocks xmlns:a="http://schemas.openxmlformats.org/drawingml/2006/main" noChangeAspect="1"/>
             </wp:cNvGraphicFramePr>
@@ -3072,7 +3354,7 @@
               <a:graphicData uri="http://schemas.openxmlformats.org/drawingml/2006/picture">
                 <pic:pic xmlns:pic="http://schemas.openxmlformats.org/drawingml/2006/picture">
                   <pic:nvPicPr>
-                    <pic:cNvPr id="8" name="a_racsi.png" descr="Figure 8 — RACSI par macro-processus&#10;Figure 8 — RACSI par macro-processus"/>
+                    <pic:cNvPr id="8" name="a_obs.png" descr="Figure 8 — Rôles et titulaires&#10;Figure 8 — Rôles et titulaires"/>
                     <pic:cNvPicPr>
                       <a:picLocks noChangeAspect="1" noChangeArrowheads="1"/>
                     </pic:cNvPicPr>
@@ -3115,50 +3397,7 @@
           <w:sz w:val="19"/>
           <w:szCs w:val="19"/>
         </w:rPr>
-        <w:t>Figure 8 — RACSI par macro-processus</w:t>
-      </w:r>
-      <w:r>
-        <w:br w:type="page"/>
-      </w:r>
-    </w:p>
-    <w:p>
-      <w:pPr>
-        <w:pStyle w:val="Heading1"/>
-        <w:pBdr>
-          <w:bottom w:val="single" w:sz="8" w:space="4" w:color="F8931D"/>
-        </w:pBdr>
-        <w:spacing w:before="0" w:after="200"/>
-        <w:rPr/>
-      </w:pPr>
-      <w:bookmarkStart w:id="5" w:name="__RefHeading___Toc163927_2904896170"/>
-      <w:bookmarkEnd w:id="5"/>
-      <w:r>
-        <w:rPr>
-          <w:rFonts w:eastAsia="Times New Roman" w:cs="Times New Roman"/>
-          <w:b/>
-          <w:bCs/>
-          <w:color w:val="E07B00"/>
-          <w:sz w:val="34"/>
-          <w:szCs w:val="34"/>
-        </w:rPr>
-        <w:t>6. Modèles de projet et plans types</w:t>
-      </w:r>
-    </w:p>
-    <w:p>
-      <w:pPr>
-        <w:pStyle w:val="Normal"/>
-        <w:spacing w:lineRule="auto" w:line="276" w:before="0" w:after="120"/>
-        <w:jc w:val="both"/>
-        <w:rPr/>
-      </w:pPr>
-      <w:r>
-        <w:rPr>
-          <w:rFonts w:eastAsia="Times New Roman" w:cs="Times New Roman"/>
-          <w:color w:val="58595B"/>
-          <w:sz w:val="24"/>
-          <w:szCs w:val="24"/>
-        </w:rPr>
-        <w:t>Le plan type d’un modèle dit ce que reçoit un projet. Les modèles de bibliothèque sont en lecture seule ; Personnaliser en copie un dans l’organisation. Les modèles publiés de l’organisation sont proposés en premier à la création ; le projet garde le code et la version du modèle utilisé.</w:t>
+        <w:t>Figure 8 — Rôles et titulaires</w:t>
       </w:r>
     </w:p>
     <w:p>
@@ -3177,7 +3416,7 @@
           <w:sz w:val="23"/>
           <w:szCs w:val="23"/>
         </w:rPr>
-        <w:t>Personnaliser un modèle</w:t>
+        <w:t>Définir le RACSI d’un macro-processus</w:t>
       </w:r>
     </w:p>
     <w:p>
@@ -3185,7 +3424,7 @@
         <w:pStyle w:val="ListParagraph"/>
         <w:numPr>
           <w:ilvl w:val="0"/>
-          <w:numId w:val="29"/>
+          <w:numId w:val="34"/>
         </w:numPr>
         <w:spacing w:lineRule="auto" w:line="276" w:before="0" w:after="60"/>
         <w:rPr/>
@@ -3197,7 +3436,7 @@
           <w:sz w:val="24"/>
           <w:szCs w:val="24"/>
         </w:rPr>
-        <w:t>Ouvrez Conception des processus › Modèles de projet et ouvrez Établissements de santé — déroulé complet — IA. Cliquez sur Personnaliser (copie).</w:t>
+        <w:t>Ouvrez l’onglet RACSI par processus et choisissez MP-01.</w:t>
       </w:r>
     </w:p>
     <w:p>
@@ -3205,7 +3444,7 @@
         <w:pStyle w:val="ListParagraph"/>
         <w:numPr>
           <w:ilvl w:val="0"/>
-          <w:numId w:val="11"/>
+          <w:numId w:val="13"/>
         </w:numPr>
         <w:spacing w:lineRule="auto" w:line="276" w:before="0" w:after="60"/>
         <w:rPr/>
@@ -3217,7 +3456,7 @@
           <w:sz w:val="24"/>
           <w:szCs w:val="24"/>
         </w:rPr>
-        <w:t>Dans Processus et étapes, décochez une tâche que l’organisation ne réalise pas ; cliquez sur le crayon d’une tâche pour la renommer dans les projets.</w:t>
+        <w:t>Cliquez sur le crayon d’une étape et choisissez des rôles plutôt que des noms.</w:t>
       </w:r>
     </w:p>
     <w:p>
@@ -3245,7 +3484,7 @@
           <w:sz w:val="21"/>
           <w:szCs w:val="21"/>
         </w:rPr>
-        <w:t>Nom dans les projets — Valider le plan avec le comité de direction</w:t>
+        <w:t>R — Analyste formation ; A — Responsable formation (un seul) ; C — DRH ; I — Directeur financier</w:t>
       </w:r>
     </w:p>
     <w:p>
@@ -3253,7 +3492,7 @@
         <w:pStyle w:val="ListParagraph"/>
         <w:numPr>
           <w:ilvl w:val="0"/>
-          <w:numId w:val="11"/>
+          <w:numId w:val="13"/>
         </w:numPr>
         <w:spacing w:lineRule="auto" w:line="276" w:before="0" w:after="60"/>
         <w:rPr/>
@@ -3265,103 +3504,7 @@
           <w:sz w:val="24"/>
           <w:szCs w:val="24"/>
         </w:rPr>
-        <w:t>Cliquez sur + d’une tâche pour ajouter une étape personnalisée.</w:t>
-      </w:r>
-    </w:p>
-    <w:p>
-      <w:pPr>
-        <w:pStyle w:val="Normal"/>
-        <w:spacing w:before="0" w:after="60"/>
-        <w:ind w:left="700"/>
-        <w:rPr/>
-      </w:pPr>
-      <w:r>
-        <w:rPr>
-          <w:rFonts w:eastAsia="Times New Roman" w:cs="Times New Roman"/>
-          <w:b/>
-          <w:bCs/>
-          <w:color w:val="E07B00"/>
-          <w:sz w:val="21"/>
-          <w:szCs w:val="21"/>
-        </w:rPr>
-        <w:t xml:space="preserve">Saisir : </w:t>
-      </w:r>
-      <w:r>
-        <w:rPr>
-          <w:rFonts w:eastAsia="Times New Roman" w:cs="Times New Roman"/>
-          <w:color w:val="58595B"/>
-          <w:sz w:val="21"/>
-          <w:szCs w:val="21"/>
-        </w:rPr>
-        <w:t>Niveau — Étape ; Nom — Enregistrer le procès-verbal du conseil</w:t>
-      </w:r>
-    </w:p>
-    <w:p>
-      <w:pPr>
-        <w:pStyle w:val="ListParagraph"/>
-        <w:numPr>
-          <w:ilvl w:val="0"/>
-          <w:numId w:val="11"/>
-        </w:numPr>
-        <w:spacing w:lineRule="auto" w:line="276" w:before="0" w:after="60"/>
-        <w:rPr/>
-      </w:pPr>
-      <w:r>
-        <w:rPr>
-          <w:rFonts w:eastAsia="Times New Roman" w:cs="Times New Roman"/>
-          <w:color w:val="58595B"/>
-          <w:sz w:val="24"/>
-          <w:szCs w:val="24"/>
-        </w:rPr>
-        <w:t>Dans Plan de reporting, cliquez sur Ajouter manuellement.</w:t>
-      </w:r>
-    </w:p>
-    <w:p>
-      <w:pPr>
-        <w:pStyle w:val="Normal"/>
-        <w:spacing w:before="0" w:after="60"/>
-        <w:ind w:left="700"/>
-        <w:rPr/>
-      </w:pPr>
-      <w:r>
-        <w:rPr>
-          <w:rFonts w:eastAsia="Times New Roman" w:cs="Times New Roman"/>
-          <w:b/>
-          <w:bCs/>
-          <w:color w:val="E07B00"/>
-          <w:sz w:val="21"/>
-          <w:szCs w:val="21"/>
-        </w:rPr>
-        <w:t xml:space="preserve">Saisir : </w:t>
-      </w:r>
-      <w:r>
-        <w:rPr>
-          <w:rFonts w:eastAsia="Times New Roman" w:cs="Times New Roman"/>
-          <w:color w:val="58595B"/>
-          <w:sz w:val="21"/>
-          <w:szCs w:val="21"/>
-        </w:rPr>
-        <w:t>Rapport — Dossier de pilotage mensuel ; Destinataires — Comité de direction ; Fréquence — Mensuelle ; Format — PDF ; Responsable — Responsable formation</w:t>
-      </w:r>
-    </w:p>
-    <w:p>
-      <w:pPr>
-        <w:pStyle w:val="ListParagraph"/>
-        <w:numPr>
-          <w:ilvl w:val="0"/>
-          <w:numId w:val="11"/>
-        </w:numPr>
-        <w:spacing w:lineRule="auto" w:line="276" w:before="0" w:after="60"/>
-        <w:rPr/>
-      </w:pPr>
-      <w:r>
-        <w:rPr>
-          <w:rFonts w:eastAsia="Times New Roman" w:cs="Times New Roman"/>
-          <w:color w:val="58595B"/>
-          <w:sz w:val="24"/>
-          <w:szCs w:val="24"/>
-        </w:rPr>
-        <w:t>Cliquez sur Publier. Un modèle sans étape incluse ne peut pas être publié. Exportez-le en Word, PDF ou Excel depuis l’en-tête.</w:t>
+        <w:t>Cliquez sur Enregistrer. La matrice affiche Complet quand chaque étape a un seul responsable final.</w:t>
       </w:r>
     </w:p>
     <w:p>
@@ -3378,7 +3521,7 @@
           <wp:inline distT="0" distB="0" distL="0" distR="0">
             <wp:extent cx="5905500" cy="3695700"/>
             <wp:effectExtent l="0" t="0" r="0" b="0"/>
-            <wp:docPr id="9" name="a_bp.png" descr="Figure 9 — Plan type d’un modèle de l’organisation&#10;Figure 9 — Plan type d’un modèle de l’organisation"/>
+            <wp:docPr id="9" name="a_racsi.png" descr="Figure 9 — RACSI par macro-processus&#10;Figure 9 — RACSI par macro-processus"/>
             <wp:cNvGraphicFramePr>
               <a:graphicFrameLocks xmlns:a="http://schemas.openxmlformats.org/drawingml/2006/main" noChangeAspect="1"/>
             </wp:cNvGraphicFramePr>
@@ -3386,7 +3529,7 @@
               <a:graphicData uri="http://schemas.openxmlformats.org/drawingml/2006/picture">
                 <pic:pic xmlns:pic="http://schemas.openxmlformats.org/drawingml/2006/picture">
                   <pic:nvPicPr>
-                    <pic:cNvPr id="9" name="a_bp.png" descr="Figure 9 — Plan type d’un modèle de l’organisation&#10;Figure 9 — Plan type d’un modèle de l’organisation"/>
+                    <pic:cNvPr id="9" name="a_racsi.png" descr="Figure 9 — RACSI par macro-processus&#10;Figure 9 — RACSI par macro-processus"/>
                     <pic:cNvPicPr>
                       <a:picLocks noChangeAspect="1" noChangeArrowheads="1"/>
                     </pic:cNvPicPr>
@@ -3429,7 +3572,7 @@
           <w:sz w:val="19"/>
           <w:szCs w:val="19"/>
         </w:rPr>
-        <w:t>Figure 9 — Plan type d’un modèle de l’organisation</w:t>
+        <w:t>Figure 9 — RACSI par macro-processus</w:t>
       </w:r>
       <w:r>
         <w:br w:type="page"/>
@@ -3444,8 +3587,8 @@
         <w:spacing w:before="0" w:after="200"/>
         <w:rPr/>
       </w:pPr>
-      <w:bookmarkStart w:id="6" w:name="__RefHeading___Toc163929_2904896170"/>
-      <w:bookmarkEnd w:id="6"/>
+      <w:bookmarkStart w:id="5" w:name="__RefHeading___Toc1015_2313161461"/>
+      <w:bookmarkEnd w:id="5"/>
       <w:r>
         <w:rPr>
           <w:rFonts w:eastAsia="Times New Roman" w:cs="Times New Roman"/>
@@ -3455,7 +3598,7 @@
           <w:sz w:val="34"/>
           <w:szCs w:val="34"/>
         </w:rPr>
-        <w:t>7. Intelligence artificielle</w:t>
+        <w:t>6. Modèles de projet et plans types</w:t>
       </w:r>
     </w:p>
     <w:p>
@@ -3472,7 +3615,7 @@
           <w:sz w:val="24"/>
           <w:szCs w:val="24"/>
         </w:rPr>
-        <w:t>Sans modèle, CortexSkills répond avec son moteur intégré. Avec un modèle d’organisation, chaque cas d’usage envoie son prompt assemblé ; rien de ce que propose l’IA n’est enregistré avant validation par une personne.</w:t>
+        <w:t>Le plan type d’un modèle dit ce que reçoit un projet. Les modèles de bibliothèque sont en lecture seule ; Personnaliser en copie un dans l’organisation. Les modèles publiés de l’organisation sont proposés en premier à la création ; le projet garde le code et la version du modèle utilisé.</w:t>
       </w:r>
     </w:p>
     <w:p>
@@ -3491,7 +3634,7 @@
           <w:sz w:val="23"/>
           <w:szCs w:val="23"/>
         </w:rPr>
-        <w:t>Connecter le modèle de l’organisation</w:t>
+        <w:t>Personnaliser un modèle</w:t>
       </w:r>
     </w:p>
     <w:p>
@@ -3499,7 +3642,7 @@
         <w:pStyle w:val="ListParagraph"/>
         <w:numPr>
           <w:ilvl w:val="0"/>
-          <w:numId w:val="30"/>
+          <w:numId w:val="35"/>
         </w:numPr>
         <w:spacing w:lineRule="auto" w:line="276" w:before="0" w:after="60"/>
         <w:rPr/>
@@ -3511,7 +3654,7 @@
           <w:sz w:val="24"/>
           <w:szCs w:val="24"/>
         </w:rPr>
-        <w:t>Ouvrez IA et connaissances › Paramètres IA.</w:t>
+        <w:t>Ouvrez Conception des processus › Modèles de projet et ouvrez Établissements de santé — déroulé complet — IA. Cliquez sur Personnaliser (copie).</w:t>
       </w:r>
     </w:p>
     <w:p>
@@ -3519,7 +3662,7 @@
         <w:pStyle w:val="ListParagraph"/>
         <w:numPr>
           <w:ilvl w:val="0"/>
-          <w:numId w:val="12"/>
+          <w:numId w:val="14"/>
         </w:numPr>
         <w:spacing w:lineRule="auto" w:line="276" w:before="0" w:after="60"/>
         <w:rPr/>
@@ -3531,7 +3674,7 @@
           <w:sz w:val="24"/>
           <w:szCs w:val="24"/>
         </w:rPr>
-        <w:t>Choisissez le fournisseur et le modèle.</w:t>
+        <w:t>Dans Processus et étapes, décochez une tâche que l’organisation ne réalise pas ; cliquez sur le crayon d’une tâche pour la renommer dans les projets.</w:t>
       </w:r>
     </w:p>
     <w:p>
@@ -3559,7 +3702,7 @@
           <w:sz w:val="21"/>
           <w:szCs w:val="21"/>
         </w:rPr>
-        <w:t>Fournisseur — Anthropic ; Modèle — claude-sonnet-5-5</w:t>
+        <w:t>Nom dans les projets — Valider le plan avec le comité de direction</w:t>
       </w:r>
     </w:p>
     <w:p>
@@ -3567,7 +3710,7 @@
         <w:pStyle w:val="ListParagraph"/>
         <w:numPr>
           <w:ilvl w:val="0"/>
-          <w:numId w:val="12"/>
+          <w:numId w:val="14"/>
         </w:numPr>
         <w:spacing w:lineRule="auto" w:line="276" w:before="0" w:after="60"/>
         <w:rPr/>
@@ -3579,27 +3722,7 @@
           <w:sz w:val="24"/>
           <w:szCs w:val="24"/>
         </w:rPr>
-        <w:t>Collez la clé d’API. Elle est stockée chiffrée et jamais réaffichée.</w:t>
-      </w:r>
-    </w:p>
-    <w:p>
-      <w:pPr>
-        <w:pStyle w:val="ListParagraph"/>
-        <w:numPr>
-          <w:ilvl w:val="0"/>
-          <w:numId w:val="12"/>
-        </w:numPr>
-        <w:spacing w:lineRule="auto" w:line="276" w:before="0" w:after="60"/>
-        <w:rPr/>
-      </w:pPr>
-      <w:r>
-        <w:rPr>
-          <w:rFonts w:eastAsia="Times New Roman" w:cs="Times New Roman"/>
-          <w:color w:val="58595B"/>
-          <w:sz w:val="24"/>
-          <w:szCs w:val="24"/>
-        </w:rPr>
-        <w:t>Réglez la longueur maximale, cochez Utiliser ce modèle pour l’organisation et cliquez sur Enregistrer.</w:t>
+        <w:t>Cliquez sur + d’une tâche pour ajouter une étape personnalisée.</w:t>
       </w:r>
     </w:p>
     <w:p>
@@ -3627,7 +3750,7 @@
           <w:sz w:val="21"/>
           <w:szCs w:val="21"/>
         </w:rPr>
-        <w:t>1500</w:t>
+        <w:t>Niveau — Étape ; Nom — Enregistrer le procès-verbal du conseil</w:t>
       </w:r>
     </w:p>
     <w:p>
@@ -3635,7 +3758,7 @@
         <w:pStyle w:val="ListParagraph"/>
         <w:numPr>
           <w:ilvl w:val="0"/>
-          <w:numId w:val="12"/>
+          <w:numId w:val="14"/>
         </w:numPr>
         <w:spacing w:lineRule="auto" w:line="276" w:before="0" w:after="60"/>
         <w:rPr/>
@@ -3647,7 +3770,55 @@
           <w:sz w:val="24"/>
           <w:szCs w:val="24"/>
         </w:rPr>
-        <w:t>Cliquez sur Tester la connexion. Le résultat nomme la cause de tout échec : clé refusée, modèle introuvable, paramètre rejeté, limite de débit, injoignable.</w:t>
+        <w:t>Dans Plan de reporting, cliquez sur Ajouter manuellement.</w:t>
+      </w:r>
+    </w:p>
+    <w:p>
+      <w:pPr>
+        <w:pStyle w:val="Normal"/>
+        <w:spacing w:before="0" w:after="60"/>
+        <w:ind w:left="700"/>
+        <w:rPr/>
+      </w:pPr>
+      <w:r>
+        <w:rPr>
+          <w:rFonts w:eastAsia="Times New Roman" w:cs="Times New Roman"/>
+          <w:b/>
+          <w:bCs/>
+          <w:color w:val="E07B00"/>
+          <w:sz w:val="21"/>
+          <w:szCs w:val="21"/>
+        </w:rPr>
+        <w:t xml:space="preserve">Saisir : </w:t>
+      </w:r>
+      <w:r>
+        <w:rPr>
+          <w:rFonts w:eastAsia="Times New Roman" w:cs="Times New Roman"/>
+          <w:color w:val="58595B"/>
+          <w:sz w:val="21"/>
+          <w:szCs w:val="21"/>
+        </w:rPr>
+        <w:t>Rapport — Dossier de pilotage mensuel ; Destinataires — Comité de direction ; Fréquence — Mensuelle ; Format — PDF ; Responsable — Responsable formation</w:t>
+      </w:r>
+    </w:p>
+    <w:p>
+      <w:pPr>
+        <w:pStyle w:val="ListParagraph"/>
+        <w:numPr>
+          <w:ilvl w:val="0"/>
+          <w:numId w:val="14"/>
+        </w:numPr>
+        <w:spacing w:lineRule="auto" w:line="276" w:before="0" w:after="60"/>
+        <w:rPr/>
+      </w:pPr>
+      <w:r>
+        <w:rPr>
+          <w:rFonts w:eastAsia="Times New Roman" w:cs="Times New Roman"/>
+          <w:color w:val="58595B"/>
+          <w:sz w:val="24"/>
+          <w:szCs w:val="24"/>
+        </w:rPr>
+        <w:t>Cliquez sur Publier. Un modèle sans étape incluse ne peut pas être publié. Exportez-le en Word, PDF ou Excel depuis l’en-tête.</w:t>
       </w:r>
     </w:p>
     <w:p>
@@ -3664,7 +3835,7 @@
           <wp:inline distT="0" distB="0" distL="0" distR="0">
             <wp:extent cx="5905500" cy="3695700"/>
             <wp:effectExtent l="0" t="0" r="0" b="0"/>
-            <wp:docPr id="10" name="a_aiset.png" descr="Figure 10 — Paramètres IA&#10;Figure 10 — Paramètres IA"/>
+            <wp:docPr id="10" name="a_bp.png" descr="Figure 10 — Plan type d’un modèle de l’organisation&#10;Figure 10 — Plan type d’un modèle de l’organisation"/>
             <wp:cNvGraphicFramePr>
               <a:graphicFrameLocks xmlns:a="http://schemas.openxmlformats.org/drawingml/2006/main" noChangeAspect="1"/>
             </wp:cNvGraphicFramePr>
@@ -3672,7 +3843,7 @@
               <a:graphicData uri="http://schemas.openxmlformats.org/drawingml/2006/picture">
                 <pic:pic xmlns:pic="http://schemas.openxmlformats.org/drawingml/2006/picture">
                   <pic:nvPicPr>
-                    <pic:cNvPr id="10" name="a_aiset.png" descr="Figure 10 — Paramètres IA&#10;Figure 10 — Paramètres IA"/>
+                    <pic:cNvPr id="10" name="a_bp.png" descr="Figure 10 — Plan type d’un modèle de l’organisation&#10;Figure 10 — Plan type d’un modèle de l’organisation"/>
                     <pic:cNvPicPr>
                       <a:picLocks noChangeAspect="1" noChangeArrowheads="1"/>
                     </pic:cNvPicPr>
@@ -3715,7 +3886,50 @@
           <w:sz w:val="19"/>
           <w:szCs w:val="19"/>
         </w:rPr>
-        <w:t>Figure 10 — Paramètres IA</w:t>
+        <w:t>Figure 10 — Plan type d’un modèle de l’organisation</w:t>
+      </w:r>
+      <w:r>
+        <w:br w:type="page"/>
+      </w:r>
+    </w:p>
+    <w:p>
+      <w:pPr>
+        <w:pStyle w:val="Heading1"/>
+        <w:pBdr>
+          <w:bottom w:val="single" w:sz="8" w:space="4" w:color="F8931D"/>
+        </w:pBdr>
+        <w:spacing w:before="0" w:after="200"/>
+        <w:rPr/>
+      </w:pPr>
+      <w:bookmarkStart w:id="6" w:name="__RefHeading___Toc1017_2313161461"/>
+      <w:bookmarkEnd w:id="6"/>
+      <w:r>
+        <w:rPr>
+          <w:rFonts w:eastAsia="Times New Roman" w:cs="Times New Roman"/>
+          <w:b/>
+          <w:bCs/>
+          <w:color w:val="E07B00"/>
+          <w:sz w:val="34"/>
+          <w:szCs w:val="34"/>
+        </w:rPr>
+        <w:t>7. Intelligence artificielle</w:t>
+      </w:r>
+    </w:p>
+    <w:p>
+      <w:pPr>
+        <w:pStyle w:val="Normal"/>
+        <w:spacing w:lineRule="auto" w:line="276" w:before="0" w:after="120"/>
+        <w:jc w:val="both"/>
+        <w:rPr/>
+      </w:pPr>
+      <w:r>
+        <w:rPr>
+          <w:rFonts w:eastAsia="Times New Roman" w:cs="Times New Roman"/>
+          <w:color w:val="58595B"/>
+          <w:sz w:val="24"/>
+          <w:szCs w:val="24"/>
+        </w:rPr>
+        <w:t>Sans modèle, CortexSkills répond avec son moteur intégré. Avec un modèle d’organisation, chaque cas d’usage envoie son prompt assemblé ; rien de ce que propose l’IA n’est enregistré avant validation par une personne.</w:t>
       </w:r>
     </w:p>
     <w:p>
@@ -3734,7 +3948,7 @@
           <w:sz w:val="23"/>
           <w:szCs w:val="23"/>
         </w:rPr>
-        <w:t>Compléter une spécification et activer le cas d’usage</w:t>
+        <w:t>Connecter le modèle de l’organisation</w:t>
       </w:r>
     </w:p>
     <w:p>
@@ -3742,7 +3956,7 @@
         <w:pStyle w:val="ListParagraph"/>
         <w:numPr>
           <w:ilvl w:val="0"/>
-          <w:numId w:val="31"/>
+          <w:numId w:val="36"/>
         </w:numPr>
         <w:spacing w:lineRule="auto" w:line="276" w:before="0" w:after="60"/>
         <w:rPr/>
@@ -3754,7 +3968,7 @@
           <w:sz w:val="24"/>
           <w:szCs w:val="24"/>
         </w:rPr>
-        <w:t>Ouvrez Cas d’usage IA et cliquez sur Spécification pour AIUC-01.</w:t>
+        <w:t>Ouvrez IA et connaissances › Paramètres IA.</w:t>
       </w:r>
     </w:p>
     <w:p>
@@ -3762,7 +3976,7 @@
         <w:pStyle w:val="ListParagraph"/>
         <w:numPr>
           <w:ilvl w:val="0"/>
-          <w:numId w:val="13"/>
+          <w:numId w:val="15"/>
         </w:numPr>
         <w:spacing w:lineRule="auto" w:line="276" w:before="0" w:after="60"/>
         <w:rPr/>
@@ -3774,7 +3988,7 @@
           <w:sz w:val="24"/>
           <w:szCs w:val="24"/>
         </w:rPr>
-        <w:t>Renseignez chaque champ obligatoire dans chaque langue ; chaque champ est enregistré quand vous le quittez.</w:t>
+        <w:t>Choisissez le fournisseur et le modèle.</w:t>
       </w:r>
     </w:p>
     <w:p>
@@ -3802,7 +4016,7 @@
           <w:sz w:val="21"/>
           <w:szCs w:val="21"/>
         </w:rPr>
-        <w:t>Contraintes — Ne jamais attribuer un niveau sans preuve ; citer la preuve de chaque niveau.</w:t>
+        <w:t>Fournisseur — Anthropic ; Modèle — claude-sonnet-5-5</w:t>
       </w:r>
     </w:p>
     <w:p>
@@ -3810,7 +4024,7 @@
         <w:pStyle w:val="ListParagraph"/>
         <w:numPr>
           <w:ilvl w:val="0"/>
-          <w:numId w:val="13"/>
+          <w:numId w:val="15"/>
         </w:numPr>
         <w:spacing w:lineRule="auto" w:line="276" w:before="0" w:after="60"/>
         <w:rPr/>
@@ -3822,7 +4036,7 @@
           <w:sz w:val="24"/>
           <w:szCs w:val="24"/>
         </w:rPr>
-        <w:t>Cliquez sur Prompt assemblé pour vérifier les variables, puis Tester sur ce projet. Le test n’écrit rien.</w:t>
+        <w:t>Collez la clé d’API. Elle est stockée chiffrée et jamais réaffichée.</w:t>
       </w:r>
     </w:p>
     <w:p>
@@ -3830,7 +4044,7 @@
         <w:pStyle w:val="ListParagraph"/>
         <w:numPr>
           <w:ilvl w:val="0"/>
-          <w:numId w:val="13"/>
+          <w:numId w:val="15"/>
         </w:numPr>
         <w:spacing w:lineRule="auto" w:line="276" w:before="0" w:after="60"/>
         <w:rPr/>
@@ -3842,7 +4056,55 @@
           <w:sz w:val="24"/>
           <w:szCs w:val="24"/>
         </w:rPr>
-        <w:t>De retour dans Cas d’usage IA, cochez le cas dans la colonne Organisation. L’activation est refusée tant qu’un champ obligatoire est vide.</w:t>
+        <w:t>Réglez la longueur maximale, cochez Utiliser ce modèle pour l’organisation et cliquez sur Enregistrer.</w:t>
+      </w:r>
+    </w:p>
+    <w:p>
+      <w:pPr>
+        <w:pStyle w:val="Normal"/>
+        <w:spacing w:before="0" w:after="60"/>
+        <w:ind w:left="700"/>
+        <w:rPr/>
+      </w:pPr>
+      <w:r>
+        <w:rPr>
+          <w:rFonts w:eastAsia="Times New Roman" w:cs="Times New Roman"/>
+          <w:b/>
+          <w:bCs/>
+          <w:color w:val="E07B00"/>
+          <w:sz w:val="21"/>
+          <w:szCs w:val="21"/>
+        </w:rPr>
+        <w:t xml:space="preserve">Saisir : </w:t>
+      </w:r>
+      <w:r>
+        <w:rPr>
+          <w:rFonts w:eastAsia="Times New Roman" w:cs="Times New Roman"/>
+          <w:color w:val="58595B"/>
+          <w:sz w:val="21"/>
+          <w:szCs w:val="21"/>
+        </w:rPr>
+        <w:t>1500</w:t>
+      </w:r>
+    </w:p>
+    <w:p>
+      <w:pPr>
+        <w:pStyle w:val="ListParagraph"/>
+        <w:numPr>
+          <w:ilvl w:val="0"/>
+          <w:numId w:val="15"/>
+        </w:numPr>
+        <w:spacing w:lineRule="auto" w:line="276" w:before="0" w:after="60"/>
+        <w:rPr/>
+      </w:pPr>
+      <w:r>
+        <w:rPr>
+          <w:rFonts w:eastAsia="Times New Roman" w:cs="Times New Roman"/>
+          <w:color w:val="58595B"/>
+          <w:sz w:val="24"/>
+          <w:szCs w:val="24"/>
+        </w:rPr>
+        <w:t>Cliquez sur Tester la connexion. Le résultat nomme la cause de tout échec : clé refusée, modèle introuvable, paramètre rejeté, limite de débit, injoignable.</w:t>
       </w:r>
     </w:p>
     <w:p>
@@ -3859,7 +4121,7 @@
           <wp:inline distT="0" distB="0" distL="0" distR="0">
             <wp:extent cx="5905500" cy="3695700"/>
             <wp:effectExtent l="0" t="0" r="0" b="0"/>
-            <wp:docPr id="11" name="a_spec.png" descr="Figure 11 — Spécification du prompt&#10;Figure 11 — Spécification du prompt"/>
+            <wp:docPr id="11" name="a_aiset.png" descr="Figure 11 — Paramètres IA&#10;Figure 11 — Paramètres IA"/>
             <wp:cNvGraphicFramePr>
               <a:graphicFrameLocks xmlns:a="http://schemas.openxmlformats.org/drawingml/2006/main" noChangeAspect="1"/>
             </wp:cNvGraphicFramePr>
@@ -3867,7 +4129,7 @@
               <a:graphicData uri="http://schemas.openxmlformats.org/drawingml/2006/picture">
                 <pic:pic xmlns:pic="http://schemas.openxmlformats.org/drawingml/2006/picture">
                   <pic:nvPicPr>
-                    <pic:cNvPr id="11" name="a_spec.png" descr="Figure 11 — Spécification du prompt&#10;Figure 11 — Spécification du prompt"/>
+                    <pic:cNvPr id="11" name="a_aiset.png" descr="Figure 11 — Paramètres IA&#10;Figure 11 — Paramètres IA"/>
                     <pic:cNvPicPr>
                       <a:picLocks noChangeAspect="1" noChangeArrowheads="1"/>
                     </pic:cNvPicPr>
@@ -3910,50 +4172,7 @@
           <w:sz w:val="19"/>
           <w:szCs w:val="19"/>
         </w:rPr>
-        <w:t>Figure 11 — Spécification du prompt</w:t>
-      </w:r>
-      <w:r>
-        <w:br w:type="page"/>
-      </w:r>
-    </w:p>
-    <w:p>
-      <w:pPr>
-        <w:pStyle w:val="Heading1"/>
-        <w:pBdr>
-          <w:bottom w:val="single" w:sz="8" w:space="4" w:color="F8931D"/>
-        </w:pBdr>
-        <w:spacing w:before="0" w:after="200"/>
-        <w:rPr/>
-      </w:pPr>
-      <w:bookmarkStart w:id="7" w:name="__RefHeading___Toc163931_2904896170"/>
-      <w:bookmarkEnd w:id="7"/>
-      <w:r>
-        <w:rPr>
-          <w:rFonts w:eastAsia="Times New Roman" w:cs="Times New Roman"/>
-          <w:b/>
-          <w:bCs/>
-          <w:color w:val="E07B00"/>
-          <w:sz w:val="34"/>
-          <w:szCs w:val="34"/>
-        </w:rPr>
-        <w:t>8. Informations documentées</w:t>
-      </w:r>
-    </w:p>
-    <w:p>
-      <w:pPr>
-        <w:pStyle w:val="Normal"/>
-        <w:spacing w:lineRule="auto" w:line="276" w:before="0" w:after="120"/>
-        <w:jc w:val="both"/>
-        <w:rPr/>
-      </w:pPr>
-      <w:r>
-        <w:rPr>
-          <w:rFonts w:eastAsia="Times New Roman" w:cs="Times New Roman"/>
-          <w:color w:val="58595B"/>
-          <w:sz w:val="24"/>
-          <w:szCs w:val="24"/>
-        </w:rPr>
-        <w:t>La bibliothèque compte 37 modèles : un par livrable de bout en bout, le rapport d’ingénierie de formation, le plan de formation, le rapport d’audit et la liste maîtresse. Une copie de l’organisation remplace le modèle de même code. La mise en page s’applique à tous les documents générés.</w:t>
+        <w:t>Figure 11 — Paramètres IA</w:t>
       </w:r>
     </w:p>
     <w:p>
@@ -3972,7 +4191,7 @@
           <w:sz w:val="23"/>
           <w:szCs w:val="23"/>
         </w:rPr>
-        <w:t>Adapter un modèle</w:t>
+        <w:t>Compléter une spécification et activer le cas d’usage</w:t>
       </w:r>
     </w:p>
     <w:p>
@@ -3980,7 +4199,7 @@
         <w:pStyle w:val="ListParagraph"/>
         <w:numPr>
           <w:ilvl w:val="0"/>
-          <w:numId w:val="32"/>
+          <w:numId w:val="37"/>
         </w:numPr>
         <w:spacing w:lineRule="auto" w:line="276" w:before="0" w:after="60"/>
         <w:rPr/>
@@ -3992,7 +4211,7 @@
           <w:sz w:val="24"/>
           <w:szCs w:val="24"/>
         </w:rPr>
-        <w:t>Ouvrez Rapports › Modèles de documents et cliquez sur DT-E2E-01.</w:t>
+        <w:t>Ouvrez Cas d’usage IA et cliquez sur Spécification pour AIUC-01.</w:t>
       </w:r>
     </w:p>
     <w:p>
@@ -4000,7 +4219,7 @@
         <w:pStyle w:val="ListParagraph"/>
         <w:numPr>
           <w:ilvl w:val="0"/>
-          <w:numId w:val="14"/>
+          <w:numId w:val="16"/>
         </w:numPr>
         <w:spacing w:lineRule="auto" w:line="276" w:before="0" w:after="60"/>
         <w:rPr/>
@@ -4012,7 +4231,75 @@
           <w:sz w:val="24"/>
           <w:szCs w:val="24"/>
         </w:rPr>
-        <w:t>Cliquez sur Copier dans mon organisation. Les brouillons qui utilisent une version plus ancienne sont listés.</w:t>
+        <w:t>Renseignez chaque champ obligatoire dans chaque langue ; chaque champ est enregistré quand vous le quittez.</w:t>
+      </w:r>
+    </w:p>
+    <w:p>
+      <w:pPr>
+        <w:pStyle w:val="Normal"/>
+        <w:spacing w:before="0" w:after="60"/>
+        <w:ind w:left="700"/>
+        <w:rPr/>
+      </w:pPr>
+      <w:r>
+        <w:rPr>
+          <w:rFonts w:eastAsia="Times New Roman" w:cs="Times New Roman"/>
+          <w:b/>
+          <w:bCs/>
+          <w:color w:val="E07B00"/>
+          <w:sz w:val="21"/>
+          <w:szCs w:val="21"/>
+        </w:rPr>
+        <w:t xml:space="preserve">Saisir : </w:t>
+      </w:r>
+      <w:r>
+        <w:rPr>
+          <w:rFonts w:eastAsia="Times New Roman" w:cs="Times New Roman"/>
+          <w:color w:val="58595B"/>
+          <w:sz w:val="21"/>
+          <w:szCs w:val="21"/>
+        </w:rPr>
+        <w:t>Contraintes — Ne jamais attribuer un niveau sans preuve ; citer la preuve de chaque niveau.</w:t>
+      </w:r>
+    </w:p>
+    <w:p>
+      <w:pPr>
+        <w:pStyle w:val="ListParagraph"/>
+        <w:numPr>
+          <w:ilvl w:val="0"/>
+          <w:numId w:val="16"/>
+        </w:numPr>
+        <w:spacing w:lineRule="auto" w:line="276" w:before="0" w:after="60"/>
+        <w:rPr/>
+      </w:pPr>
+      <w:r>
+        <w:rPr>
+          <w:rFonts w:eastAsia="Times New Roman" w:cs="Times New Roman"/>
+          <w:color w:val="58595B"/>
+          <w:sz w:val="24"/>
+          <w:szCs w:val="24"/>
+        </w:rPr>
+        <w:t>Cliquez sur Prompt assemblé pour vérifier les variables, puis Tester sur ce projet. Le test n’écrit rien.</w:t>
+      </w:r>
+    </w:p>
+    <w:p>
+      <w:pPr>
+        <w:pStyle w:val="ListParagraph"/>
+        <w:numPr>
+          <w:ilvl w:val="0"/>
+          <w:numId w:val="16"/>
+        </w:numPr>
+        <w:spacing w:lineRule="auto" w:line="276" w:before="0" w:after="60"/>
+        <w:rPr/>
+      </w:pPr>
+      <w:r>
+        <w:rPr>
+          <w:rFonts w:eastAsia="Times New Roman" w:cs="Times New Roman"/>
+          <w:color w:val="58595B"/>
+          <w:sz w:val="24"/>
+          <w:szCs w:val="24"/>
+        </w:rPr>
+        <w:t>De retour dans Cas d’usage IA, cochez le cas dans la colonne Organisation. L’activation est refusée tant qu’un champ obligatoire est vide.</w:t>
       </w:r>
     </w:p>
     <w:p>
@@ -4029,7 +4316,7 @@
           <wp:inline distT="0" distB="0" distL="0" distR="0">
             <wp:extent cx="5905500" cy="3695700"/>
             <wp:effectExtent l="0" t="0" r="0" b="0"/>
-            <wp:docPr id="12" name="a_doctpl.png" descr="Figure 12 — Bibliothèque de modèles de documents&#10;Figure 12 — Bibliothèque de modèles de documents"/>
+            <wp:docPr id="12" name="a_spec.png" descr="Figure 12 — Spécification du prompt&#10;Figure 12 — Spécification du prompt"/>
             <wp:cNvGraphicFramePr>
               <a:graphicFrameLocks xmlns:a="http://schemas.openxmlformats.org/drawingml/2006/main" noChangeAspect="1"/>
             </wp:cNvGraphicFramePr>
@@ -4037,7 +4324,7 @@
               <a:graphicData uri="http://schemas.openxmlformats.org/drawingml/2006/picture">
                 <pic:pic xmlns:pic="http://schemas.openxmlformats.org/drawingml/2006/picture">
                   <pic:nvPicPr>
-                    <pic:cNvPr id="12" name="a_doctpl.png" descr="Figure 12 — Bibliothèque de modèles de documents&#10;Figure 12 — Bibliothèque de modèles de documents"/>
+                    <pic:cNvPr id="12" name="a_spec.png" descr="Figure 12 — Spécification du prompt&#10;Figure 12 — Spécification du prompt"/>
                     <pic:cNvPicPr>
                       <a:picLocks noChangeAspect="1" noChangeArrowheads="1"/>
                     </pic:cNvPicPr>
@@ -4080,7 +4367,50 @@
           <w:sz w:val="19"/>
           <w:szCs w:val="19"/>
         </w:rPr>
-        <w:t>Figure 12 — Bibliothèque de modèles de documents</w:t>
+        <w:t>Figure 12 — Spécification du prompt</w:t>
+      </w:r>
+      <w:r>
+        <w:br w:type="page"/>
+      </w:r>
+    </w:p>
+    <w:p>
+      <w:pPr>
+        <w:pStyle w:val="Heading1"/>
+        <w:pBdr>
+          <w:bottom w:val="single" w:sz="8" w:space="4" w:color="F8931D"/>
+        </w:pBdr>
+        <w:spacing w:before="0" w:after="200"/>
+        <w:rPr/>
+      </w:pPr>
+      <w:bookmarkStart w:id="7" w:name="__RefHeading___Toc1019_2313161461"/>
+      <w:bookmarkEnd w:id="7"/>
+      <w:r>
+        <w:rPr>
+          <w:rFonts w:eastAsia="Times New Roman" w:cs="Times New Roman"/>
+          <w:b/>
+          <w:bCs/>
+          <w:color w:val="E07B00"/>
+          <w:sz w:val="34"/>
+          <w:szCs w:val="34"/>
+        </w:rPr>
+        <w:t>8. Informations documentées</w:t>
+      </w:r>
+    </w:p>
+    <w:p>
+      <w:pPr>
+        <w:pStyle w:val="Normal"/>
+        <w:spacing w:lineRule="auto" w:line="276" w:before="0" w:after="120"/>
+        <w:jc w:val="both"/>
+        <w:rPr/>
+      </w:pPr>
+      <w:r>
+        <w:rPr>
+          <w:rFonts w:eastAsia="Times New Roman" w:cs="Times New Roman"/>
+          <w:color w:val="58595B"/>
+          <w:sz w:val="24"/>
+          <w:szCs w:val="24"/>
+        </w:rPr>
+        <w:t>La bibliothèque compte 37 modèles : un par livrable de bout en bout, le rapport d’ingénierie de formation, le plan de formation, le rapport d’audit et la liste maîtresse. Une copie de l’organisation remplace le modèle de même code. La mise en page s’applique à tous les documents générés.</w:t>
       </w:r>
     </w:p>
     <w:p>
@@ -4099,7 +4429,7 @@
           <w:sz w:val="23"/>
           <w:szCs w:val="23"/>
         </w:rPr>
-        <w:t>Définir la mise en page de l’organisation</w:t>
+        <w:t>Adapter un modèle</w:t>
       </w:r>
     </w:p>
     <w:p>
@@ -4107,7 +4437,7 @@
         <w:pStyle w:val="ListParagraph"/>
         <w:numPr>
           <w:ilvl w:val="0"/>
-          <w:numId w:val="33"/>
+          <w:numId w:val="38"/>
         </w:numPr>
         <w:spacing w:lineRule="auto" w:line="276" w:before="0" w:after="60"/>
         <w:rPr/>
@@ -4119,7 +4449,7 @@
           <w:sz w:val="24"/>
           <w:szCs w:val="24"/>
         </w:rPr>
-        <w:t>Ouvrez Rapports › Mise en page des documents.</w:t>
+        <w:t>Ouvrez Rapports › Modèles de documents et cliquez sur DT-E2E-01.</w:t>
       </w:r>
     </w:p>
     <w:p>
@@ -4127,7 +4457,7 @@
         <w:pStyle w:val="ListParagraph"/>
         <w:numPr>
           <w:ilvl w:val="0"/>
-          <w:numId w:val="15"/>
+          <w:numId w:val="17"/>
         </w:numPr>
         <w:spacing w:lineRule="auto" w:line="276" w:before="0" w:after="60"/>
         <w:rPr/>
@@ -4139,103 +4469,7 @@
           <w:sz w:val="24"/>
           <w:szCs w:val="24"/>
         </w:rPr>
-        <w:t>Choisissez polices, tailles, alignement et couleurs dans les listes autorisées.</w:t>
-      </w:r>
-    </w:p>
-    <w:p>
-      <w:pPr>
-        <w:pStyle w:val="Normal"/>
-        <w:spacing w:before="0" w:after="60"/>
-        <w:ind w:left="700"/>
-        <w:rPr/>
-      </w:pPr>
-      <w:r>
-        <w:rPr>
-          <w:rFonts w:eastAsia="Times New Roman" w:cs="Times New Roman"/>
-          <w:b/>
-          <w:bCs/>
-          <w:color w:val="E07B00"/>
-          <w:sz w:val="21"/>
-          <w:szCs w:val="21"/>
-        </w:rPr>
-        <w:t xml:space="preserve">Saisir : </w:t>
-      </w:r>
-      <w:r>
-        <w:rPr>
-          <w:rFonts w:eastAsia="Times New Roman" w:cs="Times New Roman"/>
-          <w:color w:val="58595B"/>
-          <w:sz w:val="21"/>
-          <w:szCs w:val="21"/>
-        </w:rPr>
-        <w:t>Police du texte — Open Sans 11 pt ; Police des titres — Montserrat 16 pt ; Alignement — Gauche ; Couleur d’en-tête — 123A5F (Navy) ; Papier — A4 ; Marges — 20 mm</w:t>
-      </w:r>
-    </w:p>
-    <w:p>
-      <w:pPr>
-        <w:pStyle w:val="ListParagraph"/>
-        <w:numPr>
-          <w:ilvl w:val="0"/>
-          <w:numId w:val="15"/>
-        </w:numPr>
-        <w:spacing w:lineRule="auto" w:line="276" w:before="0" w:after="60"/>
-        <w:rPr/>
-      </w:pPr>
-      <w:r>
-        <w:rPr>
-          <w:rFonts w:eastAsia="Times New Roman" w:cs="Times New Roman"/>
-          <w:color w:val="58595B"/>
-          <w:sz w:val="24"/>
-          <w:szCs w:val="24"/>
-        </w:rPr>
-        <w:t>Saisissez les textes d’en-tête et de pied de page, choisissez Image téléversée pour le logo et téléversez un PNG de 5 Mo maximum.</w:t>
-      </w:r>
-    </w:p>
-    <w:p>
-      <w:pPr>
-        <w:pStyle w:val="Normal"/>
-        <w:spacing w:before="0" w:after="60"/>
-        <w:ind w:left="700"/>
-        <w:rPr/>
-      </w:pPr>
-      <w:r>
-        <w:rPr>
-          <w:rFonts w:eastAsia="Times New Roman" w:cs="Times New Roman"/>
-          <w:b/>
-          <w:bCs/>
-          <w:color w:val="E07B00"/>
-          <w:sz w:val="21"/>
-          <w:szCs w:val="21"/>
-        </w:rPr>
-        <w:t xml:space="preserve">Saisir : </w:t>
-      </w:r>
-      <w:r>
-        <w:rPr>
-          <w:rFonts w:eastAsia="Times New Roman" w:cs="Times New Roman"/>
-          <w:color w:val="58595B"/>
-          <w:sz w:val="21"/>
-          <w:szCs w:val="21"/>
-        </w:rPr>
-        <w:t>En-tête — Groupe Hospitalier Maghreb · Formation ; Pied de page — Usage interne</w:t>
-      </w:r>
-    </w:p>
-    <w:p>
-      <w:pPr>
-        <w:pStyle w:val="ListParagraph"/>
-        <w:numPr>
-          <w:ilvl w:val="0"/>
-          <w:numId w:val="15"/>
-        </w:numPr>
-        <w:spacing w:lineRule="auto" w:line="276" w:before="0" w:after="60"/>
-        <w:rPr/>
-      </w:pPr>
-      <w:r>
-        <w:rPr>
-          <w:rFonts w:eastAsia="Times New Roman" w:cs="Times New Roman"/>
-          <w:color w:val="58595B"/>
-          <w:sz w:val="24"/>
-          <w:szCs w:val="24"/>
-        </w:rPr>
-        <w:t>Cliquez sur Aperçu en PDF, puis Enregistrer. Chaque enregistrement est une version.</w:t>
+        <w:t>Cliquez sur Copier dans mon organisation. Les brouillons qui utilisent une version plus ancienne sont listés.</w:t>
       </w:r>
     </w:p>
     <w:p>
@@ -4252,7 +4486,7 @@
           <wp:inline distT="0" distB="0" distL="0" distR="0">
             <wp:extent cx="5905500" cy="3695700"/>
             <wp:effectExtent l="0" t="0" r="0" b="0"/>
-            <wp:docPr id="13" name="a_layout.png" descr="Figure 13 — Mise en page des documents&#10;Figure 13 — Mise en page des documents"/>
+            <wp:docPr id="13" name="a_doctpl.png" descr="Figure 13 — Bibliothèque de modèles de documents&#10;Figure 13 — Bibliothèque de modèles de documents"/>
             <wp:cNvGraphicFramePr>
               <a:graphicFrameLocks xmlns:a="http://schemas.openxmlformats.org/drawingml/2006/main" noChangeAspect="1"/>
             </wp:cNvGraphicFramePr>
@@ -4260,7 +4494,7 @@
               <a:graphicData uri="http://schemas.openxmlformats.org/drawingml/2006/picture">
                 <pic:pic xmlns:pic="http://schemas.openxmlformats.org/drawingml/2006/picture">
                   <pic:nvPicPr>
-                    <pic:cNvPr id="13" name="a_layout.png" descr="Figure 13 — Mise en page des documents&#10;Figure 13 — Mise en page des documents"/>
+                    <pic:cNvPr id="13" name="a_doctpl.png" descr="Figure 13 — Bibliothèque de modèles de documents&#10;Figure 13 — Bibliothèque de modèles de documents"/>
                     <pic:cNvPicPr>
                       <a:picLocks noChangeAspect="1" noChangeArrowheads="1"/>
                     </pic:cNvPicPr>
@@ -4303,14 +4537,36 @@
           <w:sz w:val="19"/>
           <w:szCs w:val="19"/>
         </w:rPr>
-        <w:t>Figure 13 — Mise en page des documents</w:t>
-      </w:r>
-    </w:p>
-    <w:p>
-      <w:pPr>
-        <w:pStyle w:val="Normal"/>
-        <w:spacing w:lineRule="auto" w:line="276" w:before="0" w:after="120"/>
-        <w:jc w:val="both"/>
+        <w:t>Figure 13 — Bibliothèque de modèles de documents</w:t>
+      </w:r>
+    </w:p>
+    <w:p>
+      <w:pPr>
+        <w:pStyle w:val="Normal"/>
+        <w:keepNext w:val="true"/>
+        <w:spacing w:before="160" w:after="60"/>
+        <w:rPr/>
+      </w:pPr>
+      <w:r>
+        <w:rPr>
+          <w:rFonts w:eastAsia="Times New Roman" w:cs="Times New Roman"/>
+          <w:b/>
+          <w:bCs/>
+          <w:color w:val="3A3A3C"/>
+          <w:sz w:val="23"/>
+          <w:szCs w:val="23"/>
+        </w:rPr>
+        <w:t>Définir la mise en page de l’organisation</w:t>
+      </w:r>
+    </w:p>
+    <w:p>
+      <w:pPr>
+        <w:pStyle w:val="ListParagraph"/>
+        <w:numPr>
+          <w:ilvl w:val="0"/>
+          <w:numId w:val="39"/>
+        </w:numPr>
+        <w:spacing w:lineRule="auto" w:line="276" w:before="0" w:after="60"/>
         <w:rPr/>
       </w:pPr>
       <w:r>
@@ -4320,7 +4576,123 @@
           <w:sz w:val="24"/>
           <w:szCs w:val="24"/>
         </w:rPr>
-        <w:t>Rapports › Liste maîtresse liste chaque document du projet avec version, statut, propriétaire et dates de revue ; l’onglet Exigé par les normes montre, clause par clause, le modèle et le document qui répondent à chaque norme.</w:t>
+        <w:t>Ouvrez Rapports › Mise en page des documents.</w:t>
+      </w:r>
+    </w:p>
+    <w:p>
+      <w:pPr>
+        <w:pStyle w:val="ListParagraph"/>
+        <w:numPr>
+          <w:ilvl w:val="0"/>
+          <w:numId w:val="18"/>
+        </w:numPr>
+        <w:spacing w:lineRule="auto" w:line="276" w:before="0" w:after="60"/>
+        <w:rPr/>
+      </w:pPr>
+      <w:r>
+        <w:rPr>
+          <w:rFonts w:eastAsia="Times New Roman" w:cs="Times New Roman"/>
+          <w:color w:val="58595B"/>
+          <w:sz w:val="24"/>
+          <w:szCs w:val="24"/>
+        </w:rPr>
+        <w:t>Choisissez polices, tailles, alignement et couleurs dans les listes autorisées.</w:t>
+      </w:r>
+    </w:p>
+    <w:p>
+      <w:pPr>
+        <w:pStyle w:val="Normal"/>
+        <w:spacing w:before="0" w:after="60"/>
+        <w:ind w:left="700"/>
+        <w:rPr/>
+      </w:pPr>
+      <w:r>
+        <w:rPr>
+          <w:rFonts w:eastAsia="Times New Roman" w:cs="Times New Roman"/>
+          <w:b/>
+          <w:bCs/>
+          <w:color w:val="E07B00"/>
+          <w:sz w:val="21"/>
+          <w:szCs w:val="21"/>
+        </w:rPr>
+        <w:t xml:space="preserve">Saisir : </w:t>
+      </w:r>
+      <w:r>
+        <w:rPr>
+          <w:rFonts w:eastAsia="Times New Roman" w:cs="Times New Roman"/>
+          <w:color w:val="58595B"/>
+          <w:sz w:val="21"/>
+          <w:szCs w:val="21"/>
+        </w:rPr>
+        <w:t>Police du texte — Open Sans 11 pt ; Police des titres — Montserrat 16 pt ; Alignement — Gauche ; Couleur d’en-tête — 123A5F (Navy) ; Papier — A4 ; Marges — 20 mm</w:t>
+      </w:r>
+    </w:p>
+    <w:p>
+      <w:pPr>
+        <w:pStyle w:val="ListParagraph"/>
+        <w:numPr>
+          <w:ilvl w:val="0"/>
+          <w:numId w:val="18"/>
+        </w:numPr>
+        <w:spacing w:lineRule="auto" w:line="276" w:before="0" w:after="60"/>
+        <w:rPr/>
+      </w:pPr>
+      <w:r>
+        <w:rPr>
+          <w:rFonts w:eastAsia="Times New Roman" w:cs="Times New Roman"/>
+          <w:color w:val="58595B"/>
+          <w:sz w:val="24"/>
+          <w:szCs w:val="24"/>
+        </w:rPr>
+        <w:t>Saisissez les textes d’en-tête et de pied de page, choisissez Image téléversée pour le logo et téléversez un PNG de 5 Mo maximum.</w:t>
+      </w:r>
+    </w:p>
+    <w:p>
+      <w:pPr>
+        <w:pStyle w:val="Normal"/>
+        <w:spacing w:before="0" w:after="60"/>
+        <w:ind w:left="700"/>
+        <w:rPr/>
+      </w:pPr>
+      <w:r>
+        <w:rPr>
+          <w:rFonts w:eastAsia="Times New Roman" w:cs="Times New Roman"/>
+          <w:b/>
+          <w:bCs/>
+          <w:color w:val="E07B00"/>
+          <w:sz w:val="21"/>
+          <w:szCs w:val="21"/>
+        </w:rPr>
+        <w:t xml:space="preserve">Saisir : </w:t>
+      </w:r>
+      <w:r>
+        <w:rPr>
+          <w:rFonts w:eastAsia="Times New Roman" w:cs="Times New Roman"/>
+          <w:color w:val="58595B"/>
+          <w:sz w:val="21"/>
+          <w:szCs w:val="21"/>
+        </w:rPr>
+        <w:t>En-tête — Groupe Hospitalier Maghreb · Formation ; Pied de page — Usage interne</w:t>
+      </w:r>
+    </w:p>
+    <w:p>
+      <w:pPr>
+        <w:pStyle w:val="ListParagraph"/>
+        <w:numPr>
+          <w:ilvl w:val="0"/>
+          <w:numId w:val="18"/>
+        </w:numPr>
+        <w:spacing w:lineRule="auto" w:line="276" w:before="0" w:after="60"/>
+        <w:rPr/>
+      </w:pPr>
+      <w:r>
+        <w:rPr>
+          <w:rFonts w:eastAsia="Times New Roman" w:cs="Times New Roman"/>
+          <w:color w:val="58595B"/>
+          <w:sz w:val="24"/>
+          <w:szCs w:val="24"/>
+        </w:rPr>
+        <w:t>Cliquez sur Aperçu en PDF, puis Enregistrer. Chaque enregistrement est une version.</w:t>
       </w:r>
     </w:p>
     <w:p>
@@ -4337,7 +4709,7 @@
           <wp:inline distT="0" distB="0" distL="0" distR="0">
             <wp:extent cx="5905500" cy="3695700"/>
             <wp:effectExtent l="0" t="0" r="0" b="0"/>
-            <wp:docPr id="14" name="a_master.png" descr="Figure 14 — Liste maîtresse&#10;Figure 14 — Liste maîtresse"/>
+            <wp:docPr id="14" name="a_layout.png" descr="Figure 14 — Mise en page des documents&#10;Figure 14 — Mise en page des documents"/>
             <wp:cNvGraphicFramePr>
               <a:graphicFrameLocks xmlns:a="http://schemas.openxmlformats.org/drawingml/2006/main" noChangeAspect="1"/>
             </wp:cNvGraphicFramePr>
@@ -4345,7 +4717,7 @@
               <a:graphicData uri="http://schemas.openxmlformats.org/drawingml/2006/picture">
                 <pic:pic xmlns:pic="http://schemas.openxmlformats.org/drawingml/2006/picture">
                   <pic:nvPicPr>
-                    <pic:cNvPr id="14" name="a_master.png" descr="Figure 14 — Liste maîtresse&#10;Figure 14 — Liste maîtresse"/>
+                    <pic:cNvPr id="14" name="a_layout.png" descr="Figure 14 — Mise en page des documents&#10;Figure 14 — Mise en page des documents"/>
                     <pic:cNvPicPr>
                       <a:picLocks noChangeAspect="1" noChangeArrowheads="1"/>
                     </pic:cNvPicPr>
@@ -4388,62 +4760,14 @@
           <w:sz w:val="19"/>
           <w:szCs w:val="19"/>
         </w:rPr>
-        <w:t>Figure 14 — Liste maîtresse</w:t>
-      </w:r>
-      <w:r>
-        <w:br w:type="page"/>
-      </w:r>
-    </w:p>
-    <w:p>
-      <w:pPr>
-        <w:pStyle w:val="Heading1"/>
-        <w:pBdr>
-          <w:bottom w:val="single" w:sz="8" w:space="4" w:color="F8931D"/>
-        </w:pBdr>
-        <w:spacing w:before="0" w:after="200"/>
-        <w:rPr/>
-      </w:pPr>
-      <w:bookmarkStart w:id="8" w:name="__RefHeading___Toc163933_2904896170"/>
-      <w:bookmarkEnd w:id="8"/>
-      <w:r>
-        <w:rPr>
-          <w:rFonts w:eastAsia="Times New Roman" w:cs="Times New Roman"/>
-          <w:b/>
-          <w:bCs/>
-          <w:color w:val="E07B00"/>
-          <w:sz w:val="34"/>
-          <w:szCs w:val="34"/>
-        </w:rPr>
-        <w:t>9. Audits</w:t>
-      </w:r>
-    </w:p>
-    <w:p>
-      <w:pPr>
-        <w:pStyle w:val="Normal"/>
-        <w:keepNext w:val="true"/>
-        <w:spacing w:before="160" w:after="60"/>
-        <w:rPr/>
-      </w:pPr>
-      <w:r>
-        <w:rPr>
-          <w:rFonts w:eastAsia="Times New Roman" w:cs="Times New Roman"/>
-          <w:b/>
-          <w:bCs/>
-          <w:color w:val="3A3A3C"/>
-          <w:sz w:val="23"/>
-          <w:szCs w:val="23"/>
-        </w:rPr>
-        <w:t>Planifier un audit et traiter une non-conformité</w:t>
-      </w:r>
-    </w:p>
-    <w:p>
-      <w:pPr>
-        <w:pStyle w:val="ListParagraph"/>
-        <w:numPr>
-          <w:ilvl w:val="0"/>
-          <w:numId w:val="34"/>
-        </w:numPr>
-        <w:spacing w:lineRule="auto" w:line="276" w:before="0" w:after="60"/>
+        <w:t>Figure 14 — Mise en page des documents</w:t>
+      </w:r>
+    </w:p>
+    <w:p>
+      <w:pPr>
+        <w:pStyle w:val="Normal"/>
+        <w:spacing w:lineRule="auto" w:line="276" w:before="0" w:after="120"/>
+        <w:jc w:val="both"/>
         <w:rPr/>
       </w:pPr>
       <w:r>
@@ -4453,123 +4777,7 @@
           <w:sz w:val="24"/>
           <w:szCs w:val="24"/>
         </w:rPr>
-        <w:t>Ouvrez Gouvernance › Audits et cliquez sur Nouveau.</w:t>
-      </w:r>
-    </w:p>
-    <w:p>
-      <w:pPr>
-        <w:pStyle w:val="Normal"/>
-        <w:spacing w:before="0" w:after="60"/>
-        <w:ind w:left="700"/>
-        <w:rPr/>
-      </w:pPr>
-      <w:r>
-        <w:rPr>
-          <w:rFonts w:eastAsia="Times New Roman" w:cs="Times New Roman"/>
-          <w:b/>
-          <w:bCs/>
-          <w:color w:val="E07B00"/>
-          <w:sz w:val="21"/>
-          <w:szCs w:val="21"/>
-        </w:rPr>
-        <w:t xml:space="preserve">Saisir : </w:t>
-      </w:r>
-      <w:r>
-        <w:rPr>
-          <w:rFonts w:eastAsia="Times New Roman" w:cs="Times New Roman"/>
-          <w:color w:val="58595B"/>
-          <w:sz w:val="21"/>
-          <w:szCs w:val="21"/>
-        </w:rPr>
-        <w:t>Code — AUD-2027-01 ; Nom — Audit interne du processus formation ; Norme — ISO 9001 ; Fréquence — Annuelle ; Date planifiée — 2027-03-15</w:t>
-      </w:r>
-    </w:p>
-    <w:p>
-      <w:pPr>
-        <w:pStyle w:val="ListParagraph"/>
-        <w:numPr>
-          <w:ilvl w:val="0"/>
-          <w:numId w:val="16"/>
-        </w:numPr>
-        <w:spacing w:lineRule="auto" w:line="276" w:before="0" w:after="60"/>
-        <w:rPr/>
-      </w:pPr>
-      <w:r>
-        <w:rPr>
-          <w:rFonts w:eastAsia="Times New Roman" w:cs="Times New Roman"/>
-          <w:color w:val="58595B"/>
-          <w:sz w:val="24"/>
-          <w:szCs w:val="24"/>
-        </w:rPr>
-        <w:t>Enregistrez. La prochaine date est calculée depuis la fréquence.</w:t>
-      </w:r>
-    </w:p>
-    <w:p>
-      <w:pPr>
-        <w:pStyle w:val="ListParagraph"/>
-        <w:numPr>
-          <w:ilvl w:val="0"/>
-          <w:numId w:val="16"/>
-        </w:numPr>
-        <w:spacing w:lineRule="auto" w:line="276" w:before="0" w:after="60"/>
-        <w:rPr/>
-      </w:pPr>
-      <w:r>
-        <w:rPr>
-          <w:rFonts w:eastAsia="Times New Roman" w:cs="Times New Roman"/>
-          <w:color w:val="58595B"/>
-          <w:sz w:val="24"/>
-          <w:szCs w:val="24"/>
-        </w:rPr>
-        <w:t>Ouvrez l’audit et ajoutez un constat.</w:t>
-      </w:r>
-    </w:p>
-    <w:p>
-      <w:pPr>
-        <w:pStyle w:val="Normal"/>
-        <w:spacing w:before="0" w:after="60"/>
-        <w:ind w:left="700"/>
-        <w:rPr/>
-      </w:pPr>
-      <w:r>
-        <w:rPr>
-          <w:rFonts w:eastAsia="Times New Roman" w:cs="Times New Roman"/>
-          <w:b/>
-          <w:bCs/>
-          <w:color w:val="E07B00"/>
-          <w:sz w:val="21"/>
-          <w:szCs w:val="21"/>
-        </w:rPr>
-        <w:t xml:space="preserve">Saisir : </w:t>
-      </w:r>
-      <w:r>
-        <w:rPr>
-          <w:rFonts w:eastAsia="Times New Roman" w:cs="Times New Roman"/>
-          <w:color w:val="58595B"/>
-          <w:sz w:val="21"/>
-          <w:szCs w:val="21"/>
-        </w:rPr>
-        <w:t>Niveau — Mineure ; Exigence — ISO 9001 §7.2 ; Énoncé — Deux formateurs n’ont pas de preuve de compétence au dossier.</w:t>
-      </w:r>
-    </w:p>
-    <w:p>
-      <w:pPr>
-        <w:pStyle w:val="ListParagraph"/>
-        <w:numPr>
-          <w:ilvl w:val="0"/>
-          <w:numId w:val="16"/>
-        </w:numPr>
-        <w:spacing w:lineRule="auto" w:line="276" w:before="0" w:after="60"/>
-        <w:rPr/>
-      </w:pPr>
-      <w:r>
-        <w:rPr>
-          <w:rFonts w:eastAsia="Times New Roman" w:cs="Times New Roman"/>
-          <w:color w:val="58595B"/>
-          <w:sz w:val="24"/>
-          <w:szCs w:val="24"/>
-        </w:rPr>
-        <w:t>Cliquez sur Créer l’action. L’action corrective entre dans le processus des actions ; le constat passe à Action planifiée.</w:t>
+        <w:t>Rapports › Liste maîtresse liste chaque document du projet avec version, statut, propriétaire et dates de revue ; l’onglet Exigé par les normes montre, clause par clause, le modèle et le document qui répondent à chaque norme.</w:t>
       </w:r>
     </w:p>
     <w:p>
@@ -4586,7 +4794,7 @@
           <wp:inline distT="0" distB="0" distL="0" distR="0">
             <wp:extent cx="5905500" cy="3695700"/>
             <wp:effectExtent l="0" t="0" r="0" b="0"/>
-            <wp:docPr id="15" name="a_audits.png" descr="Figure 15 — Programmes d’audit et échelle de notation&#10;Figure 15 — Programmes d’audit et échelle de notation"/>
+            <wp:docPr id="15" name="a_master.png" descr="Figure 15 — Liste maîtresse&#10;Figure 15 — Liste maîtresse"/>
             <wp:cNvGraphicFramePr>
               <a:graphicFrameLocks xmlns:a="http://schemas.openxmlformats.org/drawingml/2006/main" noChangeAspect="1"/>
             </wp:cNvGraphicFramePr>
@@ -4594,7 +4802,7 @@
               <a:graphicData uri="http://schemas.openxmlformats.org/drawingml/2006/picture">
                 <pic:pic xmlns:pic="http://schemas.openxmlformats.org/drawingml/2006/picture">
                   <pic:nvPicPr>
-                    <pic:cNvPr id="15" name="a_audits.png" descr="Figure 15 — Programmes d’audit et échelle de notation&#10;Figure 15 — Programmes d’audit et échelle de notation"/>
+                    <pic:cNvPr id="15" name="a_master.png" descr="Figure 15 — Liste maîtresse&#10;Figure 15 — Liste maîtresse"/>
                     <pic:cNvPicPr>
                       <a:picLocks noChangeAspect="1" noChangeArrowheads="1"/>
                     </pic:cNvPicPr>
@@ -4637,7 +4845,7 @@
           <w:sz w:val="19"/>
           <w:szCs w:val="19"/>
         </w:rPr>
-        <w:t>Figure 15 — Programmes d’audit et échelle de notation</w:t>
+        <w:t>Figure 15 — Liste maîtresse</w:t>
       </w:r>
       <w:r>
         <w:br w:type="page"/>
@@ -4652,7 +4860,256 @@
         <w:spacing w:before="0" w:after="200"/>
         <w:rPr/>
       </w:pPr>
-      <w:bookmarkStart w:id="9" w:name="__RefHeading___Toc163935_2904896170"/>
+      <w:bookmarkStart w:id="8" w:name="__RefHeading___Toc1021_2313161461"/>
+      <w:bookmarkEnd w:id="8"/>
+      <w:r>
+        <w:rPr>
+          <w:rFonts w:eastAsia="Times New Roman" w:cs="Times New Roman"/>
+          <w:b/>
+          <w:bCs/>
+          <w:color w:val="E07B00"/>
+          <w:sz w:val="34"/>
+          <w:szCs w:val="34"/>
+        </w:rPr>
+        <w:t>9. Audits</w:t>
+      </w:r>
+    </w:p>
+    <w:p>
+      <w:pPr>
+        <w:pStyle w:val="Normal"/>
+        <w:keepNext w:val="true"/>
+        <w:spacing w:before="160" w:after="60"/>
+        <w:rPr/>
+      </w:pPr>
+      <w:r>
+        <w:rPr>
+          <w:rFonts w:eastAsia="Times New Roman" w:cs="Times New Roman"/>
+          <w:b/>
+          <w:bCs/>
+          <w:color w:val="3A3A3C"/>
+          <w:sz w:val="23"/>
+          <w:szCs w:val="23"/>
+        </w:rPr>
+        <w:t>Planifier un audit et traiter une non-conformité</w:t>
+      </w:r>
+    </w:p>
+    <w:p>
+      <w:pPr>
+        <w:pStyle w:val="ListParagraph"/>
+        <w:numPr>
+          <w:ilvl w:val="0"/>
+          <w:numId w:val="40"/>
+        </w:numPr>
+        <w:spacing w:lineRule="auto" w:line="276" w:before="0" w:after="60"/>
+        <w:rPr/>
+      </w:pPr>
+      <w:r>
+        <w:rPr>
+          <w:rFonts w:eastAsia="Times New Roman" w:cs="Times New Roman"/>
+          <w:color w:val="58595B"/>
+          <w:sz w:val="24"/>
+          <w:szCs w:val="24"/>
+        </w:rPr>
+        <w:t>Ouvrez Gouvernance › Audits et cliquez sur Nouveau.</w:t>
+      </w:r>
+    </w:p>
+    <w:p>
+      <w:pPr>
+        <w:pStyle w:val="Normal"/>
+        <w:spacing w:before="0" w:after="60"/>
+        <w:ind w:left="700"/>
+        <w:rPr/>
+      </w:pPr>
+      <w:r>
+        <w:rPr>
+          <w:rFonts w:eastAsia="Times New Roman" w:cs="Times New Roman"/>
+          <w:b/>
+          <w:bCs/>
+          <w:color w:val="E07B00"/>
+          <w:sz w:val="21"/>
+          <w:szCs w:val="21"/>
+        </w:rPr>
+        <w:t xml:space="preserve">Saisir : </w:t>
+      </w:r>
+      <w:r>
+        <w:rPr>
+          <w:rFonts w:eastAsia="Times New Roman" w:cs="Times New Roman"/>
+          <w:color w:val="58595B"/>
+          <w:sz w:val="21"/>
+          <w:szCs w:val="21"/>
+        </w:rPr>
+        <w:t>Code — AUD-2027-01 ; Nom — Audit interne du processus formation ; Norme — ISO 9001 ; Fréquence — Annuelle ; Date planifiée — 2027-03-15</w:t>
+      </w:r>
+    </w:p>
+    <w:p>
+      <w:pPr>
+        <w:pStyle w:val="ListParagraph"/>
+        <w:numPr>
+          <w:ilvl w:val="0"/>
+          <w:numId w:val="19"/>
+        </w:numPr>
+        <w:spacing w:lineRule="auto" w:line="276" w:before="0" w:after="60"/>
+        <w:rPr/>
+      </w:pPr>
+      <w:r>
+        <w:rPr>
+          <w:rFonts w:eastAsia="Times New Roman" w:cs="Times New Roman"/>
+          <w:color w:val="58595B"/>
+          <w:sz w:val="24"/>
+          <w:szCs w:val="24"/>
+        </w:rPr>
+        <w:t>Enregistrez. La prochaine date est calculée depuis la fréquence.</w:t>
+      </w:r>
+    </w:p>
+    <w:p>
+      <w:pPr>
+        <w:pStyle w:val="ListParagraph"/>
+        <w:numPr>
+          <w:ilvl w:val="0"/>
+          <w:numId w:val="19"/>
+        </w:numPr>
+        <w:spacing w:lineRule="auto" w:line="276" w:before="0" w:after="60"/>
+        <w:rPr/>
+      </w:pPr>
+      <w:r>
+        <w:rPr>
+          <w:rFonts w:eastAsia="Times New Roman" w:cs="Times New Roman"/>
+          <w:color w:val="58595B"/>
+          <w:sz w:val="24"/>
+          <w:szCs w:val="24"/>
+        </w:rPr>
+        <w:t>Ouvrez l’audit et ajoutez un constat.</w:t>
+      </w:r>
+    </w:p>
+    <w:p>
+      <w:pPr>
+        <w:pStyle w:val="Normal"/>
+        <w:spacing w:before="0" w:after="60"/>
+        <w:ind w:left="700"/>
+        <w:rPr/>
+      </w:pPr>
+      <w:r>
+        <w:rPr>
+          <w:rFonts w:eastAsia="Times New Roman" w:cs="Times New Roman"/>
+          <w:b/>
+          <w:bCs/>
+          <w:color w:val="E07B00"/>
+          <w:sz w:val="21"/>
+          <w:szCs w:val="21"/>
+        </w:rPr>
+        <w:t xml:space="preserve">Saisir : </w:t>
+      </w:r>
+      <w:r>
+        <w:rPr>
+          <w:rFonts w:eastAsia="Times New Roman" w:cs="Times New Roman"/>
+          <w:color w:val="58595B"/>
+          <w:sz w:val="21"/>
+          <w:szCs w:val="21"/>
+        </w:rPr>
+        <w:t>Niveau — Mineure ; Exigence — ISO 9001 §7.2 ; Énoncé — Deux formateurs n’ont pas de preuve de compétence au dossier.</w:t>
+      </w:r>
+    </w:p>
+    <w:p>
+      <w:pPr>
+        <w:pStyle w:val="ListParagraph"/>
+        <w:numPr>
+          <w:ilvl w:val="0"/>
+          <w:numId w:val="19"/>
+        </w:numPr>
+        <w:spacing w:lineRule="auto" w:line="276" w:before="0" w:after="60"/>
+        <w:rPr/>
+      </w:pPr>
+      <w:r>
+        <w:rPr>
+          <w:rFonts w:eastAsia="Times New Roman" w:cs="Times New Roman"/>
+          <w:color w:val="58595B"/>
+          <w:sz w:val="24"/>
+          <w:szCs w:val="24"/>
+        </w:rPr>
+        <w:t>Cliquez sur Créer l’action. L’action corrective entre dans le processus des actions ; le constat passe à Action planifiée.</w:t>
+      </w:r>
+    </w:p>
+    <w:p>
+      <w:pPr>
+        <w:pStyle w:val="Normal"/>
+        <w:keepNext w:val="true"/>
+        <w:spacing w:before="120" w:after="60"/>
+        <w:jc w:val="center"/>
+        <w:rPr/>
+      </w:pPr>
+      <w:r>
+        <w:rPr/>
+        <w:drawing>
+          <wp:inline distT="0" distB="0" distL="0" distR="0">
+            <wp:extent cx="5905500" cy="3695700"/>
+            <wp:effectExtent l="0" t="0" r="0" b="0"/>
+            <wp:docPr id="16" name="a_audits.png" descr="Figure 16 — Programmes d’audit et échelle de notation&#10;Figure 16 — Programmes d’audit et échelle de notation"/>
+            <wp:cNvGraphicFramePr>
+              <a:graphicFrameLocks xmlns:a="http://schemas.openxmlformats.org/drawingml/2006/main" noChangeAspect="1"/>
+            </wp:cNvGraphicFramePr>
+            <a:graphic xmlns:a="http://schemas.openxmlformats.org/drawingml/2006/main">
+              <a:graphicData uri="http://schemas.openxmlformats.org/drawingml/2006/picture">
+                <pic:pic xmlns:pic="http://schemas.openxmlformats.org/drawingml/2006/picture">
+                  <pic:nvPicPr>
+                    <pic:cNvPr id="16" name="a_audits.png" descr="Figure 16 — Programmes d’audit et échelle de notation&#10;Figure 16 — Programmes d’audit et échelle de notation"/>
+                    <pic:cNvPicPr>
+                      <a:picLocks noChangeAspect="1" noChangeArrowheads="1"/>
+                    </pic:cNvPicPr>
+                  </pic:nvPicPr>
+                  <pic:blipFill>
+                    <a:blip r:embed="rId17"/>
+                    <a:stretch>
+                      <a:fillRect/>
+                    </a:stretch>
+                  </pic:blipFill>
+                  <pic:spPr bwMode="auto">
+                    <a:xfrm>
+                      <a:off x="0" y="0"/>
+                      <a:ext cx="5905500" cy="3695700"/>
+                    </a:xfrm>
+                    <a:prstGeom prst="rect">
+                      <a:avLst/>
+                    </a:prstGeom>
+                  </pic:spPr>
+                </pic:pic>
+              </a:graphicData>
+            </a:graphic>
+          </wp:inline>
+        </w:drawing>
+      </w:r>
+    </w:p>
+    <w:p>
+      <w:pPr>
+        <w:pStyle w:val="Normal"/>
+        <w:spacing w:before="0" w:after="200"/>
+        <w:jc w:val="center"/>
+        <w:rPr/>
+      </w:pPr>
+      <w:r>
+        <w:rPr>
+          <w:rFonts w:eastAsia="Times New Roman" w:cs="Times New Roman"/>
+          <w:i/>
+          <w:iCs/>
+          <w:color w:val="58595B"/>
+          <w:sz w:val="19"/>
+          <w:szCs w:val="19"/>
+        </w:rPr>
+        <w:t>Figure 16 — Programmes d’audit et échelle de notation</w:t>
+      </w:r>
+      <w:r>
+        <w:br w:type="page"/>
+      </w:r>
+    </w:p>
+    <w:p>
+      <w:pPr>
+        <w:pStyle w:val="Heading1"/>
+        <w:pBdr>
+          <w:bottom w:val="single" w:sz="8" w:space="4" w:color="F8931D"/>
+        </w:pBdr>
+        <w:spacing w:before="0" w:after="200"/>
+        <w:rPr/>
+      </w:pPr>
+      <w:bookmarkStart w:id="9" w:name="__RefHeading___Toc1023_2313161461"/>
       <w:bookmarkEnd w:id="9"/>
       <w:r>
         <w:rPr>
@@ -5109,7 +5566,7 @@
         <w:pStyle w:val="ListParagraph"/>
         <w:numPr>
           <w:ilvl w:val="0"/>
-          <w:numId w:val="35"/>
+          <w:numId w:val="41"/>
         </w:numPr>
         <w:spacing w:lineRule="auto" w:line="276" w:before="0" w:after="60"/>
         <w:rPr/>
@@ -5157,7 +5614,7 @@
         <w:pStyle w:val="ListParagraph"/>
         <w:numPr>
           <w:ilvl w:val="0"/>
-          <w:numId w:val="17"/>
+          <w:numId w:val="20"/>
         </w:numPr>
         <w:spacing w:lineRule="auto" w:line="276" w:before="0" w:after="60"/>
         <w:rPr/>
@@ -5205,7 +5662,7 @@
         <w:pStyle w:val="ListParagraph"/>
         <w:numPr>
           <w:ilvl w:val="0"/>
-          <w:numId w:val="17"/>
+          <w:numId w:val="20"/>
         </w:numPr>
         <w:spacing w:lineRule="auto" w:line="276" w:before="0" w:after="60"/>
         <w:rPr/>
@@ -5234,7 +5691,7 @@
           <wp:inline distT="0" distB="0" distL="0" distR="0">
             <wp:extent cx="5905500" cy="3695700"/>
             <wp:effectExtent l="0" t="0" r="0" b="0"/>
-            <wp:docPr id="16" name="a_audit.png" descr="Figure 16 — Journal d’audit&#10;Figure 16 — Journal d’audit"/>
+            <wp:docPr id="17" name="a_audit.png" descr="Figure 17 — Journal d’audit&#10;Figure 17 — Journal d’audit"/>
             <wp:cNvGraphicFramePr>
               <a:graphicFrameLocks xmlns:a="http://schemas.openxmlformats.org/drawingml/2006/main" noChangeAspect="1"/>
             </wp:cNvGraphicFramePr>
@@ -5242,113 +5699,7 @@
               <a:graphicData uri="http://schemas.openxmlformats.org/drawingml/2006/picture">
                 <pic:pic xmlns:pic="http://schemas.openxmlformats.org/drawingml/2006/picture">
                   <pic:nvPicPr>
-                    <pic:cNvPr id="16" name="a_audit.png" descr="Figure 16 — Journal d’audit&#10;Figure 16 — Journal d’audit"/>
-                    <pic:cNvPicPr>
-                      <a:picLocks noChangeAspect="1" noChangeArrowheads="1"/>
-                    </pic:cNvPicPr>
-                  </pic:nvPicPr>
-                  <pic:blipFill>
-                    <a:blip r:embed="rId17"/>
-                    <a:stretch>
-                      <a:fillRect/>
-                    </a:stretch>
-                  </pic:blipFill>
-                  <pic:spPr bwMode="auto">
-                    <a:xfrm>
-                      <a:off x="0" y="0"/>
-                      <a:ext cx="5905500" cy="3695700"/>
-                    </a:xfrm>
-                    <a:prstGeom prst="rect">
-                      <a:avLst/>
-                    </a:prstGeom>
-                  </pic:spPr>
-                </pic:pic>
-              </a:graphicData>
-            </a:graphic>
-          </wp:inline>
-        </w:drawing>
-      </w:r>
-    </w:p>
-    <w:p>
-      <w:pPr>
-        <w:pStyle w:val="Normal"/>
-        <w:spacing w:before="0" w:after="200"/>
-        <w:jc w:val="center"/>
-        <w:rPr/>
-      </w:pPr>
-      <w:r>
-        <w:rPr>
-          <w:rFonts w:eastAsia="Times New Roman" w:cs="Times New Roman"/>
-          <w:i/>
-          <w:iCs/>
-          <w:color w:val="58595B"/>
-          <w:sz w:val="19"/>
-          <w:szCs w:val="19"/>
-        </w:rPr>
-        <w:t>Figure 16 — Journal d’audit</w:t>
-      </w:r>
-    </w:p>
-    <w:p>
-      <w:pPr>
-        <w:pStyle w:val="Heading2"/>
-        <w:keepNext w:val="true"/>
-        <w:spacing w:before="280" w:after="120"/>
-        <w:rPr/>
-      </w:pPr>
-      <w:bookmarkStart w:id="10" w:name="__RefHeading___Toc163937_2904896170"/>
-      <w:bookmarkEnd w:id="10"/>
-      <w:r>
-        <w:rPr>
-          <w:rFonts w:eastAsia="Times New Roman" w:cs="Times New Roman"/>
-          <w:b/>
-          <w:bCs/>
-          <w:color w:val="3A3A3C"/>
-          <w:sz w:val="27"/>
-          <w:szCs w:val="27"/>
-        </w:rPr>
-        <w:t>Traçabilité</w:t>
-      </w:r>
-    </w:p>
-    <w:p>
-      <w:pPr>
-        <w:pStyle w:val="Normal"/>
-        <w:spacing w:lineRule="auto" w:line="276" w:before="0" w:after="120"/>
-        <w:jc w:val="both"/>
-        <w:rPr/>
-      </w:pPr>
-      <w:r>
-        <w:rPr>
-          <w:rFonts w:eastAsia="Times New Roman" w:cs="Times New Roman"/>
-          <w:color w:val="58595B"/>
-          <w:sz w:val="24"/>
-          <w:szCs w:val="24"/>
-        </w:rPr>
-        <w:t>Administration › Traçabilité liste les 580 exigences du SRS Dynamic Apps Standard v1.10 avec leur statut et leur preuve : 558 satisfaites, 10 partielles et 12 relevant de l’hébergement de production (dimensionnement, disponibilité, chiffrement au repos, résidence).</w:t>
-      </w:r>
-    </w:p>
-    <w:p>
-      <w:pPr>
-        <w:pStyle w:val="Normal"/>
-        <w:keepNext w:val="true"/>
-        <w:spacing w:before="120" w:after="60"/>
-        <w:jc w:val="center"/>
-        <w:rPr/>
-      </w:pPr>
-      <w:r>
-        <w:rPr/>
-        <w:drawing>
-          <wp:inline distT="0" distB="0" distL="0" distR="0">
-            <wp:extent cx="5905500" cy="3695700"/>
-            <wp:effectExtent l="0" t="0" r="0" b="0"/>
-            <wp:docPr id="17" name="a_trace.png" descr="Figure 17 — Traçabilité des exigences&#10;Figure 17 — Traçabilité des exigences"/>
-            <wp:cNvGraphicFramePr>
-              <a:graphicFrameLocks xmlns:a="http://schemas.openxmlformats.org/drawingml/2006/main" noChangeAspect="1"/>
-            </wp:cNvGraphicFramePr>
-            <a:graphic xmlns:a="http://schemas.openxmlformats.org/drawingml/2006/main">
-              <a:graphicData uri="http://schemas.openxmlformats.org/drawingml/2006/picture">
-                <pic:pic xmlns:pic="http://schemas.openxmlformats.org/drawingml/2006/picture">
-                  <pic:nvPicPr>
-                    <pic:cNvPr id="17" name="a_trace.png" descr="Figure 17 — Traçabilité des exigences&#10;Figure 17 — Traçabilité des exigences"/>
+                    <pic:cNvPr id="17" name="a_audit.png" descr="Figure 17 — Journal d’audit&#10;Figure 17 — Journal d’audit"/>
                     <pic:cNvPicPr>
                       <a:picLocks noChangeAspect="1" noChangeArrowheads="1"/>
                     </pic:cNvPicPr>
@@ -5391,16 +5742,1187 @@
           <w:sz w:val="19"/>
           <w:szCs w:val="19"/>
         </w:rPr>
-        <w:t>Figure 17 — Traçabilité des exigences</w:t>
-      </w:r>
-    </w:p>
+        <w:t>Figure 17 — Journal d’audit</w:t>
+      </w:r>
+    </w:p>
+    <w:p>
+      <w:pPr>
+        <w:pStyle w:val="Heading2"/>
+        <w:keepNext w:val="true"/>
+        <w:spacing w:before="280" w:after="120"/>
+        <w:rPr/>
+      </w:pPr>
+      <w:bookmarkStart w:id="10" w:name="__RefHeading___Toc1025_2313161461"/>
+      <w:bookmarkEnd w:id="10"/>
+      <w:r>
+        <w:rPr>
+          <w:rFonts w:eastAsia="Times New Roman" w:cs="Times New Roman"/>
+          <w:b/>
+          <w:bCs/>
+          <w:color w:val="3A3A3C"/>
+          <w:sz w:val="27"/>
+          <w:szCs w:val="27"/>
+        </w:rPr>
+        <w:t>Traçabilité</w:t>
+      </w:r>
+    </w:p>
+    <w:p>
+      <w:pPr>
+        <w:pStyle w:val="Normal"/>
+        <w:spacing w:lineRule="auto" w:line="276" w:before="0" w:after="120"/>
+        <w:jc w:val="both"/>
+        <w:rPr/>
+      </w:pPr>
+      <w:r>
+        <w:rPr>
+          <w:rFonts w:eastAsia="Times New Roman" w:cs="Times New Roman"/>
+          <w:color w:val="58595B"/>
+          <w:sz w:val="24"/>
+          <w:szCs w:val="24"/>
+        </w:rPr>
+        <w:t>Administration › Traçabilité liste les 580 exigences du SRS Dynamic Apps Standard v1.10 avec leur statut et leur preuve : 558 satisfaites, 10 partielles et 12 relevant de l’hébergement de production (dimensionnement, disponibilité, chiffrement au repos, résidence).</w:t>
+      </w:r>
+    </w:p>
+    <w:p>
+      <w:pPr>
+        <w:pStyle w:val="Normal"/>
+        <w:keepNext w:val="true"/>
+        <w:spacing w:before="120" w:after="60"/>
+        <w:jc w:val="center"/>
+        <w:rPr/>
+      </w:pPr>
+      <w:r>
+        <w:rPr/>
+        <w:drawing>
+          <wp:inline distT="0" distB="0" distL="0" distR="0">
+            <wp:extent cx="5905500" cy="3695700"/>
+            <wp:effectExtent l="0" t="0" r="0" b="0"/>
+            <wp:docPr id="18" name="a_trace.png" descr="Figure 18 — Traçabilité des exigences&#10;Figure 18 — Traçabilité des exigences"/>
+            <wp:cNvGraphicFramePr>
+              <a:graphicFrameLocks xmlns:a="http://schemas.openxmlformats.org/drawingml/2006/main" noChangeAspect="1"/>
+            </wp:cNvGraphicFramePr>
+            <a:graphic xmlns:a="http://schemas.openxmlformats.org/drawingml/2006/main">
+              <a:graphicData uri="http://schemas.openxmlformats.org/drawingml/2006/picture">
+                <pic:pic xmlns:pic="http://schemas.openxmlformats.org/drawingml/2006/picture">
+                  <pic:nvPicPr>
+                    <pic:cNvPr id="18" name="a_trace.png" descr="Figure 18 — Traçabilité des exigences&#10;Figure 18 — Traçabilité des exigences"/>
+                    <pic:cNvPicPr>
+                      <a:picLocks noChangeAspect="1" noChangeArrowheads="1"/>
+                    </pic:cNvPicPr>
+                  </pic:nvPicPr>
+                  <pic:blipFill>
+                    <a:blip r:embed="rId19"/>
+                    <a:stretch>
+                      <a:fillRect/>
+                    </a:stretch>
+                  </pic:blipFill>
+                  <pic:spPr bwMode="auto">
+                    <a:xfrm>
+                      <a:off x="0" y="0"/>
+                      <a:ext cx="5905500" cy="3695700"/>
+                    </a:xfrm>
+                    <a:prstGeom prst="rect">
+                      <a:avLst/>
+                    </a:prstGeom>
+                  </pic:spPr>
+                </pic:pic>
+              </a:graphicData>
+            </a:graphic>
+          </wp:inline>
+        </w:drawing>
+      </w:r>
+    </w:p>
+    <w:p>
+      <w:pPr>
+        <w:pStyle w:val="Normal"/>
+        <w:spacing w:before="0" w:after="200"/>
+        <w:jc w:val="center"/>
+        <w:rPr/>
+      </w:pPr>
+      <w:r>
+        <w:rPr>
+          <w:rFonts w:eastAsia="Times New Roman" w:cs="Times New Roman"/>
+          <w:i/>
+          <w:iCs/>
+          <w:color w:val="58595B"/>
+          <w:sz w:val="19"/>
+          <w:szCs w:val="19"/>
+        </w:rPr>
+        <w:t>Figure 18 — Traçabilité des exigences</w:t>
+      </w:r>
+      <w:r>
+        <w:br w:type="page"/>
+      </w:r>
+    </w:p>
+    <w:p>
+      <w:pPr>
+        <w:pStyle w:val="Heading1"/>
+        <w:pBdr>
+          <w:bottom w:val="single" w:sz="8" w:space="4" w:color="F8931D"/>
+        </w:pBdr>
+        <w:spacing w:before="0" w:after="200"/>
+        <w:rPr/>
+      </w:pPr>
+      <w:bookmarkStart w:id="11" w:name="__RefHeading___Toc1027_2313161461"/>
+      <w:bookmarkEnd w:id="11"/>
+      <w:r>
+        <w:rPr>
+          <w:rFonts w:eastAsia="Times New Roman" w:cs="Times New Roman"/>
+          <w:b/>
+          <w:bCs/>
+          <w:color w:val="E07B00"/>
+          <w:sz w:val="34"/>
+          <w:szCs w:val="34"/>
+        </w:rPr>
+        <w:t>11. Déploiement en production</w:t>
+      </w:r>
+    </w:p>
+    <w:p>
+      <w:pPr>
+        <w:pStyle w:val="Normal"/>
+        <w:spacing w:lineRule="auto" w:line="276" w:before="0" w:after="120"/>
+        <w:jc w:val="both"/>
+        <w:rPr/>
+      </w:pPr>
+      <w:r>
+        <w:rPr>
+          <w:rFonts w:eastAsia="Times New Roman" w:cs="Times New Roman"/>
+          <w:color w:val="58595B"/>
+          <w:sz w:val="24"/>
+          <w:szCs w:val="24"/>
+        </w:rPr>
+        <w:t>La démonstration fonctionne en mode développement avec des mots de passe partagés. Une installation de production est créée vide avec npm run init et s’administre depuis la console du serveur (npm run admin). Deux guides d’installation donnent chaque étape : CortexSkills — Mode SaaS, et CortexSkills — Cloud dédié et sur site.</w:t>
+      </w:r>
+    </w:p>
+    <w:tbl>
+      <w:tblPr>
+        <w:tblW w:w="9746" w:type="dxa"/>
+        <w:jc w:val="left"/>
+        <w:tblInd w:w="0" w:type="dxa"/>
+        <w:tblLayout w:type="fixed"/>
+        <w:tblCellMar>
+          <w:top w:w="60" w:type="dxa"/>
+          <w:left w:w="100" w:type="dxa"/>
+          <w:bottom w:w="60" w:type="dxa"/>
+          <w:right w:w="100" w:type="dxa"/>
+        </w:tblCellMar>
+      </w:tblPr>
+      <w:tblGrid>
+        <w:gridCol w:w="2400"/>
+        <w:gridCol w:w="2599"/>
+        <w:gridCol w:w="2600"/>
+        <w:gridCol w:w="2146"/>
+      </w:tblGrid>
+      <w:tr>
+        <w:trPr>
+          <w:tblHeader w:val="true"/>
+          <w:cantSplit w:val="true"/>
+        </w:trPr>
+        <w:tc>
+          <w:tcPr>
+            <w:tcW w:w="2400" w:type="dxa"/>
+            <w:tcBorders>
+              <w:top w:val="single" w:sz="4" w:space="0" w:color="E3E3E4"/>
+              <w:left w:val="single" w:sz="4" w:space="0" w:color="E3E3E4"/>
+              <w:bottom w:val="single" w:sz="4" w:space="0" w:color="E3E3E4"/>
+              <w:right w:val="single" w:sz="4" w:space="0" w:color="E3E3E4"/>
+            </w:tcBorders>
+            <w:shd w:color="auto" w:fill="F8931D" w:val="clear"/>
+          </w:tcPr>
+          <w:p>
+            <w:pPr>
+              <w:pStyle w:val="Normal"/>
+              <w:spacing w:before="0" w:after="20"/>
+              <w:rPr/>
+            </w:pPr>
+            <w:r>
+              <w:rPr>
+                <w:rFonts w:eastAsia="Times New Roman" w:cs="Times New Roman"/>
+                <w:b/>
+                <w:bCs/>
+                <w:color w:val="FFFFFF"/>
+                <w:sz w:val="19"/>
+                <w:szCs w:val="19"/>
+              </w:rPr>
+              <w:t>Mode</w:t>
+            </w:r>
+          </w:p>
+        </w:tc>
+        <w:tc>
+          <w:tcPr>
+            <w:tcW w:w="2599" w:type="dxa"/>
+            <w:tcBorders>
+              <w:top w:val="single" w:sz="4" w:space="0" w:color="E3E3E4"/>
+              <w:left w:val="single" w:sz="4" w:space="0" w:color="E3E3E4"/>
+              <w:bottom w:val="single" w:sz="4" w:space="0" w:color="E3E3E4"/>
+              <w:right w:val="single" w:sz="4" w:space="0" w:color="E3E3E4"/>
+            </w:tcBorders>
+            <w:shd w:color="auto" w:fill="F8931D" w:val="clear"/>
+          </w:tcPr>
+          <w:p>
+            <w:pPr>
+              <w:pStyle w:val="Normal"/>
+              <w:spacing w:before="0" w:after="20"/>
+              <w:rPr/>
+            </w:pPr>
+            <w:r>
+              <w:rPr>
+                <w:rFonts w:eastAsia="Times New Roman" w:cs="Times New Roman"/>
+                <w:b/>
+                <w:bCs/>
+                <w:color w:val="FFFFFF"/>
+                <w:sz w:val="19"/>
+                <w:szCs w:val="19"/>
+              </w:rPr>
+              <w:t>Où</w:t>
+            </w:r>
+          </w:p>
+        </w:tc>
+        <w:tc>
+          <w:tcPr>
+            <w:tcW w:w="2600" w:type="dxa"/>
+            <w:tcBorders>
+              <w:top w:val="single" w:sz="4" w:space="0" w:color="E3E3E4"/>
+              <w:left w:val="single" w:sz="4" w:space="0" w:color="E3E3E4"/>
+              <w:bottom w:val="single" w:sz="4" w:space="0" w:color="E3E3E4"/>
+              <w:right w:val="single" w:sz="4" w:space="0" w:color="E3E3E4"/>
+            </w:tcBorders>
+            <w:shd w:color="auto" w:fill="F8931D" w:val="clear"/>
+          </w:tcPr>
+          <w:p>
+            <w:pPr>
+              <w:pStyle w:val="Normal"/>
+              <w:spacing w:before="0" w:after="20"/>
+              <w:rPr/>
+            </w:pPr>
+            <w:r>
+              <w:rPr>
+                <w:rFonts w:eastAsia="Times New Roman" w:cs="Times New Roman"/>
+                <w:b/>
+                <w:bCs/>
+                <w:color w:val="FFFFFF"/>
+                <w:sz w:val="19"/>
+                <w:szCs w:val="19"/>
+              </w:rPr>
+              <w:t>Licence</w:t>
+            </w:r>
+          </w:p>
+        </w:tc>
+        <w:tc>
+          <w:tcPr>
+            <w:tcW w:w="2146" w:type="dxa"/>
+            <w:tcBorders>
+              <w:top w:val="single" w:sz="4" w:space="0" w:color="E3E3E4"/>
+              <w:left w:val="single" w:sz="4" w:space="0" w:color="E3E3E4"/>
+              <w:bottom w:val="single" w:sz="4" w:space="0" w:color="E3E3E4"/>
+              <w:right w:val="single" w:sz="4" w:space="0" w:color="E3E3E4"/>
+            </w:tcBorders>
+            <w:shd w:color="auto" w:fill="F8931D" w:val="clear"/>
+          </w:tcPr>
+          <w:p>
+            <w:pPr>
+              <w:pStyle w:val="Normal"/>
+              <w:spacing w:before="0" w:after="20"/>
+              <w:rPr/>
+            </w:pPr>
+            <w:r>
+              <w:rPr>
+                <w:rFonts w:eastAsia="Times New Roman" w:cs="Times New Roman"/>
+                <w:b/>
+                <w:bCs/>
+                <w:color w:val="FFFFFF"/>
+                <w:sz w:val="19"/>
+                <w:szCs w:val="19"/>
+              </w:rPr>
+              <w:t>Activation des offres</w:t>
+            </w:r>
+          </w:p>
+        </w:tc>
+      </w:tr>
+      <w:tr>
+        <w:trPr>
+          <w:cantSplit w:val="true"/>
+        </w:trPr>
+        <w:tc>
+          <w:tcPr>
+            <w:tcW w:w="2400" w:type="dxa"/>
+            <w:tcBorders>
+              <w:top w:val="single" w:sz="4" w:space="0" w:color="E3E3E4"/>
+              <w:left w:val="single" w:sz="4" w:space="0" w:color="E3E3E4"/>
+              <w:bottom w:val="single" w:sz="4" w:space="0" w:color="E3E3E4"/>
+              <w:right w:val="single" w:sz="4" w:space="0" w:color="E3E3E4"/>
+            </w:tcBorders>
+            <w:shd w:color="auto" w:fill="FFFFFF" w:val="clear"/>
+          </w:tcPr>
+          <w:p>
+            <w:pPr>
+              <w:pStyle w:val="Normal"/>
+              <w:spacing w:before="0" w:after="20"/>
+              <w:rPr/>
+            </w:pPr>
+            <w:r>
+              <w:rPr>
+                <w:rFonts w:eastAsia="Times New Roman" w:cs="Times New Roman"/>
+                <w:b w:val="false"/>
+                <w:bCs w:val="false"/>
+                <w:color w:val="58595B"/>
+                <w:sz w:val="19"/>
+                <w:szCs w:val="19"/>
+              </w:rPr>
+              <w:t>SaaS (DEPLOYMENT_MODE=saas)</w:t>
+            </w:r>
+          </w:p>
+        </w:tc>
+        <w:tc>
+          <w:tcPr>
+            <w:tcW w:w="2599" w:type="dxa"/>
+            <w:tcBorders>
+              <w:top w:val="single" w:sz="4" w:space="0" w:color="E3E3E4"/>
+              <w:left w:val="single" w:sz="4" w:space="0" w:color="E3E3E4"/>
+              <w:bottom w:val="single" w:sz="4" w:space="0" w:color="E3E3E4"/>
+              <w:right w:val="single" w:sz="4" w:space="0" w:color="E3E3E4"/>
+            </w:tcBorders>
+            <w:shd w:color="auto" w:fill="FFFFFF" w:val="clear"/>
+          </w:tcPr>
+          <w:p>
+            <w:pPr>
+              <w:pStyle w:val="Normal"/>
+              <w:spacing w:before="0" w:after="20"/>
+              <w:rPr/>
+            </w:pPr>
+            <w:r>
+              <w:rPr>
+                <w:rFonts w:eastAsia="Times New Roman" w:cs="Times New Roman"/>
+                <w:b w:val="false"/>
+                <w:bCs w:val="false"/>
+                <w:color w:val="58595B"/>
+                <w:sz w:val="19"/>
+                <w:szCs w:val="19"/>
+              </w:rPr>
+              <w:t>Une installation chez le fournisseur, plusieurs organisations</w:t>
+            </w:r>
+          </w:p>
+        </w:tc>
+        <w:tc>
+          <w:tcPr>
+            <w:tcW w:w="2600" w:type="dxa"/>
+            <w:tcBorders>
+              <w:top w:val="single" w:sz="4" w:space="0" w:color="E3E3E4"/>
+              <w:left w:val="single" w:sz="4" w:space="0" w:color="E3E3E4"/>
+              <w:bottom w:val="single" w:sz="4" w:space="0" w:color="E3E3E4"/>
+              <w:right w:val="single" w:sz="4" w:space="0" w:color="E3E3E4"/>
+            </w:tcBorders>
+            <w:shd w:color="auto" w:fill="FFFFFF" w:val="clear"/>
+          </w:tcPr>
+          <w:p>
+            <w:pPr>
+              <w:pStyle w:val="Normal"/>
+              <w:spacing w:before="0" w:after="20"/>
+              <w:rPr/>
+            </w:pPr>
+            <w:r>
+              <w:rPr>
+                <w:rFonts w:eastAsia="Times New Roman" w:cs="Times New Roman"/>
+                <w:b w:val="false"/>
+                <w:bCs w:val="false"/>
+                <w:color w:val="58595B"/>
+                <w:sz w:val="19"/>
+                <w:szCs w:val="19"/>
+              </w:rPr>
+              <w:t>Émise par le fournisseur : npm run admin -- licence</w:t>
+            </w:r>
+          </w:p>
+        </w:tc>
+        <w:tc>
+          <w:tcPr>
+            <w:tcW w:w="2146" w:type="dxa"/>
+            <w:tcBorders>
+              <w:top w:val="single" w:sz="4" w:space="0" w:color="E3E3E4"/>
+              <w:left w:val="single" w:sz="4" w:space="0" w:color="E3E3E4"/>
+              <w:bottom w:val="single" w:sz="4" w:space="0" w:color="E3E3E4"/>
+              <w:right w:val="single" w:sz="4" w:space="0" w:color="E3E3E4"/>
+            </w:tcBorders>
+            <w:shd w:color="auto" w:fill="FFFFFF" w:val="clear"/>
+          </w:tcPr>
+          <w:p>
+            <w:pPr>
+              <w:pStyle w:val="Normal"/>
+              <w:spacing w:before="0" w:after="20"/>
+              <w:rPr/>
+            </w:pPr>
+            <w:r>
+              <w:rPr>
+                <w:rFonts w:eastAsia="Times New Roman" w:cs="Times New Roman"/>
+                <w:b w:val="false"/>
+                <w:bCs w:val="false"/>
+                <w:color w:val="58595B"/>
+                <w:sz w:val="19"/>
+                <w:szCs w:val="19"/>
+              </w:rPr>
+              <w:t>Console (licence, addon) ou écran Configuration et licence</w:t>
+            </w:r>
+          </w:p>
+        </w:tc>
+      </w:tr>
+      <w:tr>
+        <w:trPr>
+          <w:cantSplit w:val="true"/>
+        </w:trPr>
+        <w:tc>
+          <w:tcPr>
+            <w:tcW w:w="2400" w:type="dxa"/>
+            <w:tcBorders>
+              <w:top w:val="single" w:sz="4" w:space="0" w:color="E3E3E4"/>
+              <w:left w:val="single" w:sz="4" w:space="0" w:color="E3E3E4"/>
+              <w:bottom w:val="single" w:sz="4" w:space="0" w:color="E3E3E4"/>
+              <w:right w:val="single" w:sz="4" w:space="0" w:color="E3E3E4"/>
+            </w:tcBorders>
+            <w:shd w:color="auto" w:fill="F2F2F3" w:val="clear"/>
+          </w:tcPr>
+          <w:p>
+            <w:pPr>
+              <w:pStyle w:val="Normal"/>
+              <w:spacing w:before="0" w:after="20"/>
+              <w:rPr/>
+            </w:pPr>
+            <w:r>
+              <w:rPr>
+                <w:rFonts w:eastAsia="Times New Roman" w:cs="Times New Roman"/>
+                <w:b w:val="false"/>
+                <w:bCs w:val="false"/>
+                <w:color w:val="58595B"/>
+                <w:sz w:val="19"/>
+                <w:szCs w:val="19"/>
+              </w:rPr>
+              <w:t>Cloud dédié / sur site (DEPLOYMENT_MODE=onprem)</w:t>
+            </w:r>
+          </w:p>
+        </w:tc>
+        <w:tc>
+          <w:tcPr>
+            <w:tcW w:w="2599" w:type="dxa"/>
+            <w:tcBorders>
+              <w:top w:val="single" w:sz="4" w:space="0" w:color="E3E3E4"/>
+              <w:left w:val="single" w:sz="4" w:space="0" w:color="E3E3E4"/>
+              <w:bottom w:val="single" w:sz="4" w:space="0" w:color="E3E3E4"/>
+              <w:right w:val="single" w:sz="4" w:space="0" w:color="E3E3E4"/>
+            </w:tcBorders>
+            <w:shd w:color="auto" w:fill="F2F2F3" w:val="clear"/>
+          </w:tcPr>
+          <w:p>
+            <w:pPr>
+              <w:pStyle w:val="Normal"/>
+              <w:spacing w:before="0" w:after="20"/>
+              <w:rPr/>
+            </w:pPr>
+            <w:r>
+              <w:rPr>
+                <w:rFonts w:eastAsia="Times New Roman" w:cs="Times New Roman"/>
+                <w:b w:val="false"/>
+                <w:bCs w:val="false"/>
+                <w:color w:val="58595B"/>
+                <w:sz w:val="19"/>
+                <w:szCs w:val="19"/>
+              </w:rPr>
+              <w:t>Une installation par client : cloud public, cloud privé ou centre de données</w:t>
+            </w:r>
+          </w:p>
+        </w:tc>
+        <w:tc>
+          <w:tcPr>
+            <w:tcW w:w="2600" w:type="dxa"/>
+            <w:tcBorders>
+              <w:top w:val="single" w:sz="4" w:space="0" w:color="E3E3E4"/>
+              <w:left w:val="single" w:sz="4" w:space="0" w:color="E3E3E4"/>
+              <w:bottom w:val="single" w:sz="4" w:space="0" w:color="E3E3E4"/>
+              <w:right w:val="single" w:sz="4" w:space="0" w:color="E3E3E4"/>
+            </w:tcBorders>
+            <w:shd w:color="auto" w:fill="F2F2F3" w:val="clear"/>
+          </w:tcPr>
+          <w:p>
+            <w:pPr>
+              <w:pStyle w:val="Normal"/>
+              <w:spacing w:before="0" w:after="20"/>
+              <w:rPr/>
+            </w:pPr>
+            <w:r>
+              <w:rPr>
+                <w:rFonts w:eastAsia="Times New Roman" w:cs="Times New Roman"/>
+                <w:b w:val="false"/>
+                <w:bCs w:val="false"/>
+                <w:color w:val="58595B"/>
+                <w:sz w:val="19"/>
+                <w:szCs w:val="19"/>
+              </w:rPr>
+              <w:t>Fichier signé par l’éditeur : licence-request → signature → licence-install</w:t>
+            </w:r>
+          </w:p>
+        </w:tc>
+        <w:tc>
+          <w:tcPr>
+            <w:tcW w:w="2146" w:type="dxa"/>
+            <w:tcBorders>
+              <w:top w:val="single" w:sz="4" w:space="0" w:color="E3E3E4"/>
+              <w:left w:val="single" w:sz="4" w:space="0" w:color="E3E3E4"/>
+              <w:bottom w:val="single" w:sz="4" w:space="0" w:color="E3E3E4"/>
+              <w:right w:val="single" w:sz="4" w:space="0" w:color="E3E3E4"/>
+            </w:tcBorders>
+            <w:shd w:color="auto" w:fill="F2F2F3" w:val="clear"/>
+          </w:tcPr>
+          <w:p>
+            <w:pPr>
+              <w:pStyle w:val="Normal"/>
+              <w:spacing w:before="0" w:after="20"/>
+              <w:rPr/>
+            </w:pPr>
+            <w:r>
+              <w:rPr>
+                <w:rFonts w:eastAsia="Times New Roman" w:cs="Times New Roman"/>
+                <w:b w:val="false"/>
+                <w:bCs w:val="false"/>
+                <w:color w:val="58595B"/>
+                <w:sz w:val="19"/>
+                <w:szCs w:val="19"/>
+              </w:rPr>
+              <w:t>Licence signée (offre, utilisateurs, date) ; options et normes à l’écran</w:t>
+            </w:r>
+          </w:p>
+        </w:tc>
+      </w:tr>
+    </w:tbl>
+    <w:p>
+      <w:pPr>
+        <w:pStyle w:val="Normal"/>
+        <w:spacing w:before="0" w:after="120"/>
+        <w:rPr/>
+      </w:pPr>
+      <w:r>
+        <w:rPr/>
+      </w:r>
+    </w:p>
+    <w:tbl>
+      <w:tblPr>
+        <w:tblW w:w="9746" w:type="dxa"/>
+        <w:jc w:val="left"/>
+        <w:tblInd w:w="0" w:type="dxa"/>
+        <w:tblLayout w:type="fixed"/>
+        <w:tblCellMar>
+          <w:top w:w="60" w:type="dxa"/>
+          <w:left w:w="100" w:type="dxa"/>
+          <w:bottom w:w="60" w:type="dxa"/>
+          <w:right w:w="100" w:type="dxa"/>
+        </w:tblCellMar>
+      </w:tblPr>
+      <w:tblGrid>
+        <w:gridCol w:w="4400"/>
+        <w:gridCol w:w="5345"/>
+      </w:tblGrid>
+      <w:tr>
+        <w:trPr>
+          <w:tblHeader w:val="true"/>
+          <w:cantSplit w:val="true"/>
+        </w:trPr>
+        <w:tc>
+          <w:tcPr>
+            <w:tcW w:w="4400" w:type="dxa"/>
+            <w:tcBorders>
+              <w:top w:val="single" w:sz="4" w:space="0" w:color="E3E3E4"/>
+              <w:left w:val="single" w:sz="4" w:space="0" w:color="E3E3E4"/>
+              <w:bottom w:val="single" w:sz="4" w:space="0" w:color="E3E3E4"/>
+              <w:right w:val="single" w:sz="4" w:space="0" w:color="E3E3E4"/>
+            </w:tcBorders>
+            <w:shd w:color="auto" w:fill="F8931D" w:val="clear"/>
+          </w:tcPr>
+          <w:p>
+            <w:pPr>
+              <w:pStyle w:val="Normal"/>
+              <w:spacing w:before="0" w:after="20"/>
+              <w:rPr/>
+            </w:pPr>
+            <w:r>
+              <w:rPr>
+                <w:rFonts w:eastAsia="Times New Roman" w:cs="Times New Roman"/>
+                <w:b/>
+                <w:bCs/>
+                <w:color w:val="FFFFFF"/>
+                <w:sz w:val="19"/>
+                <w:szCs w:val="19"/>
+              </w:rPr>
+              <w:t>Commande console</w:t>
+            </w:r>
+          </w:p>
+        </w:tc>
+        <w:tc>
+          <w:tcPr>
+            <w:tcW w:w="5345" w:type="dxa"/>
+            <w:tcBorders>
+              <w:top w:val="single" w:sz="4" w:space="0" w:color="E3E3E4"/>
+              <w:left w:val="single" w:sz="4" w:space="0" w:color="E3E3E4"/>
+              <w:bottom w:val="single" w:sz="4" w:space="0" w:color="E3E3E4"/>
+              <w:right w:val="single" w:sz="4" w:space="0" w:color="E3E3E4"/>
+            </w:tcBorders>
+            <w:shd w:color="auto" w:fill="F8931D" w:val="clear"/>
+          </w:tcPr>
+          <w:p>
+            <w:pPr>
+              <w:pStyle w:val="Normal"/>
+              <w:spacing w:before="0" w:after="20"/>
+              <w:rPr/>
+            </w:pPr>
+            <w:r>
+              <w:rPr>
+                <w:rFonts w:eastAsia="Times New Roman" w:cs="Times New Roman"/>
+                <w:b/>
+                <w:bCs/>
+                <w:color w:val="FFFFFF"/>
+                <w:sz w:val="19"/>
+                <w:szCs w:val="19"/>
+              </w:rPr>
+              <w:t>Rôle</w:t>
+            </w:r>
+          </w:p>
+        </w:tc>
+      </w:tr>
+      <w:tr>
+        <w:trPr>
+          <w:cantSplit w:val="true"/>
+        </w:trPr>
+        <w:tc>
+          <w:tcPr>
+            <w:tcW w:w="4400" w:type="dxa"/>
+            <w:tcBorders>
+              <w:top w:val="single" w:sz="4" w:space="0" w:color="E3E3E4"/>
+              <w:left w:val="single" w:sz="4" w:space="0" w:color="E3E3E4"/>
+              <w:bottom w:val="single" w:sz="4" w:space="0" w:color="E3E3E4"/>
+              <w:right w:val="single" w:sz="4" w:space="0" w:color="E3E3E4"/>
+            </w:tcBorders>
+            <w:shd w:color="auto" w:fill="FFFFFF" w:val="clear"/>
+          </w:tcPr>
+          <w:p>
+            <w:pPr>
+              <w:pStyle w:val="Normal"/>
+              <w:spacing w:before="0" w:after="20"/>
+              <w:rPr/>
+            </w:pPr>
+            <w:r>
+              <w:rPr>
+                <w:rFonts w:eastAsia="Times New Roman" w:cs="Times New Roman"/>
+                <w:b w:val="false"/>
+                <w:bCs w:val="false"/>
+                <w:color w:val="58595B"/>
+                <w:sz w:val="19"/>
+                <w:szCs w:val="19"/>
+              </w:rPr>
+              <w:t>npm run secrets</w:t>
+            </w:r>
+          </w:p>
+        </w:tc>
+        <w:tc>
+          <w:tcPr>
+            <w:tcW w:w="5345" w:type="dxa"/>
+            <w:tcBorders>
+              <w:top w:val="single" w:sz="4" w:space="0" w:color="E3E3E4"/>
+              <w:left w:val="single" w:sz="4" w:space="0" w:color="E3E3E4"/>
+              <w:bottom w:val="single" w:sz="4" w:space="0" w:color="E3E3E4"/>
+              <w:right w:val="single" w:sz="4" w:space="0" w:color="E3E3E4"/>
+            </w:tcBorders>
+            <w:shd w:color="auto" w:fill="FFFFFF" w:val="clear"/>
+          </w:tcPr>
+          <w:p>
+            <w:pPr>
+              <w:pStyle w:val="Normal"/>
+              <w:spacing w:before="0" w:after="20"/>
+              <w:rPr/>
+            </w:pPr>
+            <w:r>
+              <w:rPr>
+                <w:rFonts w:eastAsia="Times New Roman" w:cs="Times New Roman"/>
+                <w:b w:val="false"/>
+                <w:bCs w:val="false"/>
+                <w:color w:val="58595B"/>
+                <w:sz w:val="19"/>
+                <w:szCs w:val="19"/>
+              </w:rPr>
+              <w:t>Nouveaux secrets aléatoires pour server/.env</w:t>
+            </w:r>
+          </w:p>
+        </w:tc>
+      </w:tr>
+      <w:tr>
+        <w:trPr>
+          <w:cantSplit w:val="true"/>
+        </w:trPr>
+        <w:tc>
+          <w:tcPr>
+            <w:tcW w:w="4400" w:type="dxa"/>
+            <w:tcBorders>
+              <w:top w:val="single" w:sz="4" w:space="0" w:color="E3E3E4"/>
+              <w:left w:val="single" w:sz="4" w:space="0" w:color="E3E3E4"/>
+              <w:bottom w:val="single" w:sz="4" w:space="0" w:color="E3E3E4"/>
+              <w:right w:val="single" w:sz="4" w:space="0" w:color="E3E3E4"/>
+            </w:tcBorders>
+            <w:shd w:color="auto" w:fill="F2F2F3" w:val="clear"/>
+          </w:tcPr>
+          <w:p>
+            <w:pPr>
+              <w:pStyle w:val="Normal"/>
+              <w:spacing w:before="0" w:after="20"/>
+              <w:rPr/>
+            </w:pPr>
+            <w:r>
+              <w:rPr>
+                <w:rFonts w:eastAsia="Times New Roman" w:cs="Times New Roman"/>
+                <w:b w:val="false"/>
+                <w:bCs w:val="false"/>
+                <w:color w:val="58595B"/>
+                <w:sz w:val="19"/>
+                <w:szCs w:val="19"/>
+              </w:rPr>
+              <w:t>npm run init</w:t>
+            </w:r>
+          </w:p>
+        </w:tc>
+        <w:tc>
+          <w:tcPr>
+            <w:tcW w:w="5345" w:type="dxa"/>
+            <w:tcBorders>
+              <w:top w:val="single" w:sz="4" w:space="0" w:color="E3E3E4"/>
+              <w:left w:val="single" w:sz="4" w:space="0" w:color="E3E3E4"/>
+              <w:bottom w:val="single" w:sz="4" w:space="0" w:color="E3E3E4"/>
+              <w:right w:val="single" w:sz="4" w:space="0" w:color="E3E3E4"/>
+            </w:tcBorders>
+            <w:shd w:color="auto" w:fill="F2F2F3" w:val="clear"/>
+          </w:tcPr>
+          <w:p>
+            <w:pPr>
+              <w:pStyle w:val="Normal"/>
+              <w:spacing w:before="0" w:after="20"/>
+              <w:rPr/>
+            </w:pPr>
+            <w:r>
+              <w:rPr>
+                <w:rFonts w:eastAsia="Times New Roman" w:cs="Times New Roman"/>
+                <w:b w:val="false"/>
+                <w:bCs w:val="false"/>
+                <w:color w:val="58595B"/>
+                <w:sz w:val="19"/>
+                <w:szCs w:val="19"/>
+              </w:rPr>
+              <w:t>Base de production vide et administrateur de la plateforme</w:t>
+            </w:r>
+          </w:p>
+        </w:tc>
+      </w:tr>
+      <w:tr>
+        <w:trPr>
+          <w:cantSplit w:val="true"/>
+        </w:trPr>
+        <w:tc>
+          <w:tcPr>
+            <w:tcW w:w="4400" w:type="dxa"/>
+            <w:tcBorders>
+              <w:top w:val="single" w:sz="4" w:space="0" w:color="E3E3E4"/>
+              <w:left w:val="single" w:sz="4" w:space="0" w:color="E3E3E4"/>
+              <w:bottom w:val="single" w:sz="4" w:space="0" w:color="E3E3E4"/>
+              <w:right w:val="single" w:sz="4" w:space="0" w:color="E3E3E4"/>
+            </w:tcBorders>
+            <w:shd w:color="auto" w:fill="FFFFFF" w:val="clear"/>
+          </w:tcPr>
+          <w:p>
+            <w:pPr>
+              <w:pStyle w:val="Normal"/>
+              <w:spacing w:before="0" w:after="20"/>
+              <w:rPr/>
+            </w:pPr>
+            <w:r>
+              <w:rPr>
+                <w:rFonts w:eastAsia="Times New Roman" w:cs="Times New Roman"/>
+                <w:b w:val="false"/>
+                <w:bCs w:val="false"/>
+                <w:color w:val="58595B"/>
+                <w:sz w:val="19"/>
+                <w:szCs w:val="19"/>
+              </w:rPr>
+              <w:t>npm run admin -- org-create / org-list</w:t>
+            </w:r>
+          </w:p>
+        </w:tc>
+        <w:tc>
+          <w:tcPr>
+            <w:tcW w:w="5345" w:type="dxa"/>
+            <w:tcBorders>
+              <w:top w:val="single" w:sz="4" w:space="0" w:color="E3E3E4"/>
+              <w:left w:val="single" w:sz="4" w:space="0" w:color="E3E3E4"/>
+              <w:bottom w:val="single" w:sz="4" w:space="0" w:color="E3E3E4"/>
+              <w:right w:val="single" w:sz="4" w:space="0" w:color="E3E3E4"/>
+            </w:tcBorders>
+            <w:shd w:color="auto" w:fill="FFFFFF" w:val="clear"/>
+          </w:tcPr>
+          <w:p>
+            <w:pPr>
+              <w:pStyle w:val="Normal"/>
+              <w:spacing w:before="0" w:after="20"/>
+              <w:rPr/>
+            </w:pPr>
+            <w:r>
+              <w:rPr>
+                <w:rFonts w:eastAsia="Times New Roman" w:cs="Times New Roman"/>
+                <w:b w:val="false"/>
+                <w:bCs w:val="false"/>
+                <w:color w:val="58595B"/>
+                <w:sz w:val="19"/>
+                <w:szCs w:val="19"/>
+              </w:rPr>
+              <w:t>Créer et lister les organisations clientes</w:t>
+            </w:r>
+          </w:p>
+        </w:tc>
+      </w:tr>
+      <w:tr>
+        <w:trPr>
+          <w:cantSplit w:val="true"/>
+        </w:trPr>
+        <w:tc>
+          <w:tcPr>
+            <w:tcW w:w="4400" w:type="dxa"/>
+            <w:tcBorders>
+              <w:top w:val="single" w:sz="4" w:space="0" w:color="E3E3E4"/>
+              <w:left w:val="single" w:sz="4" w:space="0" w:color="E3E3E4"/>
+              <w:bottom w:val="single" w:sz="4" w:space="0" w:color="E3E3E4"/>
+              <w:right w:val="single" w:sz="4" w:space="0" w:color="E3E3E4"/>
+            </w:tcBorders>
+            <w:shd w:color="auto" w:fill="F2F2F3" w:val="clear"/>
+          </w:tcPr>
+          <w:p>
+            <w:pPr>
+              <w:pStyle w:val="Normal"/>
+              <w:spacing w:before="0" w:after="20"/>
+              <w:rPr/>
+            </w:pPr>
+            <w:r>
+              <w:rPr>
+                <w:rFonts w:eastAsia="Times New Roman" w:cs="Times New Roman"/>
+                <w:b w:val="false"/>
+                <w:bCs w:val="false"/>
+                <w:color w:val="58595B"/>
+                <w:sz w:val="19"/>
+                <w:szCs w:val="19"/>
+              </w:rPr>
+              <w:t>npm run admin -- licence / addon</w:t>
+            </w:r>
+          </w:p>
+        </w:tc>
+        <w:tc>
+          <w:tcPr>
+            <w:tcW w:w="5345" w:type="dxa"/>
+            <w:tcBorders>
+              <w:top w:val="single" w:sz="4" w:space="0" w:color="E3E3E4"/>
+              <w:left w:val="single" w:sz="4" w:space="0" w:color="E3E3E4"/>
+              <w:bottom w:val="single" w:sz="4" w:space="0" w:color="E3E3E4"/>
+              <w:right w:val="single" w:sz="4" w:space="0" w:color="E3E3E4"/>
+            </w:tcBorders>
+            <w:shd w:color="auto" w:fill="F2F2F3" w:val="clear"/>
+          </w:tcPr>
+          <w:p>
+            <w:pPr>
+              <w:pStyle w:val="Normal"/>
+              <w:spacing w:before="0" w:after="20"/>
+              <w:rPr/>
+            </w:pPr>
+            <w:r>
+              <w:rPr>
+                <w:rFonts w:eastAsia="Times New Roman" w:cs="Times New Roman"/>
+                <w:b w:val="false"/>
+                <w:bCs w:val="false"/>
+                <w:color w:val="58595B"/>
+                <w:sz w:val="19"/>
+                <w:szCs w:val="19"/>
+              </w:rPr>
+              <w:t>SaaS : émettre, renouveler, redimensionner une licence ; options</w:t>
+            </w:r>
+          </w:p>
+        </w:tc>
+      </w:tr>
+      <w:tr>
+        <w:trPr>
+          <w:cantSplit w:val="true"/>
+        </w:trPr>
+        <w:tc>
+          <w:tcPr>
+            <w:tcW w:w="4400" w:type="dxa"/>
+            <w:tcBorders>
+              <w:top w:val="single" w:sz="4" w:space="0" w:color="E3E3E4"/>
+              <w:left w:val="single" w:sz="4" w:space="0" w:color="E3E3E4"/>
+              <w:bottom w:val="single" w:sz="4" w:space="0" w:color="E3E3E4"/>
+              <w:right w:val="single" w:sz="4" w:space="0" w:color="E3E3E4"/>
+            </w:tcBorders>
+            <w:shd w:color="auto" w:fill="FFFFFF" w:val="clear"/>
+          </w:tcPr>
+          <w:p>
+            <w:pPr>
+              <w:pStyle w:val="Normal"/>
+              <w:spacing w:before="0" w:after="20"/>
+              <w:rPr/>
+            </w:pPr>
+            <w:r>
+              <w:rPr>
+                <w:rFonts w:eastAsia="Times New Roman" w:cs="Times New Roman"/>
+                <w:b w:val="false"/>
+                <w:bCs w:val="false"/>
+                <w:color w:val="58595B"/>
+                <w:sz w:val="19"/>
+                <w:szCs w:val="19"/>
+              </w:rPr>
+              <w:t>npm run admin -- licence-request / licence-install</w:t>
+            </w:r>
+          </w:p>
+        </w:tc>
+        <w:tc>
+          <w:tcPr>
+            <w:tcW w:w="5345" w:type="dxa"/>
+            <w:tcBorders>
+              <w:top w:val="single" w:sz="4" w:space="0" w:color="E3E3E4"/>
+              <w:left w:val="single" w:sz="4" w:space="0" w:color="E3E3E4"/>
+              <w:bottom w:val="single" w:sz="4" w:space="0" w:color="E3E3E4"/>
+              <w:right w:val="single" w:sz="4" w:space="0" w:color="E3E3E4"/>
+            </w:tcBorders>
+            <w:shd w:color="auto" w:fill="FFFFFF" w:val="clear"/>
+          </w:tcPr>
+          <w:p>
+            <w:pPr>
+              <w:pStyle w:val="Normal"/>
+              <w:spacing w:before="0" w:after="20"/>
+              <w:rPr/>
+            </w:pPr>
+            <w:r>
+              <w:rPr>
+                <w:rFonts w:eastAsia="Times New Roman" w:cs="Times New Roman"/>
+                <w:b w:val="false"/>
+                <w:bCs w:val="false"/>
+                <w:color w:val="58595B"/>
+                <w:sz w:val="19"/>
+                <w:szCs w:val="19"/>
+              </w:rPr>
+              <w:t>OnPrem : demander et installer la licence signée</w:t>
+            </w:r>
+          </w:p>
+        </w:tc>
+      </w:tr>
+      <w:tr>
+        <w:trPr>
+          <w:cantSplit w:val="true"/>
+        </w:trPr>
+        <w:tc>
+          <w:tcPr>
+            <w:tcW w:w="4400" w:type="dxa"/>
+            <w:tcBorders>
+              <w:top w:val="single" w:sz="4" w:space="0" w:color="E3E3E4"/>
+              <w:left w:val="single" w:sz="4" w:space="0" w:color="E3E3E4"/>
+              <w:bottom w:val="single" w:sz="4" w:space="0" w:color="E3E3E4"/>
+              <w:right w:val="single" w:sz="4" w:space="0" w:color="E3E3E4"/>
+            </w:tcBorders>
+            <w:shd w:color="auto" w:fill="F2F2F3" w:val="clear"/>
+          </w:tcPr>
+          <w:p>
+            <w:pPr>
+              <w:pStyle w:val="Normal"/>
+              <w:spacing w:before="0" w:after="20"/>
+              <w:rPr/>
+            </w:pPr>
+            <w:r>
+              <w:rPr>
+                <w:rFonts w:eastAsia="Times New Roman" w:cs="Times New Roman"/>
+                <w:b w:val="false"/>
+                <w:bCs w:val="false"/>
+                <w:color w:val="58595B"/>
+                <w:sz w:val="19"/>
+                <w:szCs w:val="19"/>
+              </w:rPr>
+              <w:t>npm run admin -- user-create / password / platform-admin</w:t>
+            </w:r>
+          </w:p>
+        </w:tc>
+        <w:tc>
+          <w:tcPr>
+            <w:tcW w:w="5345" w:type="dxa"/>
+            <w:tcBorders>
+              <w:top w:val="single" w:sz="4" w:space="0" w:color="E3E3E4"/>
+              <w:left w:val="single" w:sz="4" w:space="0" w:color="E3E3E4"/>
+              <w:bottom w:val="single" w:sz="4" w:space="0" w:color="E3E3E4"/>
+              <w:right w:val="single" w:sz="4" w:space="0" w:color="E3E3E4"/>
+            </w:tcBorders>
+            <w:shd w:color="auto" w:fill="F2F2F3" w:val="clear"/>
+          </w:tcPr>
+          <w:p>
+            <w:pPr>
+              <w:pStyle w:val="Normal"/>
+              <w:spacing w:before="0" w:after="20"/>
+              <w:rPr/>
+            </w:pPr>
+            <w:r>
+              <w:rPr>
+                <w:rFonts w:eastAsia="Times New Roman" w:cs="Times New Roman"/>
+                <w:b w:val="false"/>
+                <w:bCs w:val="false"/>
+                <w:color w:val="58595B"/>
+                <w:sz w:val="19"/>
+                <w:szCs w:val="19"/>
+              </w:rPr>
+              <w:t>Utilisateurs, réinitialisation de mot de passe, administrateurs de la plateforme</w:t>
+            </w:r>
+          </w:p>
+        </w:tc>
+      </w:tr>
+      <w:tr>
+        <w:trPr>
+          <w:cantSplit w:val="true"/>
+        </w:trPr>
+        <w:tc>
+          <w:tcPr>
+            <w:tcW w:w="4400" w:type="dxa"/>
+            <w:tcBorders>
+              <w:top w:val="single" w:sz="4" w:space="0" w:color="E3E3E4"/>
+              <w:left w:val="single" w:sz="4" w:space="0" w:color="E3E3E4"/>
+              <w:bottom w:val="single" w:sz="4" w:space="0" w:color="E3E3E4"/>
+              <w:right w:val="single" w:sz="4" w:space="0" w:color="E3E3E4"/>
+            </w:tcBorders>
+            <w:shd w:color="auto" w:fill="FFFFFF" w:val="clear"/>
+          </w:tcPr>
+          <w:p>
+            <w:pPr>
+              <w:pStyle w:val="Normal"/>
+              <w:spacing w:before="0" w:after="20"/>
+              <w:rPr/>
+            </w:pPr>
+            <w:r>
+              <w:rPr>
+                <w:rFonts w:eastAsia="Times New Roman" w:cs="Times New Roman"/>
+                <w:b w:val="false"/>
+                <w:bCs w:val="false"/>
+                <w:color w:val="58595B"/>
+                <w:sz w:val="19"/>
+                <w:szCs w:val="19"/>
+              </w:rPr>
+              <w:t>npm run backup</w:t>
+            </w:r>
+          </w:p>
+        </w:tc>
+        <w:tc>
+          <w:tcPr>
+            <w:tcW w:w="5345" w:type="dxa"/>
+            <w:tcBorders>
+              <w:top w:val="single" w:sz="4" w:space="0" w:color="E3E3E4"/>
+              <w:left w:val="single" w:sz="4" w:space="0" w:color="E3E3E4"/>
+              <w:bottom w:val="single" w:sz="4" w:space="0" w:color="E3E3E4"/>
+              <w:right w:val="single" w:sz="4" w:space="0" w:color="E3E3E4"/>
+            </w:tcBorders>
+            <w:shd w:color="auto" w:fill="FFFFFF" w:val="clear"/>
+          </w:tcPr>
+          <w:p>
+            <w:pPr>
+              <w:pStyle w:val="Normal"/>
+              <w:spacing w:before="0" w:after="20"/>
+              <w:rPr/>
+            </w:pPr>
+            <w:r>
+              <w:rPr>
+                <w:rFonts w:eastAsia="Times New Roman" w:cs="Times New Roman"/>
+                <w:b w:val="false"/>
+                <w:bCs w:val="false"/>
+                <w:color w:val="58595B"/>
+                <w:sz w:val="19"/>
+                <w:szCs w:val="19"/>
+              </w:rPr>
+              <w:t>Sauvegarder la base maintenant</w:t>
+            </w:r>
+          </w:p>
+        </w:tc>
+      </w:tr>
+    </w:tbl>
+    <w:p>
+      <w:pPr>
+        <w:pStyle w:val="Normal"/>
+        <w:spacing w:before="0" w:after="120"/>
+        <w:rPr/>
+      </w:pPr>
+      <w:r>
+        <w:rPr/>
+      </w:r>
+    </w:p>
+    <w:tbl>
+      <w:tblPr>
+        <w:tblW w:w="9746" w:type="dxa"/>
+        <w:jc w:val="left"/>
+        <w:tblInd w:w="0" w:type="dxa"/>
+        <w:tblLayout w:type="fixed"/>
+        <w:tblCellMar>
+          <w:top w:w="120" w:type="dxa"/>
+          <w:left w:w="180" w:type="dxa"/>
+          <w:bottom w:w="120" w:type="dxa"/>
+          <w:right w:w="180" w:type="dxa"/>
+        </w:tblCellMar>
+      </w:tblPr>
+      <w:tblGrid>
+        <w:gridCol w:w="9746"/>
+      </w:tblGrid>
+      <w:tr>
+        <w:trPr/>
+        <w:tc>
+          <w:tcPr>
+            <w:tcW w:w="9746" w:type="dxa"/>
+            <w:tcBorders>
+              <w:top w:val="single" w:sz="4" w:space="0" w:color="E3E3E4"/>
+              <w:left w:val="single" w:sz="4" w:space="0" w:color="E3E3E4"/>
+              <w:bottom w:val="single" w:sz="4" w:space="0" w:color="E3E3E4"/>
+              <w:right w:val="single" w:sz="4" w:space="0" w:color="E3E3E4"/>
+            </w:tcBorders>
+            <w:shd w:color="auto" w:fill="FDEEDA" w:val="clear"/>
+          </w:tcPr>
+          <w:p>
+            <w:pPr>
+              <w:pStyle w:val="Normal"/>
+              <w:spacing w:before="0" w:after="60"/>
+              <w:rPr/>
+            </w:pPr>
+            <w:r>
+              <w:rPr>
+                <w:rFonts w:eastAsia="Times New Roman" w:cs="Times New Roman"/>
+                <w:b/>
+                <w:bCs/>
+                <w:color w:val="3A3A3C"/>
+                <w:sz w:val="22"/>
+                <w:szCs w:val="22"/>
+              </w:rPr>
+              <w:t>Sécurité au démarrage</w:t>
+            </w:r>
+          </w:p>
+          <w:p>
+            <w:pPr>
+              <w:pStyle w:val="Normal"/>
+              <w:spacing w:lineRule="auto" w:line="276" w:before="0" w:after="40"/>
+              <w:jc w:val="left"/>
+              <w:rPr/>
+            </w:pPr>
+            <w:r>
+              <w:rPr>
+                <w:rFonts w:eastAsia="Times New Roman" w:cs="Times New Roman"/>
+                <w:color w:val="58595B"/>
+                <w:sz w:val="22"/>
+                <w:szCs w:val="22"/>
+              </w:rPr>
+              <w:t>Avec NODE_ENV=production, le serveur refuse de démarrer tant qu’un secret est absent ou faible, que l’adresse publique n’est pas en HTTPS, que CORS est ouvert, que la base contient les données de démonstration, ou (OnPrem) que la clé publique de l’éditeur manque ou que sa clé privée est présente. Il liste chaque problème avec sa correction.</w:t>
+            </w:r>
+          </w:p>
+        </w:tc>
+      </w:tr>
+    </w:tbl>
     <w:sectPr>
-      <w:headerReference w:type="even" r:id="rId19"/>
-      <w:headerReference w:type="default" r:id="rId20"/>
-      <w:headerReference w:type="first" r:id="rId21"/>
-      <w:footerReference w:type="even" r:id="rId22"/>
-      <w:footerReference w:type="default" r:id="rId23"/>
-      <w:footerReference w:type="first" r:id="rId24"/>
+      <w:headerReference w:type="even" r:id="rId20"/>
+      <w:headerReference w:type="default" r:id="rId21"/>
+      <w:headerReference w:type="first" r:id="rId22"/>
+      <w:footerReference w:type="even" r:id="rId23"/>
+      <w:footerReference w:type="default" r:id="rId24"/>
+      <w:footerReference w:type="first" r:id="rId25"/>
       <w:type w:val="nextPage"/>
       <w:pgSz w:w="11906" w:h="16838"/>
       <w:pgMar w:left="1080" w:right="1080" w:gutter="0" w:header="500" w:top="1080" w:footer="500" w:bottom="1080"/>
@@ -5477,7 +6999,7 @@
     </w:r>
     <w:r>
       <w:rPr/>
-      <w:t>19</w:t>
+      <w:t>21</w:t>
     </w:r>
     <w:r>
       <w:rPr/>
@@ -5506,7 +7028,7 @@
     </w:r>
     <w:r>
       <w:rPr/>
-      <w:t>19</w:t>
+      <w:t>21</w:t>
     </w:r>
     <w:r>
       <w:rPr/>
@@ -7542,6 +9064,351 @@
   <w:abstractNum w:abstractNumId="18">
     <w:lvl w:ilvl="0">
       <w:start w:val="1"/>
+      <w:numFmt w:val="decimal"/>
+      <w:lvlText w:val="%1."/>
+      <w:lvlJc w:val="left"/>
+      <w:pPr>
+        <w:tabs>
+          <w:tab w:val="num" w:pos="0"/>
+        </w:tabs>
+        <w:ind w:left="400" w:hanging="300"/>
+      </w:pPr>
+      <w:rPr>
+        <w:b/>
+        <w:bCs/>
+        <w:color w:val="E07B00"/>
+      </w:rPr>
+    </w:lvl>
+    <w:lvl w:ilvl="1">
+      <w:start w:val="1"/>
+      <w:numFmt w:val="decimal"/>
+      <w:lvlText w:val="%2."/>
+      <w:lvlJc w:val="left"/>
+      <w:pPr>
+        <w:tabs>
+          <w:tab w:val="num" w:pos="1080"/>
+        </w:tabs>
+        <w:ind w:left="1080" w:hanging="360"/>
+      </w:pPr>
+    </w:lvl>
+    <w:lvl w:ilvl="2">
+      <w:start w:val="1"/>
+      <w:numFmt w:val="decimal"/>
+      <w:lvlText w:val="%3."/>
+      <w:lvlJc w:val="left"/>
+      <w:pPr>
+        <w:tabs>
+          <w:tab w:val="num" w:pos="1440"/>
+        </w:tabs>
+        <w:ind w:left="1440" w:hanging="360"/>
+      </w:pPr>
+    </w:lvl>
+    <w:lvl w:ilvl="3">
+      <w:start w:val="1"/>
+      <w:numFmt w:val="decimal"/>
+      <w:lvlText w:val="%4."/>
+      <w:lvlJc w:val="left"/>
+      <w:pPr>
+        <w:tabs>
+          <w:tab w:val="num" w:pos="1800"/>
+        </w:tabs>
+        <w:ind w:left="1800" w:hanging="360"/>
+      </w:pPr>
+    </w:lvl>
+    <w:lvl w:ilvl="4">
+      <w:start w:val="1"/>
+      <w:numFmt w:val="decimal"/>
+      <w:lvlText w:val="%5."/>
+      <w:lvlJc w:val="left"/>
+      <w:pPr>
+        <w:tabs>
+          <w:tab w:val="num" w:pos="2160"/>
+        </w:tabs>
+        <w:ind w:left="2160" w:hanging="360"/>
+      </w:pPr>
+    </w:lvl>
+    <w:lvl w:ilvl="5">
+      <w:start w:val="1"/>
+      <w:numFmt w:val="decimal"/>
+      <w:lvlText w:val="%6."/>
+      <w:lvlJc w:val="left"/>
+      <w:pPr>
+        <w:tabs>
+          <w:tab w:val="num" w:pos="2520"/>
+        </w:tabs>
+        <w:ind w:left="2520" w:hanging="360"/>
+      </w:pPr>
+    </w:lvl>
+    <w:lvl w:ilvl="6">
+      <w:start w:val="1"/>
+      <w:numFmt w:val="decimal"/>
+      <w:lvlText w:val="%7."/>
+      <w:lvlJc w:val="left"/>
+      <w:pPr>
+        <w:tabs>
+          <w:tab w:val="num" w:pos="2880"/>
+        </w:tabs>
+        <w:ind w:left="2880" w:hanging="360"/>
+      </w:pPr>
+    </w:lvl>
+    <w:lvl w:ilvl="7">
+      <w:start w:val="1"/>
+      <w:numFmt w:val="decimal"/>
+      <w:lvlText w:val="%8."/>
+      <w:lvlJc w:val="left"/>
+      <w:pPr>
+        <w:tabs>
+          <w:tab w:val="num" w:pos="3240"/>
+        </w:tabs>
+        <w:ind w:left="3240" w:hanging="360"/>
+      </w:pPr>
+    </w:lvl>
+    <w:lvl w:ilvl="8">
+      <w:start w:val="1"/>
+      <w:numFmt w:val="decimal"/>
+      <w:lvlText w:val="%9."/>
+      <w:lvlJc w:val="left"/>
+      <w:pPr>
+        <w:tabs>
+          <w:tab w:val="num" w:pos="3600"/>
+        </w:tabs>
+        <w:ind w:left="3600" w:hanging="360"/>
+      </w:pPr>
+    </w:lvl>
+  </w:abstractNum>
+  <w:abstractNum w:abstractNumId="19">
+    <w:lvl w:ilvl="0">
+      <w:start w:val="1"/>
+      <w:numFmt w:val="decimal"/>
+      <w:lvlText w:val="%1."/>
+      <w:lvlJc w:val="left"/>
+      <w:pPr>
+        <w:tabs>
+          <w:tab w:val="num" w:pos="0"/>
+        </w:tabs>
+        <w:ind w:left="400" w:hanging="300"/>
+      </w:pPr>
+      <w:rPr>
+        <w:b/>
+        <w:bCs/>
+        <w:color w:val="E07B00"/>
+      </w:rPr>
+    </w:lvl>
+    <w:lvl w:ilvl="1">
+      <w:start w:val="1"/>
+      <w:numFmt w:val="decimal"/>
+      <w:lvlText w:val="%2."/>
+      <w:lvlJc w:val="left"/>
+      <w:pPr>
+        <w:tabs>
+          <w:tab w:val="num" w:pos="1080"/>
+        </w:tabs>
+        <w:ind w:left="1080" w:hanging="360"/>
+      </w:pPr>
+    </w:lvl>
+    <w:lvl w:ilvl="2">
+      <w:start w:val="1"/>
+      <w:numFmt w:val="decimal"/>
+      <w:lvlText w:val="%3."/>
+      <w:lvlJc w:val="left"/>
+      <w:pPr>
+        <w:tabs>
+          <w:tab w:val="num" w:pos="1440"/>
+        </w:tabs>
+        <w:ind w:left="1440" w:hanging="360"/>
+      </w:pPr>
+    </w:lvl>
+    <w:lvl w:ilvl="3">
+      <w:start w:val="1"/>
+      <w:numFmt w:val="decimal"/>
+      <w:lvlText w:val="%4."/>
+      <w:lvlJc w:val="left"/>
+      <w:pPr>
+        <w:tabs>
+          <w:tab w:val="num" w:pos="1800"/>
+        </w:tabs>
+        <w:ind w:left="1800" w:hanging="360"/>
+      </w:pPr>
+    </w:lvl>
+    <w:lvl w:ilvl="4">
+      <w:start w:val="1"/>
+      <w:numFmt w:val="decimal"/>
+      <w:lvlText w:val="%5."/>
+      <w:lvlJc w:val="left"/>
+      <w:pPr>
+        <w:tabs>
+          <w:tab w:val="num" w:pos="2160"/>
+        </w:tabs>
+        <w:ind w:left="2160" w:hanging="360"/>
+      </w:pPr>
+    </w:lvl>
+    <w:lvl w:ilvl="5">
+      <w:start w:val="1"/>
+      <w:numFmt w:val="decimal"/>
+      <w:lvlText w:val="%6."/>
+      <w:lvlJc w:val="left"/>
+      <w:pPr>
+        <w:tabs>
+          <w:tab w:val="num" w:pos="2520"/>
+        </w:tabs>
+        <w:ind w:left="2520" w:hanging="360"/>
+      </w:pPr>
+    </w:lvl>
+    <w:lvl w:ilvl="6">
+      <w:start w:val="1"/>
+      <w:numFmt w:val="decimal"/>
+      <w:lvlText w:val="%7."/>
+      <w:lvlJc w:val="left"/>
+      <w:pPr>
+        <w:tabs>
+          <w:tab w:val="num" w:pos="2880"/>
+        </w:tabs>
+        <w:ind w:left="2880" w:hanging="360"/>
+      </w:pPr>
+    </w:lvl>
+    <w:lvl w:ilvl="7">
+      <w:start w:val="1"/>
+      <w:numFmt w:val="decimal"/>
+      <w:lvlText w:val="%8."/>
+      <w:lvlJc w:val="left"/>
+      <w:pPr>
+        <w:tabs>
+          <w:tab w:val="num" w:pos="3240"/>
+        </w:tabs>
+        <w:ind w:left="3240" w:hanging="360"/>
+      </w:pPr>
+    </w:lvl>
+    <w:lvl w:ilvl="8">
+      <w:start w:val="1"/>
+      <w:numFmt w:val="decimal"/>
+      <w:lvlText w:val="%9."/>
+      <w:lvlJc w:val="left"/>
+      <w:pPr>
+        <w:tabs>
+          <w:tab w:val="num" w:pos="3600"/>
+        </w:tabs>
+        <w:ind w:left="3600" w:hanging="360"/>
+      </w:pPr>
+    </w:lvl>
+  </w:abstractNum>
+  <w:abstractNum w:abstractNumId="20">
+    <w:lvl w:ilvl="0">
+      <w:start w:val="1"/>
+      <w:numFmt w:val="decimal"/>
+      <w:lvlText w:val="%1."/>
+      <w:lvlJc w:val="left"/>
+      <w:pPr>
+        <w:tabs>
+          <w:tab w:val="num" w:pos="0"/>
+        </w:tabs>
+        <w:ind w:left="400" w:hanging="300"/>
+      </w:pPr>
+      <w:rPr>
+        <w:b/>
+        <w:bCs/>
+        <w:color w:val="E07B00"/>
+      </w:rPr>
+    </w:lvl>
+    <w:lvl w:ilvl="1">
+      <w:start w:val="1"/>
+      <w:numFmt w:val="decimal"/>
+      <w:lvlText w:val="%2."/>
+      <w:lvlJc w:val="left"/>
+      <w:pPr>
+        <w:tabs>
+          <w:tab w:val="num" w:pos="1080"/>
+        </w:tabs>
+        <w:ind w:left="1080" w:hanging="360"/>
+      </w:pPr>
+    </w:lvl>
+    <w:lvl w:ilvl="2">
+      <w:start w:val="1"/>
+      <w:numFmt w:val="decimal"/>
+      <w:lvlText w:val="%3."/>
+      <w:lvlJc w:val="left"/>
+      <w:pPr>
+        <w:tabs>
+          <w:tab w:val="num" w:pos="1440"/>
+        </w:tabs>
+        <w:ind w:left="1440" w:hanging="360"/>
+      </w:pPr>
+    </w:lvl>
+    <w:lvl w:ilvl="3">
+      <w:start w:val="1"/>
+      <w:numFmt w:val="decimal"/>
+      <w:lvlText w:val="%4."/>
+      <w:lvlJc w:val="left"/>
+      <w:pPr>
+        <w:tabs>
+          <w:tab w:val="num" w:pos="1800"/>
+        </w:tabs>
+        <w:ind w:left="1800" w:hanging="360"/>
+      </w:pPr>
+    </w:lvl>
+    <w:lvl w:ilvl="4">
+      <w:start w:val="1"/>
+      <w:numFmt w:val="decimal"/>
+      <w:lvlText w:val="%5."/>
+      <w:lvlJc w:val="left"/>
+      <w:pPr>
+        <w:tabs>
+          <w:tab w:val="num" w:pos="2160"/>
+        </w:tabs>
+        <w:ind w:left="2160" w:hanging="360"/>
+      </w:pPr>
+    </w:lvl>
+    <w:lvl w:ilvl="5">
+      <w:start w:val="1"/>
+      <w:numFmt w:val="decimal"/>
+      <w:lvlText w:val="%6."/>
+      <w:lvlJc w:val="left"/>
+      <w:pPr>
+        <w:tabs>
+          <w:tab w:val="num" w:pos="2520"/>
+        </w:tabs>
+        <w:ind w:left="2520" w:hanging="360"/>
+      </w:pPr>
+    </w:lvl>
+    <w:lvl w:ilvl="6">
+      <w:start w:val="1"/>
+      <w:numFmt w:val="decimal"/>
+      <w:lvlText w:val="%7."/>
+      <w:lvlJc w:val="left"/>
+      <w:pPr>
+        <w:tabs>
+          <w:tab w:val="num" w:pos="2880"/>
+        </w:tabs>
+        <w:ind w:left="2880" w:hanging="360"/>
+      </w:pPr>
+    </w:lvl>
+    <w:lvl w:ilvl="7">
+      <w:start w:val="1"/>
+      <w:numFmt w:val="decimal"/>
+      <w:lvlText w:val="%8."/>
+      <w:lvlJc w:val="left"/>
+      <w:pPr>
+        <w:tabs>
+          <w:tab w:val="num" w:pos="3240"/>
+        </w:tabs>
+        <w:ind w:left="3240" w:hanging="360"/>
+      </w:pPr>
+    </w:lvl>
+    <w:lvl w:ilvl="8">
+      <w:start w:val="1"/>
+      <w:numFmt w:val="decimal"/>
+      <w:lvlText w:val="%9."/>
+      <w:lvlJc w:val="left"/>
+      <w:pPr>
+        <w:tabs>
+          <w:tab w:val="num" w:pos="3600"/>
+        </w:tabs>
+        <w:ind w:left="3600" w:hanging="360"/>
+      </w:pPr>
+    </w:lvl>
+  </w:abstractNum>
+  <w:abstractNum w:abstractNumId="21">
+    <w:lvl w:ilvl="0">
+      <w:start w:val="1"/>
       <w:numFmt w:val="none"/>
       <w:suff w:val="nothing"/>
       <w:lvlText w:val=""/>
@@ -7713,103 +9580,130 @@
     <w:abstractNumId w:val="18"/>
   </w:num>
   <w:num w:numId="19">
+    <w:abstractNumId w:val="19"/>
+  </w:num>
+  <w:num w:numId="20">
+    <w:abstractNumId w:val="20"/>
+  </w:num>
+  <w:num w:numId="21">
+    <w:abstractNumId w:val="21"/>
+  </w:num>
+  <w:num w:numId="22">
     <w:abstractNumId w:val="1"/>
     <w:lvlOverride w:ilvl="0">
       <w:startOverride w:val="1"/>
     </w:lvlOverride>
   </w:num>
-  <w:num w:numId="20">
+  <w:num w:numId="23">
     <w:abstractNumId w:val="2"/>
     <w:lvlOverride w:ilvl="0">
       <w:startOverride w:val="1"/>
     </w:lvlOverride>
   </w:num>
-  <w:num w:numId="21">
+  <w:num w:numId="24">
     <w:abstractNumId w:val="3"/>
     <w:lvlOverride w:ilvl="0">
       <w:startOverride w:val="1"/>
     </w:lvlOverride>
   </w:num>
-  <w:num w:numId="22">
+  <w:num w:numId="25">
     <w:abstractNumId w:val="4"/>
     <w:lvlOverride w:ilvl="0">
       <w:startOverride w:val="1"/>
     </w:lvlOverride>
   </w:num>
-  <w:num w:numId="23">
+  <w:num w:numId="26">
     <w:abstractNumId w:val="5"/>
     <w:lvlOverride w:ilvl="0">
       <w:startOverride w:val="1"/>
     </w:lvlOverride>
   </w:num>
-  <w:num w:numId="24">
+  <w:num w:numId="27">
     <w:abstractNumId w:val="6"/>
     <w:lvlOverride w:ilvl="0">
       <w:startOverride w:val="1"/>
     </w:lvlOverride>
   </w:num>
-  <w:num w:numId="25">
+  <w:num w:numId="28">
     <w:abstractNumId w:val="7"/>
     <w:lvlOverride w:ilvl="0">
       <w:startOverride w:val="1"/>
     </w:lvlOverride>
   </w:num>
-  <w:num w:numId="26">
+  <w:num w:numId="29">
     <w:abstractNumId w:val="8"/>
     <w:lvlOverride w:ilvl="0">
       <w:startOverride w:val="1"/>
     </w:lvlOverride>
   </w:num>
-  <w:num w:numId="27">
+  <w:num w:numId="30">
     <w:abstractNumId w:val="9"/>
     <w:lvlOverride w:ilvl="0">
       <w:startOverride w:val="1"/>
     </w:lvlOverride>
   </w:num>
-  <w:num w:numId="28">
+  <w:num w:numId="31">
     <w:abstractNumId w:val="10"/>
     <w:lvlOverride w:ilvl="0">
       <w:startOverride w:val="1"/>
     </w:lvlOverride>
   </w:num>
-  <w:num w:numId="29">
+  <w:num w:numId="32">
     <w:abstractNumId w:val="11"/>
     <w:lvlOverride w:ilvl="0">
       <w:startOverride w:val="1"/>
     </w:lvlOverride>
   </w:num>
-  <w:num w:numId="30">
+  <w:num w:numId="33">
     <w:abstractNumId w:val="12"/>
     <w:lvlOverride w:ilvl="0">
       <w:startOverride w:val="1"/>
     </w:lvlOverride>
   </w:num>
-  <w:num w:numId="31">
+  <w:num w:numId="34">
     <w:abstractNumId w:val="13"/>
     <w:lvlOverride w:ilvl="0">
       <w:startOverride w:val="1"/>
     </w:lvlOverride>
   </w:num>
-  <w:num w:numId="32">
+  <w:num w:numId="35">
     <w:abstractNumId w:val="14"/>
     <w:lvlOverride w:ilvl="0">
       <w:startOverride w:val="1"/>
     </w:lvlOverride>
   </w:num>
-  <w:num w:numId="33">
+  <w:num w:numId="36">
     <w:abstractNumId w:val="15"/>
     <w:lvlOverride w:ilvl="0">
       <w:startOverride w:val="1"/>
     </w:lvlOverride>
   </w:num>
-  <w:num w:numId="34">
+  <w:num w:numId="37">
     <w:abstractNumId w:val="16"/>
     <w:lvlOverride w:ilvl="0">
       <w:startOverride w:val="1"/>
     </w:lvlOverride>
   </w:num>
-  <w:num w:numId="35">
+  <w:num w:numId="38">
     <w:abstractNumId w:val="17"/>
+    <w:lvlOverride w:ilvl="0">
+      <w:startOverride w:val="1"/>
+    </w:lvlOverride>
+  </w:num>
+  <w:num w:numId="39">
+    <w:abstractNumId w:val="18"/>
+    <w:lvlOverride w:ilvl="0">
+      <w:startOverride w:val="1"/>
+    </w:lvlOverride>
+  </w:num>
+  <w:num w:numId="40">
+    <w:abstractNumId w:val="19"/>
+    <w:lvlOverride w:ilvl="0">
+      <w:startOverride w:val="1"/>
+    </w:lvlOverride>
+  </w:num>
+  <w:num w:numId="41">
+    <w:abstractNumId w:val="20"/>
     <w:lvlOverride w:ilvl="0">
       <w:startOverride w:val="1"/>
     </w:lvlOverride>

--- a/cortexskills/deliverables/CortexSkills_Admin_Guide_FR.docx
+++ b/cortexskills/deliverables/CortexSkills_Admin_Guide_FR.docx
@@ -5,7 +5,7 @@
     <w:p>
       <w:pPr>
         <w:pStyle w:val="Normal"/>
-        <w:spacing w:before="0" w:after="1400"/>
+        <w:spacing w:before="0" w:after="600"/>
         <w:rPr/>
       </w:pPr>
       <w:r>
@@ -20,177 +20,175 @@
         <w:rPr/>
       </w:pPr>
       <w:r>
-        <w:rPr>
-          <w:rFonts w:eastAsia="Times New Roman" w:cs="Times New Roman"/>
+        <w:rPr/>
+        <w:drawing>
+          <wp:inline distT="0" distB="0" distL="0" distR="0">
+            <wp:extent cx="2381250" cy="1695450"/>
+            <wp:effectExtent l="0" t="0" r="0" b="0"/>
+            <wp:docPr id="1" name="aivalue-logo-900.png" descr="AI Value&#10;AI Value logo"/>
+            <wp:cNvGraphicFramePr>
+              <a:graphicFrameLocks xmlns:a="http://schemas.openxmlformats.org/drawingml/2006/main" noChangeAspect="1"/>
+            </wp:cNvGraphicFramePr>
+            <a:graphic xmlns:a="http://schemas.openxmlformats.org/drawingml/2006/main">
+              <a:graphicData uri="http://schemas.openxmlformats.org/drawingml/2006/picture">
+                <pic:pic xmlns:pic="http://schemas.openxmlformats.org/drawingml/2006/picture">
+                  <pic:nvPicPr>
+                    <pic:cNvPr id="1" name="aivalue-logo-900.png" descr="AI Value&#10;AI Value logo"/>
+                    <pic:cNvPicPr>
+                      <a:picLocks noChangeAspect="1" noChangeArrowheads="1"/>
+                    </pic:cNvPicPr>
+                  </pic:nvPicPr>
+                  <pic:blipFill>
+                    <a:blip r:embed="rId2"/>
+                    <a:stretch>
+                      <a:fillRect/>
+                    </a:stretch>
+                  </pic:blipFill>
+                  <pic:spPr bwMode="auto">
+                    <a:xfrm>
+                      <a:off x="0" y="0"/>
+                      <a:ext cx="2381250" cy="1695450"/>
+                    </a:xfrm>
+                    <a:prstGeom prst="rect">
+                      <a:avLst/>
+                    </a:prstGeom>
+                  </pic:spPr>
+                </pic:pic>
+              </a:graphicData>
+            </a:graphic>
+          </wp:inline>
+        </w:drawing>
+      </w:r>
+    </w:p>
+    <w:p>
+      <w:pPr>
+        <w:pStyle w:val="Normal"/>
+        <w:spacing w:before="0" w:after="900"/>
+        <w:rPr/>
+      </w:pPr>
+      <w:r>
+        <w:rPr/>
+      </w:r>
+    </w:p>
+    <w:p>
+      <w:pPr>
+        <w:pStyle w:val="Normal"/>
+        <w:spacing w:before="0" w:after="140"/>
+        <w:jc w:val="center"/>
+        <w:rPr/>
+      </w:pPr>
+      <w:r>
+        <w:rPr>
+          <w:rFonts w:eastAsia="Open Sans" w:cs="Open Sans"/>
           <w:b/>
           <w:bCs/>
-          <w:color w:val="3A3A3C"/>
-          <w:spacing w:val="40"/>
+          <w:color w:val="1876C6"/>
+          <w:spacing w:val="60"/>
+          <w:sz w:val="28"/>
+          <w:szCs w:val="28"/>
+        </w:rPr>
+        <w:t>GUIDE D’ADMINISTRATION</w:t>
+      </w:r>
+    </w:p>
+    <w:p>
+      <w:pPr>
+        <w:pStyle w:val="Normal"/>
+        <w:spacing w:before="0" w:after="200"/>
+        <w:jc w:val="center"/>
+        <w:rPr/>
+      </w:pPr>
+      <w:r>
+        <w:rPr>
+          <w:rFonts w:eastAsia="Montserrat" w:cs="Montserrat" w:ascii="Montserrat" w:hAnsi="Montserrat"/>
+          <w:b/>
+          <w:bCs/>
+          <w:color w:val="123A5F"/>
           <w:sz w:val="56"/>
           <w:szCs w:val="56"/>
         </w:rPr>
-        <w:t>POWER</w:t>
-      </w:r>
-      <w:r>
-        <w:rPr>
-          <w:rFonts w:eastAsia="Times New Roman" w:cs="Times New Roman"/>
+        <w:t>CortexSkills</w:t>
+      </w:r>
+    </w:p>
+    <w:p>
+      <w:pPr>
+        <w:pStyle w:val="Normal"/>
+        <w:spacing w:before="0" w:after="1400"/>
+        <w:jc w:val="center"/>
+        <w:rPr/>
+      </w:pPr>
+      <w:r>
+        <w:rPr>
+          <w:rFonts w:eastAsia="Open Sans" w:cs="Open Sans"/>
+          <w:color w:val="2C3E50"/>
+          <w:sz w:val="26"/>
+          <w:szCs w:val="26"/>
+        </w:rPr>
+        <w:t>Configurer, gouverner et exploiter la plateforme</w:t>
+      </w:r>
+    </w:p>
+    <w:p>
+      <w:pPr>
+        <w:pStyle w:val="Normal"/>
+        <w:spacing w:before="0" w:after="60"/>
+        <w:jc w:val="center"/>
+        <w:rPr/>
+      </w:pPr>
+      <w:r>
+        <w:rPr>
+          <w:rFonts w:eastAsia="Open Sans" w:cs="Open Sans"/>
+          <w:color w:val="5A6B7B"/>
+          <w:sz w:val="20"/>
+          <w:szCs w:val="20"/>
+        </w:rPr>
+        <w:t>Version 1.10.0 · 2026-10-12</w:t>
+      </w:r>
+    </w:p>
+    <w:p>
+      <w:pPr>
+        <w:pStyle w:val="Normal"/>
+        <w:spacing w:before="0" w:after="60"/>
+        <w:jc w:val="center"/>
+        <w:rPr/>
+      </w:pPr>
+      <w:r>
+        <w:rPr>
+          <w:rFonts w:eastAsia="Open Sans" w:cs="Open Sans"/>
+          <w:color w:val="5A6B7B"/>
+          <w:sz w:val="20"/>
+          <w:szCs w:val="20"/>
+        </w:rPr>
+        <w:t>Préparé par AI Value</w:t>
+      </w:r>
+    </w:p>
+    <w:p>
+      <w:pPr>
+        <w:pStyle w:val="Normal"/>
+        <w:rPr/>
+      </w:pPr>
+      <w:r>
+        <w:rPr/>
+      </w:r>
+      <w:r>
+        <w:br w:type="page"/>
+      </w:r>
+    </w:p>
+    <w:p>
+      <w:pPr>
+        <w:pStyle w:val="Normal"/>
+        <w:pBdr>
+          <w:bottom w:val="single" w:sz="6" w:space="6" w:color="E1E8F0"/>
+        </w:pBdr>
+        <w:spacing w:before="0" w:after="240"/>
+        <w:rPr/>
+      </w:pPr>
+      <w:r>
+        <w:rPr>
+          <w:rFonts w:eastAsia="Montserrat" w:cs="Montserrat" w:ascii="Montserrat" w:hAnsi="Montserrat"/>
           <w:b/>
           <w:bCs/>
-          <w:color w:val="F8931D"/>
-          <w:spacing w:val="40"/>
-          <w:sz w:val="56"/>
-          <w:szCs w:val="56"/>
-        </w:rPr>
-        <w:t>ACT</w:t>
-      </w:r>
-    </w:p>
-    <w:p>
-      <w:pPr>
-        <w:pStyle w:val="Normal"/>
-        <w:spacing w:before="0" w:after="0"/>
-        <w:jc w:val="center"/>
-        <w:rPr/>
-      </w:pPr>
-      <w:r>
-        <w:rPr>
-          <w:rFonts w:eastAsia="Times New Roman" w:cs="Times New Roman"/>
-          <w:color w:val="808184"/>
-          <w:spacing w:val="120"/>
-          <w:sz w:val="20"/>
-          <w:szCs w:val="20"/>
-        </w:rPr>
-        <w:t>CONSULTING</w:t>
-      </w:r>
-    </w:p>
-    <w:p>
-      <w:pPr>
-        <w:pStyle w:val="Normal"/>
-        <w:spacing w:before="0" w:after="1200"/>
-        <w:rPr/>
-      </w:pPr>
-      <w:r>
-        <w:rPr/>
-      </w:r>
-    </w:p>
-    <w:p>
-      <w:pPr>
-        <w:pStyle w:val="Normal"/>
-        <w:spacing w:before="0" w:after="120"/>
-        <w:jc w:val="center"/>
-        <w:rPr/>
-      </w:pPr>
-      <w:r>
-        <w:rPr>
-          <w:rFonts w:eastAsia="Times New Roman" w:cs="Times New Roman"/>
-          <w:b/>
-          <w:bCs/>
-          <w:color w:val="E07B00"/>
-          <w:spacing w:val="60"/>
-          <w:sz w:val="22"/>
-          <w:szCs w:val="22"/>
-        </w:rPr>
-        <w:t>GUIDE D’ADMINISTRATION</w:t>
-      </w:r>
-    </w:p>
-    <w:p>
-      <w:pPr>
-        <w:pStyle w:val="Normal"/>
-        <w:spacing w:before="0" w:after="160"/>
-        <w:jc w:val="center"/>
-        <w:rPr/>
-      </w:pPr>
-      <w:r>
-        <w:rPr>
-          <w:rFonts w:eastAsia="Times New Roman" w:cs="Times New Roman"/>
-          <w:b/>
-          <w:bCs/>
-          <w:color w:val="3A3A3C"/>
-          <w:sz w:val="52"/>
-          <w:szCs w:val="52"/>
-        </w:rPr>
-        <w:t>CortexSkills</w:t>
-      </w:r>
-    </w:p>
-    <w:p>
-      <w:pPr>
-        <w:pStyle w:val="Normal"/>
-        <w:spacing w:before="0" w:after="1600"/>
-        <w:jc w:val="center"/>
-        <w:rPr/>
-      </w:pPr>
-      <w:r>
-        <w:rPr>
-          <w:rFonts w:eastAsia="Times New Roman" w:cs="Times New Roman"/>
-          <w:color w:val="58595B"/>
-          <w:sz w:val="26"/>
-          <w:szCs w:val="26"/>
-        </w:rPr>
-        <w:t>Configurer, gouverner et exploiter la plateforme</w:t>
-      </w:r>
-    </w:p>
-    <w:p>
-      <w:pPr>
-        <w:pStyle w:val="Normal"/>
-        <w:spacing w:before="0" w:after="60"/>
-        <w:jc w:val="center"/>
-        <w:rPr/>
-      </w:pPr>
-      <w:r>
-        <w:rPr>
-          <w:rFonts w:eastAsia="Times New Roman" w:cs="Times New Roman"/>
-          <w:color w:val="808184"/>
-          <w:sz w:val="20"/>
-          <w:szCs w:val="20"/>
-        </w:rPr>
-        <w:t>Version 1.10.0 · 2026-10-08</w:t>
-      </w:r>
-    </w:p>
-    <w:p>
-      <w:pPr>
-        <w:pStyle w:val="Normal"/>
-        <w:spacing w:before="0" w:after="60"/>
-        <w:jc w:val="center"/>
-        <w:rPr/>
-      </w:pPr>
-      <w:r>
-        <w:rPr>
-          <w:rFonts w:eastAsia="Times New Roman" w:cs="Times New Roman"/>
-          <w:color w:val="808184"/>
-          <w:sz w:val="20"/>
-          <w:szCs w:val="20"/>
-        </w:rPr>
-        <w:t>Préparé par POWERACT Consulting</w:t>
-      </w:r>
-    </w:p>
-    <w:p>
-      <w:pPr>
-        <w:pStyle w:val="Normal"/>
-        <w:rPr/>
-      </w:pPr>
-      <w:r>
-        <w:rPr/>
-      </w:r>
-      <w:r>
-        <w:br w:type="page"/>
-      </w:r>
-    </w:p>
-    <w:p>
-      <w:pPr>
-        <w:pStyle w:val="Normal"/>
-        <w:pBdr>
-          <w:bottom w:val="single" w:sz="8" w:space="4" w:color="F8931D"/>
-        </w:pBdr>
-        <w:spacing w:before="0" w:after="200"/>
-        <w:rPr/>
-      </w:pPr>
-      <w:r>
-        <w:rPr>
-          <w:rFonts w:eastAsia="Times New Roman" w:cs="Times New Roman"/>
-          <w:b/>
-          <w:bCs/>
-          <w:color w:val="E07B00"/>
-          <w:sz w:val="34"/>
-          <w:szCs w:val="34"/>
+          <w:color w:val="123A5F"/>
+          <w:sz w:val="40"/>
+          <w:szCs w:val="40"/>
         </w:rPr>
         <w:t>Table des matières</w:t>
       </w:r>
@@ -207,8 +205,8 @@
           <w:pPr>
             <w:pStyle w:val="TOC1"/>
             <w:tabs>
-              <w:tab w:val="clear" w:pos="9746"/>
-              <w:tab w:val="right" w:pos="9745" w:leader="dot"/>
+              <w:tab w:val="clear" w:pos="720"/>
+              <w:tab w:val="right" w:pos="9637" w:leader="dot"/>
             </w:tabs>
             <w:rPr/>
           </w:pPr>
@@ -227,7 +225,7 @@
             </w:rPr>
             <w:fldChar w:fldCharType="separate"/>
           </w:r>
-          <w:hyperlink w:anchor="__RefHeading___Toc1005_2313161461">
+          <w:hyperlink w:anchor="__RefHeading___Toc1021_3373283034">
             <w:r>
               <w:rPr>
                 <w:rStyle w:val="IndexLink"/>
@@ -242,12 +240,12 @@
           <w:pPr>
             <w:pStyle w:val="TOC1"/>
             <w:tabs>
-              <w:tab w:val="clear" w:pos="9746"/>
-              <w:tab w:val="right" w:pos="9745" w:leader="dot"/>
+              <w:tab w:val="clear" w:pos="720"/>
+              <w:tab w:val="right" w:pos="9637" w:leader="dot"/>
             </w:tabs>
             <w:rPr/>
           </w:pPr>
-          <w:hyperlink w:anchor="__RefHeading___Toc1007_2313161461">
+          <w:hyperlink w:anchor="__RefHeading___Toc1023_3373283034">
             <w:r>
               <w:rPr>
                 <w:rStyle w:val="IndexLink"/>
@@ -262,19 +260,19 @@
           <w:pPr>
             <w:pStyle w:val="TOC1"/>
             <w:tabs>
-              <w:tab w:val="clear" w:pos="9746"/>
-              <w:tab w:val="right" w:pos="9745" w:leader="dot"/>
+              <w:tab w:val="clear" w:pos="720"/>
+              <w:tab w:val="right" w:pos="9637" w:leader="dot"/>
             </w:tabs>
             <w:rPr/>
           </w:pPr>
-          <w:hyperlink w:anchor="__RefHeading___Toc1009_2313161461">
+          <w:hyperlink w:anchor="__RefHeading___Toc1025_3373283034">
             <w:r>
               <w:rPr>
                 <w:rStyle w:val="IndexLink"/>
               </w:rPr>
               <w:t>3. Configuration</w:t>
               <w:tab/>
-              <w:t>7</w:t>
+              <w:t>8</w:t>
             </w:r>
           </w:hyperlink>
         </w:p>
@@ -282,19 +280,19 @@
           <w:pPr>
             <w:pStyle w:val="TOC1"/>
             <w:tabs>
-              <w:tab w:val="clear" w:pos="9746"/>
-              <w:tab w:val="right" w:pos="9745" w:leader="dot"/>
+              <w:tab w:val="clear" w:pos="720"/>
+              <w:tab w:val="right" w:pos="9637" w:leader="dot"/>
             </w:tabs>
             <w:rPr/>
           </w:pPr>
-          <w:hyperlink w:anchor="__RefHeading___Toc1011_2313161461">
+          <w:hyperlink w:anchor="__RefHeading___Toc1027_3373283034">
             <w:r>
               <w:rPr>
                 <w:rStyle w:val="IndexLink"/>
               </w:rPr>
               <w:t>4. Conception des processus</w:t>
               <w:tab/>
-              <w:t>9</w:t>
+              <w:t>10</w:t>
             </w:r>
           </w:hyperlink>
         </w:p>
@@ -302,19 +300,19 @@
           <w:pPr>
             <w:pStyle w:val="TOC1"/>
             <w:tabs>
-              <w:tab w:val="clear" w:pos="9746"/>
-              <w:tab w:val="right" w:pos="9745" w:leader="dot"/>
+              <w:tab w:val="clear" w:pos="720"/>
+              <w:tab w:val="right" w:pos="9637" w:leader="dot"/>
             </w:tabs>
             <w:rPr/>
           </w:pPr>
-          <w:hyperlink w:anchor="__RefHeading___Toc1013_2313161461">
+          <w:hyperlink w:anchor="__RefHeading___Toc1029_3373283034">
             <w:r>
               <w:rPr>
                 <w:rStyle w:val="IndexLink"/>
               </w:rPr>
               <w:t>5. Organisation (OBS) et RACSI</w:t>
               <w:tab/>
-              <w:t>11</w:t>
+              <w:t>12</w:t>
             </w:r>
           </w:hyperlink>
         </w:p>
@@ -322,37 +320,17 @@
           <w:pPr>
             <w:pStyle w:val="TOC1"/>
             <w:tabs>
-              <w:tab w:val="clear" w:pos="9746"/>
-              <w:tab w:val="right" w:pos="9745" w:leader="dot"/>
+              <w:tab w:val="clear" w:pos="720"/>
+              <w:tab w:val="right" w:pos="9637" w:leader="dot"/>
             </w:tabs>
             <w:rPr/>
           </w:pPr>
-          <w:hyperlink w:anchor="__RefHeading___Toc1015_2313161461">
+          <w:hyperlink w:anchor="__RefHeading___Toc1031_3373283034">
             <w:r>
               <w:rPr>
                 <w:rStyle w:val="IndexLink"/>
               </w:rPr>
               <w:t>6. Modèles de projet et plans types</w:t>
-              <w:tab/>
-              <w:t>13</w:t>
-            </w:r>
-          </w:hyperlink>
-        </w:p>
-        <w:p>
-          <w:pPr>
-            <w:pStyle w:val="TOC1"/>
-            <w:tabs>
-              <w:tab w:val="clear" w:pos="9746"/>
-              <w:tab w:val="right" w:pos="9745" w:leader="dot"/>
-            </w:tabs>
-            <w:rPr/>
-          </w:pPr>
-          <w:hyperlink w:anchor="__RefHeading___Toc1017_2313161461">
-            <w:r>
-              <w:rPr>
-                <w:rStyle w:val="IndexLink"/>
-              </w:rPr>
-              <w:t>7. Intelligence artificielle</w:t>
               <w:tab/>
               <w:t>14</w:t>
             </w:r>
@@ -362,19 +340,19 @@
           <w:pPr>
             <w:pStyle w:val="TOC1"/>
             <w:tabs>
-              <w:tab w:val="clear" w:pos="9746"/>
-              <w:tab w:val="right" w:pos="9745" w:leader="dot"/>
+              <w:tab w:val="clear" w:pos="720"/>
+              <w:tab w:val="right" w:pos="9637" w:leader="dot"/>
             </w:tabs>
             <w:rPr/>
           </w:pPr>
-          <w:hyperlink w:anchor="__RefHeading___Toc1019_2313161461">
+          <w:hyperlink w:anchor="__RefHeading___Toc1033_3373283034">
             <w:r>
               <w:rPr>
                 <w:rStyle w:val="IndexLink"/>
               </w:rPr>
-              <w:t>8. Informations documentées</w:t>
+              <w:t>7. Intelligence artificielle</w:t>
               <w:tab/>
-              <w:t>16</w:t>
+              <w:t>15</w:t>
             </w:r>
           </w:hyperlink>
         </w:p>
@@ -382,19 +360,19 @@
           <w:pPr>
             <w:pStyle w:val="TOC1"/>
             <w:tabs>
-              <w:tab w:val="clear" w:pos="9746"/>
-              <w:tab w:val="right" w:pos="9745" w:leader="dot"/>
+              <w:tab w:val="clear" w:pos="720"/>
+              <w:tab w:val="right" w:pos="9637" w:leader="dot"/>
             </w:tabs>
             <w:rPr/>
           </w:pPr>
-          <w:hyperlink w:anchor="__RefHeading___Toc1021_2313161461">
+          <w:hyperlink w:anchor="__RefHeading___Toc1035_3373283034">
             <w:r>
               <w:rPr>
                 <w:rStyle w:val="IndexLink"/>
               </w:rPr>
-              <w:t>9. Audits</w:t>
+              <w:t>8. Informations documentées</w:t>
               <w:tab/>
-              <w:t>18</w:t>
+              <w:t>17</w:t>
             </w:r>
           </w:hyperlink>
         </w:p>
@@ -402,17 +380,17 @@
           <w:pPr>
             <w:pStyle w:val="TOC1"/>
             <w:tabs>
-              <w:tab w:val="clear" w:pos="9746"/>
-              <w:tab w:val="right" w:pos="9745" w:leader="dot"/>
+              <w:tab w:val="clear" w:pos="720"/>
+              <w:tab w:val="right" w:pos="9637" w:leader="dot"/>
             </w:tabs>
             <w:rPr/>
           </w:pPr>
-          <w:hyperlink w:anchor="__RefHeading___Toc1023_2313161461">
+          <w:hyperlink w:anchor="__RefHeading___Toc1037_3373283034">
             <w:r>
               <w:rPr>
                 <w:rStyle w:val="IndexLink"/>
               </w:rPr>
-              <w:t>10. Protection des données et exploitation</w:t>
+              <w:t>9. Audits</w:t>
               <w:tab/>
               <w:t>19</w:t>
             </w:r>
@@ -420,19 +398,19 @@
         </w:p>
         <w:p>
           <w:pPr>
-            <w:pStyle w:val="TOC2"/>
+            <w:pStyle w:val="TOC1"/>
             <w:tabs>
-              <w:tab w:val="clear" w:pos="9463"/>
-              <w:tab w:val="right" w:pos="9745" w:leader="dot"/>
+              <w:tab w:val="clear" w:pos="720"/>
+              <w:tab w:val="right" w:pos="9637" w:leader="dot"/>
             </w:tabs>
             <w:rPr/>
           </w:pPr>
-          <w:hyperlink w:anchor="__RefHeading___Toc1025_2313161461">
+          <w:hyperlink w:anchor="__RefHeading___Toc1039_3373283034">
             <w:r>
               <w:rPr>
                 <w:rStyle w:val="IndexLink"/>
               </w:rPr>
-              <w:t>Traçabilité</w:t>
+              <w:t>10. Protection des données et exploitation</w:t>
               <w:tab/>
               <w:t>20</w:t>
             </w:r>
@@ -440,21 +418,41 @@
         </w:p>
         <w:p>
           <w:pPr>
-            <w:pStyle w:val="TOC1"/>
+            <w:pStyle w:val="TOC2"/>
             <w:tabs>
-              <w:tab w:val="clear" w:pos="9746"/>
-              <w:tab w:val="right" w:pos="9745" w:leader="dot"/>
+              <w:tab w:val="clear" w:pos="720"/>
+              <w:tab w:val="right" w:pos="9637" w:leader="dot"/>
             </w:tabs>
             <w:rPr/>
           </w:pPr>
-          <w:hyperlink w:anchor="__RefHeading___Toc1027_2313161461">
+          <w:hyperlink w:anchor="__RefHeading___Toc1041_3373283034">
+            <w:r>
+              <w:rPr>
+                <w:rStyle w:val="IndexLink"/>
+              </w:rPr>
+              <w:t>Traçabilité</w:t>
+              <w:tab/>
+              <w:t>21</w:t>
+            </w:r>
+          </w:hyperlink>
+        </w:p>
+        <w:p>
+          <w:pPr>
+            <w:pStyle w:val="TOC1"/>
+            <w:tabs>
+              <w:tab w:val="clear" w:pos="720"/>
+              <w:tab w:val="right" w:pos="9637" w:leader="dot"/>
+            </w:tabs>
+            <w:rPr/>
+          </w:pPr>
+          <w:hyperlink w:anchor="__RefHeading___Toc1043_3373283034">
             <w:r>
               <w:rPr>
                 <w:rStyle w:val="IndexLink"/>
               </w:rPr>
               <w:t>11. Déploiement en production</w:t>
               <w:tab/>
-              <w:t>21</w:t>
+              <w:t>23</w:t>
             </w:r>
           </w:hyperlink>
           <w:r>
@@ -471,7 +469,7 @@
         <w:pStyle w:val="Normal"/>
         <w:widowControl/>
         <w:bidi w:val="0"/>
-        <w:spacing w:lineRule="auto" w:line="276" w:before="0" w:after="0"/>
+        <w:spacing w:lineRule="auto" w:line="288" w:before="0" w:after="0"/>
         <w:jc w:val="left"/>
         <w:rPr/>
       </w:pPr>
@@ -486,21 +484,21 @@
       <w:pPr>
         <w:pStyle w:val="Heading1"/>
         <w:pBdr>
-          <w:bottom w:val="single" w:sz="8" w:space="4" w:color="F8931D"/>
+          <w:bottom w:val="single" w:sz="6" w:space="6" w:color="E1E8F0"/>
         </w:pBdr>
-        <w:spacing w:before="0" w:after="200"/>
-        <w:rPr/>
-      </w:pPr>
-      <w:bookmarkStart w:id="0" w:name="__RefHeading___Toc1005_2313161461"/>
+        <w:spacing w:before="0" w:after="240"/>
+        <w:rPr/>
+      </w:pPr>
+      <w:bookmarkStart w:id="0" w:name="__RefHeading___Toc1021_3373283034"/>
       <w:bookmarkEnd w:id="0"/>
       <w:r>
         <w:rPr>
-          <w:rFonts w:eastAsia="Times New Roman" w:cs="Times New Roman"/>
+          <w:rFonts w:eastAsia="Montserrat" w:cs="Montserrat"/>
           <w:b/>
           <w:bCs/>
-          <w:color w:val="E07B00"/>
-          <w:sz w:val="34"/>
-          <w:szCs w:val="34"/>
+          <w:color w:val="123A5F"/>
+          <w:sz w:val="40"/>
+          <w:szCs w:val="40"/>
         </w:rPr>
         <w:t>1. À propos de ce guide</w:t>
       </w:r>
@@ -508,37 +506,37 @@
     <w:p>
       <w:pPr>
         <w:pStyle w:val="Normal"/>
-        <w:spacing w:lineRule="auto" w:line="276" w:before="0" w:after="120"/>
-        <w:jc w:val="both"/>
-        <w:rPr/>
-      </w:pPr>
-      <w:r>
-        <w:rPr>
-          <w:rFonts w:eastAsia="Times New Roman" w:cs="Times New Roman"/>
-          <w:color w:val="58595B"/>
-          <w:sz w:val="24"/>
-          <w:szCs w:val="24"/>
+        <w:spacing w:lineRule="auto" w:line="288" w:before="0" w:after="160"/>
+        <w:jc w:val="left"/>
+        <w:rPr/>
+      </w:pPr>
+      <w:r>
+        <w:rPr>
+          <w:rFonts w:eastAsia="Open Sans" w:cs="Open Sans"/>
+          <w:color w:val="2C3E50"/>
+          <w:sz w:val="22"/>
+          <w:szCs w:val="22"/>
         </w:rPr>
         <w:t>Ce guide s’adresse aux personnes qui configurent et exploitent CortexSkills : l’administrateur de la plateforme, qui gère toutes les organisations, et l’administrateur d’organisation, qui en gère une. Chaque procédure est écrite sous la forme d’une étape suivie directement de ce qu’il faut saisir.</w:t>
       </w:r>
     </w:p>
     <w:tbl>
       <w:tblPr>
-        <w:tblW w:w="9746" w:type="dxa"/>
+        <w:tblW w:w="9638" w:type="dxa"/>
         <w:jc w:val="left"/>
         <w:tblInd w:w="0" w:type="dxa"/>
         <w:tblLayout w:type="fixed"/>
         <w:tblCellMar>
-          <w:top w:w="60" w:type="dxa"/>
-          <w:left w:w="100" w:type="dxa"/>
-          <w:bottom w:w="60" w:type="dxa"/>
-          <w:right w:w="100" w:type="dxa"/>
+          <w:top w:w="70" w:type="dxa"/>
+          <w:left w:w="110" w:type="dxa"/>
+          <w:bottom w:w="70" w:type="dxa"/>
+          <w:right w:w="110" w:type="dxa"/>
         </w:tblCellMar>
       </w:tblPr>
       <w:tblGrid>
-        <w:gridCol w:w="2600"/>
-        <w:gridCol w:w="4300"/>
-        <w:gridCol w:w="2846"/>
+        <w:gridCol w:w="2571"/>
+        <w:gridCol w:w="4251"/>
+        <w:gridCol w:w="2816"/>
       </w:tblGrid>
       <w:tr>
         <w:trPr>
@@ -547,14 +545,14 @@
         </w:trPr>
         <w:tc>
           <w:tcPr>
-            <w:tcW w:w="2600" w:type="dxa"/>
+            <w:tcW w:w="2571" w:type="dxa"/>
             <w:tcBorders>
-              <w:top w:val="single" w:sz="4" w:space="0" w:color="E3E3E4"/>
-              <w:left w:val="single" w:sz="4" w:space="0" w:color="E3E3E4"/>
-              <w:bottom w:val="single" w:sz="4" w:space="0" w:color="E3E3E4"/>
-              <w:right w:val="single" w:sz="4" w:space="0" w:color="E3E3E4"/>
+              <w:top w:val="single" w:sz="4" w:space="0" w:color="E1E8F0"/>
+              <w:left w:val="single" w:sz="4" w:space="0" w:color="E1E8F0"/>
+              <w:bottom w:val="single" w:sz="4" w:space="0" w:color="E1E8F0"/>
+              <w:right w:val="single" w:sz="4" w:space="0" w:color="E1E8F0"/>
             </w:tcBorders>
-            <w:shd w:color="auto" w:fill="F8931D" w:val="clear"/>
+            <w:shd w:color="auto" w:fill="123A5F" w:val="clear"/>
           </w:tcPr>
           <w:p>
             <w:pPr>
@@ -564,12 +562,12 @@
             </w:pPr>
             <w:r>
               <w:rPr>
-                <w:rFonts w:eastAsia="Times New Roman" w:cs="Times New Roman"/>
+                <w:rFonts w:eastAsia="Open Sans" w:cs="Open Sans"/>
                 <w:b/>
                 <w:bCs/>
                 <w:color w:val="FFFFFF"/>
-                <w:sz w:val="19"/>
-                <w:szCs w:val="19"/>
+                <w:sz w:val="18"/>
+                <w:szCs w:val="18"/>
               </w:rPr>
               <w:t>Compte</w:t>
             </w:r>
@@ -577,14 +575,14 @@
         </w:tc>
         <w:tc>
           <w:tcPr>
-            <w:tcW w:w="4300" w:type="dxa"/>
+            <w:tcW w:w="4251" w:type="dxa"/>
             <w:tcBorders>
-              <w:top w:val="single" w:sz="4" w:space="0" w:color="E3E3E4"/>
-              <w:left w:val="single" w:sz="4" w:space="0" w:color="E3E3E4"/>
-              <w:bottom w:val="single" w:sz="4" w:space="0" w:color="E3E3E4"/>
-              <w:right w:val="single" w:sz="4" w:space="0" w:color="E3E3E4"/>
+              <w:top w:val="single" w:sz="4" w:space="0" w:color="E1E8F0"/>
+              <w:left w:val="single" w:sz="4" w:space="0" w:color="E1E8F0"/>
+              <w:bottom w:val="single" w:sz="4" w:space="0" w:color="E1E8F0"/>
+              <w:right w:val="single" w:sz="4" w:space="0" w:color="E1E8F0"/>
             </w:tcBorders>
-            <w:shd w:color="auto" w:fill="F8931D" w:val="clear"/>
+            <w:shd w:color="auto" w:fill="123A5F" w:val="clear"/>
           </w:tcPr>
           <w:p>
             <w:pPr>
@@ -594,12 +592,12 @@
             </w:pPr>
             <w:r>
               <w:rPr>
-                <w:rFonts w:eastAsia="Times New Roman" w:cs="Times New Roman"/>
+                <w:rFonts w:eastAsia="Open Sans" w:cs="Open Sans"/>
                 <w:b/>
                 <w:bCs/>
                 <w:color w:val="FFFFFF"/>
-                <w:sz w:val="19"/>
-                <w:szCs w:val="19"/>
+                <w:sz w:val="18"/>
+                <w:szCs w:val="18"/>
               </w:rPr>
               <w:t>Périmètre</w:t>
             </w:r>
@@ -607,14 +605,14 @@
         </w:tc>
         <w:tc>
           <w:tcPr>
-            <w:tcW w:w="2846" w:type="dxa"/>
+            <w:tcW w:w="2816" w:type="dxa"/>
             <w:tcBorders>
-              <w:top w:val="single" w:sz="4" w:space="0" w:color="E3E3E4"/>
-              <w:left w:val="single" w:sz="4" w:space="0" w:color="E3E3E4"/>
-              <w:bottom w:val="single" w:sz="4" w:space="0" w:color="E3E3E4"/>
-              <w:right w:val="single" w:sz="4" w:space="0" w:color="E3E3E4"/>
+              <w:top w:val="single" w:sz="4" w:space="0" w:color="E1E8F0"/>
+              <w:left w:val="single" w:sz="4" w:space="0" w:color="E1E8F0"/>
+              <w:bottom w:val="single" w:sz="4" w:space="0" w:color="E1E8F0"/>
+              <w:right w:val="single" w:sz="4" w:space="0" w:color="E1E8F0"/>
             </w:tcBorders>
-            <w:shd w:color="auto" w:fill="F8931D" w:val="clear"/>
+            <w:shd w:color="auto" w:fill="123A5F" w:val="clear"/>
           </w:tcPr>
           <w:p>
             <w:pPr>
@@ -624,12 +622,12 @@
             </w:pPr>
             <w:r>
               <w:rPr>
-                <w:rFonts w:eastAsia="Times New Roman" w:cs="Times New Roman"/>
+                <w:rFonts w:eastAsia="Open Sans" w:cs="Open Sans"/>
                 <w:b/>
                 <w:bCs/>
                 <w:color w:val="FFFFFF"/>
-                <w:sz w:val="19"/>
-                <w:szCs w:val="19"/>
+                <w:sz w:val="18"/>
+                <w:szCs w:val="18"/>
               </w:rPr>
               <w:t>Connexion</w:t>
             </w:r>
@@ -642,12 +640,12 @@
         </w:trPr>
         <w:tc>
           <w:tcPr>
-            <w:tcW w:w="2600" w:type="dxa"/>
+            <w:tcW w:w="2571" w:type="dxa"/>
             <w:tcBorders>
-              <w:top w:val="single" w:sz="4" w:space="0" w:color="E3E3E4"/>
-              <w:left w:val="single" w:sz="4" w:space="0" w:color="E3E3E4"/>
-              <w:bottom w:val="single" w:sz="4" w:space="0" w:color="E3E3E4"/>
-              <w:right w:val="single" w:sz="4" w:space="0" w:color="E3E3E4"/>
+              <w:top w:val="single" w:sz="4" w:space="0" w:color="E1E8F0"/>
+              <w:left w:val="single" w:sz="4" w:space="0" w:color="E1E8F0"/>
+              <w:bottom w:val="single" w:sz="4" w:space="0" w:color="E1E8F0"/>
+              <w:right w:val="single" w:sz="4" w:space="0" w:color="E1E8F0"/>
             </w:tcBorders>
             <w:shd w:color="auto" w:fill="FFFFFF" w:val="clear"/>
           </w:tcPr>
@@ -659,12 +657,12 @@
             </w:pPr>
             <w:r>
               <w:rPr>
-                <w:rFonts w:eastAsia="Times New Roman" w:cs="Times New Roman"/>
+                <w:rFonts w:eastAsia="Open Sans" w:cs="Open Sans"/>
                 <w:b w:val="false"/>
                 <w:bCs w:val="false"/>
-                <w:color w:val="58595B"/>
-                <w:sz w:val="19"/>
-                <w:szCs w:val="19"/>
+                <w:color w:val="2C3E50"/>
+                <w:sz w:val="18"/>
+                <w:szCs w:val="18"/>
               </w:rPr>
               <w:t>Administrateur de la plateforme</w:t>
             </w:r>
@@ -672,12 +670,12 @@
         </w:tc>
         <w:tc>
           <w:tcPr>
-            <w:tcW w:w="4300" w:type="dxa"/>
+            <w:tcW w:w="4251" w:type="dxa"/>
             <w:tcBorders>
-              <w:top w:val="single" w:sz="4" w:space="0" w:color="E3E3E4"/>
-              <w:left w:val="single" w:sz="4" w:space="0" w:color="E3E3E4"/>
-              <w:bottom w:val="single" w:sz="4" w:space="0" w:color="E3E3E4"/>
-              <w:right w:val="single" w:sz="4" w:space="0" w:color="E3E3E4"/>
+              <w:top w:val="single" w:sz="4" w:space="0" w:color="E1E8F0"/>
+              <w:left w:val="single" w:sz="4" w:space="0" w:color="E1E8F0"/>
+              <w:bottom w:val="single" w:sz="4" w:space="0" w:color="E1E8F0"/>
+              <w:right w:val="single" w:sz="4" w:space="0" w:color="E1E8F0"/>
             </w:tcBorders>
             <w:shd w:color="auto" w:fill="FFFFFF" w:val="clear"/>
           </w:tcPr>
@@ -689,12 +687,12 @@
             </w:pPr>
             <w:r>
               <w:rPr>
-                <w:rFonts w:eastAsia="Times New Roman" w:cs="Times New Roman"/>
+                <w:rFonts w:eastAsia="Open Sans" w:cs="Open Sans"/>
                 <w:b w:val="false"/>
                 <w:bCs w:val="false"/>
-                <w:color w:val="58595B"/>
-                <w:sz w:val="19"/>
-                <w:szCs w:val="19"/>
+                <w:color w:val="2C3E50"/>
+                <w:sz w:val="18"/>
+                <w:szCs w:val="18"/>
               </w:rPr>
               <w:t>Tous les groupes et organisations, licences, conception de référence</w:t>
             </w:r>
@@ -702,12 +700,12 @@
         </w:tc>
         <w:tc>
           <w:tcPr>
-            <w:tcW w:w="2846" w:type="dxa"/>
+            <w:tcW w:w="2816" w:type="dxa"/>
             <w:tcBorders>
-              <w:top w:val="single" w:sz="4" w:space="0" w:color="E3E3E4"/>
-              <w:left w:val="single" w:sz="4" w:space="0" w:color="E3E3E4"/>
-              <w:bottom w:val="single" w:sz="4" w:space="0" w:color="E3E3E4"/>
-              <w:right w:val="single" w:sz="4" w:space="0" w:color="E3E3E4"/>
+              <w:top w:val="single" w:sz="4" w:space="0" w:color="E1E8F0"/>
+              <w:left w:val="single" w:sz="4" w:space="0" w:color="E1E8F0"/>
+              <w:bottom w:val="single" w:sz="4" w:space="0" w:color="E1E8F0"/>
+              <w:right w:val="single" w:sz="4" w:space="0" w:color="E1E8F0"/>
             </w:tcBorders>
             <w:shd w:color="auto" w:fill="FFFFFF" w:val="clear"/>
           </w:tcPr>
@@ -719,12 +717,12 @@
             </w:pPr>
             <w:r>
               <w:rPr>
-                <w:rFonts w:eastAsia="Times New Roman" w:cs="Times New Roman"/>
+                <w:rFonts w:eastAsia="Open Sans" w:cs="Open Sans"/>
                 <w:b w:val="false"/>
                 <w:bCs w:val="false"/>
-                <w:color w:val="58595B"/>
-                <w:sz w:val="19"/>
-                <w:szCs w:val="19"/>
+                <w:color w:val="2C3E50"/>
+                <w:sz w:val="18"/>
+                <w:szCs w:val="18"/>
               </w:rPr>
               <w:t>admin@cortexskills.app · Admin#2026</w:t>
             </w:r>
@@ -737,14 +735,14 @@
         </w:trPr>
         <w:tc>
           <w:tcPr>
-            <w:tcW w:w="2600" w:type="dxa"/>
+            <w:tcW w:w="2571" w:type="dxa"/>
             <w:tcBorders>
-              <w:top w:val="single" w:sz="4" w:space="0" w:color="E3E3E4"/>
-              <w:left w:val="single" w:sz="4" w:space="0" w:color="E3E3E4"/>
-              <w:bottom w:val="single" w:sz="4" w:space="0" w:color="E3E3E4"/>
-              <w:right w:val="single" w:sz="4" w:space="0" w:color="E3E3E4"/>
+              <w:top w:val="single" w:sz="4" w:space="0" w:color="E1E8F0"/>
+              <w:left w:val="single" w:sz="4" w:space="0" w:color="E1E8F0"/>
+              <w:bottom w:val="single" w:sz="4" w:space="0" w:color="E1E8F0"/>
+              <w:right w:val="single" w:sz="4" w:space="0" w:color="E1E8F0"/>
             </w:tcBorders>
-            <w:shd w:color="auto" w:fill="F2F2F3" w:val="clear"/>
+            <w:shd w:color="auto" w:fill="F5F8FB" w:val="clear"/>
           </w:tcPr>
           <w:p>
             <w:pPr>
@@ -754,12 +752,12 @@
             </w:pPr>
             <w:r>
               <w:rPr>
-                <w:rFonts w:eastAsia="Times New Roman" w:cs="Times New Roman"/>
+                <w:rFonts w:eastAsia="Open Sans" w:cs="Open Sans"/>
                 <w:b w:val="false"/>
                 <w:bCs w:val="false"/>
-                <w:color w:val="58595B"/>
-                <w:sz w:val="19"/>
-                <w:szCs w:val="19"/>
+                <w:color w:val="2C3E50"/>
+                <w:sz w:val="18"/>
+                <w:szCs w:val="18"/>
               </w:rPr>
               <w:t>Administrateur d’organisation</w:t>
             </w:r>
@@ -767,14 +765,14 @@
         </w:tc>
         <w:tc>
           <w:tcPr>
-            <w:tcW w:w="4300" w:type="dxa"/>
+            <w:tcW w:w="4251" w:type="dxa"/>
             <w:tcBorders>
-              <w:top w:val="single" w:sz="4" w:space="0" w:color="E3E3E4"/>
-              <w:left w:val="single" w:sz="4" w:space="0" w:color="E3E3E4"/>
-              <w:bottom w:val="single" w:sz="4" w:space="0" w:color="E3E3E4"/>
-              <w:right w:val="single" w:sz="4" w:space="0" w:color="E3E3E4"/>
+              <w:top w:val="single" w:sz="4" w:space="0" w:color="E1E8F0"/>
+              <w:left w:val="single" w:sz="4" w:space="0" w:color="E1E8F0"/>
+              <w:bottom w:val="single" w:sz="4" w:space="0" w:color="E1E8F0"/>
+              <w:right w:val="single" w:sz="4" w:space="0" w:color="E1E8F0"/>
             </w:tcBorders>
-            <w:shd w:color="auto" w:fill="F2F2F3" w:val="clear"/>
+            <w:shd w:color="auto" w:fill="F5F8FB" w:val="clear"/>
           </w:tcPr>
           <w:p>
             <w:pPr>
@@ -784,12 +782,12 @@
             </w:pPr>
             <w:r>
               <w:rPr>
-                <w:rFonts w:eastAsia="Times New Roman" w:cs="Times New Roman"/>
+                <w:rFonts w:eastAsia="Open Sans" w:cs="Open Sans"/>
                 <w:b w:val="false"/>
                 <w:bCs w:val="false"/>
-                <w:color w:val="58595B"/>
-                <w:sz w:val="19"/>
-                <w:szCs w:val="19"/>
+                <w:color w:val="2C3E50"/>
+                <w:sz w:val="18"/>
+                <w:szCs w:val="18"/>
               </w:rPr>
               <w:t>Une organisation : utilisateurs, configuration, copie de conception, OBS, IA, documents</w:t>
             </w:r>
@@ -797,14 +795,14 @@
         </w:tc>
         <w:tc>
           <w:tcPr>
-            <w:tcW w:w="2846" w:type="dxa"/>
+            <w:tcW w:w="2816" w:type="dxa"/>
             <w:tcBorders>
-              <w:top w:val="single" w:sz="4" w:space="0" w:color="E3E3E4"/>
-              <w:left w:val="single" w:sz="4" w:space="0" w:color="E3E3E4"/>
-              <w:bottom w:val="single" w:sz="4" w:space="0" w:color="E3E3E4"/>
-              <w:right w:val="single" w:sz="4" w:space="0" w:color="E3E3E4"/>
+              <w:top w:val="single" w:sz="4" w:space="0" w:color="E1E8F0"/>
+              <w:left w:val="single" w:sz="4" w:space="0" w:color="E1E8F0"/>
+              <w:bottom w:val="single" w:sz="4" w:space="0" w:color="E1E8F0"/>
+              <w:right w:val="single" w:sz="4" w:space="0" w:color="E1E8F0"/>
             </w:tcBorders>
-            <w:shd w:color="auto" w:fill="F2F2F3" w:val="clear"/>
+            <w:shd w:color="auto" w:fill="F5F8FB" w:val="clear"/>
           </w:tcPr>
           <w:p>
             <w:pPr>
@@ -814,12 +812,12 @@
             </w:pPr>
             <w:r>
               <w:rPr>
-                <w:rFonts w:eastAsia="Times New Roman" w:cs="Times New Roman"/>
+                <w:rFonts w:eastAsia="Open Sans" w:cs="Open Sans"/>
                 <w:b w:val="false"/>
                 <w:bCs w:val="false"/>
-                <w:color w:val="58595B"/>
-                <w:sz w:val="19"/>
-                <w:szCs w:val="19"/>
+                <w:color w:val="2C3E50"/>
+                <w:sz w:val="18"/>
+                <w:szCs w:val="18"/>
               </w:rPr>
               <w:t>admin@maghrebhospitalsgr.ma · CortexSkills#2026</w:t>
             </w:r>
@@ -832,12 +830,12 @@
         </w:trPr>
         <w:tc>
           <w:tcPr>
-            <w:tcW w:w="2600" w:type="dxa"/>
+            <w:tcW w:w="2571" w:type="dxa"/>
             <w:tcBorders>
-              <w:top w:val="single" w:sz="4" w:space="0" w:color="E3E3E4"/>
-              <w:left w:val="single" w:sz="4" w:space="0" w:color="E3E3E4"/>
-              <w:bottom w:val="single" w:sz="4" w:space="0" w:color="E3E3E4"/>
-              <w:right w:val="single" w:sz="4" w:space="0" w:color="E3E3E4"/>
+              <w:top w:val="single" w:sz="4" w:space="0" w:color="E1E8F0"/>
+              <w:left w:val="single" w:sz="4" w:space="0" w:color="E1E8F0"/>
+              <w:bottom w:val="single" w:sz="4" w:space="0" w:color="E1E8F0"/>
+              <w:right w:val="single" w:sz="4" w:space="0" w:color="E1E8F0"/>
             </w:tcBorders>
             <w:shd w:color="auto" w:fill="FFFFFF" w:val="clear"/>
           </w:tcPr>
@@ -849,12 +847,12 @@
             </w:pPr>
             <w:r>
               <w:rPr>
-                <w:rFonts w:eastAsia="Times New Roman" w:cs="Times New Roman"/>
+                <w:rFonts w:eastAsia="Open Sans" w:cs="Open Sans"/>
                 <w:b w:val="false"/>
                 <w:bCs w:val="false"/>
-                <w:color w:val="58595B"/>
-                <w:sz w:val="19"/>
-                <w:szCs w:val="19"/>
+                <w:color w:val="2C3E50"/>
+                <w:sz w:val="18"/>
+                <w:szCs w:val="18"/>
               </w:rPr>
               <w:t>Responsable formation</w:t>
             </w:r>
@@ -862,12 +860,12 @@
         </w:tc>
         <w:tc>
           <w:tcPr>
-            <w:tcW w:w="4300" w:type="dxa"/>
+            <w:tcW w:w="4251" w:type="dxa"/>
             <w:tcBorders>
-              <w:top w:val="single" w:sz="4" w:space="0" w:color="E3E3E4"/>
-              <w:left w:val="single" w:sz="4" w:space="0" w:color="E3E3E4"/>
-              <w:bottom w:val="single" w:sz="4" w:space="0" w:color="E3E3E4"/>
-              <w:right w:val="single" w:sz="4" w:space="0" w:color="E3E3E4"/>
+              <w:top w:val="single" w:sz="4" w:space="0" w:color="E1E8F0"/>
+              <w:left w:val="single" w:sz="4" w:space="0" w:color="E1E8F0"/>
+              <w:bottom w:val="single" w:sz="4" w:space="0" w:color="E1E8F0"/>
+              <w:right w:val="single" w:sz="4" w:space="0" w:color="E1E8F0"/>
             </w:tcBorders>
             <w:shd w:color="auto" w:fill="FFFFFF" w:val="clear"/>
           </w:tcPr>
@@ -879,12 +877,12 @@
             </w:pPr>
             <w:r>
               <w:rPr>
-                <w:rFonts w:eastAsia="Times New Roman" w:cs="Times New Roman"/>
+                <w:rFonts w:eastAsia="Open Sans" w:cs="Open Sans"/>
                 <w:b w:val="false"/>
                 <w:bCs w:val="false"/>
-                <w:color w:val="58595B"/>
-                <w:sz w:val="19"/>
-                <w:szCs w:val="19"/>
+                <w:color w:val="2C3E50"/>
+                <w:sz w:val="18"/>
+                <w:szCs w:val="18"/>
               </w:rPr>
               <w:t>Déroulés, modèles, documents ; approuve avec le DRH</w:t>
             </w:r>
@@ -892,12 +890,12 @@
         </w:tc>
         <w:tc>
           <w:tcPr>
-            <w:tcW w:w="2846" w:type="dxa"/>
+            <w:tcW w:w="2816" w:type="dxa"/>
             <w:tcBorders>
-              <w:top w:val="single" w:sz="4" w:space="0" w:color="E3E3E4"/>
-              <w:left w:val="single" w:sz="4" w:space="0" w:color="E3E3E4"/>
-              <w:bottom w:val="single" w:sz="4" w:space="0" w:color="E3E3E4"/>
-              <w:right w:val="single" w:sz="4" w:space="0" w:color="E3E3E4"/>
+              <w:top w:val="single" w:sz="4" w:space="0" w:color="E1E8F0"/>
+              <w:left w:val="single" w:sz="4" w:space="0" w:color="E1E8F0"/>
+              <w:bottom w:val="single" w:sz="4" w:space="0" w:color="E1E8F0"/>
+              <w:right w:val="single" w:sz="4" w:space="0" w:color="E1E8F0"/>
             </w:tcBorders>
             <w:shd w:color="auto" w:fill="FFFFFF" w:val="clear"/>
           </w:tcPr>
@@ -909,12 +907,12 @@
             </w:pPr>
             <w:r>
               <w:rPr>
-                <w:rFonts w:eastAsia="Times New Roman" w:cs="Times New Roman"/>
+                <w:rFonts w:eastAsia="Open Sans" w:cs="Open Sans"/>
                 <w:b w:val="false"/>
                 <w:bCs w:val="false"/>
-                <w:color w:val="58595B"/>
-                <w:sz w:val="19"/>
-                <w:szCs w:val="19"/>
+                <w:color w:val="2C3E50"/>
+                <w:sz w:val="18"/>
+                <w:szCs w:val="18"/>
               </w:rPr>
               <w:t>headld@maghrebhospitalsgr.ma · CortexSkills#2026</w:t>
             </w:r>
@@ -927,14 +925,14 @@
         </w:trPr>
         <w:tc>
           <w:tcPr>
-            <w:tcW w:w="2600" w:type="dxa"/>
+            <w:tcW w:w="2571" w:type="dxa"/>
             <w:tcBorders>
-              <w:top w:val="single" w:sz="4" w:space="0" w:color="E3E3E4"/>
-              <w:left w:val="single" w:sz="4" w:space="0" w:color="E3E3E4"/>
-              <w:bottom w:val="single" w:sz="4" w:space="0" w:color="E3E3E4"/>
-              <w:right w:val="single" w:sz="4" w:space="0" w:color="E3E3E4"/>
+              <w:top w:val="single" w:sz="4" w:space="0" w:color="E1E8F0"/>
+              <w:left w:val="single" w:sz="4" w:space="0" w:color="E1E8F0"/>
+              <w:bottom w:val="single" w:sz="4" w:space="0" w:color="E1E8F0"/>
+              <w:right w:val="single" w:sz="4" w:space="0" w:color="E1E8F0"/>
             </w:tcBorders>
-            <w:shd w:color="auto" w:fill="F2F2F3" w:val="clear"/>
+            <w:shd w:color="auto" w:fill="F5F8FB" w:val="clear"/>
           </w:tcPr>
           <w:p>
             <w:pPr>
@@ -944,12 +942,12 @@
             </w:pPr>
             <w:r>
               <w:rPr>
-                <w:rFonts w:eastAsia="Times New Roman" w:cs="Times New Roman"/>
+                <w:rFonts w:eastAsia="Open Sans" w:cs="Open Sans"/>
                 <w:b w:val="false"/>
                 <w:bCs w:val="false"/>
-                <w:color w:val="58595B"/>
-                <w:sz w:val="19"/>
-                <w:szCs w:val="19"/>
+                <w:color w:val="2C3E50"/>
+                <w:sz w:val="18"/>
+                <w:szCs w:val="18"/>
               </w:rPr>
               <w:t>DRH</w:t>
             </w:r>
@@ -957,14 +955,14 @@
         </w:tc>
         <w:tc>
           <w:tcPr>
-            <w:tcW w:w="4300" w:type="dxa"/>
+            <w:tcW w:w="4251" w:type="dxa"/>
             <w:tcBorders>
-              <w:top w:val="single" w:sz="4" w:space="0" w:color="E3E3E4"/>
-              <w:left w:val="single" w:sz="4" w:space="0" w:color="E3E3E4"/>
-              <w:bottom w:val="single" w:sz="4" w:space="0" w:color="E3E3E4"/>
-              <w:right w:val="single" w:sz="4" w:space="0" w:color="E3E3E4"/>
+              <w:top w:val="single" w:sz="4" w:space="0" w:color="E1E8F0"/>
+              <w:left w:val="single" w:sz="4" w:space="0" w:color="E1E8F0"/>
+              <w:bottom w:val="single" w:sz="4" w:space="0" w:color="E1E8F0"/>
+              <w:right w:val="single" w:sz="4" w:space="0" w:color="E1E8F0"/>
             </w:tcBorders>
-            <w:shd w:color="auto" w:fill="F2F2F3" w:val="clear"/>
+            <w:shd w:color="auto" w:fill="F5F8FB" w:val="clear"/>
           </w:tcPr>
           <w:p>
             <w:pPr>
@@ -974,12 +972,12 @@
             </w:pPr>
             <w:r>
               <w:rPr>
-                <w:rFonts w:eastAsia="Times New Roman" w:cs="Times New Roman"/>
+                <w:rFonts w:eastAsia="Open Sans" w:cs="Open Sans"/>
                 <w:b w:val="false"/>
                 <w:bCs w:val="false"/>
-                <w:color w:val="58595B"/>
-                <w:sz w:val="19"/>
-                <w:szCs w:val="19"/>
+                <w:color w:val="2C3E50"/>
+                <w:sz w:val="18"/>
+                <w:szCs w:val="18"/>
               </w:rPr>
               <w:t>Second approbateur : versions, documents, jalons</w:t>
             </w:r>
@@ -987,14 +985,14 @@
         </w:tc>
         <w:tc>
           <w:tcPr>
-            <w:tcW w:w="2846" w:type="dxa"/>
+            <w:tcW w:w="2816" w:type="dxa"/>
             <w:tcBorders>
-              <w:top w:val="single" w:sz="4" w:space="0" w:color="E3E3E4"/>
-              <w:left w:val="single" w:sz="4" w:space="0" w:color="E3E3E4"/>
-              <w:bottom w:val="single" w:sz="4" w:space="0" w:color="E3E3E4"/>
-              <w:right w:val="single" w:sz="4" w:space="0" w:color="E3E3E4"/>
+              <w:top w:val="single" w:sz="4" w:space="0" w:color="E1E8F0"/>
+              <w:left w:val="single" w:sz="4" w:space="0" w:color="E1E8F0"/>
+              <w:bottom w:val="single" w:sz="4" w:space="0" w:color="E1E8F0"/>
+              <w:right w:val="single" w:sz="4" w:space="0" w:color="E1E8F0"/>
             </w:tcBorders>
-            <w:shd w:color="auto" w:fill="F2F2F3" w:val="clear"/>
+            <w:shd w:color="auto" w:fill="F5F8FB" w:val="clear"/>
           </w:tcPr>
           <w:p>
             <w:pPr>
@@ -1004,12 +1002,12 @@
             </w:pPr>
             <w:r>
               <w:rPr>
-                <w:rFonts w:eastAsia="Times New Roman" w:cs="Times New Roman"/>
+                <w:rFonts w:eastAsia="Open Sans" w:cs="Open Sans"/>
                 <w:b w:val="false"/>
                 <w:bCs w:val="false"/>
-                <w:color w:val="58595B"/>
-                <w:sz w:val="19"/>
-                <w:szCs w:val="19"/>
+                <w:color w:val="2C3E50"/>
+                <w:sz w:val="18"/>
+                <w:szCs w:val="18"/>
               </w:rPr>
               <w:t>hrd@maghrebhospitalsgr.ma · CortexSkills#2026</w:t>
             </w:r>
@@ -1029,45 +1027,45 @@
     </w:p>
     <w:tbl>
       <w:tblPr>
-        <w:tblW w:w="9746" w:type="dxa"/>
+        <w:tblW w:w="9638" w:type="dxa"/>
         <w:jc w:val="left"/>
         <w:tblInd w:w="0" w:type="dxa"/>
         <w:tblLayout w:type="fixed"/>
         <w:tblCellMar>
-          <w:top w:w="120" w:type="dxa"/>
-          <w:left w:w="180" w:type="dxa"/>
-          <w:bottom w:w="120" w:type="dxa"/>
-          <w:right w:w="180" w:type="dxa"/>
+          <w:top w:w="160" w:type="dxa"/>
+          <w:left w:w="220" w:type="dxa"/>
+          <w:bottom w:w="160" w:type="dxa"/>
+          <w:right w:w="220" w:type="dxa"/>
         </w:tblCellMar>
       </w:tblPr>
       <w:tblGrid>
-        <w:gridCol w:w="9746"/>
+        <w:gridCol w:w="9638"/>
       </w:tblGrid>
       <w:tr>
         <w:trPr/>
         <w:tc>
           <w:tcPr>
-            <w:tcW w:w="9746" w:type="dxa"/>
+            <w:tcW w:w="9638" w:type="dxa"/>
             <w:tcBorders>
-              <w:top w:val="single" w:sz="4" w:space="0" w:color="E3E3E4"/>
-              <w:left w:val="single" w:sz="4" w:space="0" w:color="E3E3E4"/>
-              <w:bottom w:val="single" w:sz="4" w:space="0" w:color="E3E3E4"/>
-              <w:right w:val="single" w:sz="4" w:space="0" w:color="E3E3E4"/>
+              <w:top w:val="single" w:sz="4" w:space="0" w:color="E1E8F0"/>
+              <w:left w:val="single" w:sz="4" w:space="0" w:color="E1E8F0"/>
+              <w:bottom w:val="single" w:sz="4" w:space="0" w:color="E1E8F0"/>
+              <w:right w:val="single" w:sz="4" w:space="0" w:color="E1E8F0"/>
             </w:tcBorders>
-            <w:shd w:color="auto" w:fill="FDEEDA" w:val="clear"/>
+            <w:shd w:color="auto" w:fill="E8F1FB" w:val="clear"/>
           </w:tcPr>
           <w:p>
             <w:pPr>
               <w:pStyle w:val="Normal"/>
-              <w:spacing w:before="0" w:after="60"/>
+              <w:spacing w:before="0" w:after="80"/>
               <w:rPr/>
             </w:pPr>
             <w:r>
               <w:rPr>
-                <w:rFonts w:eastAsia="Times New Roman" w:cs="Times New Roman"/>
+                <w:rFonts w:eastAsia="Montserrat" w:cs="Montserrat" w:ascii="Montserrat" w:hAnsi="Montserrat"/>
                 <w:b/>
                 <w:bCs/>
-                <w:color w:val="3A3A3C"/>
+                <w:color w:val="123A5F"/>
                 <w:sz w:val="22"/>
                 <w:szCs w:val="22"/>
               </w:rPr>
@@ -1077,16 +1075,16 @@
           <w:p>
             <w:pPr>
               <w:pStyle w:val="Normal"/>
-              <w:spacing w:lineRule="auto" w:line="276" w:before="0" w:after="40"/>
+              <w:spacing w:lineRule="auto" w:line="288" w:before="0" w:after="60"/>
               <w:jc w:val="left"/>
               <w:rPr/>
             </w:pPr>
             <w:r>
               <w:rPr>
-                <w:rFonts w:eastAsia="Times New Roman" w:cs="Times New Roman"/>
-                <w:color w:val="58595B"/>
-                <w:sz w:val="22"/>
-                <w:szCs w:val="22"/>
+                <w:rFonts w:eastAsia="Open Sans" w:cs="Open Sans"/>
+                <w:color w:val="2C3E50"/>
+                <w:sz w:val="21"/>
+                <w:szCs w:val="21"/>
               </w:rPr>
               <w:t>Une version de conception, un document et une décision de jalon sont publiés par une autre personne que celle qui les a soumis. Prévoyez deux administrateurs par organisation.</w:t>
             </w:r>
@@ -1098,24 +1096,24 @@
       <w:pPr>
         <w:pStyle w:val="Heading1"/>
         <w:pBdr>
-          <w:bottom w:val="single" w:sz="8" w:space="4" w:color="F8931D"/>
+          <w:bottom w:val="single" w:sz="6" w:space="6" w:color="E1E8F0"/>
         </w:pBdr>
-        <w:spacing w:before="0" w:after="200"/>
+        <w:spacing w:before="0" w:after="240"/>
         <w:rPr/>
       </w:pPr>
       <w:r>
         <w:br w:type="page"/>
       </w:r>
-      <w:bookmarkStart w:id="1" w:name="__RefHeading___Toc1007_2313161461"/>
+      <w:bookmarkStart w:id="1" w:name="__RefHeading___Toc1023_3373283034"/>
       <w:bookmarkEnd w:id="1"/>
       <w:r>
         <w:rPr>
-          <w:rFonts w:eastAsia="Times New Roman" w:cs="Times New Roman"/>
+          <w:rFonts w:eastAsia="Montserrat" w:cs="Montserrat"/>
           <w:b/>
           <w:bCs/>
-          <w:color w:val="E07B00"/>
-          <w:sz w:val="34"/>
-          <w:szCs w:val="34"/>
+          <w:color w:val="123A5F"/>
+          <w:sz w:val="40"/>
+          <w:szCs w:val="40"/>
         </w:rPr>
         <w:t>2. Organisations, utilisateurs et accès</w:t>
       </w:r>
@@ -1123,16 +1121,16 @@
     <w:p>
       <w:pPr>
         <w:pStyle w:val="Normal"/>
-        <w:spacing w:lineRule="auto" w:line="276" w:before="0" w:after="120"/>
-        <w:jc w:val="both"/>
-        <w:rPr/>
-      </w:pPr>
-      <w:r>
-        <w:rPr>
-          <w:rFonts w:eastAsia="Times New Roman" w:cs="Times New Roman"/>
-          <w:color w:val="58595B"/>
-          <w:sz w:val="24"/>
-          <w:szCs w:val="24"/>
+        <w:spacing w:lineRule="auto" w:line="288" w:before="0" w:after="160"/>
+        <w:jc w:val="left"/>
+        <w:rPr/>
+      </w:pPr>
+      <w:r>
+        <w:rPr>
+          <w:rFonts w:eastAsia="Open Sans" w:cs="Open Sans"/>
+          <w:color w:val="2C3E50"/>
+          <w:sz w:val="22"/>
+          <w:szCs w:val="22"/>
         </w:rPr>
         <w:t>La démonstration compte 61 organisations : une grande entreprise et une PME pour chacune des 29 verticales, le groupe multisectoriel Horizon Services utilisé pour les documents types, et deux vitrines santé (le groupe de cliniques privées Santé Ora et le Centre Hospitalier Régional). Chacune a une licence, une offre et ses options.</w:t>
       </w:r>
@@ -1146,10 +1144,10 @@
       </w:pPr>
       <w:r>
         <w:rPr>
-          <w:rFonts w:eastAsia="Times New Roman" w:cs="Times New Roman"/>
+          <w:rFonts w:eastAsia="Open Sans" w:cs="Open Sans"/>
           <w:b/>
           <w:bCs/>
-          <w:color w:val="3A3A3C"/>
+          <w:color w:val="123A5F"/>
           <w:sz w:val="23"/>
           <w:szCs w:val="23"/>
         </w:rPr>
@@ -1163,15 +1161,15 @@
           <w:ilvl w:val="0"/>
           <w:numId w:val="22"/>
         </w:numPr>
-        <w:spacing w:lineRule="auto" w:line="276" w:before="0" w:after="60"/>
-        <w:rPr/>
-      </w:pPr>
-      <w:r>
-        <w:rPr>
-          <w:rFonts w:eastAsia="Times New Roman" w:cs="Times New Roman"/>
-          <w:color w:val="58595B"/>
-          <w:sz w:val="24"/>
-          <w:szCs w:val="24"/>
+        <w:spacing w:lineRule="auto" w:line="288" w:before="0" w:after="80"/>
+        <w:rPr/>
+      </w:pPr>
+      <w:r>
+        <w:rPr>
+          <w:rFonts w:eastAsia="Open Sans" w:cs="Open Sans"/>
+          <w:color w:val="2C3E50"/>
+          <w:sz w:val="22"/>
+          <w:szCs w:val="22"/>
         </w:rPr>
         <w:t>Sur le serveur, ouvrez un terminal dans le dossier server.</w:t>
       </w:r>
@@ -1185,10 +1183,10 @@
       </w:pPr>
       <w:r>
         <w:rPr>
-          <w:rFonts w:eastAsia="Times New Roman" w:cs="Times New Roman"/>
+          <w:rFonts w:eastAsia="Open Sans" w:cs="Open Sans"/>
           <w:b/>
           <w:bCs/>
-          <w:color w:val="E07B00"/>
+          <w:color w:val="123A5F"/>
           <w:sz w:val="21"/>
           <w:szCs w:val="21"/>
         </w:rPr>
@@ -1196,8 +1194,8 @@
       </w:r>
       <w:r>
         <w:rPr>
-          <w:rFonts w:eastAsia="Times New Roman" w:cs="Times New Roman"/>
-          <w:color w:val="58595B"/>
+          <w:rFonts w:eastAsia="Open Sans" w:cs="Open Sans"/>
+          <w:color w:val="2C3E50"/>
           <w:sz w:val="21"/>
           <w:szCs w:val="21"/>
         </w:rPr>
@@ -1211,15 +1209,15 @@
           <w:ilvl w:val="0"/>
           <w:numId w:val="1"/>
         </w:numPr>
-        <w:spacing w:lineRule="auto" w:line="276" w:before="0" w:after="60"/>
-        <w:rPr/>
-      </w:pPr>
-      <w:r>
-        <w:rPr>
-          <w:rFonts w:eastAsia="Times New Roman" w:cs="Times New Roman"/>
-          <w:color w:val="58595B"/>
-          <w:sz w:val="24"/>
-          <w:szCs w:val="24"/>
+        <w:spacing w:lineRule="auto" w:line="288" w:before="0" w:after="80"/>
+        <w:rPr/>
+      </w:pPr>
+      <w:r>
+        <w:rPr>
+          <w:rFonts w:eastAsia="Open Sans" w:cs="Open Sans"/>
+          <w:color w:val="2C3E50"/>
+          <w:sz w:val="22"/>
+          <w:szCs w:val="22"/>
         </w:rPr>
         <w:t>Créez l’organisation, sa licence et son premier administrateur en une commande.</w:t>
       </w:r>
@@ -1233,10 +1231,10 @@
       </w:pPr>
       <w:r>
         <w:rPr>
-          <w:rFonts w:eastAsia="Times New Roman" w:cs="Times New Roman"/>
+          <w:rFonts w:eastAsia="Open Sans" w:cs="Open Sans"/>
           <w:b/>
           <w:bCs/>
-          <w:color w:val="E07B00"/>
+          <w:color w:val="123A5F"/>
           <w:sz w:val="21"/>
           <w:szCs w:val="21"/>
         </w:rPr>
@@ -1244,8 +1242,8 @@
       </w:r>
       <w:r>
         <w:rPr>
-          <w:rFonts w:eastAsia="Times New Roman" w:cs="Times New Roman"/>
-          <w:color w:val="58595B"/>
+          <w:rFonts w:eastAsia="Open Sans" w:cs="Open Sans"/>
+          <w:color w:val="2C3E50"/>
           <w:sz w:val="21"/>
           <w:szCs w:val="21"/>
         </w:rPr>
@@ -1259,15 +1257,15 @@
           <w:ilvl w:val="0"/>
           <w:numId w:val="1"/>
         </w:numPr>
-        <w:spacing w:lineRule="auto" w:line="276" w:before="0" w:after="60"/>
-        <w:rPr/>
-      </w:pPr>
-      <w:r>
-        <w:rPr>
-          <w:rFonts w:eastAsia="Times New Roman" w:cs="Times New Roman"/>
-          <w:color w:val="58595B"/>
-          <w:sz w:val="24"/>
-          <w:szCs w:val="24"/>
+        <w:spacing w:lineRule="auto" w:line="288" w:before="0" w:after="80"/>
+        <w:rPr/>
+      </w:pPr>
+      <w:r>
+        <w:rPr>
+          <w:rFonts w:eastAsia="Open Sans" w:cs="Open Sans"/>
+          <w:color w:val="2C3E50"/>
+          <w:sz w:val="22"/>
+          <w:szCs w:val="22"/>
         </w:rPr>
         <w:t>Notez l’identifiant d’organisation affiché par la console. En mode OnPrem, envoyez-le à l’éditeur pour recevoir la licence signée (licence-request, puis licence-install). Les guides d’installation décrivent chaque mode.</w:t>
       </w:r>
@@ -1281,10 +1279,10 @@
       </w:pPr>
       <w:r>
         <w:rPr>
-          <w:rFonts w:eastAsia="Times New Roman" w:cs="Times New Roman"/>
+          <w:rFonts w:eastAsia="Open Sans" w:cs="Open Sans"/>
           <w:b/>
           <w:bCs/>
-          <w:color w:val="3A3A3C"/>
+          <w:color w:val="123A5F"/>
           <w:sz w:val="23"/>
           <w:szCs w:val="23"/>
         </w:rPr>
@@ -1298,15 +1296,15 @@
           <w:ilvl w:val="0"/>
           <w:numId w:val="23"/>
         </w:numPr>
-        <w:spacing w:lineRule="auto" w:line="276" w:before="0" w:after="60"/>
-        <w:rPr/>
-      </w:pPr>
-      <w:r>
-        <w:rPr>
-          <w:rFonts w:eastAsia="Times New Roman" w:cs="Times New Roman"/>
-          <w:color w:val="58595B"/>
-          <w:sz w:val="24"/>
-          <w:szCs w:val="24"/>
+        <w:spacing w:lineRule="auto" w:line="288" w:before="0" w:after="80"/>
+        <w:rPr/>
+      </w:pPr>
+      <w:r>
+        <w:rPr>
+          <w:rFonts w:eastAsia="Open Sans" w:cs="Open Sans"/>
+          <w:color w:val="2C3E50"/>
+          <w:sz w:val="22"/>
+          <w:szCs w:val="22"/>
         </w:rPr>
         <w:t>Connectez-vous à l’API en administrateur de la plateforme.</w:t>
       </w:r>
@@ -1320,10 +1318,10 @@
       </w:pPr>
       <w:r>
         <w:rPr>
-          <w:rFonts w:eastAsia="Times New Roman" w:cs="Times New Roman"/>
+          <w:rFonts w:eastAsia="Open Sans" w:cs="Open Sans"/>
           <w:b/>
           <w:bCs/>
-          <w:color w:val="E07B00"/>
+          <w:color w:val="123A5F"/>
           <w:sz w:val="21"/>
           <w:szCs w:val="21"/>
         </w:rPr>
@@ -1331,8 +1329,8 @@
       </w:r>
       <w:r>
         <w:rPr>
-          <w:rFonts w:eastAsia="Times New Roman" w:cs="Times New Roman"/>
-          <w:color w:val="58595B"/>
+          <w:rFonts w:eastAsia="Open Sans" w:cs="Open Sans"/>
+          <w:color w:val="2C3E50"/>
           <w:sz w:val="21"/>
           <w:szCs w:val="21"/>
         </w:rPr>
@@ -1346,15 +1344,15 @@
           <w:ilvl w:val="0"/>
           <w:numId w:val="2"/>
         </w:numPr>
-        <w:spacing w:lineRule="auto" w:line="276" w:before="0" w:after="60"/>
-        <w:rPr/>
-      </w:pPr>
-      <w:r>
-        <w:rPr>
-          <w:rFonts w:eastAsia="Times New Roman" w:cs="Times New Roman"/>
-          <w:color w:val="58595B"/>
-          <w:sz w:val="24"/>
-          <w:szCs w:val="24"/>
+        <w:spacing w:lineRule="auto" w:line="288" w:before="0" w:after="80"/>
+        <w:rPr/>
+      </w:pPr>
+      <w:r>
+        <w:rPr>
+          <w:rFonts w:eastAsia="Open Sans" w:cs="Open Sans"/>
+          <w:color w:val="2C3E50"/>
+          <w:sz w:val="22"/>
+          <w:szCs w:val="22"/>
         </w:rPr>
         <w:t>Créez l’organisation avec le jeton reçu.</w:t>
       </w:r>
@@ -1368,10 +1366,10 @@
       </w:pPr>
       <w:r>
         <w:rPr>
-          <w:rFonts w:eastAsia="Times New Roman" w:cs="Times New Roman"/>
+          <w:rFonts w:eastAsia="Open Sans" w:cs="Open Sans"/>
           <w:b/>
           <w:bCs/>
-          <w:color w:val="E07B00"/>
+          <w:color w:val="123A5F"/>
           <w:sz w:val="21"/>
           <w:szCs w:val="21"/>
         </w:rPr>
@@ -1379,8 +1377,8 @@
       </w:r>
       <w:r>
         <w:rPr>
-          <w:rFonts w:eastAsia="Times New Roman" w:cs="Times New Roman"/>
-          <w:color w:val="58595B"/>
+          <w:rFonts w:eastAsia="Open Sans" w:cs="Open Sans"/>
+          <w:color w:val="2C3E50"/>
           <w:sz w:val="21"/>
           <w:szCs w:val="21"/>
         </w:rPr>
@@ -1388,8 +1386,8 @@
       </w:r>
       <w:r>
         <w:rPr>
-          <w:rFonts w:ascii="Times New Roman" w:hAnsi="Times New Roman" w:eastAsia="Times New Roman"/>
-          <w:color w:val="58595B"/>
+          <w:rFonts w:ascii="Open Sans" w:hAnsi="Open Sans" w:eastAsia="Open Sans"/>
+          <w:color w:val="2C3E50"/>
           <w:sz w:val="21"/>
           <w:sz w:val="21"/>
           <w:szCs w:val="21"/>
@@ -1399,8 +1397,8 @@
       </w:r>
       <w:r>
         <w:rPr>
-          <w:rFonts w:eastAsia="Times New Roman" w:cs="Times New Roman"/>
-          <w:color w:val="58595B"/>
+          <w:rFonts w:eastAsia="Open Sans" w:cs="Open Sans"/>
+          <w:color w:val="2C3E50"/>
           <w:sz w:val="21"/>
           <w:szCs w:val="21"/>
         </w:rPr>
@@ -1414,15 +1412,15 @@
           <w:ilvl w:val="0"/>
           <w:numId w:val="2"/>
         </w:numPr>
-        <w:spacing w:lineRule="auto" w:line="276" w:before="0" w:after="60"/>
-        <w:rPr/>
-      </w:pPr>
-      <w:r>
-        <w:rPr>
-          <w:rFonts w:eastAsia="Times New Roman" w:cs="Times New Roman"/>
-          <w:color w:val="58595B"/>
-          <w:sz w:val="24"/>
-          <w:szCs w:val="24"/>
+        <w:spacing w:lineRule="auto" w:line="288" w:before="0" w:after="80"/>
+        <w:rPr/>
+      </w:pPr>
+      <w:r>
+        <w:rPr>
+          <w:rFonts w:eastAsia="Open Sans" w:cs="Open Sans"/>
+          <w:color w:val="2C3E50"/>
+          <w:sz w:val="22"/>
+          <w:szCs w:val="22"/>
         </w:rPr>
         <w:t>L’organisation reçoit ses fonctions, son catalogue de gouvernance, ses cas d’usage IA et ses check-lists ; l’équipe de départ reçoit un compte par rôle avec le mot de passe Welcome#2026, à changer à la première connexion.</w:t>
       </w:r>
@@ -1434,15 +1432,15 @@
           <w:ilvl w:val="0"/>
           <w:numId w:val="2"/>
         </w:numPr>
-        <w:spacing w:lineRule="auto" w:line="276" w:before="0" w:after="60"/>
-        <w:rPr/>
-      </w:pPr>
-      <w:r>
-        <w:rPr>
-          <w:rFonts w:eastAsia="Times New Roman" w:cs="Times New Roman"/>
-          <w:color w:val="58595B"/>
-          <w:sz w:val="24"/>
-          <w:szCs w:val="24"/>
+        <w:spacing w:lineRule="auto" w:line="288" w:before="0" w:after="80"/>
+        <w:rPr/>
+      </w:pPr>
+      <w:r>
+        <w:rPr>
+          <w:rFonts w:eastAsia="Open Sans" w:cs="Open Sans"/>
+          <w:color w:val="2C3E50"/>
+          <w:sz w:val="22"/>
+          <w:szCs w:val="22"/>
         </w:rPr>
         <w:t>Ouvrez Groupes et organisations pour la voir dans l’arborescence.</w:t>
       </w:r>
@@ -1456,10 +1454,10 @@
       </w:pPr>
       <w:r>
         <w:rPr>
-          <w:rFonts w:eastAsia="Times New Roman" w:cs="Times New Roman"/>
+          <w:rFonts w:eastAsia="Open Sans" w:cs="Open Sans"/>
           <w:b/>
           <w:bCs/>
-          <w:color w:val="3A3A3C"/>
+          <w:color w:val="123A5F"/>
           <w:sz w:val="23"/>
           <w:szCs w:val="23"/>
         </w:rPr>
@@ -1473,15 +1471,15 @@
           <w:ilvl w:val="0"/>
           <w:numId w:val="24"/>
         </w:numPr>
-        <w:spacing w:lineRule="auto" w:line="276" w:before="0" w:after="60"/>
-        <w:rPr/>
-      </w:pPr>
-      <w:r>
-        <w:rPr>
-          <w:rFonts w:eastAsia="Times New Roman" w:cs="Times New Roman"/>
-          <w:color w:val="58595B"/>
-          <w:sz w:val="24"/>
-          <w:szCs w:val="24"/>
+        <w:spacing w:lineRule="auto" w:line="288" w:before="0" w:after="80"/>
+        <w:rPr/>
+      </w:pPr>
+      <w:r>
+        <w:rPr>
+          <w:rFonts w:eastAsia="Open Sans" w:cs="Open Sans"/>
+          <w:color w:val="2C3E50"/>
+          <w:sz w:val="22"/>
+          <w:szCs w:val="22"/>
         </w:rPr>
         <w:t>Ouvrez Administration › Utilisateurs et cliquez sur Nouvel utilisateur.</w:t>
       </w:r>
@@ -1493,15 +1491,15 @@
           <w:ilvl w:val="0"/>
           <w:numId w:val="3"/>
         </w:numPr>
-        <w:spacing w:lineRule="auto" w:line="276" w:before="0" w:after="60"/>
-        <w:rPr/>
-      </w:pPr>
-      <w:r>
-        <w:rPr>
-          <w:rFonts w:eastAsia="Times New Roman" w:cs="Times New Roman"/>
-          <w:color w:val="58595B"/>
-          <w:sz w:val="24"/>
-          <w:szCs w:val="24"/>
+        <w:spacing w:lineRule="auto" w:line="288" w:before="0" w:after="80"/>
+        <w:rPr/>
+      </w:pPr>
+      <w:r>
+        <w:rPr>
+          <w:rFonts w:eastAsia="Open Sans" w:cs="Open Sans"/>
+          <w:color w:val="2C3E50"/>
+          <w:sz w:val="22"/>
+          <w:szCs w:val="22"/>
         </w:rPr>
         <w:t>Saisissez l’identité.</w:t>
       </w:r>
@@ -1515,10 +1513,10 @@
       </w:pPr>
       <w:r>
         <w:rPr>
-          <w:rFonts w:eastAsia="Times New Roman" w:cs="Times New Roman"/>
+          <w:rFonts w:eastAsia="Open Sans" w:cs="Open Sans"/>
           <w:b/>
           <w:bCs/>
-          <w:color w:val="E07B00"/>
+          <w:color w:val="123A5F"/>
           <w:sz w:val="21"/>
           <w:szCs w:val="21"/>
         </w:rPr>
@@ -1526,8 +1524,8 @@
       </w:r>
       <w:r>
         <w:rPr>
-          <w:rFonts w:eastAsia="Times New Roman" w:cs="Times New Roman"/>
-          <w:color w:val="58595B"/>
+          <w:rFonts w:eastAsia="Open Sans" w:cs="Open Sans"/>
+          <w:color w:val="2C3E50"/>
           <w:sz w:val="21"/>
           <w:szCs w:val="21"/>
         </w:rPr>
@@ -1541,15 +1539,15 @@
           <w:ilvl w:val="0"/>
           <w:numId w:val="3"/>
         </w:numPr>
-        <w:spacing w:lineRule="auto" w:line="276" w:before="0" w:after="60"/>
-        <w:rPr/>
-      </w:pPr>
-      <w:r>
-        <w:rPr>
-          <w:rFonts w:eastAsia="Times New Roman" w:cs="Times New Roman"/>
-          <w:color w:val="58595B"/>
-          <w:sz w:val="24"/>
-          <w:szCs w:val="24"/>
+        <w:spacing w:lineRule="auto" w:line="288" w:before="0" w:after="80"/>
+        <w:rPr/>
+      </w:pPr>
+      <w:r>
+        <w:rPr>
+          <w:rFonts w:eastAsia="Open Sans" w:cs="Open Sans"/>
+          <w:color w:val="2C3E50"/>
+          <w:sz w:val="22"/>
+          <w:szCs w:val="22"/>
         </w:rPr>
         <w:t>Saisissez un premier mot de passe, cochez le rôle Planificateur formation et cliquez sur Enregistrer. Communiquez le mot de passe à l’utilisateur, qui le change dans le menu du profil › Changer le mot de passe.</w:t>
       </w:r>
@@ -1563,10 +1561,10 @@
       </w:pPr>
       <w:r>
         <w:rPr>
-          <w:rFonts w:eastAsia="Times New Roman" w:cs="Times New Roman"/>
+          <w:rFonts w:eastAsia="Open Sans" w:cs="Open Sans"/>
           <w:b/>
           <w:bCs/>
-          <w:color w:val="E07B00"/>
+          <w:color w:val="123A5F"/>
           <w:sz w:val="21"/>
           <w:szCs w:val="21"/>
         </w:rPr>
@@ -1574,8 +1572,8 @@
       </w:r>
       <w:r>
         <w:rPr>
-          <w:rFonts w:eastAsia="Times New Roman" w:cs="Times New Roman"/>
-          <w:color w:val="58595B"/>
+          <w:rFonts w:eastAsia="Open Sans" w:cs="Open Sans"/>
+          <w:color w:val="2C3E50"/>
           <w:sz w:val="21"/>
           <w:szCs w:val="21"/>
         </w:rPr>
@@ -1596,7 +1594,7 @@
           <wp:inline distT="0" distB="0" distL="0" distR="0">
             <wp:extent cx="5905500" cy="3695700"/>
             <wp:effectExtent l="0" t="0" r="0" b="0"/>
-            <wp:docPr id="1" name="a_users.png" descr="Figure 1 — Utilisateurs de l’organisation&#10;Figure 1 — Utilisateurs de l’organisation"/>
+            <wp:docPr id="2" name="a_users.png" descr="Figure 1 — Utilisateurs de l’organisation&#10;Figure 1 — Utilisateurs de l’organisation"/>
             <wp:cNvGraphicFramePr>
               <a:graphicFrameLocks xmlns:a="http://schemas.openxmlformats.org/drawingml/2006/main" noChangeAspect="1"/>
             </wp:cNvGraphicFramePr>
@@ -1604,182 +1602,7 @@
               <a:graphicData uri="http://schemas.openxmlformats.org/drawingml/2006/picture">
                 <pic:pic xmlns:pic="http://schemas.openxmlformats.org/drawingml/2006/picture">
                   <pic:nvPicPr>
-                    <pic:cNvPr id="1" name="a_users.png" descr="Figure 1 — Utilisateurs de l’organisation&#10;Figure 1 — Utilisateurs de l’organisation"/>
-                    <pic:cNvPicPr>
-                      <a:picLocks noChangeAspect="1" noChangeArrowheads="1"/>
-                    </pic:cNvPicPr>
-                  </pic:nvPicPr>
-                  <pic:blipFill>
-                    <a:blip r:embed="rId2"/>
-                    <a:stretch>
-                      <a:fillRect/>
-                    </a:stretch>
-                  </pic:blipFill>
-                  <pic:spPr bwMode="auto">
-                    <a:xfrm>
-                      <a:off x="0" y="0"/>
-                      <a:ext cx="5905500" cy="3695700"/>
-                    </a:xfrm>
-                    <a:prstGeom prst="rect">
-                      <a:avLst/>
-                    </a:prstGeom>
-                  </pic:spPr>
-                </pic:pic>
-              </a:graphicData>
-            </a:graphic>
-          </wp:inline>
-        </w:drawing>
-      </w:r>
-    </w:p>
-    <w:p>
-      <w:pPr>
-        <w:pStyle w:val="Normal"/>
-        <w:spacing w:before="0" w:after="200"/>
-        <w:jc w:val="center"/>
-        <w:rPr/>
-      </w:pPr>
-      <w:r>
-        <w:rPr>
-          <w:rFonts w:eastAsia="Times New Roman" w:cs="Times New Roman"/>
-          <w:i/>
-          <w:iCs/>
-          <w:color w:val="58595B"/>
-          <w:sz w:val="19"/>
-          <w:szCs w:val="19"/>
-        </w:rPr>
-        <w:t>Figure 1 — Utilisateurs de l’organisation</w:t>
-      </w:r>
-    </w:p>
-    <w:p>
-      <w:pPr>
-        <w:pStyle w:val="Normal"/>
-        <w:keepNext w:val="true"/>
-        <w:spacing w:before="160" w:after="60"/>
-        <w:rPr/>
-      </w:pPr>
-      <w:r>
-        <w:rPr>
-          <w:rFonts w:eastAsia="Times New Roman" w:cs="Times New Roman"/>
-          <w:b/>
-          <w:bCs/>
-          <w:color w:val="3A3A3C"/>
-          <w:sz w:val="23"/>
-          <w:szCs w:val="23"/>
-        </w:rPr>
-        <w:t>Changer votre mot de passe</w:t>
-      </w:r>
-    </w:p>
-    <w:p>
-      <w:pPr>
-        <w:pStyle w:val="ListParagraph"/>
-        <w:numPr>
-          <w:ilvl w:val="0"/>
-          <w:numId w:val="25"/>
-        </w:numPr>
-        <w:spacing w:lineRule="auto" w:line="276" w:before="0" w:after="60"/>
-        <w:rPr/>
-      </w:pPr>
-      <w:r>
-        <w:rPr>
-          <w:rFonts w:eastAsia="Times New Roman" w:cs="Times New Roman"/>
-          <w:color w:val="58595B"/>
-          <w:sz w:val="24"/>
-          <w:szCs w:val="24"/>
-        </w:rPr>
-        <w:t>Cliquez sur l’icône de profil en haut à droite, puis sur Changer le mot de passe.</w:t>
-      </w:r>
-    </w:p>
-    <w:p>
-      <w:pPr>
-        <w:pStyle w:val="ListParagraph"/>
-        <w:numPr>
-          <w:ilvl w:val="0"/>
-          <w:numId w:val="4"/>
-        </w:numPr>
-        <w:spacing w:lineRule="auto" w:line="276" w:before="0" w:after="60"/>
-        <w:rPr/>
-      </w:pPr>
-      <w:r>
-        <w:rPr>
-          <w:rFonts w:eastAsia="Times New Roman" w:cs="Times New Roman"/>
-          <w:color w:val="58595B"/>
-          <w:sz w:val="24"/>
-          <w:szCs w:val="24"/>
-        </w:rPr>
-        <w:t>Saisissez le mot de passe actuel, puis le nouveau deux fois et cliquez sur Enregistrer.</w:t>
-      </w:r>
-    </w:p>
-    <w:p>
-      <w:pPr>
-        <w:pStyle w:val="Normal"/>
-        <w:spacing w:before="0" w:after="60"/>
-        <w:ind w:left="700"/>
-        <w:rPr/>
-      </w:pPr>
-      <w:r>
-        <w:rPr>
-          <w:rFonts w:eastAsia="Times New Roman" w:cs="Times New Roman"/>
-          <w:b/>
-          <w:bCs/>
-          <w:color w:val="E07B00"/>
-          <w:sz w:val="21"/>
-          <w:szCs w:val="21"/>
-        </w:rPr>
-        <w:t xml:space="preserve">Saisir : </w:t>
-      </w:r>
-      <w:r>
-        <w:rPr>
-          <w:rFonts w:eastAsia="Times New Roman" w:cs="Times New Roman"/>
-          <w:color w:val="58595B"/>
-          <w:sz w:val="21"/>
-          <w:szCs w:val="21"/>
-        </w:rPr>
-        <w:t>Au moins 12 caractères avec majuscules, minuscules, un chiffre et un symbole — par exemple Rabat#Skills2026</w:t>
-      </w:r>
-    </w:p>
-    <w:p>
-      <w:pPr>
-        <w:pStyle w:val="ListParagraph"/>
-        <w:numPr>
-          <w:ilvl w:val="0"/>
-          <w:numId w:val="4"/>
-        </w:numPr>
-        <w:spacing w:lineRule="auto" w:line="276" w:before="0" w:after="60"/>
-        <w:rPr/>
-      </w:pPr>
-      <w:r>
-        <w:rPr>
-          <w:rFonts w:eastAsia="Times New Roman" w:cs="Times New Roman"/>
-          <w:color w:val="58595B"/>
-          <w:sz w:val="24"/>
-          <w:szCs w:val="24"/>
-        </w:rPr>
-        <w:t>Le changement est inscrit au journal d’audit (User · password.change). Un utilisateur qui a oublié son mot de passe en reçoit un temporaire de l’administrateur d’organisation (Administration › Utilisateurs).</w:t>
-      </w:r>
-    </w:p>
-    <w:p>
-      <w:pPr>
-        <w:pStyle w:val="Normal"/>
-        <w:keepNext w:val="true"/>
-        <w:spacing w:before="120" w:after="60"/>
-        <w:jc w:val="center"/>
-        <w:rPr/>
-      </w:pPr>
-      <w:r>
-        <w:rPr/>
-        <w:drawing>
-          <wp:inline distT="0" distB="0" distL="0" distR="0">
-            <wp:extent cx="5905500" cy="3695700"/>
-            <wp:effectExtent l="0" t="0" r="0" b="0"/>
-            <wp:docPr id="2" name="a_password.png" descr="Figure 2 — Changer le mot de passe (menu du profil)&#10;Figure 2 — Changer le mot de passe (menu du profil)"/>
-            <wp:cNvGraphicFramePr>
-              <a:graphicFrameLocks xmlns:a="http://schemas.openxmlformats.org/drawingml/2006/main" noChangeAspect="1"/>
-            </wp:cNvGraphicFramePr>
-            <a:graphic xmlns:a="http://schemas.openxmlformats.org/drawingml/2006/main">
-              <a:graphicData uri="http://schemas.openxmlformats.org/drawingml/2006/picture">
-                <pic:pic xmlns:pic="http://schemas.openxmlformats.org/drawingml/2006/picture">
-                  <pic:nvPicPr>
-                    <pic:cNvPr id="2" name="a_password.png" descr="Figure 2 — Changer le mot de passe (menu du profil)&#10;Figure 2 — Changer le mot de passe (menu du profil)"/>
+                    <pic:cNvPr id="2" name="a_users.png" descr="Figure 1 — Utilisateurs de l’organisation&#10;Figure 1 — Utilisateurs de l’organisation"/>
                     <pic:cNvPicPr>
                       <a:picLocks noChangeAspect="1" noChangeArrowheads="1"/>
                     </pic:cNvPicPr>
@@ -1809,20 +1632,20 @@
     <w:p>
       <w:pPr>
         <w:pStyle w:val="Normal"/>
-        <w:spacing w:before="0" w:after="200"/>
+        <w:spacing w:before="0" w:after="240"/>
         <w:jc w:val="center"/>
         <w:rPr/>
       </w:pPr>
       <w:r>
         <w:rPr>
-          <w:rFonts w:eastAsia="Times New Roman" w:cs="Times New Roman"/>
+          <w:rFonts w:eastAsia="Open Sans" w:cs="Open Sans"/>
           <w:i/>
           <w:iCs/>
-          <w:color w:val="58595B"/>
-          <w:sz w:val="19"/>
-          <w:szCs w:val="19"/>
-        </w:rPr>
-        <w:t>Figure 2 — Changer le mot de passe (menu du profil)</w:t>
+          <w:color w:val="5A6B7B"/>
+          <w:sz w:val="18"/>
+          <w:szCs w:val="18"/>
+        </w:rPr>
+        <w:t>Figure 1 — Utilisateurs de l’organisation</w:t>
       </w:r>
     </w:p>
     <w:p>
@@ -1834,14 +1657,14 @@
       </w:pPr>
       <w:r>
         <w:rPr>
-          <w:rFonts w:eastAsia="Times New Roman" w:cs="Times New Roman"/>
+          <w:rFonts w:eastAsia="Open Sans" w:cs="Open Sans"/>
           <w:b/>
           <w:bCs/>
-          <w:color w:val="3A3A3C"/>
+          <w:color w:val="123A5F"/>
           <w:sz w:val="23"/>
           <w:szCs w:val="23"/>
         </w:rPr>
-        <w:t>Ajuster une permission</w:t>
+        <w:t>Changer votre mot de passe</w:t>
       </w:r>
     </w:p>
     <w:p>
@@ -1849,19 +1672,19 @@
         <w:pStyle w:val="ListParagraph"/>
         <w:numPr>
           <w:ilvl w:val="0"/>
-          <w:numId w:val="26"/>
+          <w:numId w:val="25"/>
         </w:numPr>
-        <w:spacing w:lineRule="auto" w:line="276" w:before="0" w:after="60"/>
-        <w:rPr/>
-      </w:pPr>
-      <w:r>
-        <w:rPr>
-          <w:rFonts w:eastAsia="Times New Roman" w:cs="Times New Roman"/>
-          <w:color w:val="58595B"/>
-          <w:sz w:val="24"/>
-          <w:szCs w:val="24"/>
-        </w:rPr>
-        <w:t>Ouvrez Administration › Permissions. Les lignes sont les permissions, les colonnes les rôles.</w:t>
+        <w:spacing w:lineRule="auto" w:line="288" w:before="0" w:after="80"/>
+        <w:rPr/>
+      </w:pPr>
+      <w:r>
+        <w:rPr>
+          <w:rFonts w:eastAsia="Open Sans" w:cs="Open Sans"/>
+          <w:color w:val="2C3E50"/>
+          <w:sz w:val="22"/>
+          <w:szCs w:val="22"/>
+        </w:rPr>
+        <w:t>Cliquez sur l’icône de profil en haut à droite, puis sur Changer le mot de passe.</w:t>
       </w:r>
     </w:p>
     <w:p>
@@ -1869,19 +1692,47 @@
         <w:pStyle w:val="ListParagraph"/>
         <w:numPr>
           <w:ilvl w:val="0"/>
-          <w:numId w:val="5"/>
+          <w:numId w:val="4"/>
         </w:numPr>
-        <w:spacing w:lineRule="auto" w:line="276" w:before="0" w:after="60"/>
-        <w:rPr/>
-      </w:pPr>
-      <w:r>
-        <w:rPr>
-          <w:rFonts w:eastAsia="Times New Roman" w:cs="Times New Roman"/>
-          <w:color w:val="58595B"/>
-          <w:sz w:val="24"/>
-          <w:szCs w:val="24"/>
-        </w:rPr>
-        <w:t>Cochez documents.approve pour le rôle Responsable qualité.</w:t>
+        <w:spacing w:lineRule="auto" w:line="288" w:before="0" w:after="80"/>
+        <w:rPr/>
+      </w:pPr>
+      <w:r>
+        <w:rPr>
+          <w:rFonts w:eastAsia="Open Sans" w:cs="Open Sans"/>
+          <w:color w:val="2C3E50"/>
+          <w:sz w:val="22"/>
+          <w:szCs w:val="22"/>
+        </w:rPr>
+        <w:t>Saisissez le mot de passe actuel, puis le nouveau deux fois et cliquez sur Enregistrer.</w:t>
+      </w:r>
+    </w:p>
+    <w:p>
+      <w:pPr>
+        <w:pStyle w:val="Normal"/>
+        <w:spacing w:before="0" w:after="60"/>
+        <w:ind w:left="700"/>
+        <w:rPr/>
+      </w:pPr>
+      <w:r>
+        <w:rPr>
+          <w:rFonts w:eastAsia="Open Sans" w:cs="Open Sans"/>
+          <w:b/>
+          <w:bCs/>
+          <w:color w:val="123A5F"/>
+          <w:sz w:val="21"/>
+          <w:szCs w:val="21"/>
+        </w:rPr>
+        <w:t xml:space="preserve">Saisir : </w:t>
+      </w:r>
+      <w:r>
+        <w:rPr>
+          <w:rFonts w:eastAsia="Open Sans" w:cs="Open Sans"/>
+          <w:color w:val="2C3E50"/>
+          <w:sz w:val="21"/>
+          <w:szCs w:val="21"/>
+        </w:rPr>
+        <w:t>Au moins 12 caractères avec majuscules, minuscules, un chiffre et un symbole — par exemple Rabat#Skills2026</w:t>
       </w:r>
     </w:p>
     <w:p>
@@ -1889,47 +1740,19 @@
         <w:pStyle w:val="ListParagraph"/>
         <w:numPr>
           <w:ilvl w:val="0"/>
-          <w:numId w:val="5"/>
+          <w:numId w:val="4"/>
         </w:numPr>
-        <w:spacing w:lineRule="auto" w:line="276" w:before="0" w:after="60"/>
-        <w:rPr/>
-      </w:pPr>
-      <w:r>
-        <w:rPr>
-          <w:rFonts w:eastAsia="Times New Roman" w:cs="Times New Roman"/>
-          <w:color w:val="58595B"/>
-          <w:sz w:val="24"/>
-          <w:szCs w:val="24"/>
-        </w:rPr>
-        <w:t>Saisissez la justification et confirmez. Le changement figure au journal d’audit.</w:t>
-      </w:r>
-    </w:p>
-    <w:p>
-      <w:pPr>
-        <w:pStyle w:val="Normal"/>
-        <w:spacing w:before="0" w:after="60"/>
-        <w:ind w:left="700"/>
-        <w:rPr/>
-      </w:pPr>
-      <w:r>
-        <w:rPr>
-          <w:rFonts w:eastAsia="Times New Roman" w:cs="Times New Roman"/>
-          <w:b/>
-          <w:bCs/>
-          <w:color w:val="E07B00"/>
-          <w:sz w:val="21"/>
-          <w:szCs w:val="21"/>
-        </w:rPr>
-        <w:t xml:space="preserve">Saisir : </w:t>
-      </w:r>
-      <w:r>
-        <w:rPr>
-          <w:rFonts w:eastAsia="Times New Roman" w:cs="Times New Roman"/>
-          <w:color w:val="58595B"/>
-          <w:sz w:val="21"/>
-          <w:szCs w:val="21"/>
-        </w:rPr>
-        <w:t>Le responsable qualité approuve les procédures à partir de 2026.</w:t>
+        <w:spacing w:lineRule="auto" w:line="288" w:before="0" w:after="80"/>
+        <w:rPr/>
+      </w:pPr>
+      <w:r>
+        <w:rPr>
+          <w:rFonts w:eastAsia="Open Sans" w:cs="Open Sans"/>
+          <w:color w:val="2C3E50"/>
+          <w:sz w:val="22"/>
+          <w:szCs w:val="22"/>
+        </w:rPr>
+        <w:t>Le changement est inscrit au journal d’audit (User · password.change). Un utilisateur qui a oublié son mot de passe en reçoit un temporaire de l’administrateur d’organisation (Administration › Utilisateurs).</w:t>
       </w:r>
     </w:p>
     <w:p>
@@ -1946,7 +1769,7 @@
           <wp:inline distT="0" distB="0" distL="0" distR="0">
             <wp:extent cx="5905500" cy="3695700"/>
             <wp:effectExtent l="0" t="0" r="0" b="0"/>
-            <wp:docPr id="3" name="a_perm.png" descr="Figure 3 — Matrice des permissions&#10;Figure 3 — Matrice des permissions"/>
+            <wp:docPr id="3" name="a_password.png" descr="Figure 2 — Changer le mot de passe (menu du profil)&#10;Figure 2 — Changer le mot de passe (menu du profil)"/>
             <wp:cNvGraphicFramePr>
               <a:graphicFrameLocks xmlns:a="http://schemas.openxmlformats.org/drawingml/2006/main" noChangeAspect="1"/>
             </wp:cNvGraphicFramePr>
@@ -1954,7 +1777,7 @@
               <a:graphicData uri="http://schemas.openxmlformats.org/drawingml/2006/picture">
                 <pic:pic xmlns:pic="http://schemas.openxmlformats.org/drawingml/2006/picture">
                   <pic:nvPicPr>
-                    <pic:cNvPr id="3" name="a_perm.png" descr="Figure 3 — Matrice des permissions&#10;Figure 3 — Matrice des permissions"/>
+                    <pic:cNvPr id="3" name="a_password.png" descr="Figure 2 — Changer le mot de passe (menu du profil)&#10;Figure 2 — Changer le mot de passe (menu du profil)"/>
                     <pic:cNvPicPr>
                       <a:picLocks noChangeAspect="1" noChangeArrowheads="1"/>
                     </pic:cNvPicPr>
@@ -1984,82 +1807,39 @@
     <w:p>
       <w:pPr>
         <w:pStyle w:val="Normal"/>
-        <w:spacing w:before="0" w:after="200"/>
+        <w:spacing w:before="0" w:after="240"/>
         <w:jc w:val="center"/>
         <w:rPr/>
       </w:pPr>
       <w:r>
         <w:rPr>
-          <w:rFonts w:eastAsia="Times New Roman" w:cs="Times New Roman"/>
+          <w:rFonts w:eastAsia="Open Sans" w:cs="Open Sans"/>
           <w:i/>
           <w:iCs/>
-          <w:color w:val="58595B"/>
-          <w:sz w:val="19"/>
-          <w:szCs w:val="19"/>
-        </w:rPr>
-        <w:t>Figure 3 — Matrice des permissions</w:t>
-      </w:r>
-      <w:r>
-        <w:br w:type="page"/>
-      </w:r>
-    </w:p>
-    <w:p>
-      <w:pPr>
-        <w:pStyle w:val="Heading1"/>
-        <w:pBdr>
-          <w:bottom w:val="single" w:sz="8" w:space="4" w:color="F8931D"/>
-        </w:pBdr>
-        <w:spacing w:before="0" w:after="200"/>
-        <w:rPr/>
-      </w:pPr>
-      <w:bookmarkStart w:id="2" w:name="__RefHeading___Toc1009_2313161461"/>
-      <w:bookmarkEnd w:id="2"/>
-      <w:r>
-        <w:rPr>
-          <w:rFonts w:eastAsia="Times New Roman" w:cs="Times New Roman"/>
+          <w:color w:val="5A6B7B"/>
+          <w:sz w:val="18"/>
+          <w:szCs w:val="18"/>
+        </w:rPr>
+        <w:t>Figure 2 — Changer le mot de passe (menu du profil)</w:t>
+      </w:r>
+    </w:p>
+    <w:p>
+      <w:pPr>
+        <w:pStyle w:val="Normal"/>
+        <w:keepNext w:val="true"/>
+        <w:spacing w:before="160" w:after="60"/>
+        <w:rPr/>
+      </w:pPr>
+      <w:r>
+        <w:rPr>
+          <w:rFonts w:eastAsia="Open Sans" w:cs="Open Sans"/>
           <w:b/>
           <w:bCs/>
-          <w:color w:val="E07B00"/>
-          <w:sz w:val="34"/>
-          <w:szCs w:val="34"/>
-        </w:rPr>
-        <w:t>3. Configuration</w:t>
-      </w:r>
-    </w:p>
-    <w:p>
-      <w:pPr>
-        <w:pStyle w:val="Normal"/>
-        <w:spacing w:lineRule="auto" w:line="276" w:before="0" w:after="120"/>
-        <w:jc w:val="both"/>
-        <w:rPr/>
-      </w:pPr>
-      <w:r>
-        <w:rPr>
-          <w:rFonts w:eastAsia="Times New Roman" w:cs="Times New Roman"/>
-          <w:color w:val="58595B"/>
-          <w:sz w:val="24"/>
-          <w:szCs w:val="24"/>
-        </w:rPr>
-        <w:t>La configuration fixe l’offre, les options, les normes de conformité, les quotas et la règle de justification. Un champ gouverné demande une justification lorsqu’il change.</w:t>
-      </w:r>
-    </w:p>
-    <w:p>
-      <w:pPr>
-        <w:pStyle w:val="Normal"/>
-        <w:keepNext w:val="true"/>
-        <w:spacing w:before="160" w:after="60"/>
-        <w:rPr/>
-      </w:pPr>
-      <w:r>
-        <w:rPr>
-          <w:rFonts w:eastAsia="Times New Roman" w:cs="Times New Roman"/>
-          <w:b/>
-          <w:bCs/>
-          <w:color w:val="3A3A3C"/>
+          <w:color w:val="123A5F"/>
           <w:sz w:val="23"/>
           <w:szCs w:val="23"/>
         </w:rPr>
-        <w:t>Activer une norme de conformité</w:t>
+        <w:t>Ajuster une permission</w:t>
       </w:r>
     </w:p>
     <w:p>
@@ -2067,19 +1847,19 @@
         <w:pStyle w:val="ListParagraph"/>
         <w:numPr>
           <w:ilvl w:val="0"/>
-          <w:numId w:val="27"/>
+          <w:numId w:val="26"/>
         </w:numPr>
-        <w:spacing w:lineRule="auto" w:line="276" w:before="0" w:after="60"/>
-        <w:rPr/>
-      </w:pPr>
-      <w:r>
-        <w:rPr>
-          <w:rFonts w:eastAsia="Times New Roman" w:cs="Times New Roman"/>
-          <w:color w:val="58595B"/>
-          <w:sz w:val="24"/>
-          <w:szCs w:val="24"/>
-        </w:rPr>
-        <w:t>Ouvrez Administration › Configuration, section Normes de conformité.</w:t>
+        <w:spacing w:lineRule="auto" w:line="288" w:before="0" w:after="80"/>
+        <w:rPr/>
+      </w:pPr>
+      <w:r>
+        <w:rPr>
+          <w:rFonts w:eastAsia="Open Sans" w:cs="Open Sans"/>
+          <w:color w:val="2C3E50"/>
+          <w:sz w:val="22"/>
+          <w:szCs w:val="22"/>
+        </w:rPr>
+        <w:t>Ouvrez Administration › Permissions. Les lignes sont les permissions, les colonnes les rôles.</w:t>
       </w:r>
     </w:p>
     <w:p>
@@ -2087,47 +1867,19 @@
         <w:pStyle w:val="ListParagraph"/>
         <w:numPr>
           <w:ilvl w:val="0"/>
-          <w:numId w:val="6"/>
+          <w:numId w:val="5"/>
         </w:numPr>
-        <w:spacing w:lineRule="auto" w:line="276" w:before="0" w:after="60"/>
-        <w:rPr/>
-      </w:pPr>
-      <w:r>
-        <w:rPr>
-          <w:rFonts w:eastAsia="Times New Roman" w:cs="Times New Roman"/>
-          <w:color w:val="58595B"/>
-          <w:sz w:val="24"/>
-          <w:szCs w:val="24"/>
-        </w:rPr>
-        <w:t>Cochez ISO 21001 et cliquez sur Enregistrer.</w:t>
-      </w:r>
-    </w:p>
-    <w:p>
-      <w:pPr>
-        <w:pStyle w:val="Normal"/>
-        <w:spacing w:before="0" w:after="60"/>
-        <w:ind w:left="700"/>
-        <w:rPr/>
-      </w:pPr>
-      <w:r>
-        <w:rPr>
-          <w:rFonts w:eastAsia="Times New Roman" w:cs="Times New Roman"/>
-          <w:b/>
-          <w:bCs/>
-          <w:color w:val="E07B00"/>
-          <w:sz w:val="21"/>
-          <w:szCs w:val="21"/>
-        </w:rPr>
-        <w:t xml:space="preserve">Saisir : </w:t>
-      </w:r>
-      <w:r>
-        <w:rPr>
-          <w:rFonts w:eastAsia="Times New Roman" w:cs="Times New Roman"/>
-          <w:color w:val="58595B"/>
-          <w:sz w:val="21"/>
-          <w:szCs w:val="21"/>
-        </w:rPr>
-        <w:t>Justification — Audit de certification prévu en mars 2027.</w:t>
+        <w:spacing w:lineRule="auto" w:line="288" w:before="0" w:after="80"/>
+        <w:rPr/>
+      </w:pPr>
+      <w:r>
+        <w:rPr>
+          <w:rFonts w:eastAsia="Open Sans" w:cs="Open Sans"/>
+          <w:color w:val="2C3E50"/>
+          <w:sz w:val="22"/>
+          <w:szCs w:val="22"/>
+        </w:rPr>
+        <w:t>Cochez documents.approve pour le rôle Responsable qualité.</w:t>
       </w:r>
     </w:p>
     <w:p>
@@ -2135,19 +1887,47 @@
         <w:pStyle w:val="ListParagraph"/>
         <w:numPr>
           <w:ilvl w:val="0"/>
-          <w:numId w:val="6"/>
+          <w:numId w:val="5"/>
         </w:numPr>
-        <w:spacing w:lineRule="auto" w:line="276" w:before="0" w:after="60"/>
-        <w:rPr/>
-      </w:pPr>
-      <w:r>
-        <w:rPr>
-          <w:rFonts w:eastAsia="Times New Roman" w:cs="Times New Roman"/>
-          <w:color w:val="58595B"/>
-          <w:sz w:val="24"/>
-          <w:szCs w:val="24"/>
-        </w:rPr>
-        <w:t>Ouvrez Rapports › Liste maîtresse › Exigé par les normes : ISO 21001 liste désormais ses informations documentées.</w:t>
+        <w:spacing w:lineRule="auto" w:line="288" w:before="0" w:after="80"/>
+        <w:rPr/>
+      </w:pPr>
+      <w:r>
+        <w:rPr>
+          <w:rFonts w:eastAsia="Open Sans" w:cs="Open Sans"/>
+          <w:color w:val="2C3E50"/>
+          <w:sz w:val="22"/>
+          <w:szCs w:val="22"/>
+        </w:rPr>
+        <w:t>Saisissez la justification et confirmez. Le changement figure au journal d’audit.</w:t>
+      </w:r>
+    </w:p>
+    <w:p>
+      <w:pPr>
+        <w:pStyle w:val="Normal"/>
+        <w:spacing w:before="0" w:after="60"/>
+        <w:ind w:left="700"/>
+        <w:rPr/>
+      </w:pPr>
+      <w:r>
+        <w:rPr>
+          <w:rFonts w:eastAsia="Open Sans" w:cs="Open Sans"/>
+          <w:b/>
+          <w:bCs/>
+          <w:color w:val="123A5F"/>
+          <w:sz w:val="21"/>
+          <w:szCs w:val="21"/>
+        </w:rPr>
+        <w:t xml:space="preserve">Saisir : </w:t>
+      </w:r>
+      <w:r>
+        <w:rPr>
+          <w:rFonts w:eastAsia="Open Sans" w:cs="Open Sans"/>
+          <w:color w:val="2C3E50"/>
+          <w:sz w:val="21"/>
+          <w:szCs w:val="21"/>
+        </w:rPr>
+        <w:t>Le responsable qualité approuve les procédures à partir de 2026.</w:t>
       </w:r>
     </w:p>
     <w:p>
@@ -2164,7 +1944,7 @@
           <wp:inline distT="0" distB="0" distL="0" distR="0">
             <wp:extent cx="5905500" cy="3695700"/>
             <wp:effectExtent l="0" t="0" r="0" b="0"/>
-            <wp:docPr id="4" name="a_config.png" descr="Figure 4 — Configuration de l’organisation&#10;Figure 4 — Configuration de l’organisation"/>
+            <wp:docPr id="4" name="a_perm.png" descr="Figure 3 — Matrice des permissions&#10;Figure 3 — Matrice des permissions"/>
             <wp:cNvGraphicFramePr>
               <a:graphicFrameLocks xmlns:a="http://schemas.openxmlformats.org/drawingml/2006/main" noChangeAspect="1"/>
             </wp:cNvGraphicFramePr>
@@ -2172,7 +1952,7 @@
               <a:graphicData uri="http://schemas.openxmlformats.org/drawingml/2006/picture">
                 <pic:pic xmlns:pic="http://schemas.openxmlformats.org/drawingml/2006/picture">
                   <pic:nvPicPr>
-                    <pic:cNvPr id="4" name="a_config.png" descr="Figure 4 — Configuration de l’organisation&#10;Figure 4 — Configuration de l’organisation"/>
+                    <pic:cNvPr id="4" name="a_perm.png" descr="Figure 3 — Matrice des permissions&#10;Figure 3 — Matrice des permissions"/>
                     <pic:cNvPicPr>
                       <a:picLocks noChangeAspect="1" noChangeArrowheads="1"/>
                     </pic:cNvPicPr>
@@ -2202,20 +1982,63 @@
     <w:p>
       <w:pPr>
         <w:pStyle w:val="Normal"/>
-        <w:spacing w:before="0" w:after="200"/>
+        <w:spacing w:before="0" w:after="240"/>
         <w:jc w:val="center"/>
         <w:rPr/>
       </w:pPr>
       <w:r>
         <w:rPr>
-          <w:rFonts w:eastAsia="Times New Roman" w:cs="Times New Roman"/>
+          <w:rFonts w:eastAsia="Open Sans" w:cs="Open Sans"/>
           <w:i/>
           <w:iCs/>
-          <w:color w:val="58595B"/>
-          <w:sz w:val="19"/>
-          <w:szCs w:val="19"/>
-        </w:rPr>
-        <w:t>Figure 4 — Configuration de l’organisation</w:t>
+          <w:color w:val="5A6B7B"/>
+          <w:sz w:val="18"/>
+          <w:szCs w:val="18"/>
+        </w:rPr>
+        <w:t>Figure 3 — Matrice des permissions</w:t>
+      </w:r>
+      <w:r>
+        <w:br w:type="page"/>
+      </w:r>
+    </w:p>
+    <w:p>
+      <w:pPr>
+        <w:pStyle w:val="Heading1"/>
+        <w:pBdr>
+          <w:bottom w:val="single" w:sz="6" w:space="6" w:color="E1E8F0"/>
+        </w:pBdr>
+        <w:spacing w:before="0" w:after="240"/>
+        <w:rPr/>
+      </w:pPr>
+      <w:bookmarkStart w:id="2" w:name="__RefHeading___Toc1025_3373283034"/>
+      <w:bookmarkEnd w:id="2"/>
+      <w:r>
+        <w:rPr>
+          <w:rFonts w:eastAsia="Montserrat" w:cs="Montserrat"/>
+          <w:b/>
+          <w:bCs/>
+          <w:color w:val="123A5F"/>
+          <w:sz w:val="40"/>
+          <w:szCs w:val="40"/>
+        </w:rPr>
+        <w:t>3. Configuration</w:t>
+      </w:r>
+    </w:p>
+    <w:p>
+      <w:pPr>
+        <w:pStyle w:val="Normal"/>
+        <w:spacing w:lineRule="auto" w:line="288" w:before="0" w:after="160"/>
+        <w:jc w:val="left"/>
+        <w:rPr/>
+      </w:pPr>
+      <w:r>
+        <w:rPr>
+          <w:rFonts w:eastAsia="Open Sans" w:cs="Open Sans"/>
+          <w:color w:val="2C3E50"/>
+          <w:sz w:val="22"/>
+          <w:szCs w:val="22"/>
+        </w:rPr>
+        <w:t>La configuration fixe l’offre, les options, les normes de conformité, les quotas et la règle de justification. Un champ gouverné demande une justification lorsqu’il change.</w:t>
       </w:r>
     </w:p>
     <w:p>
@@ -2227,14 +2050,14 @@
       </w:pPr>
       <w:r>
         <w:rPr>
-          <w:rFonts w:eastAsia="Times New Roman" w:cs="Times New Roman"/>
+          <w:rFonts w:eastAsia="Open Sans" w:cs="Open Sans"/>
           <w:b/>
           <w:bCs/>
-          <w:color w:val="3A3A3C"/>
+          <w:color w:val="123A5F"/>
           <w:sz w:val="23"/>
           <w:szCs w:val="23"/>
         </w:rPr>
-        <w:t>Changer d’offre, ajouter une option, renouveler la licence</w:t>
+        <w:t>Activer une norme de conformité</w:t>
       </w:r>
     </w:p>
     <w:p>
@@ -2242,19 +2065,19 @@
         <w:pStyle w:val="ListParagraph"/>
         <w:numPr>
           <w:ilvl w:val="0"/>
-          <w:numId w:val="28"/>
+          <w:numId w:val="27"/>
         </w:numPr>
-        <w:spacing w:lineRule="auto" w:line="276" w:before="0" w:after="60"/>
-        <w:rPr/>
-      </w:pPr>
-      <w:r>
-        <w:rPr>
-          <w:rFonts w:eastAsia="Times New Roman" w:cs="Times New Roman"/>
-          <w:color w:val="58595B"/>
-          <w:sz w:val="24"/>
-          <w:szCs w:val="24"/>
-        </w:rPr>
-        <w:t>Ouvrez Administration › Configuration et licence. Les tuiles indiquent l’offre, les modules, le niveau d’IA et l’état de la licence.</w:t>
+        <w:spacing w:lineRule="auto" w:line="288" w:before="0" w:after="80"/>
+        <w:rPr/>
+      </w:pPr>
+      <w:r>
+        <w:rPr>
+          <w:rFonts w:eastAsia="Open Sans" w:cs="Open Sans"/>
+          <w:color w:val="2C3E50"/>
+          <w:sz w:val="22"/>
+          <w:szCs w:val="22"/>
+        </w:rPr>
+        <w:t>Ouvrez Administration › Configuration, section Normes de conformité.</w:t>
       </w:r>
     </w:p>
     <w:p>
@@ -2262,19 +2085,19 @@
         <w:pStyle w:val="ListParagraph"/>
         <w:numPr>
           <w:ilvl w:val="0"/>
-          <w:numId w:val="7"/>
+          <w:numId w:val="6"/>
         </w:numPr>
-        <w:spacing w:lineRule="auto" w:line="276" w:before="0" w:after="60"/>
-        <w:rPr/>
-      </w:pPr>
-      <w:r>
-        <w:rPr>
-          <w:rFonts w:eastAsia="Times New Roman" w:cs="Times New Roman"/>
-          <w:color w:val="58595B"/>
-          <w:sz w:val="24"/>
-          <w:szCs w:val="24"/>
-        </w:rPr>
-        <w:t>Offre : dans Packs, cliquez sur Changer sur la nouvelle offre, lisez le prorata et saisissez la justification.</w:t>
+        <w:spacing w:lineRule="auto" w:line="288" w:before="0" w:after="80"/>
+        <w:rPr/>
+      </w:pPr>
+      <w:r>
+        <w:rPr>
+          <w:rFonts w:eastAsia="Open Sans" w:cs="Open Sans"/>
+          <w:color w:val="2C3E50"/>
+          <w:sz w:val="22"/>
+          <w:szCs w:val="22"/>
+        </w:rPr>
+        <w:t>Cochez ISO 21001 et cliquez sur Enregistrer.</w:t>
       </w:r>
     </w:p>
     <w:p>
@@ -2286,10 +2109,10 @@
       </w:pPr>
       <w:r>
         <w:rPr>
-          <w:rFonts w:eastAsia="Times New Roman" w:cs="Times New Roman"/>
+          <w:rFonts w:eastAsia="Open Sans" w:cs="Open Sans"/>
           <w:b/>
           <w:bCs/>
-          <w:color w:val="E07B00"/>
+          <w:color w:val="123A5F"/>
           <w:sz w:val="21"/>
           <w:szCs w:val="21"/>
         </w:rPr>
@@ -2297,12 +2120,12 @@
       </w:r>
       <w:r>
         <w:rPr>
-          <w:rFonts w:eastAsia="Times New Roman" w:cs="Times New Roman"/>
-          <w:color w:val="58595B"/>
+          <w:rFonts w:eastAsia="Open Sans" w:cs="Open Sans"/>
+          <w:color w:val="2C3E50"/>
           <w:sz w:val="21"/>
           <w:szCs w:val="21"/>
         </w:rPr>
-        <w:t>Justification — Bon de commande BC-2026-118 : passage à la suite complète.</w:t>
+        <w:t>Justification — Audit de certification prévu en mars 2027.</w:t>
       </w:r>
     </w:p>
     <w:p>
@@ -2310,166 +2133,19 @@
         <w:pStyle w:val="ListParagraph"/>
         <w:numPr>
           <w:ilvl w:val="0"/>
-          <w:numId w:val="7"/>
+          <w:numId w:val="6"/>
         </w:numPr>
-        <w:spacing w:lineRule="auto" w:line="276" w:before="0" w:after="60"/>
-        <w:rPr/>
-      </w:pPr>
-      <w:r>
-        <w:rPr>
-          <w:rFonts w:eastAsia="Times New Roman" w:cs="Times New Roman"/>
-          <w:color w:val="58595B"/>
-          <w:sz w:val="24"/>
-          <w:szCs w:val="24"/>
-        </w:rPr>
-        <w:t>Option : cochez sa case dans Add-ons. Les données d’une option désactivée sont conservées.</w:t>
-      </w:r>
-    </w:p>
-    <w:p>
-      <w:pPr>
-        <w:pStyle w:val="ListParagraph"/>
-        <w:numPr>
-          <w:ilvl w:val="0"/>
-          <w:numId w:val="7"/>
-        </w:numPr>
-        <w:spacing w:lineRule="auto" w:line="276" w:before="0" w:after="60"/>
-        <w:rPr/>
-      </w:pPr>
-      <w:r>
-        <w:rPr>
-          <w:rFonts w:eastAsia="Times New Roman" w:cs="Times New Roman"/>
-          <w:color w:val="58595B"/>
-          <w:sz w:val="24"/>
-          <w:szCs w:val="24"/>
-        </w:rPr>
-        <w:t>Licence : cliquez sur Téléverser la licence dans la carte Licence et choisissez le fichier .lic reçu de l’éditeur. Le serveur vérifie la signature de l’éditeur et l’identifiant d’organisation avant de l’accepter.</w:t>
-      </w:r>
-    </w:p>
-    <w:p>
-      <w:pPr>
-        <w:pStyle w:val="Normal"/>
-        <w:keepNext w:val="true"/>
-        <w:spacing w:before="160" w:after="60"/>
-        <w:rPr/>
-      </w:pPr>
-      <w:r>
-        <w:rPr>
-          <w:rFonts w:eastAsia="Times New Roman" w:cs="Times New Roman"/>
-          <w:b/>
-          <w:bCs/>
-          <w:color w:val="3A3A3C"/>
-          <w:sz w:val="23"/>
-          <w:szCs w:val="23"/>
-        </w:rPr>
-        <w:t>Connecter les canaux e-mail et WhatsApp</w:t>
-      </w:r>
-    </w:p>
-    <w:p>
-      <w:pPr>
-        <w:pStyle w:val="ListParagraph"/>
-        <w:numPr>
-          <w:ilvl w:val="0"/>
-          <w:numId w:val="29"/>
-        </w:numPr>
-        <w:spacing w:lineRule="auto" w:line="276" w:before="0" w:after="60"/>
-        <w:rPr/>
-      </w:pPr>
-      <w:r>
-        <w:rPr>
-          <w:rFonts w:eastAsia="Times New Roman" w:cs="Times New Roman"/>
-          <w:color w:val="58595B"/>
-          <w:sz w:val="24"/>
-          <w:szCs w:val="24"/>
-        </w:rPr>
-        <w:t>Ouvrez Administration › Canaux.</w:t>
-      </w:r>
-    </w:p>
-    <w:p>
-      <w:pPr>
-        <w:pStyle w:val="ListParagraph"/>
-        <w:numPr>
-          <w:ilvl w:val="0"/>
-          <w:numId w:val="8"/>
-        </w:numPr>
-        <w:spacing w:lineRule="auto" w:line="276" w:before="0" w:after="60"/>
-        <w:rPr/>
-      </w:pPr>
-      <w:r>
-        <w:rPr>
-          <w:rFonts w:eastAsia="Times New Roman" w:cs="Times New Roman"/>
-          <w:color w:val="58595B"/>
-          <w:sz w:val="24"/>
-          <w:szCs w:val="24"/>
-        </w:rPr>
-        <w:t>Dans E-mail, renseignez le compte SMTP.</w:t>
-      </w:r>
-    </w:p>
-    <w:p>
-      <w:pPr>
-        <w:pStyle w:val="Normal"/>
-        <w:spacing w:before="0" w:after="60"/>
-        <w:ind w:left="700"/>
-        <w:rPr/>
-      </w:pPr>
-      <w:r>
-        <w:rPr>
-          <w:rFonts w:eastAsia="Times New Roman" w:cs="Times New Roman"/>
-          <w:b/>
-          <w:bCs/>
-          <w:color w:val="E07B00"/>
-          <w:sz w:val="21"/>
-          <w:szCs w:val="21"/>
-        </w:rPr>
-        <w:t xml:space="preserve">Saisir : </w:t>
-      </w:r>
-      <w:r>
-        <w:rPr>
-          <w:rFonts w:eastAsia="Times New Roman" w:cs="Times New Roman"/>
-          <w:color w:val="58595B"/>
-          <w:sz w:val="21"/>
-          <w:szCs w:val="21"/>
-        </w:rPr>
-        <w:t>Hôte — smtp.maghrebhospitalsgr.ma ; Port — 587 ; Utilisateur — formation@maghrebhospitalsgr.ma ; Expéditeur — CortexSkills Formation</w:t>
-      </w:r>
-    </w:p>
-    <w:p>
-      <w:pPr>
-        <w:pStyle w:val="ListParagraph"/>
-        <w:numPr>
-          <w:ilvl w:val="0"/>
-          <w:numId w:val="8"/>
-        </w:numPr>
-        <w:spacing w:lineRule="auto" w:line="276" w:before="0" w:after="60"/>
-        <w:rPr/>
-      </w:pPr>
-      <w:r>
-        <w:rPr>
-          <w:rFonts w:eastAsia="Times New Roman" w:cs="Times New Roman"/>
-          <w:color w:val="58595B"/>
-          <w:sz w:val="24"/>
-          <w:szCs w:val="24"/>
-        </w:rPr>
-        <w:t>Dans WhatsApp, collez l’identifiant du numéro et le jeton d’accès du compte WhatsApp Business.</w:t>
-      </w:r>
-    </w:p>
-    <w:p>
-      <w:pPr>
-        <w:pStyle w:val="ListParagraph"/>
-        <w:numPr>
-          <w:ilvl w:val="0"/>
-          <w:numId w:val="8"/>
-        </w:numPr>
-        <w:spacing w:lineRule="auto" w:line="276" w:before="0" w:after="60"/>
-        <w:rPr/>
-      </w:pPr>
-      <w:r>
-        <w:rPr>
-          <w:rFonts w:eastAsia="Times New Roman" w:cs="Times New Roman"/>
-          <w:color w:val="58595B"/>
-          <w:sz w:val="24"/>
-          <w:szCs w:val="24"/>
-        </w:rPr>
-        <w:t>Cliquez sur Envoyer un test. Sans identifiants, les messages restent en bac à sable et sont listés comme simulés.</w:t>
+        <w:spacing w:lineRule="auto" w:line="288" w:before="0" w:after="80"/>
+        <w:rPr/>
+      </w:pPr>
+      <w:r>
+        <w:rPr>
+          <w:rFonts w:eastAsia="Open Sans" w:cs="Open Sans"/>
+          <w:color w:val="2C3E50"/>
+          <w:sz w:val="22"/>
+          <w:szCs w:val="22"/>
+        </w:rPr>
+        <w:t>Ouvrez Rapports › Liste maîtresse › Exigé par les normes : ISO 21001 liste désormais ses informations documentées.</w:t>
       </w:r>
     </w:p>
     <w:p>
@@ -2486,7 +2162,7 @@
           <wp:inline distT="0" distB="0" distL="0" distR="0">
             <wp:extent cx="5905500" cy="3695700"/>
             <wp:effectExtent l="0" t="0" r="0" b="0"/>
-            <wp:docPr id="5" name="a_channels.png" descr="Figure 5 — Canaux&#10;Figure 5 — Canaux"/>
+            <wp:docPr id="5" name="a_config.png" descr="Figure 4 — Configuration de l’organisation&#10;Figure 4 — Configuration de l’organisation"/>
             <wp:cNvGraphicFramePr>
               <a:graphicFrameLocks xmlns:a="http://schemas.openxmlformats.org/drawingml/2006/main" noChangeAspect="1"/>
             </wp:cNvGraphicFramePr>
@@ -2494,7 +2170,7 @@
               <a:graphicData uri="http://schemas.openxmlformats.org/drawingml/2006/picture">
                 <pic:pic xmlns:pic="http://schemas.openxmlformats.org/drawingml/2006/picture">
                   <pic:nvPicPr>
-                    <pic:cNvPr id="5" name="a_channels.png" descr="Figure 5 — Canaux&#10;Figure 5 — Canaux"/>
+                    <pic:cNvPr id="5" name="a_config.png" descr="Figure 4 — Configuration de l’organisation&#10;Figure 4 — Configuration de l’organisation"/>
                     <pic:cNvPicPr>
                       <a:picLocks noChangeAspect="1" noChangeArrowheads="1"/>
                     </pic:cNvPicPr>
@@ -2524,82 +2200,39 @@
     <w:p>
       <w:pPr>
         <w:pStyle w:val="Normal"/>
-        <w:spacing w:before="0" w:after="200"/>
+        <w:spacing w:before="0" w:after="240"/>
         <w:jc w:val="center"/>
         <w:rPr/>
       </w:pPr>
       <w:r>
         <w:rPr>
-          <w:rFonts w:eastAsia="Times New Roman" w:cs="Times New Roman"/>
+          <w:rFonts w:eastAsia="Open Sans" w:cs="Open Sans"/>
           <w:i/>
           <w:iCs/>
-          <w:color w:val="58595B"/>
-          <w:sz w:val="19"/>
-          <w:szCs w:val="19"/>
-        </w:rPr>
-        <w:t>Figure 5 — Canaux</w:t>
-      </w:r>
-      <w:r>
-        <w:br w:type="page"/>
-      </w:r>
-    </w:p>
-    <w:p>
-      <w:pPr>
-        <w:pStyle w:val="Heading1"/>
-        <w:pBdr>
-          <w:bottom w:val="single" w:sz="8" w:space="4" w:color="F8931D"/>
-        </w:pBdr>
-        <w:spacing w:before="0" w:after="200"/>
-        <w:rPr/>
-      </w:pPr>
-      <w:bookmarkStart w:id="3" w:name="__RefHeading___Toc1011_2313161461"/>
-      <w:bookmarkEnd w:id="3"/>
-      <w:r>
-        <w:rPr>
-          <w:rFonts w:eastAsia="Times New Roman" w:cs="Times New Roman"/>
+          <w:color w:val="5A6B7B"/>
+          <w:sz w:val="18"/>
+          <w:szCs w:val="18"/>
+        </w:rPr>
+        <w:t>Figure 4 — Configuration de l’organisation</w:t>
+      </w:r>
+    </w:p>
+    <w:p>
+      <w:pPr>
+        <w:pStyle w:val="Normal"/>
+        <w:keepNext w:val="true"/>
+        <w:spacing w:before="160" w:after="60"/>
+        <w:rPr/>
+      </w:pPr>
+      <w:r>
+        <w:rPr>
+          <w:rFonts w:eastAsia="Open Sans" w:cs="Open Sans"/>
           <w:b/>
           <w:bCs/>
-          <w:color w:val="E07B00"/>
-          <w:sz w:val="34"/>
-          <w:szCs w:val="34"/>
-        </w:rPr>
-        <w:t>4. Conception des processus</w:t>
-      </w:r>
-    </w:p>
-    <w:p>
-      <w:pPr>
-        <w:pStyle w:val="Normal"/>
-        <w:spacing w:lineRule="auto" w:line="276" w:before="0" w:after="120"/>
-        <w:jc w:val="both"/>
-        <w:rPr/>
-      </w:pPr>
-      <w:r>
-        <w:rPr>
-          <w:rFonts w:eastAsia="Times New Roman" w:cs="Times New Roman"/>
-          <w:color w:val="58595B"/>
-          <w:sz w:val="24"/>
-          <w:szCs w:val="24"/>
-        </w:rPr>
-        <w:t>La conception de référence (33 processus de bout en bout, 54 macro-processus, leurs tâches et étapes) est en lecture seule. Votre organisation modifie sa copie : la première modification d’un élément le copie. Chaque modification crée une version ; une version de conception fige la conception pour les projets.</w:t>
-      </w:r>
-    </w:p>
-    <w:p>
-      <w:pPr>
-        <w:pStyle w:val="Normal"/>
-        <w:keepNext w:val="true"/>
-        <w:spacing w:before="160" w:after="60"/>
-        <w:rPr/>
-      </w:pPr>
-      <w:r>
-        <w:rPr>
-          <w:rFonts w:eastAsia="Times New Roman" w:cs="Times New Roman"/>
-          <w:b/>
-          <w:bCs/>
-          <w:color w:val="3A3A3C"/>
+          <w:color w:val="123A5F"/>
           <w:sz w:val="23"/>
           <w:szCs w:val="23"/>
         </w:rPr>
-        <w:t>Renommer une étape</w:t>
+        <w:t>Changer d’offre, ajouter une option, renouveler la licence</w:t>
       </w:r>
     </w:p>
     <w:p>
@@ -2607,19 +2240,19 @@
         <w:pStyle w:val="ListParagraph"/>
         <w:numPr>
           <w:ilvl w:val="0"/>
-          <w:numId w:val="30"/>
+          <w:numId w:val="28"/>
         </w:numPr>
-        <w:spacing w:lineRule="auto" w:line="276" w:before="0" w:after="60"/>
-        <w:rPr/>
-      </w:pPr>
-      <w:r>
-        <w:rPr>
-          <w:rFonts w:eastAsia="Times New Roman" w:cs="Times New Roman"/>
-          <w:color w:val="58595B"/>
-          <w:sz w:val="24"/>
-          <w:szCs w:val="24"/>
-        </w:rPr>
-        <w:t>Ouvrez Conception des processus. Dans l’arborescence, choisissez Par macro-processus, ouvrez MP-01 et sa première tâche, puis cliquez sur l’étape MP-01.1.</w:t>
+        <w:spacing w:lineRule="auto" w:line="288" w:before="0" w:after="80"/>
+        <w:rPr/>
+      </w:pPr>
+      <w:r>
+        <w:rPr>
+          <w:rFonts w:eastAsia="Open Sans" w:cs="Open Sans"/>
+          <w:color w:val="2C3E50"/>
+          <w:sz w:val="22"/>
+          <w:szCs w:val="22"/>
+        </w:rPr>
+        <w:t>Ouvrez Administration › Configuration et licence. Les tuiles indiquent l’offre, les modules, le niveau d’IA et l’état de la licence.</w:t>
       </w:r>
     </w:p>
     <w:p>
@@ -2627,19 +2260,19 @@
         <w:pStyle w:val="ListParagraph"/>
         <w:numPr>
           <w:ilvl w:val="0"/>
-          <w:numId w:val="9"/>
+          <w:numId w:val="7"/>
         </w:numPr>
-        <w:spacing w:lineRule="auto" w:line="276" w:before="0" w:after="60"/>
-        <w:rPr/>
-      </w:pPr>
-      <w:r>
-        <w:rPr>
-          <w:rFonts w:eastAsia="Times New Roman" w:cs="Times New Roman"/>
-          <w:color w:val="58595B"/>
-          <w:sz w:val="24"/>
-          <w:szCs w:val="24"/>
-        </w:rPr>
-        <w:t>Dans Détails, modifiez le nom dans chaque langue.</w:t>
+        <w:spacing w:lineRule="auto" w:line="288" w:before="0" w:after="80"/>
+        <w:rPr/>
+      </w:pPr>
+      <w:r>
+        <w:rPr>
+          <w:rFonts w:eastAsia="Open Sans" w:cs="Open Sans"/>
+          <w:color w:val="2C3E50"/>
+          <w:sz w:val="22"/>
+          <w:szCs w:val="22"/>
+        </w:rPr>
+        <w:t>Offre : dans Packs, cliquez sur Changer sur la nouvelle offre, lisez le prorata et saisissez la justification.</w:t>
       </w:r>
     </w:p>
     <w:p>
@@ -2651,10 +2284,10 @@
       </w:pPr>
       <w:r>
         <w:rPr>
-          <w:rFonts w:eastAsia="Times New Roman" w:cs="Times New Roman"/>
+          <w:rFonts w:eastAsia="Open Sans" w:cs="Open Sans"/>
           <w:b/>
           <w:bCs/>
-          <w:color w:val="E07B00"/>
+          <w:color w:val="123A5F"/>
           <w:sz w:val="21"/>
           <w:szCs w:val="21"/>
         </w:rPr>
@@ -2662,23 +2295,12 @@
       </w:r>
       <w:r>
         <w:rPr>
-          <w:rFonts w:eastAsia="Times New Roman" w:cs="Times New Roman"/>
-          <w:color w:val="58595B"/>
+          <w:rFonts w:eastAsia="Open Sans" w:cs="Open Sans"/>
+          <w:color w:val="2C3E50"/>
           <w:sz w:val="21"/>
           <w:szCs w:val="21"/>
         </w:rPr>
-        <w:t xml:space="preserve">EN — Record the corporate strategic objectives ; FR — Enregistrer les objectifs stratégiques de l’entreprise ; AR — </w:t>
-      </w:r>
-      <w:r>
-        <w:rPr>
-          <w:rFonts w:ascii="Times New Roman" w:hAnsi="Times New Roman" w:eastAsia="Times New Roman"/>
-          <w:color w:val="58595B"/>
-          <w:sz w:val="21"/>
-          <w:sz w:val="21"/>
-          <w:szCs w:val="21"/>
-          <w:rtl w:val="true"/>
-        </w:rPr>
-        <w:t>تسجيل الأهداف الاستراتيجية للمؤسسة</w:t>
+        <w:t>Justification — Bon de commande BC-2026-118 : passage à la suite complète.</w:t>
       </w:r>
     </w:p>
     <w:p>
@@ -2686,19 +2308,19 @@
         <w:pStyle w:val="ListParagraph"/>
         <w:numPr>
           <w:ilvl w:val="0"/>
-          <w:numId w:val="9"/>
+          <w:numId w:val="7"/>
         </w:numPr>
-        <w:spacing w:lineRule="auto" w:line="276" w:before="0" w:after="60"/>
-        <w:rPr/>
-      </w:pPr>
-      <w:r>
-        <w:rPr>
-          <w:rFonts w:eastAsia="Times New Roman" w:cs="Times New Roman"/>
-          <w:color w:val="58595B"/>
-          <w:sz w:val="24"/>
-          <w:szCs w:val="24"/>
-        </w:rPr>
-        <w:t>Quittez le champ. Les règles de nommage sont vérifiées : verbe en tête, pas de mot générique, pas d’abréviation non expliquée, pas de doublon.</w:t>
+        <w:spacing w:lineRule="auto" w:line="288" w:before="0" w:after="80"/>
+        <w:rPr/>
+      </w:pPr>
+      <w:r>
+        <w:rPr>
+          <w:rFonts w:eastAsia="Open Sans" w:cs="Open Sans"/>
+          <w:color w:val="2C3E50"/>
+          <w:sz w:val="22"/>
+          <w:szCs w:val="22"/>
+        </w:rPr>
+        <w:t>Option : cochez sa case dans Add-ons. Les données d’une option désactivée sont conservées.</w:t>
       </w:r>
     </w:p>
     <w:p>
@@ -2706,19 +2328,78 @@
         <w:pStyle w:val="ListParagraph"/>
         <w:numPr>
           <w:ilvl w:val="0"/>
-          <w:numId w:val="9"/>
+          <w:numId w:val="7"/>
         </w:numPr>
-        <w:spacing w:lineRule="auto" w:line="276" w:before="0" w:after="60"/>
-        <w:rPr/>
-      </w:pPr>
-      <w:r>
-        <w:rPr>
-          <w:rFonts w:eastAsia="Times New Roman" w:cs="Times New Roman"/>
-          <w:color w:val="58595B"/>
-          <w:sz w:val="24"/>
-          <w:szCs w:val="24"/>
-        </w:rPr>
-        <w:t>Saisissez la note de modification et cliquez sur Enregistrer.</w:t>
+        <w:spacing w:lineRule="auto" w:line="288" w:before="0" w:after="80"/>
+        <w:rPr/>
+      </w:pPr>
+      <w:r>
+        <w:rPr>
+          <w:rFonts w:eastAsia="Open Sans" w:cs="Open Sans"/>
+          <w:color w:val="2C3E50"/>
+          <w:sz w:val="22"/>
+          <w:szCs w:val="22"/>
+        </w:rPr>
+        <w:t>Licence : cliquez sur Téléverser la licence dans la carte Licence et choisissez le fichier .lic reçu de l’éditeur. Le serveur vérifie la signature de l’éditeur et l’identifiant d’organisation avant de l’accepter.</w:t>
+      </w:r>
+    </w:p>
+    <w:p>
+      <w:pPr>
+        <w:pStyle w:val="Normal"/>
+        <w:keepNext w:val="true"/>
+        <w:spacing w:before="160" w:after="60"/>
+        <w:rPr/>
+      </w:pPr>
+      <w:r>
+        <w:rPr>
+          <w:rFonts w:eastAsia="Open Sans" w:cs="Open Sans"/>
+          <w:b/>
+          <w:bCs/>
+          <w:color w:val="123A5F"/>
+          <w:sz w:val="23"/>
+          <w:szCs w:val="23"/>
+        </w:rPr>
+        <w:t>Connecter les canaux e-mail et WhatsApp</w:t>
+      </w:r>
+    </w:p>
+    <w:p>
+      <w:pPr>
+        <w:pStyle w:val="ListParagraph"/>
+        <w:numPr>
+          <w:ilvl w:val="0"/>
+          <w:numId w:val="29"/>
+        </w:numPr>
+        <w:spacing w:lineRule="auto" w:line="288" w:before="0" w:after="80"/>
+        <w:rPr/>
+      </w:pPr>
+      <w:r>
+        <w:rPr>
+          <w:rFonts w:eastAsia="Open Sans" w:cs="Open Sans"/>
+          <w:color w:val="2C3E50"/>
+          <w:sz w:val="22"/>
+          <w:szCs w:val="22"/>
+        </w:rPr>
+        <w:t>Ouvrez Administration › Canaux.</w:t>
+      </w:r>
+    </w:p>
+    <w:p>
+      <w:pPr>
+        <w:pStyle w:val="ListParagraph"/>
+        <w:numPr>
+          <w:ilvl w:val="0"/>
+          <w:numId w:val="8"/>
+        </w:numPr>
+        <w:spacing w:lineRule="auto" w:line="288" w:before="0" w:after="80"/>
+        <w:rPr/>
+      </w:pPr>
+      <w:r>
+        <w:rPr>
+          <w:rFonts w:eastAsia="Open Sans" w:cs="Open Sans"/>
+          <w:color w:val="2C3E50"/>
+          <w:sz w:val="22"/>
+          <w:szCs w:val="22"/>
+        </w:rPr>
+        <w:t>Dans E-mail, renseignez le compte SMTP.</w:t>
       </w:r>
     </w:p>
     <w:p>
@@ -2730,10 +2411,10 @@
       </w:pPr>
       <w:r>
         <w:rPr>
-          <w:rFonts w:eastAsia="Times New Roman" w:cs="Times New Roman"/>
+          <w:rFonts w:eastAsia="Open Sans" w:cs="Open Sans"/>
           <w:b/>
           <w:bCs/>
-          <w:color w:val="E07B00"/>
+          <w:color w:val="123A5F"/>
           <w:sz w:val="21"/>
           <w:szCs w:val="21"/>
         </w:rPr>
@@ -2741,12 +2422,52 @@
       </w:r>
       <w:r>
         <w:rPr>
-          <w:rFonts w:eastAsia="Times New Roman" w:cs="Times New Roman"/>
-          <w:color w:val="58595B"/>
+          <w:rFonts w:eastAsia="Open Sans" w:cs="Open Sans"/>
+          <w:color w:val="2C3E50"/>
           <w:sz w:val="21"/>
           <w:szCs w:val="21"/>
         </w:rPr>
-        <w:t>Objet plus clair pour l’équipe stratégie.</w:t>
+        <w:t>Hôte — smtp.maghrebhospitalsgr.ma ; Port — 587 ; Utilisateur — formation@maghrebhospitalsgr.ma ; Expéditeur — CortexSkills Formation</w:t>
+      </w:r>
+    </w:p>
+    <w:p>
+      <w:pPr>
+        <w:pStyle w:val="ListParagraph"/>
+        <w:numPr>
+          <w:ilvl w:val="0"/>
+          <w:numId w:val="8"/>
+        </w:numPr>
+        <w:spacing w:lineRule="auto" w:line="288" w:before="0" w:after="80"/>
+        <w:rPr/>
+      </w:pPr>
+      <w:r>
+        <w:rPr>
+          <w:rFonts w:eastAsia="Open Sans" w:cs="Open Sans"/>
+          <w:color w:val="2C3E50"/>
+          <w:sz w:val="22"/>
+          <w:szCs w:val="22"/>
+        </w:rPr>
+        <w:t>Dans WhatsApp, collez l’identifiant du numéro et le jeton d’accès du compte WhatsApp Business.</w:t>
+      </w:r>
+    </w:p>
+    <w:p>
+      <w:pPr>
+        <w:pStyle w:val="ListParagraph"/>
+        <w:numPr>
+          <w:ilvl w:val="0"/>
+          <w:numId w:val="8"/>
+        </w:numPr>
+        <w:spacing w:lineRule="auto" w:line="288" w:before="0" w:after="80"/>
+        <w:rPr/>
+      </w:pPr>
+      <w:r>
+        <w:rPr>
+          <w:rFonts w:eastAsia="Open Sans" w:cs="Open Sans"/>
+          <w:color w:val="2C3E50"/>
+          <w:sz w:val="22"/>
+          <w:szCs w:val="22"/>
+        </w:rPr>
+        <w:t>Cliquez sur Envoyer un test. Sans identifiants, les messages restent en bac à sable et sont listés comme simulés.</w:t>
       </w:r>
     </w:p>
     <w:p>
@@ -2763,7 +2484,7 @@
           <wp:inline distT="0" distB="0" distL="0" distR="0">
             <wp:extent cx="5905500" cy="3695700"/>
             <wp:effectExtent l="0" t="0" r="0" b="0"/>
-            <wp:docPr id="6" name="a_design.png" descr="Figure 6 — Conception des processus : arborescence et formulaire de l’élément&#10;Figure 6 — Conception des processus : arborescence et formulaire de l’élément"/>
+            <wp:docPr id="6" name="a_channels.png" descr="Figure 5 — Canaux&#10;Figure 5 — Canaux"/>
             <wp:cNvGraphicFramePr>
               <a:graphicFrameLocks xmlns:a="http://schemas.openxmlformats.org/drawingml/2006/main" noChangeAspect="1"/>
             </wp:cNvGraphicFramePr>
@@ -2771,7 +2492,7 @@
               <a:graphicData uri="http://schemas.openxmlformats.org/drawingml/2006/picture">
                 <pic:pic xmlns:pic="http://schemas.openxmlformats.org/drawingml/2006/picture">
                   <pic:nvPicPr>
-                    <pic:cNvPr id="6" name="a_design.png" descr="Figure 6 — Conception des processus : arborescence et formulaire de l’élément&#10;Figure 6 — Conception des processus : arborescence et formulaire de l’élément"/>
+                    <pic:cNvPr id="6" name="a_channels.png" descr="Figure 5 — Canaux&#10;Figure 5 — Canaux"/>
                     <pic:cNvPicPr>
                       <a:picLocks noChangeAspect="1" noChangeArrowheads="1"/>
                     </pic:cNvPicPr>
@@ -2801,20 +2522,63 @@
     <w:p>
       <w:pPr>
         <w:pStyle w:val="Normal"/>
-        <w:spacing w:before="0" w:after="200"/>
+        <w:spacing w:before="0" w:after="240"/>
         <w:jc w:val="center"/>
         <w:rPr/>
       </w:pPr>
       <w:r>
         <w:rPr>
-          <w:rFonts w:eastAsia="Times New Roman" w:cs="Times New Roman"/>
+          <w:rFonts w:eastAsia="Open Sans" w:cs="Open Sans"/>
           <w:i/>
           <w:iCs/>
-          <w:color w:val="58595B"/>
-          <w:sz w:val="19"/>
-          <w:szCs w:val="19"/>
-        </w:rPr>
-        <w:t>Figure 6 — Conception des processus : arborescence et formulaire de l’élément</w:t>
+          <w:color w:val="5A6B7B"/>
+          <w:sz w:val="18"/>
+          <w:szCs w:val="18"/>
+        </w:rPr>
+        <w:t>Figure 5 — Canaux</w:t>
+      </w:r>
+      <w:r>
+        <w:br w:type="page"/>
+      </w:r>
+    </w:p>
+    <w:p>
+      <w:pPr>
+        <w:pStyle w:val="Heading1"/>
+        <w:pBdr>
+          <w:bottom w:val="single" w:sz="6" w:space="6" w:color="E1E8F0"/>
+        </w:pBdr>
+        <w:spacing w:before="0" w:after="240"/>
+        <w:rPr/>
+      </w:pPr>
+      <w:bookmarkStart w:id="3" w:name="__RefHeading___Toc1027_3373283034"/>
+      <w:bookmarkEnd w:id="3"/>
+      <w:r>
+        <w:rPr>
+          <w:rFonts w:eastAsia="Montserrat" w:cs="Montserrat"/>
+          <w:b/>
+          <w:bCs/>
+          <w:color w:val="123A5F"/>
+          <w:sz w:val="40"/>
+          <w:szCs w:val="40"/>
+        </w:rPr>
+        <w:t>4. Conception des processus</w:t>
+      </w:r>
+    </w:p>
+    <w:p>
+      <w:pPr>
+        <w:pStyle w:val="Normal"/>
+        <w:spacing w:lineRule="auto" w:line="288" w:before="0" w:after="160"/>
+        <w:jc w:val="left"/>
+        <w:rPr/>
+      </w:pPr>
+      <w:r>
+        <w:rPr>
+          <w:rFonts w:eastAsia="Open Sans" w:cs="Open Sans"/>
+          <w:color w:val="2C3E50"/>
+          <w:sz w:val="22"/>
+          <w:szCs w:val="22"/>
+        </w:rPr>
+        <w:t>La conception de référence (33 processus de bout en bout, 54 macro-processus, leurs tâches et étapes) est en lecture seule. Votre organisation modifie sa copie : la première modification d’un élément le copie. Chaque modification crée une version ; une version de conception fige la conception pour les projets.</w:t>
       </w:r>
     </w:p>
     <w:p>
@@ -2826,14 +2590,14 @@
       </w:pPr>
       <w:r>
         <w:rPr>
-          <w:rFonts w:eastAsia="Times New Roman" w:cs="Times New Roman"/>
+          <w:rFonts w:eastAsia="Open Sans" w:cs="Open Sans"/>
           <w:b/>
           <w:bCs/>
-          <w:color w:val="3A3A3C"/>
+          <w:color w:val="123A5F"/>
           <w:sz w:val="23"/>
           <w:szCs w:val="23"/>
         </w:rPr>
-        <w:t>Comparer et restaurer une version</w:t>
+        <w:t>Renommer une étape</w:t>
       </w:r>
     </w:p>
     <w:p>
@@ -2841,19 +2605,19 @@
         <w:pStyle w:val="ListParagraph"/>
         <w:numPr>
           <w:ilvl w:val="0"/>
-          <w:numId w:val="31"/>
+          <w:numId w:val="30"/>
         </w:numPr>
-        <w:spacing w:lineRule="auto" w:line="276" w:before="0" w:after="60"/>
-        <w:rPr/>
-      </w:pPr>
-      <w:r>
-        <w:rPr>
-          <w:rFonts w:eastAsia="Times New Roman" w:cs="Times New Roman"/>
-          <w:color w:val="58595B"/>
-          <w:sz w:val="24"/>
-          <w:szCs w:val="24"/>
-        </w:rPr>
-        <w:t>Ouvrez l’onglet Versions de l’élément. Cochez v0 (référence) et la dernière version, puis cliquez sur Comparer.</w:t>
+        <w:spacing w:lineRule="auto" w:line="288" w:before="0" w:after="80"/>
+        <w:rPr/>
+      </w:pPr>
+      <w:r>
+        <w:rPr>
+          <w:rFonts w:eastAsia="Open Sans" w:cs="Open Sans"/>
+          <w:color w:val="2C3E50"/>
+          <w:sz w:val="22"/>
+          <w:szCs w:val="22"/>
+        </w:rPr>
+        <w:t>Ouvrez Conception des processus. Dans l’arborescence, choisissez Par macro-processus, ouvrez MP-01 et sa première tâche, puis cliquez sur l’étape MP-01.1.</w:t>
       </w:r>
     </w:p>
     <w:p>
@@ -2861,19 +2625,19 @@
         <w:pStyle w:val="ListParagraph"/>
         <w:numPr>
           <w:ilvl w:val="0"/>
-          <w:numId w:val="10"/>
+          <w:numId w:val="9"/>
         </w:numPr>
-        <w:spacing w:lineRule="auto" w:line="276" w:before="0" w:after="60"/>
-        <w:rPr/>
-      </w:pPr>
-      <w:r>
-        <w:rPr>
-          <w:rFonts w:eastAsia="Times New Roman" w:cs="Times New Roman"/>
-          <w:color w:val="58595B"/>
-          <w:sz w:val="24"/>
-          <w:szCs w:val="24"/>
-        </w:rPr>
-        <w:t>Cliquez sur Restaurer sur la version à rétablir, et indiquez pourquoi.</w:t>
+        <w:spacing w:lineRule="auto" w:line="288" w:before="0" w:after="80"/>
+        <w:rPr/>
+      </w:pPr>
+      <w:r>
+        <w:rPr>
+          <w:rFonts w:eastAsia="Open Sans" w:cs="Open Sans"/>
+          <w:color w:val="2C3E50"/>
+          <w:sz w:val="22"/>
+          <w:szCs w:val="22"/>
+        </w:rPr>
+        <w:t>Dans Détails, modifiez le nom dans chaque langue.</w:t>
       </w:r>
     </w:p>
     <w:p>
@@ -2885,10 +2649,10 @@
       </w:pPr>
       <w:r>
         <w:rPr>
-          <w:rFonts w:eastAsia="Times New Roman" w:cs="Times New Roman"/>
+          <w:rFonts w:eastAsia="Open Sans" w:cs="Open Sans"/>
           <w:b/>
           <w:bCs/>
-          <w:color w:val="E07B00"/>
+          <w:color w:val="123A5F"/>
           <w:sz w:val="21"/>
           <w:szCs w:val="21"/>
         </w:rPr>
@@ -2896,31 +2660,23 @@
       </w:r>
       <w:r>
         <w:rPr>
-          <w:rFonts w:eastAsia="Times New Roman" w:cs="Times New Roman"/>
-          <w:color w:val="58595B"/>
+          <w:rFonts w:eastAsia="Open Sans" w:cs="Open Sans"/>
+          <w:color w:val="2C3E50"/>
           <w:sz w:val="21"/>
           <w:szCs w:val="21"/>
         </w:rPr>
-        <w:t>Retour à la formulation de référence après le comité de pilotage.</w:t>
-      </w:r>
-    </w:p>
-    <w:p>
-      <w:pPr>
-        <w:pStyle w:val="Normal"/>
-        <w:keepNext w:val="true"/>
-        <w:spacing w:before="160" w:after="60"/>
-        <w:rPr/>
-      </w:pPr>
-      <w:r>
-        <w:rPr>
-          <w:rFonts w:eastAsia="Times New Roman" w:cs="Times New Roman"/>
-          <w:b/>
-          <w:bCs/>
-          <w:color w:val="3A3A3C"/>
-          <w:sz w:val="23"/>
-          <w:szCs w:val="23"/>
-        </w:rPr>
-        <w:t>Publier une version de conception (deux personnes)</w:t>
+        <w:t xml:space="preserve">EN — Record the corporate strategic objectives ; FR — Enregistrer les objectifs stratégiques de l’entreprise ; AR — </w:t>
+      </w:r>
+      <w:r>
+        <w:rPr>
+          <w:rFonts w:ascii="Open Sans" w:hAnsi="Open Sans" w:eastAsia="Open Sans"/>
+          <w:color w:val="2C3E50"/>
+          <w:sz w:val="21"/>
+          <w:sz w:val="21"/>
+          <w:szCs w:val="21"/>
+          <w:rtl w:val="true"/>
+        </w:rPr>
+        <w:t>تسجيل الأهداف الاستراتيجية للمؤسسة</w:t>
       </w:r>
     </w:p>
     <w:p>
@@ -2928,47 +2684,19 @@
         <w:pStyle w:val="ListParagraph"/>
         <w:numPr>
           <w:ilvl w:val="0"/>
-          <w:numId w:val="32"/>
+          <w:numId w:val="9"/>
         </w:numPr>
-        <w:spacing w:lineRule="auto" w:line="276" w:before="0" w:after="60"/>
-        <w:rPr/>
-      </w:pPr>
-      <w:r>
-        <w:rPr>
-          <w:rFonts w:eastAsia="Times New Roman" w:cs="Times New Roman"/>
-          <w:color w:val="58595B"/>
-          <w:sz w:val="24"/>
-          <w:szCs w:val="24"/>
-        </w:rPr>
-        <w:t>Ouvrez l’onglet Versions de conception et cliquez sur Nouvelle version.</w:t>
-      </w:r>
-    </w:p>
-    <w:p>
-      <w:pPr>
-        <w:pStyle w:val="Normal"/>
-        <w:spacing w:before="0" w:after="60"/>
-        <w:ind w:left="700"/>
-        <w:rPr/>
-      </w:pPr>
-      <w:r>
-        <w:rPr>
-          <w:rFonts w:eastAsia="Times New Roman" w:cs="Times New Roman"/>
-          <w:b/>
-          <w:bCs/>
-          <w:color w:val="E07B00"/>
-          <w:sz w:val="21"/>
-          <w:szCs w:val="21"/>
-        </w:rPr>
-        <w:t xml:space="preserve">Saisir : </w:t>
-      </w:r>
-      <w:r>
-        <w:rPr>
-          <w:rFonts w:eastAsia="Times New Roman" w:cs="Times New Roman"/>
-          <w:color w:val="58595B"/>
-          <w:sz w:val="21"/>
-          <w:szCs w:val="21"/>
-        </w:rPr>
-        <w:t>Nom — Conception 2027 ; Note — Après l’audit interne.</w:t>
+        <w:spacing w:lineRule="auto" w:line="288" w:before="0" w:after="80"/>
+        <w:rPr/>
+      </w:pPr>
+      <w:r>
+        <w:rPr>
+          <w:rFonts w:eastAsia="Open Sans" w:cs="Open Sans"/>
+          <w:color w:val="2C3E50"/>
+          <w:sz w:val="22"/>
+          <w:szCs w:val="22"/>
+        </w:rPr>
+        <w:t>Quittez le champ. Les règles de nommage sont vérifiées : verbe en tête, pas de mot générique, pas d’abréviation non expliquée, pas de doublon.</w:t>
       </w:r>
     </w:p>
     <w:p>
@@ -2976,39 +2704,19 @@
         <w:pStyle w:val="ListParagraph"/>
         <w:numPr>
           <w:ilvl w:val="0"/>
-          <w:numId w:val="11"/>
+          <w:numId w:val="9"/>
         </w:numPr>
-        <w:spacing w:lineRule="auto" w:line="276" w:before="0" w:after="60"/>
-        <w:rPr/>
-      </w:pPr>
-      <w:r>
-        <w:rPr>
-          <w:rFonts w:eastAsia="Times New Roman" w:cs="Times New Roman"/>
-          <w:color w:val="58595B"/>
-          <w:sz w:val="24"/>
-          <w:szCs w:val="24"/>
-        </w:rPr>
-        <w:t>Cliquez sur Soumettre.</w:t>
-      </w:r>
-    </w:p>
-    <w:p>
-      <w:pPr>
-        <w:pStyle w:val="ListParagraph"/>
-        <w:numPr>
-          <w:ilvl w:val="0"/>
-          <w:numId w:val="11"/>
-        </w:numPr>
-        <w:spacing w:lineRule="auto" w:line="276" w:before="0" w:after="60"/>
-        <w:rPr/>
-      </w:pPr>
-      <w:r>
-        <w:rPr>
-          <w:rFonts w:eastAsia="Times New Roman" w:cs="Times New Roman"/>
-          <w:color w:val="58595B"/>
-          <w:sz w:val="24"/>
-          <w:szCs w:val="24"/>
-        </w:rPr>
-        <w:t>Connectez-vous en DRH, ouvrez la même version et cliquez sur Publier.</w:t>
+        <w:spacing w:lineRule="auto" w:line="288" w:before="0" w:after="80"/>
+        <w:rPr/>
+      </w:pPr>
+      <w:r>
+        <w:rPr>
+          <w:rFonts w:eastAsia="Open Sans" w:cs="Open Sans"/>
+          <w:color w:val="2C3E50"/>
+          <w:sz w:val="22"/>
+          <w:szCs w:val="22"/>
+        </w:rPr>
+        <w:t>Saisissez la note de modification et cliquez sur Enregistrer.</w:t>
       </w:r>
     </w:p>
     <w:p>
@@ -3020,10 +2728,10 @@
       </w:pPr>
       <w:r>
         <w:rPr>
-          <w:rFonts w:eastAsia="Times New Roman" w:cs="Times New Roman"/>
+          <w:rFonts w:eastAsia="Open Sans" w:cs="Open Sans"/>
           <w:b/>
           <w:bCs/>
-          <w:color w:val="E07B00"/>
+          <w:color w:val="123A5F"/>
           <w:sz w:val="21"/>
           <w:szCs w:val="21"/>
         </w:rPr>
@@ -3031,32 +2739,12 @@
       </w:r>
       <w:r>
         <w:rPr>
-          <w:rFonts w:eastAsia="Times New Roman" w:cs="Times New Roman"/>
-          <w:color w:val="58595B"/>
+          <w:rFonts w:eastAsia="Open Sans" w:cs="Open Sans"/>
+          <w:color w:val="2C3E50"/>
           <w:sz w:val="21"/>
           <w:szCs w:val="21"/>
         </w:rPr>
-        <w:t>Revue avec les propriétaires de processus.</w:t>
-      </w:r>
-    </w:p>
-    <w:p>
-      <w:pPr>
-        <w:pStyle w:val="ListParagraph"/>
-        <w:numPr>
-          <w:ilvl w:val="0"/>
-          <w:numId w:val="11"/>
-        </w:numPr>
-        <w:spacing w:lineRule="auto" w:line="276" w:before="0" w:after="60"/>
-        <w:rPr/>
-      </w:pPr>
-      <w:r>
-        <w:rPr>
-          <w:rFonts w:eastAsia="Times New Roman" w:cs="Times New Roman"/>
-          <w:color w:val="58595B"/>
-          <w:sz w:val="24"/>
-          <w:szCs w:val="24"/>
-        </w:rPr>
-        <w:t>Les nouveaux projets s’exécutent sur la version publiée. Pour déplacer un projet en cours, ouvrez le projet et utilisez Migrer la version : l’aperçu liste les enregistrements ouverts concernés.</w:t>
+        <w:t>Objet plus clair pour l’équipe stratégie.</w:t>
       </w:r>
     </w:p>
     <w:p>
@@ -3073,7 +2761,7 @@
           <wp:inline distT="0" distB="0" distL="0" distR="0">
             <wp:extent cx="5905500" cy="3695700"/>
             <wp:effectExtent l="0" t="0" r="0" b="0"/>
-            <wp:docPr id="7" name="a_releases.png" descr="Figure 7 — Versions de conception&#10;Figure 7 — Versions de conception"/>
+            <wp:docPr id="7" name="a_design.png" descr="Figure 6 — Conception des processus : arborescence et formulaire de l’élément&#10;Figure 6 — Conception des processus : arborescence et formulaire de l’élément"/>
             <wp:cNvGraphicFramePr>
               <a:graphicFrameLocks xmlns:a="http://schemas.openxmlformats.org/drawingml/2006/main" noChangeAspect="1"/>
             </wp:cNvGraphicFramePr>
@@ -3081,7 +2769,7 @@
               <a:graphicData uri="http://schemas.openxmlformats.org/drawingml/2006/picture">
                 <pic:pic xmlns:pic="http://schemas.openxmlformats.org/drawingml/2006/picture">
                   <pic:nvPicPr>
-                    <pic:cNvPr id="7" name="a_releases.png" descr="Figure 7 — Versions de conception&#10;Figure 7 — Versions de conception"/>
+                    <pic:cNvPr id="7" name="a_design.png" descr="Figure 6 — Conception des processus : arborescence et formulaire de l’élément&#10;Figure 6 — Conception des processus : arborescence et formulaire de l’élément"/>
                     <pic:cNvPicPr>
                       <a:picLocks noChangeAspect="1" noChangeArrowheads="1"/>
                     </pic:cNvPicPr>
@@ -3111,99 +2799,39 @@
     <w:p>
       <w:pPr>
         <w:pStyle w:val="Normal"/>
-        <w:spacing w:before="0" w:after="200"/>
+        <w:spacing w:before="0" w:after="240"/>
         <w:jc w:val="center"/>
         <w:rPr/>
       </w:pPr>
       <w:r>
         <w:rPr>
-          <w:rFonts w:eastAsia="Times New Roman" w:cs="Times New Roman"/>
+          <w:rFonts w:eastAsia="Open Sans" w:cs="Open Sans"/>
           <w:i/>
           <w:iCs/>
-          <w:color w:val="58595B"/>
-          <w:sz w:val="19"/>
-          <w:szCs w:val="19"/>
-        </w:rPr>
-        <w:t>Figure 7 — Versions de conception</w:t>
-      </w:r>
-    </w:p>
-    <w:p>
-      <w:pPr>
-        <w:pStyle w:val="Normal"/>
-        <w:spacing w:lineRule="auto" w:line="276" w:before="0" w:after="120"/>
-        <w:jc w:val="both"/>
-        <w:rPr/>
-      </w:pPr>
-      <w:r>
-        <w:rPr>
-          <w:rFonts w:eastAsia="Times New Roman" w:cs="Times New Roman"/>
-          <w:color w:val="58595B"/>
-          <w:sz w:val="24"/>
-          <w:szCs w:val="24"/>
-        </w:rPr>
-        <w:t>Exporter JSON produit un fichier qu’une autre installation importe avec Importer ; Exporter Excel donne une feuille par niveau. L’onglet Évolutions de la référence liste les éléments copiés dont la référence a changé depuis.</w:t>
-      </w:r>
-      <w:r>
-        <w:br w:type="page"/>
-      </w:r>
-    </w:p>
-    <w:p>
-      <w:pPr>
-        <w:pStyle w:val="Heading1"/>
-        <w:pBdr>
-          <w:bottom w:val="single" w:sz="8" w:space="4" w:color="F8931D"/>
-        </w:pBdr>
-        <w:spacing w:before="0" w:after="200"/>
-        <w:rPr/>
-      </w:pPr>
-      <w:bookmarkStart w:id="4" w:name="__RefHeading___Toc1013_2313161461"/>
-      <w:bookmarkEnd w:id="4"/>
-      <w:r>
-        <w:rPr>
-          <w:rFonts w:eastAsia="Times New Roman" w:cs="Times New Roman"/>
+          <w:color w:val="5A6B7B"/>
+          <w:sz w:val="18"/>
+          <w:szCs w:val="18"/>
+        </w:rPr>
+        <w:t>Figure 6 — Conception des processus : arborescence et formulaire de l’élément</w:t>
+      </w:r>
+    </w:p>
+    <w:p>
+      <w:pPr>
+        <w:pStyle w:val="Normal"/>
+        <w:keepNext w:val="true"/>
+        <w:spacing w:before="160" w:after="60"/>
+        <w:rPr/>
+      </w:pPr>
+      <w:r>
+        <w:rPr>
+          <w:rFonts w:eastAsia="Open Sans" w:cs="Open Sans"/>
           <w:b/>
           <w:bCs/>
-          <w:color w:val="E07B00"/>
-          <w:sz w:val="34"/>
-          <w:szCs w:val="34"/>
-        </w:rPr>
-        <w:t>5. Organisation (OBS) et RACSI</w:t>
-      </w:r>
-    </w:p>
-    <w:p>
-      <w:pPr>
-        <w:pStyle w:val="Normal"/>
-        <w:spacing w:lineRule="auto" w:line="276" w:before="0" w:after="120"/>
-        <w:jc w:val="both"/>
-        <w:rPr/>
-      </w:pPr>
-      <w:r>
-        <w:rPr>
-          <w:rFonts w:eastAsia="Times New Roman" w:cs="Times New Roman"/>
-          <w:color w:val="58595B"/>
-          <w:sz w:val="24"/>
-          <w:szCs w:val="24"/>
-        </w:rPr>
-        <w:t>Les fonctions regroupent les rôles ; un rôle a une mission et est tenu par des personnes, avec dates et affectation. Tenir un rôle OBS ne donne aucun droit d’accès. Quand une affectation se termine, le travail en cours attribué via le rôle passe au titulaire restant.</w:t>
-      </w:r>
-    </w:p>
-    <w:p>
-      <w:pPr>
-        <w:pStyle w:val="Normal"/>
-        <w:keepNext w:val="true"/>
-        <w:spacing w:before="160" w:after="60"/>
-        <w:rPr/>
-      </w:pPr>
-      <w:r>
-        <w:rPr>
-          <w:rFonts w:eastAsia="Times New Roman" w:cs="Times New Roman"/>
-          <w:b/>
-          <w:bCs/>
-          <w:color w:val="3A3A3C"/>
+          <w:color w:val="123A5F"/>
           <w:sz w:val="23"/>
           <w:szCs w:val="23"/>
         </w:rPr>
-        <w:t>Créer un rôle et l’affecter</w:t>
+        <w:t>Comparer et restaurer une version</w:t>
       </w:r>
     </w:p>
     <w:p>
@@ -3211,77 +2839,19 @@
         <w:pStyle w:val="ListParagraph"/>
         <w:numPr>
           <w:ilvl w:val="0"/>
-          <w:numId w:val="33"/>
+          <w:numId w:val="31"/>
         </w:numPr>
-        <w:spacing w:lineRule="auto" w:line="276" w:before="0" w:after="60"/>
-        <w:rPr/>
-      </w:pPr>
-      <w:r>
-        <w:rPr>
-          <w:rFonts w:eastAsia="Times New Roman" w:cs="Times New Roman"/>
-          <w:color w:val="58595B"/>
-          <w:sz w:val="24"/>
-          <w:szCs w:val="24"/>
-        </w:rPr>
-        <w:t>Ouvrez Gouvernance › Organisation (OBS), onglet Rôles, et cliquez sur Nouveau rôle.</w:t>
-      </w:r>
-    </w:p>
-    <w:p>
-      <w:pPr>
-        <w:pStyle w:val="Normal"/>
-        <w:spacing w:before="0" w:after="60"/>
-        <w:ind w:left="700"/>
-        <w:rPr/>
-      </w:pPr>
-      <w:r>
-        <w:rPr>
-          <w:rFonts w:eastAsia="Times New Roman" w:cs="Times New Roman"/>
-          <w:b/>
-          <w:bCs/>
-          <w:color w:val="E07B00"/>
-          <w:sz w:val="21"/>
-          <w:szCs w:val="21"/>
-        </w:rPr>
-        <w:t xml:space="preserve">Saisir : </w:t>
-      </w:r>
-      <w:r>
-        <w:rPr>
-          <w:rFonts w:eastAsia="Times New Roman" w:cs="Times New Roman"/>
-          <w:color w:val="58595B"/>
-          <w:sz w:val="21"/>
-          <w:szCs w:val="21"/>
-        </w:rPr>
-        <w:t xml:space="preserve">Code — OR-31 ; Rôle EN — Training coordinator ; FR — Coordinateur formation ; AR — </w:t>
-      </w:r>
-      <w:r>
-        <w:rPr>
-          <w:rFonts w:ascii="Times New Roman" w:hAnsi="Times New Roman" w:eastAsia="Times New Roman"/>
-          <w:color w:val="58595B"/>
-          <w:sz w:val="21"/>
-          <w:sz w:val="21"/>
-          <w:szCs w:val="21"/>
-          <w:rtl w:val="true"/>
-        </w:rPr>
-        <w:t>منسق التكوين</w:t>
-      </w:r>
-      <w:r>
-        <w:rPr>
-          <w:rFonts w:ascii="Times New Roman" w:hAnsi="Times New Roman" w:eastAsia="Times New Roman"/>
-          <w:color w:val="58595B"/>
-          <w:sz w:val="21"/>
-          <w:sz w:val="21"/>
-          <w:szCs w:val="21"/>
-        </w:rPr>
-        <w:t xml:space="preserve"> </w:t>
-      </w:r>
-      <w:r>
-        <w:rPr>
-          <w:rFonts w:eastAsia="Times New Roman" w:cs="Times New Roman"/>
-          <w:color w:val="58595B"/>
-          <w:sz w:val="21"/>
-          <w:szCs w:val="21"/>
-        </w:rPr>
-        <w:t>; Fonction — Ressources humaines ; Rattaché à — OR-02</w:t>
+        <w:spacing w:lineRule="auto" w:line="288" w:before="0" w:after="80"/>
+        <w:rPr/>
+      </w:pPr>
+      <w:r>
+        <w:rPr>
+          <w:rFonts w:eastAsia="Open Sans" w:cs="Open Sans"/>
+          <w:color w:val="2C3E50"/>
+          <w:sz w:val="22"/>
+          <w:szCs w:val="22"/>
+        </w:rPr>
+        <w:t>Ouvrez l’onglet Versions de l’élément. Cochez v0 (référence) et la dernière version, puis cliquez sur Comparer.</w:t>
       </w:r>
     </w:p>
     <w:p>
@@ -3289,19 +2859,19 @@
         <w:pStyle w:val="ListParagraph"/>
         <w:numPr>
           <w:ilvl w:val="0"/>
-          <w:numId w:val="12"/>
+          <w:numId w:val="10"/>
         </w:numPr>
-        <w:spacing w:lineRule="auto" w:line="276" w:before="0" w:after="60"/>
-        <w:rPr/>
-      </w:pPr>
-      <w:r>
-        <w:rPr>
-          <w:rFonts w:eastAsia="Times New Roman" w:cs="Times New Roman"/>
-          <w:color w:val="58595B"/>
-          <w:sz w:val="24"/>
-          <w:szCs w:val="24"/>
-        </w:rPr>
-        <w:t>Cliquez sur Affecter sur le nouveau rôle.</w:t>
+        <w:spacing w:lineRule="auto" w:line="288" w:before="0" w:after="80"/>
+        <w:rPr/>
+      </w:pPr>
+      <w:r>
+        <w:rPr>
+          <w:rFonts w:eastAsia="Open Sans" w:cs="Open Sans"/>
+          <w:color w:val="2C3E50"/>
+          <w:sz w:val="22"/>
+          <w:szCs w:val="22"/>
+        </w:rPr>
+        <w:t>Cliquez sur Restaurer sur la version à rétablir, et indiquez pourquoi.</w:t>
       </w:r>
     </w:p>
     <w:p>
@@ -3313,10 +2883,10 @@
       </w:pPr>
       <w:r>
         <w:rPr>
-          <w:rFonts w:eastAsia="Times New Roman" w:cs="Times New Roman"/>
+          <w:rFonts w:eastAsia="Open Sans" w:cs="Open Sans"/>
           <w:b/>
           <w:bCs/>
-          <w:color w:val="E07B00"/>
+          <w:color w:val="123A5F"/>
           <w:sz w:val="21"/>
           <w:szCs w:val="21"/>
         </w:rPr>
@@ -3324,12 +2894,167 @@
       </w:r>
       <w:r>
         <w:rPr>
-          <w:rFonts w:eastAsia="Times New Roman" w:cs="Times New Roman"/>
-          <w:color w:val="58595B"/>
+          <w:rFonts w:eastAsia="Open Sans" w:cs="Open Sans"/>
+          <w:color w:val="2C3E50"/>
           <w:sz w:val="21"/>
           <w:szCs w:val="21"/>
         </w:rPr>
-        <w:t>Personne — Salma Tazi ; Type — Titulaire ; Affectation — 60 ; Début — 2026-11-01</w:t>
+        <w:t>Retour à la formulation de référence après le comité de pilotage.</w:t>
+      </w:r>
+    </w:p>
+    <w:p>
+      <w:pPr>
+        <w:pStyle w:val="Normal"/>
+        <w:keepNext w:val="true"/>
+        <w:spacing w:before="160" w:after="60"/>
+        <w:rPr/>
+      </w:pPr>
+      <w:r>
+        <w:rPr>
+          <w:rFonts w:eastAsia="Open Sans" w:cs="Open Sans"/>
+          <w:b/>
+          <w:bCs/>
+          <w:color w:val="123A5F"/>
+          <w:sz w:val="23"/>
+          <w:szCs w:val="23"/>
+        </w:rPr>
+        <w:t>Publier une version de conception (deux personnes)</w:t>
+      </w:r>
+    </w:p>
+    <w:p>
+      <w:pPr>
+        <w:pStyle w:val="ListParagraph"/>
+        <w:numPr>
+          <w:ilvl w:val="0"/>
+          <w:numId w:val="32"/>
+        </w:numPr>
+        <w:spacing w:lineRule="auto" w:line="288" w:before="0" w:after="80"/>
+        <w:rPr/>
+      </w:pPr>
+      <w:r>
+        <w:rPr>
+          <w:rFonts w:eastAsia="Open Sans" w:cs="Open Sans"/>
+          <w:color w:val="2C3E50"/>
+          <w:sz w:val="22"/>
+          <w:szCs w:val="22"/>
+        </w:rPr>
+        <w:t>Ouvrez l’onglet Versions de conception et cliquez sur Nouvelle version.</w:t>
+      </w:r>
+    </w:p>
+    <w:p>
+      <w:pPr>
+        <w:pStyle w:val="Normal"/>
+        <w:spacing w:before="0" w:after="60"/>
+        <w:ind w:left="700"/>
+        <w:rPr/>
+      </w:pPr>
+      <w:r>
+        <w:rPr>
+          <w:rFonts w:eastAsia="Open Sans" w:cs="Open Sans"/>
+          <w:b/>
+          <w:bCs/>
+          <w:color w:val="123A5F"/>
+          <w:sz w:val="21"/>
+          <w:szCs w:val="21"/>
+        </w:rPr>
+        <w:t xml:space="preserve">Saisir : </w:t>
+      </w:r>
+      <w:r>
+        <w:rPr>
+          <w:rFonts w:eastAsia="Open Sans" w:cs="Open Sans"/>
+          <w:color w:val="2C3E50"/>
+          <w:sz w:val="21"/>
+          <w:szCs w:val="21"/>
+        </w:rPr>
+        <w:t>Nom — Conception 2027 ; Note — Après l’audit interne.</w:t>
+      </w:r>
+    </w:p>
+    <w:p>
+      <w:pPr>
+        <w:pStyle w:val="ListParagraph"/>
+        <w:numPr>
+          <w:ilvl w:val="0"/>
+          <w:numId w:val="11"/>
+        </w:numPr>
+        <w:spacing w:lineRule="auto" w:line="288" w:before="0" w:after="80"/>
+        <w:rPr/>
+      </w:pPr>
+      <w:r>
+        <w:rPr>
+          <w:rFonts w:eastAsia="Open Sans" w:cs="Open Sans"/>
+          <w:color w:val="2C3E50"/>
+          <w:sz w:val="22"/>
+          <w:szCs w:val="22"/>
+        </w:rPr>
+        <w:t>Cliquez sur Soumettre.</w:t>
+      </w:r>
+    </w:p>
+    <w:p>
+      <w:pPr>
+        <w:pStyle w:val="ListParagraph"/>
+        <w:numPr>
+          <w:ilvl w:val="0"/>
+          <w:numId w:val="11"/>
+        </w:numPr>
+        <w:spacing w:lineRule="auto" w:line="288" w:before="0" w:after="80"/>
+        <w:rPr/>
+      </w:pPr>
+      <w:r>
+        <w:rPr>
+          <w:rFonts w:eastAsia="Open Sans" w:cs="Open Sans"/>
+          <w:color w:val="2C3E50"/>
+          <w:sz w:val="22"/>
+          <w:szCs w:val="22"/>
+        </w:rPr>
+        <w:t>Connectez-vous en DRH, ouvrez la même version et cliquez sur Publier.</w:t>
+      </w:r>
+    </w:p>
+    <w:p>
+      <w:pPr>
+        <w:pStyle w:val="Normal"/>
+        <w:spacing w:before="0" w:after="60"/>
+        <w:ind w:left="700"/>
+        <w:rPr/>
+      </w:pPr>
+      <w:r>
+        <w:rPr>
+          <w:rFonts w:eastAsia="Open Sans" w:cs="Open Sans"/>
+          <w:b/>
+          <w:bCs/>
+          <w:color w:val="123A5F"/>
+          <w:sz w:val="21"/>
+          <w:szCs w:val="21"/>
+        </w:rPr>
+        <w:t xml:space="preserve">Saisir : </w:t>
+      </w:r>
+      <w:r>
+        <w:rPr>
+          <w:rFonts w:eastAsia="Open Sans" w:cs="Open Sans"/>
+          <w:color w:val="2C3E50"/>
+          <w:sz w:val="21"/>
+          <w:szCs w:val="21"/>
+        </w:rPr>
+        <w:t>Revue avec les propriétaires de processus.</w:t>
+      </w:r>
+    </w:p>
+    <w:p>
+      <w:pPr>
+        <w:pStyle w:val="ListParagraph"/>
+        <w:numPr>
+          <w:ilvl w:val="0"/>
+          <w:numId w:val="11"/>
+        </w:numPr>
+        <w:spacing w:lineRule="auto" w:line="288" w:before="0" w:after="80"/>
+        <w:rPr/>
+      </w:pPr>
+      <w:r>
+        <w:rPr>
+          <w:rFonts w:eastAsia="Open Sans" w:cs="Open Sans"/>
+          <w:color w:val="2C3E50"/>
+          <w:sz w:val="22"/>
+          <w:szCs w:val="22"/>
+        </w:rPr>
+        <w:t>Les nouveaux projets s’exécutent sur la version publiée. Pour déplacer un projet en cours, ouvrez le projet et utilisez Migrer la version : l’aperçu liste les enregistrements ouverts concernés.</w:t>
       </w:r>
     </w:p>
     <w:p>
@@ -3346,7 +3071,7 @@
           <wp:inline distT="0" distB="0" distL="0" distR="0">
             <wp:extent cx="5905500" cy="3695700"/>
             <wp:effectExtent l="0" t="0" r="0" b="0"/>
-            <wp:docPr id="8" name="a_obs.png" descr="Figure 8 — Rôles et titulaires&#10;Figure 8 — Rôles et titulaires"/>
+            <wp:docPr id="8" name="a_releases.png" descr="Figure 7 — Versions de conception&#10;Figure 7 — Versions de conception"/>
             <wp:cNvGraphicFramePr>
               <a:graphicFrameLocks xmlns:a="http://schemas.openxmlformats.org/drawingml/2006/main" noChangeAspect="1"/>
             </wp:cNvGraphicFramePr>
@@ -3354,7 +3079,7 @@
               <a:graphicData uri="http://schemas.openxmlformats.org/drawingml/2006/picture">
                 <pic:pic xmlns:pic="http://schemas.openxmlformats.org/drawingml/2006/picture">
                   <pic:nvPicPr>
-                    <pic:cNvPr id="8" name="a_obs.png" descr="Figure 8 — Rôles et titulaires&#10;Figure 8 — Rôles et titulaires"/>
+                    <pic:cNvPr id="8" name="a_releases.png" descr="Figure 7 — Versions de conception&#10;Figure 7 — Versions de conception"/>
                     <pic:cNvPicPr>
                       <a:picLocks noChangeAspect="1" noChangeArrowheads="1"/>
                     </pic:cNvPicPr>
@@ -3384,20 +3109,80 @@
     <w:p>
       <w:pPr>
         <w:pStyle w:val="Normal"/>
-        <w:spacing w:before="0" w:after="200"/>
+        <w:spacing w:before="0" w:after="240"/>
         <w:jc w:val="center"/>
         <w:rPr/>
       </w:pPr>
       <w:r>
         <w:rPr>
-          <w:rFonts w:eastAsia="Times New Roman" w:cs="Times New Roman"/>
+          <w:rFonts w:eastAsia="Open Sans" w:cs="Open Sans"/>
           <w:i/>
           <w:iCs/>
-          <w:color w:val="58595B"/>
-          <w:sz w:val="19"/>
-          <w:szCs w:val="19"/>
-        </w:rPr>
-        <w:t>Figure 8 — Rôles et titulaires</w:t>
+          <w:color w:val="5A6B7B"/>
+          <w:sz w:val="18"/>
+          <w:szCs w:val="18"/>
+        </w:rPr>
+        <w:t>Figure 7 — Versions de conception</w:t>
+      </w:r>
+    </w:p>
+    <w:p>
+      <w:pPr>
+        <w:pStyle w:val="Normal"/>
+        <w:spacing w:lineRule="auto" w:line="288" w:before="0" w:after="160"/>
+        <w:jc w:val="left"/>
+        <w:rPr/>
+      </w:pPr>
+      <w:r>
+        <w:rPr>
+          <w:rFonts w:eastAsia="Open Sans" w:cs="Open Sans"/>
+          <w:color w:val="2C3E50"/>
+          <w:sz w:val="22"/>
+          <w:szCs w:val="22"/>
+        </w:rPr>
+        <w:t>Exporter JSON produit un fichier qu’une autre installation importe avec Importer ; Exporter Excel donne une feuille par niveau. L’onglet Évolutions de la référence liste les éléments copiés dont la référence a changé depuis.</w:t>
+      </w:r>
+      <w:r>
+        <w:br w:type="page"/>
+      </w:r>
+    </w:p>
+    <w:p>
+      <w:pPr>
+        <w:pStyle w:val="Heading1"/>
+        <w:pBdr>
+          <w:bottom w:val="single" w:sz="6" w:space="6" w:color="E1E8F0"/>
+        </w:pBdr>
+        <w:spacing w:before="0" w:after="240"/>
+        <w:rPr/>
+      </w:pPr>
+      <w:bookmarkStart w:id="4" w:name="__RefHeading___Toc1029_3373283034"/>
+      <w:bookmarkEnd w:id="4"/>
+      <w:r>
+        <w:rPr>
+          <w:rFonts w:eastAsia="Montserrat" w:cs="Montserrat"/>
+          <w:b/>
+          <w:bCs/>
+          <w:color w:val="123A5F"/>
+          <w:sz w:val="40"/>
+          <w:szCs w:val="40"/>
+        </w:rPr>
+        <w:t>5. Organisation (OBS) et RACSI</w:t>
+      </w:r>
+    </w:p>
+    <w:p>
+      <w:pPr>
+        <w:pStyle w:val="Normal"/>
+        <w:spacing w:lineRule="auto" w:line="288" w:before="0" w:after="160"/>
+        <w:jc w:val="left"/>
+        <w:rPr/>
+      </w:pPr>
+      <w:r>
+        <w:rPr>
+          <w:rFonts w:eastAsia="Open Sans" w:cs="Open Sans"/>
+          <w:color w:val="2C3E50"/>
+          <w:sz w:val="22"/>
+          <w:szCs w:val="22"/>
+        </w:rPr>
+        <w:t>Les fonctions regroupent les rôles ; un rôle a une mission et est tenu par des personnes, avec dates et affectation. Tenir un rôle OBS ne donne aucun droit d’accès. Quand une affectation se termine, le travail en cours attribué via le rôle passe au titulaire restant.</w:t>
       </w:r>
     </w:p>
     <w:p>
@@ -3409,14 +3194,14 @@
       </w:pPr>
       <w:r>
         <w:rPr>
-          <w:rFonts w:eastAsia="Times New Roman" w:cs="Times New Roman"/>
+          <w:rFonts w:eastAsia="Open Sans" w:cs="Open Sans"/>
           <w:b/>
           <w:bCs/>
-          <w:color w:val="3A3A3C"/>
+          <w:color w:val="123A5F"/>
           <w:sz w:val="23"/>
           <w:szCs w:val="23"/>
         </w:rPr>
-        <w:t>Définir le RACSI d’un macro-processus</w:t>
+        <w:t>Créer un rôle et l’affecter</w:t>
       </w:r>
     </w:p>
     <w:p>
@@ -3424,19 +3209,77 @@
         <w:pStyle w:val="ListParagraph"/>
         <w:numPr>
           <w:ilvl w:val="0"/>
-          <w:numId w:val="34"/>
+          <w:numId w:val="33"/>
         </w:numPr>
-        <w:spacing w:lineRule="auto" w:line="276" w:before="0" w:after="60"/>
-        <w:rPr/>
-      </w:pPr>
-      <w:r>
-        <w:rPr>
-          <w:rFonts w:eastAsia="Times New Roman" w:cs="Times New Roman"/>
-          <w:color w:val="58595B"/>
-          <w:sz w:val="24"/>
-          <w:szCs w:val="24"/>
-        </w:rPr>
-        <w:t>Ouvrez l’onglet RACSI par processus et choisissez MP-01.</w:t>
+        <w:spacing w:lineRule="auto" w:line="288" w:before="0" w:after="80"/>
+        <w:rPr/>
+      </w:pPr>
+      <w:r>
+        <w:rPr>
+          <w:rFonts w:eastAsia="Open Sans" w:cs="Open Sans"/>
+          <w:color w:val="2C3E50"/>
+          <w:sz w:val="22"/>
+          <w:szCs w:val="22"/>
+        </w:rPr>
+        <w:t>Ouvrez Gouvernance › Organisation (OBS), onglet Rôles, et cliquez sur Nouveau rôle.</w:t>
+      </w:r>
+    </w:p>
+    <w:p>
+      <w:pPr>
+        <w:pStyle w:val="Normal"/>
+        <w:spacing w:before="0" w:after="60"/>
+        <w:ind w:left="700"/>
+        <w:rPr/>
+      </w:pPr>
+      <w:r>
+        <w:rPr>
+          <w:rFonts w:eastAsia="Open Sans" w:cs="Open Sans"/>
+          <w:b/>
+          <w:bCs/>
+          <w:color w:val="123A5F"/>
+          <w:sz w:val="21"/>
+          <w:szCs w:val="21"/>
+        </w:rPr>
+        <w:t xml:space="preserve">Saisir : </w:t>
+      </w:r>
+      <w:r>
+        <w:rPr>
+          <w:rFonts w:eastAsia="Open Sans" w:cs="Open Sans"/>
+          <w:color w:val="2C3E50"/>
+          <w:sz w:val="21"/>
+          <w:szCs w:val="21"/>
+        </w:rPr>
+        <w:t xml:space="preserve">Code — OR-31 ; Rôle EN — Training coordinator ; FR — Coordinateur formation ; AR — </w:t>
+      </w:r>
+      <w:r>
+        <w:rPr>
+          <w:rFonts w:ascii="Open Sans" w:hAnsi="Open Sans" w:eastAsia="Open Sans"/>
+          <w:color w:val="2C3E50"/>
+          <w:sz w:val="21"/>
+          <w:sz w:val="21"/>
+          <w:szCs w:val="21"/>
+          <w:rtl w:val="true"/>
+        </w:rPr>
+        <w:t>منسق التكوين</w:t>
+      </w:r>
+      <w:r>
+        <w:rPr>
+          <w:rFonts w:ascii="Open Sans" w:hAnsi="Open Sans" w:eastAsia="Open Sans"/>
+          <w:color w:val="2C3E50"/>
+          <w:sz w:val="21"/>
+          <w:sz w:val="21"/>
+          <w:szCs w:val="21"/>
+        </w:rPr>
+        <w:t xml:space="preserve"> </w:t>
+      </w:r>
+      <w:r>
+        <w:rPr>
+          <w:rFonts w:eastAsia="Open Sans" w:cs="Open Sans"/>
+          <w:color w:val="2C3E50"/>
+          <w:sz w:val="21"/>
+          <w:szCs w:val="21"/>
+        </w:rPr>
+        <w:t>; Fonction — Ressources humaines ; Rattaché à — OR-02</w:t>
       </w:r>
     </w:p>
     <w:p>
@@ -3444,19 +3287,19 @@
         <w:pStyle w:val="ListParagraph"/>
         <w:numPr>
           <w:ilvl w:val="0"/>
-          <w:numId w:val="13"/>
+          <w:numId w:val="12"/>
         </w:numPr>
-        <w:spacing w:lineRule="auto" w:line="276" w:before="0" w:after="60"/>
-        <w:rPr/>
-      </w:pPr>
-      <w:r>
-        <w:rPr>
-          <w:rFonts w:eastAsia="Times New Roman" w:cs="Times New Roman"/>
-          <w:color w:val="58595B"/>
-          <w:sz w:val="24"/>
-          <w:szCs w:val="24"/>
-        </w:rPr>
-        <w:t>Cliquez sur le crayon d’une étape et choisissez des rôles plutôt que des noms.</w:t>
+        <w:spacing w:lineRule="auto" w:line="288" w:before="0" w:after="80"/>
+        <w:rPr/>
+      </w:pPr>
+      <w:r>
+        <w:rPr>
+          <w:rFonts w:eastAsia="Open Sans" w:cs="Open Sans"/>
+          <w:color w:val="2C3E50"/>
+          <w:sz w:val="22"/>
+          <w:szCs w:val="22"/>
+        </w:rPr>
+        <w:t>Cliquez sur Affecter sur le nouveau rôle.</w:t>
       </w:r>
     </w:p>
     <w:p>
@@ -3468,10 +3311,10 @@
       </w:pPr>
       <w:r>
         <w:rPr>
-          <w:rFonts w:eastAsia="Times New Roman" w:cs="Times New Roman"/>
+          <w:rFonts w:eastAsia="Open Sans" w:cs="Open Sans"/>
           <w:b/>
           <w:bCs/>
-          <w:color w:val="E07B00"/>
+          <w:color w:val="123A5F"/>
           <w:sz w:val="21"/>
           <w:szCs w:val="21"/>
         </w:rPr>
@@ -3479,32 +3322,12 @@
       </w:r>
       <w:r>
         <w:rPr>
-          <w:rFonts w:eastAsia="Times New Roman" w:cs="Times New Roman"/>
-          <w:color w:val="58595B"/>
+          <w:rFonts w:eastAsia="Open Sans" w:cs="Open Sans"/>
+          <w:color w:val="2C3E50"/>
           <w:sz w:val="21"/>
           <w:szCs w:val="21"/>
         </w:rPr>
-        <w:t>R — Analyste formation ; A — Responsable formation (un seul) ; C — DRH ; I — Directeur financier</w:t>
-      </w:r>
-    </w:p>
-    <w:p>
-      <w:pPr>
-        <w:pStyle w:val="ListParagraph"/>
-        <w:numPr>
-          <w:ilvl w:val="0"/>
-          <w:numId w:val="13"/>
-        </w:numPr>
-        <w:spacing w:lineRule="auto" w:line="276" w:before="0" w:after="60"/>
-        <w:rPr/>
-      </w:pPr>
-      <w:r>
-        <w:rPr>
-          <w:rFonts w:eastAsia="Times New Roman" w:cs="Times New Roman"/>
-          <w:color w:val="58595B"/>
-          <w:sz w:val="24"/>
-          <w:szCs w:val="24"/>
-        </w:rPr>
-        <w:t>Cliquez sur Enregistrer. La matrice affiche Complet quand chaque étape a un seul responsable final.</w:t>
+        <w:t>Personne — Salma Tazi ; Type — Titulaire ; Affectation — 60 ; Début — 2026-11-01</w:t>
       </w:r>
     </w:p>
     <w:p>
@@ -3521,7 +3344,7 @@
           <wp:inline distT="0" distB="0" distL="0" distR="0">
             <wp:extent cx="5905500" cy="3695700"/>
             <wp:effectExtent l="0" t="0" r="0" b="0"/>
-            <wp:docPr id="9" name="a_racsi.png" descr="Figure 9 — RACSI par macro-processus&#10;Figure 9 — RACSI par macro-processus"/>
+            <wp:docPr id="9" name="a_obs.png" descr="Figure 8 — Rôles et titulaires&#10;Figure 8 — Rôles et titulaires"/>
             <wp:cNvGraphicFramePr>
               <a:graphicFrameLocks xmlns:a="http://schemas.openxmlformats.org/drawingml/2006/main" noChangeAspect="1"/>
             </wp:cNvGraphicFramePr>
@@ -3529,7 +3352,7 @@
               <a:graphicData uri="http://schemas.openxmlformats.org/drawingml/2006/picture">
                 <pic:pic xmlns:pic="http://schemas.openxmlformats.org/drawingml/2006/picture">
                   <pic:nvPicPr>
-                    <pic:cNvPr id="9" name="a_racsi.png" descr="Figure 9 — RACSI par macro-processus&#10;Figure 9 — RACSI par macro-processus"/>
+                    <pic:cNvPr id="9" name="a_obs.png" descr="Figure 8 — Rôles et titulaires&#10;Figure 8 — Rôles et titulaires"/>
                     <pic:cNvPicPr>
                       <a:picLocks noChangeAspect="1" noChangeArrowheads="1"/>
                     </pic:cNvPicPr>
@@ -3559,82 +3382,39 @@
     <w:p>
       <w:pPr>
         <w:pStyle w:val="Normal"/>
-        <w:spacing w:before="0" w:after="200"/>
+        <w:spacing w:before="0" w:after="240"/>
         <w:jc w:val="center"/>
         <w:rPr/>
       </w:pPr>
       <w:r>
         <w:rPr>
-          <w:rFonts w:eastAsia="Times New Roman" w:cs="Times New Roman"/>
+          <w:rFonts w:eastAsia="Open Sans" w:cs="Open Sans"/>
           <w:i/>
           <w:iCs/>
-          <w:color w:val="58595B"/>
-          <w:sz w:val="19"/>
-          <w:szCs w:val="19"/>
-        </w:rPr>
-        <w:t>Figure 9 — RACSI par macro-processus</w:t>
-      </w:r>
-      <w:r>
-        <w:br w:type="page"/>
-      </w:r>
-    </w:p>
-    <w:p>
-      <w:pPr>
-        <w:pStyle w:val="Heading1"/>
-        <w:pBdr>
-          <w:bottom w:val="single" w:sz="8" w:space="4" w:color="F8931D"/>
-        </w:pBdr>
-        <w:spacing w:before="0" w:after="200"/>
-        <w:rPr/>
-      </w:pPr>
-      <w:bookmarkStart w:id="5" w:name="__RefHeading___Toc1015_2313161461"/>
-      <w:bookmarkEnd w:id="5"/>
-      <w:r>
-        <w:rPr>
-          <w:rFonts w:eastAsia="Times New Roman" w:cs="Times New Roman"/>
+          <w:color w:val="5A6B7B"/>
+          <w:sz w:val="18"/>
+          <w:szCs w:val="18"/>
+        </w:rPr>
+        <w:t>Figure 8 — Rôles et titulaires</w:t>
+      </w:r>
+    </w:p>
+    <w:p>
+      <w:pPr>
+        <w:pStyle w:val="Normal"/>
+        <w:keepNext w:val="true"/>
+        <w:spacing w:before="160" w:after="60"/>
+        <w:rPr/>
+      </w:pPr>
+      <w:r>
+        <w:rPr>
+          <w:rFonts w:eastAsia="Open Sans" w:cs="Open Sans"/>
           <w:b/>
           <w:bCs/>
-          <w:color w:val="E07B00"/>
-          <w:sz w:val="34"/>
-          <w:szCs w:val="34"/>
-        </w:rPr>
-        <w:t>6. Modèles de projet et plans types</w:t>
-      </w:r>
-    </w:p>
-    <w:p>
-      <w:pPr>
-        <w:pStyle w:val="Normal"/>
-        <w:spacing w:lineRule="auto" w:line="276" w:before="0" w:after="120"/>
-        <w:jc w:val="both"/>
-        <w:rPr/>
-      </w:pPr>
-      <w:r>
-        <w:rPr>
-          <w:rFonts w:eastAsia="Times New Roman" w:cs="Times New Roman"/>
-          <w:color w:val="58595B"/>
-          <w:sz w:val="24"/>
-          <w:szCs w:val="24"/>
-        </w:rPr>
-        <w:t>Le plan type d’un modèle dit ce que reçoit un projet. Les modèles de bibliothèque sont en lecture seule ; Personnaliser en copie un dans l’organisation. Les modèles publiés de l’organisation sont proposés en premier à la création ; le projet garde le code et la version du modèle utilisé.</w:t>
-      </w:r>
-    </w:p>
-    <w:p>
-      <w:pPr>
-        <w:pStyle w:val="Normal"/>
-        <w:keepNext w:val="true"/>
-        <w:spacing w:before="160" w:after="60"/>
-        <w:rPr/>
-      </w:pPr>
-      <w:r>
-        <w:rPr>
-          <w:rFonts w:eastAsia="Times New Roman" w:cs="Times New Roman"/>
-          <w:b/>
-          <w:bCs/>
-          <w:color w:val="3A3A3C"/>
+          <w:color w:val="123A5F"/>
           <w:sz w:val="23"/>
           <w:szCs w:val="23"/>
         </w:rPr>
-        <w:t>Personnaliser un modèle</w:t>
+        <w:t>Définir le RACSI d’un macro-processus</w:t>
       </w:r>
     </w:p>
     <w:p>
@@ -3642,19 +3422,19 @@
         <w:pStyle w:val="ListParagraph"/>
         <w:numPr>
           <w:ilvl w:val="0"/>
-          <w:numId w:val="35"/>
+          <w:numId w:val="34"/>
         </w:numPr>
-        <w:spacing w:lineRule="auto" w:line="276" w:before="0" w:after="60"/>
-        <w:rPr/>
-      </w:pPr>
-      <w:r>
-        <w:rPr>
-          <w:rFonts w:eastAsia="Times New Roman" w:cs="Times New Roman"/>
-          <w:color w:val="58595B"/>
-          <w:sz w:val="24"/>
-          <w:szCs w:val="24"/>
-        </w:rPr>
-        <w:t>Ouvrez Conception des processus › Modèles de projet et ouvrez Établissements de santé — déroulé complet — IA. Cliquez sur Personnaliser (copie).</w:t>
+        <w:spacing w:lineRule="auto" w:line="288" w:before="0" w:after="80"/>
+        <w:rPr/>
+      </w:pPr>
+      <w:r>
+        <w:rPr>
+          <w:rFonts w:eastAsia="Open Sans" w:cs="Open Sans"/>
+          <w:color w:val="2C3E50"/>
+          <w:sz w:val="22"/>
+          <w:szCs w:val="22"/>
+        </w:rPr>
+        <w:t>Ouvrez l’onglet RACSI par processus et choisissez MP-01.</w:t>
       </w:r>
     </w:p>
     <w:p>
@@ -3662,19 +3442,19 @@
         <w:pStyle w:val="ListParagraph"/>
         <w:numPr>
           <w:ilvl w:val="0"/>
-          <w:numId w:val="14"/>
+          <w:numId w:val="13"/>
         </w:numPr>
-        <w:spacing w:lineRule="auto" w:line="276" w:before="0" w:after="60"/>
-        <w:rPr/>
-      </w:pPr>
-      <w:r>
-        <w:rPr>
-          <w:rFonts w:eastAsia="Times New Roman" w:cs="Times New Roman"/>
-          <w:color w:val="58595B"/>
-          <w:sz w:val="24"/>
-          <w:szCs w:val="24"/>
-        </w:rPr>
-        <w:t>Dans Processus et étapes, décochez une tâche que l’organisation ne réalise pas ; cliquez sur le crayon d’une tâche pour la renommer dans les projets.</w:t>
+        <w:spacing w:lineRule="auto" w:line="288" w:before="0" w:after="80"/>
+        <w:rPr/>
+      </w:pPr>
+      <w:r>
+        <w:rPr>
+          <w:rFonts w:eastAsia="Open Sans" w:cs="Open Sans"/>
+          <w:color w:val="2C3E50"/>
+          <w:sz w:val="22"/>
+          <w:szCs w:val="22"/>
+        </w:rPr>
+        <w:t>Cliquez sur le crayon d’une étape et choisissez des rôles plutôt que des noms.</w:t>
       </w:r>
     </w:p>
     <w:p>
@@ -3686,10 +3466,10 @@
       </w:pPr>
       <w:r>
         <w:rPr>
-          <w:rFonts w:eastAsia="Times New Roman" w:cs="Times New Roman"/>
+          <w:rFonts w:eastAsia="Open Sans" w:cs="Open Sans"/>
           <w:b/>
           <w:bCs/>
-          <w:color w:val="E07B00"/>
+          <w:color w:val="123A5F"/>
           <w:sz w:val="21"/>
           <w:szCs w:val="21"/>
         </w:rPr>
@@ -3697,12 +3477,12 @@
       </w:r>
       <w:r>
         <w:rPr>
-          <w:rFonts w:eastAsia="Times New Roman" w:cs="Times New Roman"/>
-          <w:color w:val="58595B"/>
+          <w:rFonts w:eastAsia="Open Sans" w:cs="Open Sans"/>
+          <w:color w:val="2C3E50"/>
           <w:sz w:val="21"/>
           <w:szCs w:val="21"/>
         </w:rPr>
-        <w:t>Nom dans les projets — Valider le plan avec le comité de direction</w:t>
+        <w:t>R — Analyste formation ; A — Responsable formation (un seul) ; C — DRH ; I — Directeur financier</w:t>
       </w:r>
     </w:p>
     <w:p>
@@ -3710,115 +3490,19 @@
         <w:pStyle w:val="ListParagraph"/>
         <w:numPr>
           <w:ilvl w:val="0"/>
-          <w:numId w:val="14"/>
+          <w:numId w:val="13"/>
         </w:numPr>
-        <w:spacing w:lineRule="auto" w:line="276" w:before="0" w:after="60"/>
-        <w:rPr/>
-      </w:pPr>
-      <w:r>
-        <w:rPr>
-          <w:rFonts w:eastAsia="Times New Roman" w:cs="Times New Roman"/>
-          <w:color w:val="58595B"/>
-          <w:sz w:val="24"/>
-          <w:szCs w:val="24"/>
-        </w:rPr>
-        <w:t>Cliquez sur + d’une tâche pour ajouter une étape personnalisée.</w:t>
-      </w:r>
-    </w:p>
-    <w:p>
-      <w:pPr>
-        <w:pStyle w:val="Normal"/>
-        <w:spacing w:before="0" w:after="60"/>
-        <w:ind w:left="700"/>
-        <w:rPr/>
-      </w:pPr>
-      <w:r>
-        <w:rPr>
-          <w:rFonts w:eastAsia="Times New Roman" w:cs="Times New Roman"/>
-          <w:b/>
-          <w:bCs/>
-          <w:color w:val="E07B00"/>
-          <w:sz w:val="21"/>
-          <w:szCs w:val="21"/>
-        </w:rPr>
-        <w:t xml:space="preserve">Saisir : </w:t>
-      </w:r>
-      <w:r>
-        <w:rPr>
-          <w:rFonts w:eastAsia="Times New Roman" w:cs="Times New Roman"/>
-          <w:color w:val="58595B"/>
-          <w:sz w:val="21"/>
-          <w:szCs w:val="21"/>
-        </w:rPr>
-        <w:t>Niveau — Étape ; Nom — Enregistrer le procès-verbal du conseil</w:t>
-      </w:r>
-    </w:p>
-    <w:p>
-      <w:pPr>
-        <w:pStyle w:val="ListParagraph"/>
-        <w:numPr>
-          <w:ilvl w:val="0"/>
-          <w:numId w:val="14"/>
-        </w:numPr>
-        <w:spacing w:lineRule="auto" w:line="276" w:before="0" w:after="60"/>
-        <w:rPr/>
-      </w:pPr>
-      <w:r>
-        <w:rPr>
-          <w:rFonts w:eastAsia="Times New Roman" w:cs="Times New Roman"/>
-          <w:color w:val="58595B"/>
-          <w:sz w:val="24"/>
-          <w:szCs w:val="24"/>
-        </w:rPr>
-        <w:t>Dans Plan de reporting, cliquez sur Ajouter manuellement.</w:t>
-      </w:r>
-    </w:p>
-    <w:p>
-      <w:pPr>
-        <w:pStyle w:val="Normal"/>
-        <w:spacing w:before="0" w:after="60"/>
-        <w:ind w:left="700"/>
-        <w:rPr/>
-      </w:pPr>
-      <w:r>
-        <w:rPr>
-          <w:rFonts w:eastAsia="Times New Roman" w:cs="Times New Roman"/>
-          <w:b/>
-          <w:bCs/>
-          <w:color w:val="E07B00"/>
-          <w:sz w:val="21"/>
-          <w:szCs w:val="21"/>
-        </w:rPr>
-        <w:t xml:space="preserve">Saisir : </w:t>
-      </w:r>
-      <w:r>
-        <w:rPr>
-          <w:rFonts w:eastAsia="Times New Roman" w:cs="Times New Roman"/>
-          <w:color w:val="58595B"/>
-          <w:sz w:val="21"/>
-          <w:szCs w:val="21"/>
-        </w:rPr>
-        <w:t>Rapport — Dossier de pilotage mensuel ; Destinataires — Comité de direction ; Fréquence — Mensuelle ; Format — PDF ; Responsable — Responsable formation</w:t>
-      </w:r>
-    </w:p>
-    <w:p>
-      <w:pPr>
-        <w:pStyle w:val="ListParagraph"/>
-        <w:numPr>
-          <w:ilvl w:val="0"/>
-          <w:numId w:val="14"/>
-        </w:numPr>
-        <w:spacing w:lineRule="auto" w:line="276" w:before="0" w:after="60"/>
-        <w:rPr/>
-      </w:pPr>
-      <w:r>
-        <w:rPr>
-          <w:rFonts w:eastAsia="Times New Roman" w:cs="Times New Roman"/>
-          <w:color w:val="58595B"/>
-          <w:sz w:val="24"/>
-          <w:szCs w:val="24"/>
-        </w:rPr>
-        <w:t>Cliquez sur Publier. Un modèle sans étape incluse ne peut pas être publié. Exportez-le en Word, PDF ou Excel depuis l’en-tête.</w:t>
+        <w:spacing w:lineRule="auto" w:line="288" w:before="0" w:after="80"/>
+        <w:rPr/>
+      </w:pPr>
+      <w:r>
+        <w:rPr>
+          <w:rFonts w:eastAsia="Open Sans" w:cs="Open Sans"/>
+          <w:color w:val="2C3E50"/>
+          <w:sz w:val="22"/>
+          <w:szCs w:val="22"/>
+        </w:rPr>
+        <w:t>Cliquez sur Enregistrer. La matrice affiche Complet quand chaque étape a un seul responsable final.</w:t>
       </w:r>
     </w:p>
     <w:p>
@@ -3835,7 +3519,7 @@
           <wp:inline distT="0" distB="0" distL="0" distR="0">
             <wp:extent cx="5905500" cy="3695700"/>
             <wp:effectExtent l="0" t="0" r="0" b="0"/>
-            <wp:docPr id="10" name="a_bp.png" descr="Figure 10 — Plan type d’un modèle de l’organisation&#10;Figure 10 — Plan type d’un modèle de l’organisation"/>
+            <wp:docPr id="10" name="a_racsi.png" descr="Figure 9 — RACSI par macro-processus&#10;Figure 9 — RACSI par macro-processus"/>
             <wp:cNvGraphicFramePr>
               <a:graphicFrameLocks xmlns:a="http://schemas.openxmlformats.org/drawingml/2006/main" noChangeAspect="1"/>
             </wp:cNvGraphicFramePr>
@@ -3843,7 +3527,7 @@
               <a:graphicData uri="http://schemas.openxmlformats.org/drawingml/2006/picture">
                 <pic:pic xmlns:pic="http://schemas.openxmlformats.org/drawingml/2006/picture">
                   <pic:nvPicPr>
-                    <pic:cNvPr id="10" name="a_bp.png" descr="Figure 10 — Plan type d’un modèle de l’organisation&#10;Figure 10 — Plan type d’un modèle de l’organisation"/>
+                    <pic:cNvPr id="10" name="a_racsi.png" descr="Figure 9 — RACSI par macro-processus&#10;Figure 9 — RACSI par macro-processus"/>
                     <pic:cNvPicPr>
                       <a:picLocks noChangeAspect="1" noChangeArrowheads="1"/>
                     </pic:cNvPicPr>
@@ -3873,20 +3557,20 @@
     <w:p>
       <w:pPr>
         <w:pStyle w:val="Normal"/>
-        <w:spacing w:before="0" w:after="200"/>
+        <w:spacing w:before="0" w:after="240"/>
         <w:jc w:val="center"/>
         <w:rPr/>
       </w:pPr>
       <w:r>
         <w:rPr>
-          <w:rFonts w:eastAsia="Times New Roman" w:cs="Times New Roman"/>
+          <w:rFonts w:eastAsia="Open Sans" w:cs="Open Sans"/>
           <w:i/>
           <w:iCs/>
-          <w:color w:val="58595B"/>
-          <w:sz w:val="19"/>
-          <w:szCs w:val="19"/>
-        </w:rPr>
-        <w:t>Figure 10 — Plan type d’un modèle de l’organisation</w:t>
+          <w:color w:val="5A6B7B"/>
+          <w:sz w:val="18"/>
+          <w:szCs w:val="18"/>
+        </w:rPr>
+        <w:t>Figure 9 — RACSI par macro-processus</w:t>
       </w:r>
       <w:r>
         <w:br w:type="page"/>
@@ -3896,40 +3580,40 @@
       <w:pPr>
         <w:pStyle w:val="Heading1"/>
         <w:pBdr>
-          <w:bottom w:val="single" w:sz="8" w:space="4" w:color="F8931D"/>
+          <w:bottom w:val="single" w:sz="6" w:space="6" w:color="E1E8F0"/>
         </w:pBdr>
-        <w:spacing w:before="0" w:after="200"/>
-        <w:rPr/>
-      </w:pPr>
-      <w:bookmarkStart w:id="6" w:name="__RefHeading___Toc1017_2313161461"/>
-      <w:bookmarkEnd w:id="6"/>
-      <w:r>
-        <w:rPr>
-          <w:rFonts w:eastAsia="Times New Roman" w:cs="Times New Roman"/>
+        <w:spacing w:before="0" w:after="240"/>
+        <w:rPr/>
+      </w:pPr>
+      <w:bookmarkStart w:id="5" w:name="__RefHeading___Toc1031_3373283034"/>
+      <w:bookmarkEnd w:id="5"/>
+      <w:r>
+        <w:rPr>
+          <w:rFonts w:eastAsia="Montserrat" w:cs="Montserrat"/>
           <w:b/>
           <w:bCs/>
-          <w:color w:val="E07B00"/>
-          <w:sz w:val="34"/>
-          <w:szCs w:val="34"/>
-        </w:rPr>
-        <w:t>7. Intelligence artificielle</w:t>
-      </w:r>
-    </w:p>
-    <w:p>
-      <w:pPr>
-        <w:pStyle w:val="Normal"/>
-        <w:spacing w:lineRule="auto" w:line="276" w:before="0" w:after="120"/>
-        <w:jc w:val="both"/>
-        <w:rPr/>
-      </w:pPr>
-      <w:r>
-        <w:rPr>
-          <w:rFonts w:eastAsia="Times New Roman" w:cs="Times New Roman"/>
-          <w:color w:val="58595B"/>
-          <w:sz w:val="24"/>
-          <w:szCs w:val="24"/>
-        </w:rPr>
-        <w:t>Sans modèle, CortexSkills répond avec son moteur intégré. Avec un modèle d’organisation, chaque cas d’usage envoie son prompt assemblé ; rien de ce que propose l’IA n’est enregistré avant validation par une personne.</w:t>
+          <w:color w:val="123A5F"/>
+          <w:sz w:val="40"/>
+          <w:szCs w:val="40"/>
+        </w:rPr>
+        <w:t>6. Modèles de projet et plans types</w:t>
+      </w:r>
+    </w:p>
+    <w:p>
+      <w:pPr>
+        <w:pStyle w:val="Normal"/>
+        <w:spacing w:lineRule="auto" w:line="288" w:before="0" w:after="160"/>
+        <w:jc w:val="left"/>
+        <w:rPr/>
+      </w:pPr>
+      <w:r>
+        <w:rPr>
+          <w:rFonts w:eastAsia="Open Sans" w:cs="Open Sans"/>
+          <w:color w:val="2C3E50"/>
+          <w:sz w:val="22"/>
+          <w:szCs w:val="22"/>
+        </w:rPr>
+        <w:t>Le plan type d’un modèle dit ce que reçoit un projet. Les modèles de bibliothèque sont en lecture seule ; Personnaliser en copie un dans l’organisation. Les modèles publiés de l’organisation sont proposés en premier à la création ; le projet garde le code et la version du modèle utilisé.</w:t>
       </w:r>
     </w:p>
     <w:p>
@@ -3941,14 +3625,14 @@
       </w:pPr>
       <w:r>
         <w:rPr>
-          <w:rFonts w:eastAsia="Times New Roman" w:cs="Times New Roman"/>
+          <w:rFonts w:eastAsia="Open Sans" w:cs="Open Sans"/>
           <w:b/>
           <w:bCs/>
-          <w:color w:val="3A3A3C"/>
+          <w:color w:val="123A5F"/>
           <w:sz w:val="23"/>
           <w:szCs w:val="23"/>
         </w:rPr>
-        <w:t>Connecter le modèle de l’organisation</w:t>
+        <w:t>Personnaliser un modèle</w:t>
       </w:r>
     </w:p>
     <w:p>
@@ -3956,19 +3640,19 @@
         <w:pStyle w:val="ListParagraph"/>
         <w:numPr>
           <w:ilvl w:val="0"/>
-          <w:numId w:val="36"/>
+          <w:numId w:val="35"/>
         </w:numPr>
-        <w:spacing w:lineRule="auto" w:line="276" w:before="0" w:after="60"/>
-        <w:rPr/>
-      </w:pPr>
-      <w:r>
-        <w:rPr>
-          <w:rFonts w:eastAsia="Times New Roman" w:cs="Times New Roman"/>
-          <w:color w:val="58595B"/>
-          <w:sz w:val="24"/>
-          <w:szCs w:val="24"/>
-        </w:rPr>
-        <w:t>Ouvrez IA et connaissances › Paramètres IA.</w:t>
+        <w:spacing w:lineRule="auto" w:line="288" w:before="0" w:after="80"/>
+        <w:rPr/>
+      </w:pPr>
+      <w:r>
+        <w:rPr>
+          <w:rFonts w:eastAsia="Open Sans" w:cs="Open Sans"/>
+          <w:color w:val="2C3E50"/>
+          <w:sz w:val="22"/>
+          <w:szCs w:val="22"/>
+        </w:rPr>
+        <w:t>Ouvrez Conception des processus › Modèles de projet et ouvrez Établissements de santé — déroulé complet — IA. Cliquez sur Personnaliser (copie).</w:t>
       </w:r>
     </w:p>
     <w:p>
@@ -3976,19 +3660,19 @@
         <w:pStyle w:val="ListParagraph"/>
         <w:numPr>
           <w:ilvl w:val="0"/>
-          <w:numId w:val="15"/>
+          <w:numId w:val="14"/>
         </w:numPr>
-        <w:spacing w:lineRule="auto" w:line="276" w:before="0" w:after="60"/>
-        <w:rPr/>
-      </w:pPr>
-      <w:r>
-        <w:rPr>
-          <w:rFonts w:eastAsia="Times New Roman" w:cs="Times New Roman"/>
-          <w:color w:val="58595B"/>
-          <w:sz w:val="24"/>
-          <w:szCs w:val="24"/>
-        </w:rPr>
-        <w:t>Choisissez le fournisseur et le modèle.</w:t>
+        <w:spacing w:lineRule="auto" w:line="288" w:before="0" w:after="80"/>
+        <w:rPr/>
+      </w:pPr>
+      <w:r>
+        <w:rPr>
+          <w:rFonts w:eastAsia="Open Sans" w:cs="Open Sans"/>
+          <w:color w:val="2C3E50"/>
+          <w:sz w:val="22"/>
+          <w:szCs w:val="22"/>
+        </w:rPr>
+        <w:t>Dans Processus et étapes, décochez une tâche que l’organisation ne réalise pas ; cliquez sur le crayon d’une tâche pour la renommer dans les projets.</w:t>
       </w:r>
     </w:p>
     <w:p>
@@ -4000,10 +3684,10 @@
       </w:pPr>
       <w:r>
         <w:rPr>
-          <w:rFonts w:eastAsia="Times New Roman" w:cs="Times New Roman"/>
+          <w:rFonts w:eastAsia="Open Sans" w:cs="Open Sans"/>
           <w:b/>
           <w:bCs/>
-          <w:color w:val="E07B00"/>
+          <w:color w:val="123A5F"/>
           <w:sz w:val="21"/>
           <w:szCs w:val="21"/>
         </w:rPr>
@@ -4011,12 +3695,12 @@
       </w:r>
       <w:r>
         <w:rPr>
-          <w:rFonts w:eastAsia="Times New Roman" w:cs="Times New Roman"/>
-          <w:color w:val="58595B"/>
+          <w:rFonts w:eastAsia="Open Sans" w:cs="Open Sans"/>
+          <w:color w:val="2C3E50"/>
           <w:sz w:val="21"/>
           <w:szCs w:val="21"/>
         </w:rPr>
-        <w:t>Fournisseur — Anthropic ; Modèle — claude-sonnet-5-5</w:t>
+        <w:t>Nom dans les projets — Valider le plan avec le comité de direction</w:t>
       </w:r>
     </w:p>
     <w:p>
@@ -4024,19 +3708,47 @@
         <w:pStyle w:val="ListParagraph"/>
         <w:numPr>
           <w:ilvl w:val="0"/>
-          <w:numId w:val="15"/>
+          <w:numId w:val="14"/>
         </w:numPr>
-        <w:spacing w:lineRule="auto" w:line="276" w:before="0" w:after="60"/>
-        <w:rPr/>
-      </w:pPr>
-      <w:r>
-        <w:rPr>
-          <w:rFonts w:eastAsia="Times New Roman" w:cs="Times New Roman"/>
-          <w:color w:val="58595B"/>
-          <w:sz w:val="24"/>
-          <w:szCs w:val="24"/>
-        </w:rPr>
-        <w:t>Collez la clé d’API. Elle est stockée chiffrée et jamais réaffichée.</w:t>
+        <w:spacing w:lineRule="auto" w:line="288" w:before="0" w:after="80"/>
+        <w:rPr/>
+      </w:pPr>
+      <w:r>
+        <w:rPr>
+          <w:rFonts w:eastAsia="Open Sans" w:cs="Open Sans"/>
+          <w:color w:val="2C3E50"/>
+          <w:sz w:val="22"/>
+          <w:szCs w:val="22"/>
+        </w:rPr>
+        <w:t>Cliquez sur + d’une tâche pour ajouter une étape personnalisée.</w:t>
+      </w:r>
+    </w:p>
+    <w:p>
+      <w:pPr>
+        <w:pStyle w:val="Normal"/>
+        <w:spacing w:before="0" w:after="60"/>
+        <w:ind w:left="700"/>
+        <w:rPr/>
+      </w:pPr>
+      <w:r>
+        <w:rPr>
+          <w:rFonts w:eastAsia="Open Sans" w:cs="Open Sans"/>
+          <w:b/>
+          <w:bCs/>
+          <w:color w:val="123A5F"/>
+          <w:sz w:val="21"/>
+          <w:szCs w:val="21"/>
+        </w:rPr>
+        <w:t xml:space="preserve">Saisir : </w:t>
+      </w:r>
+      <w:r>
+        <w:rPr>
+          <w:rFonts w:eastAsia="Open Sans" w:cs="Open Sans"/>
+          <w:color w:val="2C3E50"/>
+          <w:sz w:val="21"/>
+          <w:szCs w:val="21"/>
+        </w:rPr>
+        <w:t>Niveau — Étape ; Nom — Enregistrer le procès-verbal du conseil</w:t>
       </w:r>
     </w:p>
     <w:p>
@@ -4044,19 +3756,19 @@
         <w:pStyle w:val="ListParagraph"/>
         <w:numPr>
           <w:ilvl w:val="0"/>
-          <w:numId w:val="15"/>
+          <w:numId w:val="14"/>
         </w:numPr>
-        <w:spacing w:lineRule="auto" w:line="276" w:before="0" w:after="60"/>
-        <w:rPr/>
-      </w:pPr>
-      <w:r>
-        <w:rPr>
-          <w:rFonts w:eastAsia="Times New Roman" w:cs="Times New Roman"/>
-          <w:color w:val="58595B"/>
-          <w:sz w:val="24"/>
-          <w:szCs w:val="24"/>
-        </w:rPr>
-        <w:t>Réglez la longueur maximale, cochez Utiliser ce modèle pour l’organisation et cliquez sur Enregistrer.</w:t>
+        <w:spacing w:lineRule="auto" w:line="288" w:before="0" w:after="80"/>
+        <w:rPr/>
+      </w:pPr>
+      <w:r>
+        <w:rPr>
+          <w:rFonts w:eastAsia="Open Sans" w:cs="Open Sans"/>
+          <w:color w:val="2C3E50"/>
+          <w:sz w:val="22"/>
+          <w:szCs w:val="22"/>
+        </w:rPr>
+        <w:t>Dans Plan de reporting, cliquez sur Ajouter manuellement.</w:t>
       </w:r>
     </w:p>
     <w:p>
@@ -4068,10 +3780,10 @@
       </w:pPr>
       <w:r>
         <w:rPr>
-          <w:rFonts w:eastAsia="Times New Roman" w:cs="Times New Roman"/>
+          <w:rFonts w:eastAsia="Open Sans" w:cs="Open Sans"/>
           <w:b/>
           <w:bCs/>
-          <w:color w:val="E07B00"/>
+          <w:color w:val="123A5F"/>
           <w:sz w:val="21"/>
           <w:szCs w:val="21"/>
         </w:rPr>
@@ -4079,12 +3791,12 @@
       </w:r>
       <w:r>
         <w:rPr>
-          <w:rFonts w:eastAsia="Times New Roman" w:cs="Times New Roman"/>
-          <w:color w:val="58595B"/>
+          <w:rFonts w:eastAsia="Open Sans" w:cs="Open Sans"/>
+          <w:color w:val="2C3E50"/>
           <w:sz w:val="21"/>
           <w:szCs w:val="21"/>
         </w:rPr>
-        <w:t>1500</w:t>
+        <w:t>Rapport — Dossier de pilotage mensuel ; Destinataires — Comité de direction ; Fréquence — Mensuelle ; Format — PDF ; Responsable — Responsable formation</w:t>
       </w:r>
     </w:p>
     <w:p>
@@ -4092,19 +3804,19 @@
         <w:pStyle w:val="ListParagraph"/>
         <w:numPr>
           <w:ilvl w:val="0"/>
-          <w:numId w:val="15"/>
+          <w:numId w:val="14"/>
         </w:numPr>
-        <w:spacing w:lineRule="auto" w:line="276" w:before="0" w:after="60"/>
-        <w:rPr/>
-      </w:pPr>
-      <w:r>
-        <w:rPr>
-          <w:rFonts w:eastAsia="Times New Roman" w:cs="Times New Roman"/>
-          <w:color w:val="58595B"/>
-          <w:sz w:val="24"/>
-          <w:szCs w:val="24"/>
-        </w:rPr>
-        <w:t>Cliquez sur Tester la connexion. Le résultat nomme la cause de tout échec : clé refusée, modèle introuvable, paramètre rejeté, limite de débit, injoignable.</w:t>
+        <w:spacing w:lineRule="auto" w:line="288" w:before="0" w:after="80"/>
+        <w:rPr/>
+      </w:pPr>
+      <w:r>
+        <w:rPr>
+          <w:rFonts w:eastAsia="Open Sans" w:cs="Open Sans"/>
+          <w:color w:val="2C3E50"/>
+          <w:sz w:val="22"/>
+          <w:szCs w:val="22"/>
+        </w:rPr>
+        <w:t>Cliquez sur Publier. Un modèle sans étape incluse ne peut pas être publié. Exportez-le en Word, PDF ou Excel depuis l’en-tête.</w:t>
       </w:r>
     </w:p>
     <w:p>
@@ -4121,7 +3833,7 @@
           <wp:inline distT="0" distB="0" distL="0" distR="0">
             <wp:extent cx="5905500" cy="3695700"/>
             <wp:effectExtent l="0" t="0" r="0" b="0"/>
-            <wp:docPr id="11" name="a_aiset.png" descr="Figure 11 — Paramètres IA&#10;Figure 11 — Paramètres IA"/>
+            <wp:docPr id="11" name="a_bp.png" descr="Figure 10 — Plan type d’un modèle de l’organisation&#10;Figure 10 — Plan type d’un modèle de l’organisation"/>
             <wp:cNvGraphicFramePr>
               <a:graphicFrameLocks xmlns:a="http://schemas.openxmlformats.org/drawingml/2006/main" noChangeAspect="1"/>
             </wp:cNvGraphicFramePr>
@@ -4129,7 +3841,7 @@
               <a:graphicData uri="http://schemas.openxmlformats.org/drawingml/2006/picture">
                 <pic:pic xmlns:pic="http://schemas.openxmlformats.org/drawingml/2006/picture">
                   <pic:nvPicPr>
-                    <pic:cNvPr id="11" name="a_aiset.png" descr="Figure 11 — Paramètres IA&#10;Figure 11 — Paramètres IA"/>
+                    <pic:cNvPr id="11" name="a_bp.png" descr="Figure 10 — Plan type d’un modèle de l’organisation&#10;Figure 10 — Plan type d’un modèle de l’organisation"/>
                     <pic:cNvPicPr>
                       <a:picLocks noChangeAspect="1" noChangeArrowheads="1"/>
                     </pic:cNvPicPr>
@@ -4159,20 +3871,63 @@
     <w:p>
       <w:pPr>
         <w:pStyle w:val="Normal"/>
-        <w:spacing w:before="0" w:after="200"/>
+        <w:spacing w:before="0" w:after="240"/>
         <w:jc w:val="center"/>
         <w:rPr/>
       </w:pPr>
       <w:r>
         <w:rPr>
-          <w:rFonts w:eastAsia="Times New Roman" w:cs="Times New Roman"/>
+          <w:rFonts w:eastAsia="Open Sans" w:cs="Open Sans"/>
           <w:i/>
           <w:iCs/>
-          <w:color w:val="58595B"/>
-          <w:sz w:val="19"/>
-          <w:szCs w:val="19"/>
-        </w:rPr>
-        <w:t>Figure 11 — Paramètres IA</w:t>
+          <w:color w:val="5A6B7B"/>
+          <w:sz w:val="18"/>
+          <w:szCs w:val="18"/>
+        </w:rPr>
+        <w:t>Figure 10 — Plan type d’un modèle de l’organisation</w:t>
+      </w:r>
+      <w:r>
+        <w:br w:type="page"/>
+      </w:r>
+    </w:p>
+    <w:p>
+      <w:pPr>
+        <w:pStyle w:val="Heading1"/>
+        <w:pBdr>
+          <w:bottom w:val="single" w:sz="6" w:space="6" w:color="E1E8F0"/>
+        </w:pBdr>
+        <w:spacing w:before="0" w:after="240"/>
+        <w:rPr/>
+      </w:pPr>
+      <w:bookmarkStart w:id="6" w:name="__RefHeading___Toc1033_3373283034"/>
+      <w:bookmarkEnd w:id="6"/>
+      <w:r>
+        <w:rPr>
+          <w:rFonts w:eastAsia="Montserrat" w:cs="Montserrat"/>
+          <w:b/>
+          <w:bCs/>
+          <w:color w:val="123A5F"/>
+          <w:sz w:val="40"/>
+          <w:szCs w:val="40"/>
+        </w:rPr>
+        <w:t>7. Intelligence artificielle</w:t>
+      </w:r>
+    </w:p>
+    <w:p>
+      <w:pPr>
+        <w:pStyle w:val="Normal"/>
+        <w:spacing w:lineRule="auto" w:line="288" w:before="0" w:after="160"/>
+        <w:jc w:val="left"/>
+        <w:rPr/>
+      </w:pPr>
+      <w:r>
+        <w:rPr>
+          <w:rFonts w:eastAsia="Open Sans" w:cs="Open Sans"/>
+          <w:color w:val="2C3E50"/>
+          <w:sz w:val="22"/>
+          <w:szCs w:val="22"/>
+        </w:rPr>
+        <w:t>Sans modèle, CortexSkills répond avec son moteur intégré. Avec un modèle d’organisation, chaque cas d’usage envoie son prompt assemblé ; rien de ce que propose l’IA n’est enregistré avant validation par une personne.</w:t>
       </w:r>
     </w:p>
     <w:p>
@@ -4184,14 +3939,14 @@
       </w:pPr>
       <w:r>
         <w:rPr>
-          <w:rFonts w:eastAsia="Times New Roman" w:cs="Times New Roman"/>
+          <w:rFonts w:eastAsia="Open Sans" w:cs="Open Sans"/>
           <w:b/>
           <w:bCs/>
-          <w:color w:val="3A3A3C"/>
+          <w:color w:val="123A5F"/>
           <w:sz w:val="23"/>
           <w:szCs w:val="23"/>
         </w:rPr>
-        <w:t>Compléter une spécification et activer le cas d’usage</w:t>
+        <w:t>Connecter le modèle de l’organisation</w:t>
       </w:r>
     </w:p>
     <w:p>
@@ -4199,19 +3954,19 @@
         <w:pStyle w:val="ListParagraph"/>
         <w:numPr>
           <w:ilvl w:val="0"/>
-          <w:numId w:val="37"/>
+          <w:numId w:val="36"/>
         </w:numPr>
-        <w:spacing w:lineRule="auto" w:line="276" w:before="0" w:after="60"/>
-        <w:rPr/>
-      </w:pPr>
-      <w:r>
-        <w:rPr>
-          <w:rFonts w:eastAsia="Times New Roman" w:cs="Times New Roman"/>
-          <w:color w:val="58595B"/>
-          <w:sz w:val="24"/>
-          <w:szCs w:val="24"/>
-        </w:rPr>
-        <w:t>Ouvrez Cas d’usage IA et cliquez sur Spécification pour AIUC-01.</w:t>
+        <w:spacing w:lineRule="auto" w:line="288" w:before="0" w:after="80"/>
+        <w:rPr/>
+      </w:pPr>
+      <w:r>
+        <w:rPr>
+          <w:rFonts w:eastAsia="Open Sans" w:cs="Open Sans"/>
+          <w:color w:val="2C3E50"/>
+          <w:sz w:val="22"/>
+          <w:szCs w:val="22"/>
+        </w:rPr>
+        <w:t>Ouvrez IA et connaissances › Paramètres IA.</w:t>
       </w:r>
     </w:p>
     <w:p>
@@ -4219,19 +3974,19 @@
         <w:pStyle w:val="ListParagraph"/>
         <w:numPr>
           <w:ilvl w:val="0"/>
-          <w:numId w:val="16"/>
+          <w:numId w:val="15"/>
         </w:numPr>
-        <w:spacing w:lineRule="auto" w:line="276" w:before="0" w:after="60"/>
-        <w:rPr/>
-      </w:pPr>
-      <w:r>
-        <w:rPr>
-          <w:rFonts w:eastAsia="Times New Roman" w:cs="Times New Roman"/>
-          <w:color w:val="58595B"/>
-          <w:sz w:val="24"/>
-          <w:szCs w:val="24"/>
-        </w:rPr>
-        <w:t>Renseignez chaque champ obligatoire dans chaque langue ; chaque champ est enregistré quand vous le quittez.</w:t>
+        <w:spacing w:lineRule="auto" w:line="288" w:before="0" w:after="80"/>
+        <w:rPr/>
+      </w:pPr>
+      <w:r>
+        <w:rPr>
+          <w:rFonts w:eastAsia="Open Sans" w:cs="Open Sans"/>
+          <w:color w:val="2C3E50"/>
+          <w:sz w:val="22"/>
+          <w:szCs w:val="22"/>
+        </w:rPr>
+        <w:t>Choisissez le fournisseur et le modèle.</w:t>
       </w:r>
     </w:p>
     <w:p>
@@ -4243,10 +3998,10 @@
       </w:pPr>
       <w:r>
         <w:rPr>
-          <w:rFonts w:eastAsia="Times New Roman" w:cs="Times New Roman"/>
+          <w:rFonts w:eastAsia="Open Sans" w:cs="Open Sans"/>
           <w:b/>
           <w:bCs/>
-          <w:color w:val="E07B00"/>
+          <w:color w:val="123A5F"/>
           <w:sz w:val="21"/>
           <w:szCs w:val="21"/>
         </w:rPr>
@@ -4254,12 +4009,12 @@
       </w:r>
       <w:r>
         <w:rPr>
-          <w:rFonts w:eastAsia="Times New Roman" w:cs="Times New Roman"/>
-          <w:color w:val="58595B"/>
+          <w:rFonts w:eastAsia="Open Sans" w:cs="Open Sans"/>
+          <w:color w:val="2C3E50"/>
           <w:sz w:val="21"/>
           <w:szCs w:val="21"/>
         </w:rPr>
-        <w:t>Contraintes — Ne jamais attribuer un niveau sans preuve ; citer la preuve de chaque niveau.</w:t>
+        <w:t>Fournisseur — Anthropic ; Modèle — claude-sonnet-5-5</w:t>
       </w:r>
     </w:p>
     <w:p>
@@ -4267,19 +4022,19 @@
         <w:pStyle w:val="ListParagraph"/>
         <w:numPr>
           <w:ilvl w:val="0"/>
-          <w:numId w:val="16"/>
+          <w:numId w:val="15"/>
         </w:numPr>
-        <w:spacing w:lineRule="auto" w:line="276" w:before="0" w:after="60"/>
-        <w:rPr/>
-      </w:pPr>
-      <w:r>
-        <w:rPr>
-          <w:rFonts w:eastAsia="Times New Roman" w:cs="Times New Roman"/>
-          <w:color w:val="58595B"/>
-          <w:sz w:val="24"/>
-          <w:szCs w:val="24"/>
-        </w:rPr>
-        <w:t>Cliquez sur Prompt assemblé pour vérifier les variables, puis Tester sur ce projet. Le test n’écrit rien.</w:t>
+        <w:spacing w:lineRule="auto" w:line="288" w:before="0" w:after="80"/>
+        <w:rPr/>
+      </w:pPr>
+      <w:r>
+        <w:rPr>
+          <w:rFonts w:eastAsia="Open Sans" w:cs="Open Sans"/>
+          <w:color w:val="2C3E50"/>
+          <w:sz w:val="22"/>
+          <w:szCs w:val="22"/>
+        </w:rPr>
+        <w:t>Collez la clé d’API. Elle est stockée chiffrée et jamais réaffichée.</w:t>
       </w:r>
     </w:p>
     <w:p>
@@ -4287,19 +4042,67 @@
         <w:pStyle w:val="ListParagraph"/>
         <w:numPr>
           <w:ilvl w:val="0"/>
-          <w:numId w:val="16"/>
+          <w:numId w:val="15"/>
         </w:numPr>
-        <w:spacing w:lineRule="auto" w:line="276" w:before="0" w:after="60"/>
-        <w:rPr/>
-      </w:pPr>
-      <w:r>
-        <w:rPr>
-          <w:rFonts w:eastAsia="Times New Roman" w:cs="Times New Roman"/>
-          <w:color w:val="58595B"/>
-          <w:sz w:val="24"/>
-          <w:szCs w:val="24"/>
-        </w:rPr>
-        <w:t>De retour dans Cas d’usage IA, cochez le cas dans la colonne Organisation. L’activation est refusée tant qu’un champ obligatoire est vide.</w:t>
+        <w:spacing w:lineRule="auto" w:line="288" w:before="0" w:after="80"/>
+        <w:rPr/>
+      </w:pPr>
+      <w:r>
+        <w:rPr>
+          <w:rFonts w:eastAsia="Open Sans" w:cs="Open Sans"/>
+          <w:color w:val="2C3E50"/>
+          <w:sz w:val="22"/>
+          <w:szCs w:val="22"/>
+        </w:rPr>
+        <w:t>Réglez la longueur maximale, cochez Utiliser ce modèle pour l’organisation et cliquez sur Enregistrer.</w:t>
+      </w:r>
+    </w:p>
+    <w:p>
+      <w:pPr>
+        <w:pStyle w:val="Normal"/>
+        <w:spacing w:before="0" w:after="60"/>
+        <w:ind w:left="700"/>
+        <w:rPr/>
+      </w:pPr>
+      <w:r>
+        <w:rPr>
+          <w:rFonts w:eastAsia="Open Sans" w:cs="Open Sans"/>
+          <w:b/>
+          <w:bCs/>
+          <w:color w:val="123A5F"/>
+          <w:sz w:val="21"/>
+          <w:szCs w:val="21"/>
+        </w:rPr>
+        <w:t xml:space="preserve">Saisir : </w:t>
+      </w:r>
+      <w:r>
+        <w:rPr>
+          <w:rFonts w:eastAsia="Open Sans" w:cs="Open Sans"/>
+          <w:color w:val="2C3E50"/>
+          <w:sz w:val="21"/>
+          <w:szCs w:val="21"/>
+        </w:rPr>
+        <w:t>1500</w:t>
+      </w:r>
+    </w:p>
+    <w:p>
+      <w:pPr>
+        <w:pStyle w:val="ListParagraph"/>
+        <w:numPr>
+          <w:ilvl w:val="0"/>
+          <w:numId w:val="15"/>
+        </w:numPr>
+        <w:spacing w:lineRule="auto" w:line="288" w:before="0" w:after="80"/>
+        <w:rPr/>
+      </w:pPr>
+      <w:r>
+        <w:rPr>
+          <w:rFonts w:eastAsia="Open Sans" w:cs="Open Sans"/>
+          <w:color w:val="2C3E50"/>
+          <w:sz w:val="22"/>
+          <w:szCs w:val="22"/>
+        </w:rPr>
+        <w:t>Cliquez sur Tester la connexion. Le résultat nomme la cause de tout échec : clé refusée, modèle introuvable, paramètre rejeté, limite de débit, injoignable.</w:t>
       </w:r>
     </w:p>
     <w:p>
@@ -4316,7 +4119,7 @@
           <wp:inline distT="0" distB="0" distL="0" distR="0">
             <wp:extent cx="5905500" cy="3695700"/>
             <wp:effectExtent l="0" t="0" r="0" b="0"/>
-            <wp:docPr id="12" name="a_spec.png" descr="Figure 12 — Spécification du prompt&#10;Figure 12 — Spécification du prompt"/>
+            <wp:docPr id="12" name="a_aiset.png" descr="Figure 11 — Paramètres IA&#10;Figure 11 — Paramètres IA"/>
             <wp:cNvGraphicFramePr>
               <a:graphicFrameLocks xmlns:a="http://schemas.openxmlformats.org/drawingml/2006/main" noChangeAspect="1"/>
             </wp:cNvGraphicFramePr>
@@ -4324,7 +4127,7 @@
               <a:graphicData uri="http://schemas.openxmlformats.org/drawingml/2006/picture">
                 <pic:pic xmlns:pic="http://schemas.openxmlformats.org/drawingml/2006/picture">
                   <pic:nvPicPr>
-                    <pic:cNvPr id="12" name="a_spec.png" descr="Figure 12 — Spécification du prompt&#10;Figure 12 — Spécification du prompt"/>
+                    <pic:cNvPr id="12" name="a_aiset.png" descr="Figure 11 — Paramètres IA&#10;Figure 11 — Paramètres IA"/>
                     <pic:cNvPicPr>
                       <a:picLocks noChangeAspect="1" noChangeArrowheads="1"/>
                     </pic:cNvPicPr>
@@ -4354,82 +4157,39 @@
     <w:p>
       <w:pPr>
         <w:pStyle w:val="Normal"/>
-        <w:spacing w:before="0" w:after="200"/>
+        <w:spacing w:before="0" w:after="240"/>
         <w:jc w:val="center"/>
         <w:rPr/>
       </w:pPr>
       <w:r>
         <w:rPr>
-          <w:rFonts w:eastAsia="Times New Roman" w:cs="Times New Roman"/>
+          <w:rFonts w:eastAsia="Open Sans" w:cs="Open Sans"/>
           <w:i/>
           <w:iCs/>
-          <w:color w:val="58595B"/>
-          <w:sz w:val="19"/>
-          <w:szCs w:val="19"/>
-        </w:rPr>
-        <w:t>Figure 12 — Spécification du prompt</w:t>
-      </w:r>
-      <w:r>
-        <w:br w:type="page"/>
-      </w:r>
-    </w:p>
-    <w:p>
-      <w:pPr>
-        <w:pStyle w:val="Heading1"/>
-        <w:pBdr>
-          <w:bottom w:val="single" w:sz="8" w:space="4" w:color="F8931D"/>
-        </w:pBdr>
-        <w:spacing w:before="0" w:after="200"/>
-        <w:rPr/>
-      </w:pPr>
-      <w:bookmarkStart w:id="7" w:name="__RefHeading___Toc1019_2313161461"/>
-      <w:bookmarkEnd w:id="7"/>
-      <w:r>
-        <w:rPr>
-          <w:rFonts w:eastAsia="Times New Roman" w:cs="Times New Roman"/>
+          <w:color w:val="5A6B7B"/>
+          <w:sz w:val="18"/>
+          <w:szCs w:val="18"/>
+        </w:rPr>
+        <w:t>Figure 11 — Paramètres IA</w:t>
+      </w:r>
+    </w:p>
+    <w:p>
+      <w:pPr>
+        <w:pStyle w:val="Normal"/>
+        <w:keepNext w:val="true"/>
+        <w:spacing w:before="160" w:after="60"/>
+        <w:rPr/>
+      </w:pPr>
+      <w:r>
+        <w:rPr>
+          <w:rFonts w:eastAsia="Open Sans" w:cs="Open Sans"/>
           <w:b/>
           <w:bCs/>
-          <w:color w:val="E07B00"/>
-          <w:sz w:val="34"/>
-          <w:szCs w:val="34"/>
-        </w:rPr>
-        <w:t>8. Informations documentées</w:t>
-      </w:r>
-    </w:p>
-    <w:p>
-      <w:pPr>
-        <w:pStyle w:val="Normal"/>
-        <w:spacing w:lineRule="auto" w:line="276" w:before="0" w:after="120"/>
-        <w:jc w:val="both"/>
-        <w:rPr/>
-      </w:pPr>
-      <w:r>
-        <w:rPr>
-          <w:rFonts w:eastAsia="Times New Roman" w:cs="Times New Roman"/>
-          <w:color w:val="58595B"/>
-          <w:sz w:val="24"/>
-          <w:szCs w:val="24"/>
-        </w:rPr>
-        <w:t>La bibliothèque compte 37 modèles : un par livrable de bout en bout, le rapport d’ingénierie de formation, le plan de formation, le rapport d’audit et la liste maîtresse. Une copie de l’organisation remplace le modèle de même code. La mise en page s’applique à tous les documents générés.</w:t>
-      </w:r>
-    </w:p>
-    <w:p>
-      <w:pPr>
-        <w:pStyle w:val="Normal"/>
-        <w:keepNext w:val="true"/>
-        <w:spacing w:before="160" w:after="60"/>
-        <w:rPr/>
-      </w:pPr>
-      <w:r>
-        <w:rPr>
-          <w:rFonts w:eastAsia="Times New Roman" w:cs="Times New Roman"/>
-          <w:b/>
-          <w:bCs/>
-          <w:color w:val="3A3A3C"/>
+          <w:color w:val="123A5F"/>
           <w:sz w:val="23"/>
           <w:szCs w:val="23"/>
         </w:rPr>
-        <w:t>Adapter un modèle</w:t>
+        <w:t>Compléter une spécification et activer le cas d’usage</w:t>
       </w:r>
     </w:p>
     <w:p>
@@ -4437,19 +4197,19 @@
         <w:pStyle w:val="ListParagraph"/>
         <w:numPr>
           <w:ilvl w:val="0"/>
-          <w:numId w:val="38"/>
+          <w:numId w:val="37"/>
         </w:numPr>
-        <w:spacing w:lineRule="auto" w:line="276" w:before="0" w:after="60"/>
-        <w:rPr/>
-      </w:pPr>
-      <w:r>
-        <w:rPr>
-          <w:rFonts w:eastAsia="Times New Roman" w:cs="Times New Roman"/>
-          <w:color w:val="58595B"/>
-          <w:sz w:val="24"/>
-          <w:szCs w:val="24"/>
-        </w:rPr>
-        <w:t>Ouvrez Rapports › Modèles de documents et cliquez sur DT-E2E-01.</w:t>
+        <w:spacing w:lineRule="auto" w:line="288" w:before="0" w:after="80"/>
+        <w:rPr/>
+      </w:pPr>
+      <w:r>
+        <w:rPr>
+          <w:rFonts w:eastAsia="Open Sans" w:cs="Open Sans"/>
+          <w:color w:val="2C3E50"/>
+          <w:sz w:val="22"/>
+          <w:szCs w:val="22"/>
+        </w:rPr>
+        <w:t>Ouvrez Cas d’usage IA et cliquez sur Spécification pour AIUC-01.</w:t>
       </w:r>
     </w:p>
     <w:p>
@@ -4457,19 +4217,87 @@
         <w:pStyle w:val="ListParagraph"/>
         <w:numPr>
           <w:ilvl w:val="0"/>
-          <w:numId w:val="17"/>
+          <w:numId w:val="16"/>
         </w:numPr>
-        <w:spacing w:lineRule="auto" w:line="276" w:before="0" w:after="60"/>
-        <w:rPr/>
-      </w:pPr>
-      <w:r>
-        <w:rPr>
-          <w:rFonts w:eastAsia="Times New Roman" w:cs="Times New Roman"/>
-          <w:color w:val="58595B"/>
-          <w:sz w:val="24"/>
-          <w:szCs w:val="24"/>
-        </w:rPr>
-        <w:t>Cliquez sur Copier dans mon organisation. Les brouillons qui utilisent une version plus ancienne sont listés.</w:t>
+        <w:spacing w:lineRule="auto" w:line="288" w:before="0" w:after="80"/>
+        <w:rPr/>
+      </w:pPr>
+      <w:r>
+        <w:rPr>
+          <w:rFonts w:eastAsia="Open Sans" w:cs="Open Sans"/>
+          <w:color w:val="2C3E50"/>
+          <w:sz w:val="22"/>
+          <w:szCs w:val="22"/>
+        </w:rPr>
+        <w:t>Renseignez chaque champ obligatoire dans chaque langue ; chaque champ est enregistré quand vous le quittez.</w:t>
+      </w:r>
+    </w:p>
+    <w:p>
+      <w:pPr>
+        <w:pStyle w:val="Normal"/>
+        <w:spacing w:before="0" w:after="60"/>
+        <w:ind w:left="700"/>
+        <w:rPr/>
+      </w:pPr>
+      <w:r>
+        <w:rPr>
+          <w:rFonts w:eastAsia="Open Sans" w:cs="Open Sans"/>
+          <w:b/>
+          <w:bCs/>
+          <w:color w:val="123A5F"/>
+          <w:sz w:val="21"/>
+          <w:szCs w:val="21"/>
+        </w:rPr>
+        <w:t xml:space="preserve">Saisir : </w:t>
+      </w:r>
+      <w:r>
+        <w:rPr>
+          <w:rFonts w:eastAsia="Open Sans" w:cs="Open Sans"/>
+          <w:color w:val="2C3E50"/>
+          <w:sz w:val="21"/>
+          <w:szCs w:val="21"/>
+        </w:rPr>
+        <w:t>Contraintes — Ne jamais attribuer un niveau sans preuve ; citer la preuve de chaque niveau.</w:t>
+      </w:r>
+    </w:p>
+    <w:p>
+      <w:pPr>
+        <w:pStyle w:val="ListParagraph"/>
+        <w:numPr>
+          <w:ilvl w:val="0"/>
+          <w:numId w:val="16"/>
+        </w:numPr>
+        <w:spacing w:lineRule="auto" w:line="288" w:before="0" w:after="80"/>
+        <w:rPr/>
+      </w:pPr>
+      <w:r>
+        <w:rPr>
+          <w:rFonts w:eastAsia="Open Sans" w:cs="Open Sans"/>
+          <w:color w:val="2C3E50"/>
+          <w:sz w:val="22"/>
+          <w:szCs w:val="22"/>
+        </w:rPr>
+        <w:t>Cliquez sur Prompt assemblé pour vérifier les variables, puis Tester sur ce projet. Le test n’écrit rien.</w:t>
+      </w:r>
+    </w:p>
+    <w:p>
+      <w:pPr>
+        <w:pStyle w:val="ListParagraph"/>
+        <w:numPr>
+          <w:ilvl w:val="0"/>
+          <w:numId w:val="16"/>
+        </w:numPr>
+        <w:spacing w:lineRule="auto" w:line="288" w:before="0" w:after="80"/>
+        <w:rPr/>
+      </w:pPr>
+      <w:r>
+        <w:rPr>
+          <w:rFonts w:eastAsia="Open Sans" w:cs="Open Sans"/>
+          <w:color w:val="2C3E50"/>
+          <w:sz w:val="22"/>
+          <w:szCs w:val="22"/>
+        </w:rPr>
+        <w:t>De retour dans Cas d’usage IA, cochez le cas dans la colonne Organisation. L’activation est refusée tant qu’un champ obligatoire est vide.</w:t>
       </w:r>
     </w:p>
     <w:p>
@@ -4486,7 +4314,7 @@
           <wp:inline distT="0" distB="0" distL="0" distR="0">
             <wp:extent cx="5905500" cy="3695700"/>
             <wp:effectExtent l="0" t="0" r="0" b="0"/>
-            <wp:docPr id="13" name="a_doctpl.png" descr="Figure 13 — Bibliothèque de modèles de documents&#10;Figure 13 — Bibliothèque de modèles de documents"/>
+            <wp:docPr id="13" name="a_spec.png" descr="Figure 12 — Spécification du prompt&#10;Figure 12 — Spécification du prompt"/>
             <wp:cNvGraphicFramePr>
               <a:graphicFrameLocks xmlns:a="http://schemas.openxmlformats.org/drawingml/2006/main" noChangeAspect="1"/>
             </wp:cNvGraphicFramePr>
@@ -4494,7 +4322,7 @@
               <a:graphicData uri="http://schemas.openxmlformats.org/drawingml/2006/picture">
                 <pic:pic xmlns:pic="http://schemas.openxmlformats.org/drawingml/2006/picture">
                   <pic:nvPicPr>
-                    <pic:cNvPr id="13" name="a_doctpl.png" descr="Figure 13 — Bibliothèque de modèles de documents&#10;Figure 13 — Bibliothèque de modèles de documents"/>
+                    <pic:cNvPr id="13" name="a_spec.png" descr="Figure 12 — Spécification du prompt&#10;Figure 12 — Spécification du prompt"/>
                     <pic:cNvPicPr>
                       <a:picLocks noChangeAspect="1" noChangeArrowheads="1"/>
                     </pic:cNvPicPr>
@@ -4524,20 +4352,63 @@
     <w:p>
       <w:pPr>
         <w:pStyle w:val="Normal"/>
-        <w:spacing w:before="0" w:after="200"/>
+        <w:spacing w:before="0" w:after="240"/>
         <w:jc w:val="center"/>
         <w:rPr/>
       </w:pPr>
       <w:r>
         <w:rPr>
-          <w:rFonts w:eastAsia="Times New Roman" w:cs="Times New Roman"/>
+          <w:rFonts w:eastAsia="Open Sans" w:cs="Open Sans"/>
           <w:i/>
           <w:iCs/>
-          <w:color w:val="58595B"/>
-          <w:sz w:val="19"/>
-          <w:szCs w:val="19"/>
-        </w:rPr>
-        <w:t>Figure 13 — Bibliothèque de modèles de documents</w:t>
+          <w:color w:val="5A6B7B"/>
+          <w:sz w:val="18"/>
+          <w:szCs w:val="18"/>
+        </w:rPr>
+        <w:t>Figure 12 — Spécification du prompt</w:t>
+      </w:r>
+      <w:r>
+        <w:br w:type="page"/>
+      </w:r>
+    </w:p>
+    <w:p>
+      <w:pPr>
+        <w:pStyle w:val="Heading1"/>
+        <w:pBdr>
+          <w:bottom w:val="single" w:sz="6" w:space="6" w:color="E1E8F0"/>
+        </w:pBdr>
+        <w:spacing w:before="0" w:after="240"/>
+        <w:rPr/>
+      </w:pPr>
+      <w:bookmarkStart w:id="7" w:name="__RefHeading___Toc1035_3373283034"/>
+      <w:bookmarkEnd w:id="7"/>
+      <w:r>
+        <w:rPr>
+          <w:rFonts w:eastAsia="Montserrat" w:cs="Montserrat"/>
+          <w:b/>
+          <w:bCs/>
+          <w:color w:val="123A5F"/>
+          <w:sz w:val="40"/>
+          <w:szCs w:val="40"/>
+        </w:rPr>
+        <w:t>8. Informations documentées</w:t>
+      </w:r>
+    </w:p>
+    <w:p>
+      <w:pPr>
+        <w:pStyle w:val="Normal"/>
+        <w:spacing w:lineRule="auto" w:line="288" w:before="0" w:after="160"/>
+        <w:jc w:val="left"/>
+        <w:rPr/>
+      </w:pPr>
+      <w:r>
+        <w:rPr>
+          <w:rFonts w:eastAsia="Open Sans" w:cs="Open Sans"/>
+          <w:color w:val="2C3E50"/>
+          <w:sz w:val="22"/>
+          <w:szCs w:val="22"/>
+        </w:rPr>
+        <w:t>La bibliothèque compte 37 modèles : un par livrable de bout en bout, le rapport d’ingénierie de formation, le plan de formation, le rapport d’audit et la liste maîtresse. Une copie de l’organisation remplace le modèle de même code. La mise en page s’applique à tous les documents générés.</w:t>
       </w:r>
     </w:p>
     <w:p>
@@ -4549,14 +4420,14 @@
       </w:pPr>
       <w:r>
         <w:rPr>
-          <w:rFonts w:eastAsia="Times New Roman" w:cs="Times New Roman"/>
+          <w:rFonts w:eastAsia="Open Sans" w:cs="Open Sans"/>
           <w:b/>
           <w:bCs/>
-          <w:color w:val="3A3A3C"/>
+          <w:color w:val="123A5F"/>
           <w:sz w:val="23"/>
           <w:szCs w:val="23"/>
         </w:rPr>
-        <w:t>Définir la mise en page de l’organisation</w:t>
+        <w:t>Adapter un modèle</w:t>
       </w:r>
     </w:p>
     <w:p>
@@ -4564,19 +4435,19 @@
         <w:pStyle w:val="ListParagraph"/>
         <w:numPr>
           <w:ilvl w:val="0"/>
-          <w:numId w:val="39"/>
+          <w:numId w:val="38"/>
         </w:numPr>
-        <w:spacing w:lineRule="auto" w:line="276" w:before="0" w:after="60"/>
-        <w:rPr/>
-      </w:pPr>
-      <w:r>
-        <w:rPr>
-          <w:rFonts w:eastAsia="Times New Roman" w:cs="Times New Roman"/>
-          <w:color w:val="58595B"/>
-          <w:sz w:val="24"/>
-          <w:szCs w:val="24"/>
-        </w:rPr>
-        <w:t>Ouvrez Rapports › Mise en page des documents.</w:t>
+        <w:spacing w:lineRule="auto" w:line="288" w:before="0" w:after="80"/>
+        <w:rPr/>
+      </w:pPr>
+      <w:r>
+        <w:rPr>
+          <w:rFonts w:eastAsia="Open Sans" w:cs="Open Sans"/>
+          <w:color w:val="2C3E50"/>
+          <w:sz w:val="22"/>
+          <w:szCs w:val="22"/>
+        </w:rPr>
+        <w:t>Ouvrez Rapports › Modèles de documents et cliquez sur DT-E2E-01.</w:t>
       </w:r>
     </w:p>
     <w:p>
@@ -4584,115 +4455,19 @@
         <w:pStyle w:val="ListParagraph"/>
         <w:numPr>
           <w:ilvl w:val="0"/>
-          <w:numId w:val="18"/>
+          <w:numId w:val="17"/>
         </w:numPr>
-        <w:spacing w:lineRule="auto" w:line="276" w:before="0" w:after="60"/>
-        <w:rPr/>
-      </w:pPr>
-      <w:r>
-        <w:rPr>
-          <w:rFonts w:eastAsia="Times New Roman" w:cs="Times New Roman"/>
-          <w:color w:val="58595B"/>
-          <w:sz w:val="24"/>
-          <w:szCs w:val="24"/>
-        </w:rPr>
-        <w:t>Choisissez polices, tailles, alignement et couleurs dans les listes autorisées.</w:t>
-      </w:r>
-    </w:p>
-    <w:p>
-      <w:pPr>
-        <w:pStyle w:val="Normal"/>
-        <w:spacing w:before="0" w:after="60"/>
-        <w:ind w:left="700"/>
-        <w:rPr/>
-      </w:pPr>
-      <w:r>
-        <w:rPr>
-          <w:rFonts w:eastAsia="Times New Roman" w:cs="Times New Roman"/>
-          <w:b/>
-          <w:bCs/>
-          <w:color w:val="E07B00"/>
-          <w:sz w:val="21"/>
-          <w:szCs w:val="21"/>
-        </w:rPr>
-        <w:t xml:space="preserve">Saisir : </w:t>
-      </w:r>
-      <w:r>
-        <w:rPr>
-          <w:rFonts w:eastAsia="Times New Roman" w:cs="Times New Roman"/>
-          <w:color w:val="58595B"/>
-          <w:sz w:val="21"/>
-          <w:szCs w:val="21"/>
-        </w:rPr>
-        <w:t>Police du texte — Open Sans 11 pt ; Police des titres — Montserrat 16 pt ; Alignement — Gauche ; Couleur d’en-tête — 123A5F (Navy) ; Papier — A4 ; Marges — 20 mm</w:t>
-      </w:r>
-    </w:p>
-    <w:p>
-      <w:pPr>
-        <w:pStyle w:val="ListParagraph"/>
-        <w:numPr>
-          <w:ilvl w:val="0"/>
-          <w:numId w:val="18"/>
-        </w:numPr>
-        <w:spacing w:lineRule="auto" w:line="276" w:before="0" w:after="60"/>
-        <w:rPr/>
-      </w:pPr>
-      <w:r>
-        <w:rPr>
-          <w:rFonts w:eastAsia="Times New Roman" w:cs="Times New Roman"/>
-          <w:color w:val="58595B"/>
-          <w:sz w:val="24"/>
-          <w:szCs w:val="24"/>
-        </w:rPr>
-        <w:t>Saisissez les textes d’en-tête et de pied de page, choisissez Image téléversée pour le logo et téléversez un PNG de 5 Mo maximum.</w:t>
-      </w:r>
-    </w:p>
-    <w:p>
-      <w:pPr>
-        <w:pStyle w:val="Normal"/>
-        <w:spacing w:before="0" w:after="60"/>
-        <w:ind w:left="700"/>
-        <w:rPr/>
-      </w:pPr>
-      <w:r>
-        <w:rPr>
-          <w:rFonts w:eastAsia="Times New Roman" w:cs="Times New Roman"/>
-          <w:b/>
-          <w:bCs/>
-          <w:color w:val="E07B00"/>
-          <w:sz w:val="21"/>
-          <w:szCs w:val="21"/>
-        </w:rPr>
-        <w:t xml:space="preserve">Saisir : </w:t>
-      </w:r>
-      <w:r>
-        <w:rPr>
-          <w:rFonts w:eastAsia="Times New Roman" w:cs="Times New Roman"/>
-          <w:color w:val="58595B"/>
-          <w:sz w:val="21"/>
-          <w:szCs w:val="21"/>
-        </w:rPr>
-        <w:t>En-tête — Groupe Hospitalier Maghreb · Formation ; Pied de page — Usage interne</w:t>
-      </w:r>
-    </w:p>
-    <w:p>
-      <w:pPr>
-        <w:pStyle w:val="ListParagraph"/>
-        <w:numPr>
-          <w:ilvl w:val="0"/>
-          <w:numId w:val="18"/>
-        </w:numPr>
-        <w:spacing w:lineRule="auto" w:line="276" w:before="0" w:after="60"/>
-        <w:rPr/>
-      </w:pPr>
-      <w:r>
-        <w:rPr>
-          <w:rFonts w:eastAsia="Times New Roman" w:cs="Times New Roman"/>
-          <w:color w:val="58595B"/>
-          <w:sz w:val="24"/>
-          <w:szCs w:val="24"/>
-        </w:rPr>
-        <w:t>Cliquez sur Aperçu en PDF, puis Enregistrer. Chaque enregistrement est une version.</w:t>
+        <w:spacing w:lineRule="auto" w:line="288" w:before="0" w:after="80"/>
+        <w:rPr/>
+      </w:pPr>
+      <w:r>
+        <w:rPr>
+          <w:rFonts w:eastAsia="Open Sans" w:cs="Open Sans"/>
+          <w:color w:val="2C3E50"/>
+          <w:sz w:val="22"/>
+          <w:szCs w:val="22"/>
+        </w:rPr>
+        <w:t>Cliquez sur Copier dans mon organisation. Les brouillons qui utilisent une version plus ancienne sont listés.</w:t>
       </w:r>
     </w:p>
     <w:p>
@@ -4709,7 +4484,7 @@
           <wp:inline distT="0" distB="0" distL="0" distR="0">
             <wp:extent cx="5905500" cy="3695700"/>
             <wp:effectExtent l="0" t="0" r="0" b="0"/>
-            <wp:docPr id="14" name="a_layout.png" descr="Figure 14 — Mise en page des documents&#10;Figure 14 — Mise en page des documents"/>
+            <wp:docPr id="14" name="a_doctpl.png" descr="Figure 13 — Bibliothèque de modèles de documents&#10;Figure 13 — Bibliothèque de modèles de documents"/>
             <wp:cNvGraphicFramePr>
               <a:graphicFrameLocks xmlns:a="http://schemas.openxmlformats.org/drawingml/2006/main" noChangeAspect="1"/>
             </wp:cNvGraphicFramePr>
@@ -4717,7 +4492,7 @@
               <a:graphicData uri="http://schemas.openxmlformats.org/drawingml/2006/picture">
                 <pic:pic xmlns:pic="http://schemas.openxmlformats.org/drawingml/2006/picture">
                   <pic:nvPicPr>
-                    <pic:cNvPr id="14" name="a_layout.png" descr="Figure 14 — Mise en page des documents&#10;Figure 14 — Mise en page des documents"/>
+                    <pic:cNvPr id="14" name="a_doctpl.png" descr="Figure 13 — Bibliothèque de modèles de documents&#10;Figure 13 — Bibliothèque de modèles de documents"/>
                     <pic:cNvPicPr>
                       <a:picLocks noChangeAspect="1" noChangeArrowheads="1"/>
                     </pic:cNvPicPr>
@@ -4747,37 +4522,175 @@
     <w:p>
       <w:pPr>
         <w:pStyle w:val="Normal"/>
-        <w:spacing w:before="0" w:after="200"/>
+        <w:spacing w:before="0" w:after="240"/>
         <w:jc w:val="center"/>
         <w:rPr/>
       </w:pPr>
       <w:r>
         <w:rPr>
-          <w:rFonts w:eastAsia="Times New Roman" w:cs="Times New Roman"/>
+          <w:rFonts w:eastAsia="Open Sans" w:cs="Open Sans"/>
           <w:i/>
           <w:iCs/>
-          <w:color w:val="58595B"/>
-          <w:sz w:val="19"/>
-          <w:szCs w:val="19"/>
-        </w:rPr>
-        <w:t>Figure 14 — Mise en page des documents</w:t>
-      </w:r>
-    </w:p>
-    <w:p>
-      <w:pPr>
-        <w:pStyle w:val="Normal"/>
-        <w:spacing w:lineRule="auto" w:line="276" w:before="0" w:after="120"/>
-        <w:jc w:val="both"/>
-        <w:rPr/>
-      </w:pPr>
-      <w:r>
-        <w:rPr>
-          <w:rFonts w:eastAsia="Times New Roman" w:cs="Times New Roman"/>
-          <w:color w:val="58595B"/>
-          <w:sz w:val="24"/>
-          <w:szCs w:val="24"/>
-        </w:rPr>
-        <w:t>Rapports › Liste maîtresse liste chaque document du projet avec version, statut, propriétaire et dates de revue ; l’onglet Exigé par les normes montre, clause par clause, le modèle et le document qui répondent à chaque norme.</w:t>
+          <w:color w:val="5A6B7B"/>
+          <w:sz w:val="18"/>
+          <w:szCs w:val="18"/>
+        </w:rPr>
+        <w:t>Figure 13 — Bibliothèque de modèles de documents</w:t>
+      </w:r>
+    </w:p>
+    <w:p>
+      <w:pPr>
+        <w:pStyle w:val="Normal"/>
+        <w:keepNext w:val="true"/>
+        <w:spacing w:before="160" w:after="60"/>
+        <w:rPr/>
+      </w:pPr>
+      <w:r>
+        <w:rPr>
+          <w:rFonts w:eastAsia="Open Sans" w:cs="Open Sans"/>
+          <w:b/>
+          <w:bCs/>
+          <w:color w:val="123A5F"/>
+          <w:sz w:val="23"/>
+          <w:szCs w:val="23"/>
+        </w:rPr>
+        <w:t>Définir la mise en page de l’organisation</w:t>
+      </w:r>
+    </w:p>
+    <w:p>
+      <w:pPr>
+        <w:pStyle w:val="ListParagraph"/>
+        <w:numPr>
+          <w:ilvl w:val="0"/>
+          <w:numId w:val="39"/>
+        </w:numPr>
+        <w:spacing w:lineRule="auto" w:line="288" w:before="0" w:after="80"/>
+        <w:rPr/>
+      </w:pPr>
+      <w:r>
+        <w:rPr>
+          <w:rFonts w:eastAsia="Open Sans" w:cs="Open Sans"/>
+          <w:color w:val="2C3E50"/>
+          <w:sz w:val="22"/>
+          <w:szCs w:val="22"/>
+        </w:rPr>
+        <w:t>Ouvrez Rapports › Mise en page des documents.</w:t>
+      </w:r>
+    </w:p>
+    <w:p>
+      <w:pPr>
+        <w:pStyle w:val="ListParagraph"/>
+        <w:numPr>
+          <w:ilvl w:val="0"/>
+          <w:numId w:val="18"/>
+        </w:numPr>
+        <w:spacing w:lineRule="auto" w:line="288" w:before="0" w:after="80"/>
+        <w:rPr/>
+      </w:pPr>
+      <w:r>
+        <w:rPr>
+          <w:rFonts w:eastAsia="Open Sans" w:cs="Open Sans"/>
+          <w:color w:val="2C3E50"/>
+          <w:sz w:val="22"/>
+          <w:szCs w:val="22"/>
+        </w:rPr>
+        <w:t>Choisissez polices, tailles, alignement et couleurs dans les listes autorisées.</w:t>
+      </w:r>
+    </w:p>
+    <w:p>
+      <w:pPr>
+        <w:pStyle w:val="Normal"/>
+        <w:spacing w:before="0" w:after="60"/>
+        <w:ind w:left="700"/>
+        <w:rPr/>
+      </w:pPr>
+      <w:r>
+        <w:rPr>
+          <w:rFonts w:eastAsia="Open Sans" w:cs="Open Sans"/>
+          <w:b/>
+          <w:bCs/>
+          <w:color w:val="123A5F"/>
+          <w:sz w:val="21"/>
+          <w:szCs w:val="21"/>
+        </w:rPr>
+        <w:t xml:space="preserve">Saisir : </w:t>
+      </w:r>
+      <w:r>
+        <w:rPr>
+          <w:rFonts w:eastAsia="Open Sans" w:cs="Open Sans"/>
+          <w:color w:val="2C3E50"/>
+          <w:sz w:val="21"/>
+          <w:szCs w:val="21"/>
+        </w:rPr>
+        <w:t>Police du texte — Open Sans 11 pt ; Police des titres — Montserrat 16 pt ; Alignement — Gauche ; Couleur d’en-tête — 123A5F (Navy) ; Papier — A4 ; Marges — 20 mm</w:t>
+      </w:r>
+    </w:p>
+    <w:p>
+      <w:pPr>
+        <w:pStyle w:val="ListParagraph"/>
+        <w:numPr>
+          <w:ilvl w:val="0"/>
+          <w:numId w:val="18"/>
+        </w:numPr>
+        <w:spacing w:lineRule="auto" w:line="288" w:before="0" w:after="80"/>
+        <w:rPr/>
+      </w:pPr>
+      <w:r>
+        <w:rPr>
+          <w:rFonts w:eastAsia="Open Sans" w:cs="Open Sans"/>
+          <w:color w:val="2C3E50"/>
+          <w:sz w:val="22"/>
+          <w:szCs w:val="22"/>
+        </w:rPr>
+        <w:t>Saisissez les textes d’en-tête et de pied de page, choisissez Image téléversée pour le logo et téléversez un PNG de 5 Mo maximum.</w:t>
+      </w:r>
+    </w:p>
+    <w:p>
+      <w:pPr>
+        <w:pStyle w:val="Normal"/>
+        <w:spacing w:before="0" w:after="60"/>
+        <w:ind w:left="700"/>
+        <w:rPr/>
+      </w:pPr>
+      <w:r>
+        <w:rPr>
+          <w:rFonts w:eastAsia="Open Sans" w:cs="Open Sans"/>
+          <w:b/>
+          <w:bCs/>
+          <w:color w:val="123A5F"/>
+          <w:sz w:val="21"/>
+          <w:szCs w:val="21"/>
+        </w:rPr>
+        <w:t xml:space="preserve">Saisir : </w:t>
+      </w:r>
+      <w:r>
+        <w:rPr>
+          <w:rFonts w:eastAsia="Open Sans" w:cs="Open Sans"/>
+          <w:color w:val="2C3E50"/>
+          <w:sz w:val="21"/>
+          <w:szCs w:val="21"/>
+        </w:rPr>
+        <w:t>En-tête — Groupe Hospitalier Maghreb · Formation ; Pied de page — Usage interne</w:t>
+      </w:r>
+    </w:p>
+    <w:p>
+      <w:pPr>
+        <w:pStyle w:val="ListParagraph"/>
+        <w:numPr>
+          <w:ilvl w:val="0"/>
+          <w:numId w:val="18"/>
+        </w:numPr>
+        <w:spacing w:lineRule="auto" w:line="288" w:before="0" w:after="80"/>
+        <w:rPr/>
+      </w:pPr>
+      <w:r>
+        <w:rPr>
+          <w:rFonts w:eastAsia="Open Sans" w:cs="Open Sans"/>
+          <w:color w:val="2C3E50"/>
+          <w:sz w:val="22"/>
+          <w:szCs w:val="22"/>
+        </w:rPr>
+        <w:t>Cliquez sur Aperçu en PDF, puis Enregistrer. Chaque enregistrement est une version.</w:t>
       </w:r>
     </w:p>
     <w:p>
@@ -4794,7 +4707,7 @@
           <wp:inline distT="0" distB="0" distL="0" distR="0">
             <wp:extent cx="5905500" cy="3695700"/>
             <wp:effectExtent l="0" t="0" r="0" b="0"/>
-            <wp:docPr id="15" name="a_master.png" descr="Figure 15 — Liste maîtresse&#10;Figure 15 — Liste maîtresse"/>
+            <wp:docPr id="15" name="a_layout.png" descr="Figure 14 — Mise en page des documents&#10;Figure 14 — Mise en page des documents"/>
             <wp:cNvGraphicFramePr>
               <a:graphicFrameLocks xmlns:a="http://schemas.openxmlformats.org/drawingml/2006/main" noChangeAspect="1"/>
             </wp:cNvGraphicFramePr>
@@ -4802,7 +4715,7 @@
               <a:graphicData uri="http://schemas.openxmlformats.org/drawingml/2006/picture">
                 <pic:pic xmlns:pic="http://schemas.openxmlformats.org/drawingml/2006/picture">
                   <pic:nvPicPr>
-                    <pic:cNvPr id="15" name="a_master.png" descr="Figure 15 — Liste maîtresse&#10;Figure 15 — Liste maîtresse"/>
+                    <pic:cNvPr id="15" name="a_layout.png" descr="Figure 14 — Mise en page des documents&#10;Figure 14 — Mise en page des documents"/>
                     <pic:cNvPicPr>
                       <a:picLocks noChangeAspect="1" noChangeArrowheads="1"/>
                     </pic:cNvPicPr>
@@ -4832,201 +4745,37 @@
     <w:p>
       <w:pPr>
         <w:pStyle w:val="Normal"/>
-        <w:spacing w:before="0" w:after="200"/>
+        <w:spacing w:before="0" w:after="240"/>
         <w:jc w:val="center"/>
         <w:rPr/>
       </w:pPr>
       <w:r>
         <w:rPr>
-          <w:rFonts w:eastAsia="Times New Roman" w:cs="Times New Roman"/>
+          <w:rFonts w:eastAsia="Open Sans" w:cs="Open Sans"/>
           <w:i/>
           <w:iCs/>
-          <w:color w:val="58595B"/>
-          <w:sz w:val="19"/>
-          <w:szCs w:val="19"/>
-        </w:rPr>
-        <w:t>Figure 15 — Liste maîtresse</w:t>
-      </w:r>
-      <w:r>
-        <w:br w:type="page"/>
-      </w:r>
-    </w:p>
-    <w:p>
-      <w:pPr>
-        <w:pStyle w:val="Heading1"/>
-        <w:pBdr>
-          <w:bottom w:val="single" w:sz="8" w:space="4" w:color="F8931D"/>
-        </w:pBdr>
-        <w:spacing w:before="0" w:after="200"/>
-        <w:rPr/>
-      </w:pPr>
-      <w:bookmarkStart w:id="8" w:name="__RefHeading___Toc1021_2313161461"/>
-      <w:bookmarkEnd w:id="8"/>
-      <w:r>
-        <w:rPr>
-          <w:rFonts w:eastAsia="Times New Roman" w:cs="Times New Roman"/>
-          <w:b/>
-          <w:bCs/>
-          <w:color w:val="E07B00"/>
-          <w:sz w:val="34"/>
-          <w:szCs w:val="34"/>
-        </w:rPr>
-        <w:t>9. Audits</w:t>
-      </w:r>
-    </w:p>
-    <w:p>
-      <w:pPr>
-        <w:pStyle w:val="Normal"/>
-        <w:keepNext w:val="true"/>
-        <w:spacing w:before="160" w:after="60"/>
-        <w:rPr/>
-      </w:pPr>
-      <w:r>
-        <w:rPr>
-          <w:rFonts w:eastAsia="Times New Roman" w:cs="Times New Roman"/>
-          <w:b/>
-          <w:bCs/>
-          <w:color w:val="3A3A3C"/>
-          <w:sz w:val="23"/>
-          <w:szCs w:val="23"/>
-        </w:rPr>
-        <w:t>Planifier un audit et traiter une non-conformité</w:t>
-      </w:r>
-    </w:p>
-    <w:p>
-      <w:pPr>
-        <w:pStyle w:val="ListParagraph"/>
-        <w:numPr>
-          <w:ilvl w:val="0"/>
-          <w:numId w:val="40"/>
-        </w:numPr>
-        <w:spacing w:lineRule="auto" w:line="276" w:before="0" w:after="60"/>
-        <w:rPr/>
-      </w:pPr>
-      <w:r>
-        <w:rPr>
-          <w:rFonts w:eastAsia="Times New Roman" w:cs="Times New Roman"/>
-          <w:color w:val="58595B"/>
-          <w:sz w:val="24"/>
-          <w:szCs w:val="24"/>
-        </w:rPr>
-        <w:t>Ouvrez Gouvernance › Audits et cliquez sur Nouveau.</w:t>
-      </w:r>
-    </w:p>
-    <w:p>
-      <w:pPr>
-        <w:pStyle w:val="Normal"/>
-        <w:spacing w:before="0" w:after="60"/>
-        <w:ind w:left="700"/>
-        <w:rPr/>
-      </w:pPr>
-      <w:r>
-        <w:rPr>
-          <w:rFonts w:eastAsia="Times New Roman" w:cs="Times New Roman"/>
-          <w:b/>
-          <w:bCs/>
-          <w:color w:val="E07B00"/>
-          <w:sz w:val="21"/>
-          <w:szCs w:val="21"/>
-        </w:rPr>
-        <w:t xml:space="preserve">Saisir : </w:t>
-      </w:r>
-      <w:r>
-        <w:rPr>
-          <w:rFonts w:eastAsia="Times New Roman" w:cs="Times New Roman"/>
-          <w:color w:val="58595B"/>
-          <w:sz w:val="21"/>
-          <w:szCs w:val="21"/>
-        </w:rPr>
-        <w:t>Code — AUD-2027-01 ; Nom — Audit interne du processus formation ; Norme — ISO 9001 ; Fréquence — Annuelle ; Date planifiée — 2027-03-15</w:t>
-      </w:r>
-    </w:p>
-    <w:p>
-      <w:pPr>
-        <w:pStyle w:val="ListParagraph"/>
-        <w:numPr>
-          <w:ilvl w:val="0"/>
-          <w:numId w:val="19"/>
-        </w:numPr>
-        <w:spacing w:lineRule="auto" w:line="276" w:before="0" w:after="60"/>
-        <w:rPr/>
-      </w:pPr>
-      <w:r>
-        <w:rPr>
-          <w:rFonts w:eastAsia="Times New Roman" w:cs="Times New Roman"/>
-          <w:color w:val="58595B"/>
-          <w:sz w:val="24"/>
-          <w:szCs w:val="24"/>
-        </w:rPr>
-        <w:t>Enregistrez. La prochaine date est calculée depuis la fréquence.</w:t>
-      </w:r>
-    </w:p>
-    <w:p>
-      <w:pPr>
-        <w:pStyle w:val="ListParagraph"/>
-        <w:numPr>
-          <w:ilvl w:val="0"/>
-          <w:numId w:val="19"/>
-        </w:numPr>
-        <w:spacing w:lineRule="auto" w:line="276" w:before="0" w:after="60"/>
-        <w:rPr/>
-      </w:pPr>
-      <w:r>
-        <w:rPr>
-          <w:rFonts w:eastAsia="Times New Roman" w:cs="Times New Roman"/>
-          <w:color w:val="58595B"/>
-          <w:sz w:val="24"/>
-          <w:szCs w:val="24"/>
-        </w:rPr>
-        <w:t>Ouvrez l’audit et ajoutez un constat.</w:t>
-      </w:r>
-    </w:p>
-    <w:p>
-      <w:pPr>
-        <w:pStyle w:val="Normal"/>
-        <w:spacing w:before="0" w:after="60"/>
-        <w:ind w:left="700"/>
-        <w:rPr/>
-      </w:pPr>
-      <w:r>
-        <w:rPr>
-          <w:rFonts w:eastAsia="Times New Roman" w:cs="Times New Roman"/>
-          <w:b/>
-          <w:bCs/>
-          <w:color w:val="E07B00"/>
-          <w:sz w:val="21"/>
-          <w:szCs w:val="21"/>
-        </w:rPr>
-        <w:t xml:space="preserve">Saisir : </w:t>
-      </w:r>
-      <w:r>
-        <w:rPr>
-          <w:rFonts w:eastAsia="Times New Roman" w:cs="Times New Roman"/>
-          <w:color w:val="58595B"/>
-          <w:sz w:val="21"/>
-          <w:szCs w:val="21"/>
-        </w:rPr>
-        <w:t>Niveau — Mineure ; Exigence — ISO 9001 §7.2 ; Énoncé — Deux formateurs n’ont pas de preuve de compétence au dossier.</w:t>
-      </w:r>
-    </w:p>
-    <w:p>
-      <w:pPr>
-        <w:pStyle w:val="ListParagraph"/>
-        <w:numPr>
-          <w:ilvl w:val="0"/>
-          <w:numId w:val="19"/>
-        </w:numPr>
-        <w:spacing w:lineRule="auto" w:line="276" w:before="0" w:after="60"/>
-        <w:rPr/>
-      </w:pPr>
-      <w:r>
-        <w:rPr>
-          <w:rFonts w:eastAsia="Times New Roman" w:cs="Times New Roman"/>
-          <w:color w:val="58595B"/>
-          <w:sz w:val="24"/>
-          <w:szCs w:val="24"/>
-        </w:rPr>
-        <w:t>Cliquez sur Créer l’action. L’action corrective entre dans le processus des actions ; le constat passe à Action planifiée.</w:t>
+          <w:color w:val="5A6B7B"/>
+          <w:sz w:val="18"/>
+          <w:szCs w:val="18"/>
+        </w:rPr>
+        <w:t>Figure 14 — Mise en page des documents</w:t>
+      </w:r>
+    </w:p>
+    <w:p>
+      <w:pPr>
+        <w:pStyle w:val="Normal"/>
+        <w:spacing w:lineRule="auto" w:line="288" w:before="0" w:after="160"/>
+        <w:jc w:val="left"/>
+        <w:rPr/>
+      </w:pPr>
+      <w:r>
+        <w:rPr>
+          <w:rFonts w:eastAsia="Open Sans" w:cs="Open Sans"/>
+          <w:color w:val="2C3E50"/>
+          <w:sz w:val="22"/>
+          <w:szCs w:val="22"/>
+        </w:rPr>
+        <w:t>Rapports › Liste maîtresse liste chaque document du projet avec version, statut, propriétaire et dates de revue ; l’onglet Exigé par les normes montre, clause par clause, le modèle et le document qui répondent à chaque norme.</w:t>
       </w:r>
     </w:p>
     <w:p>
@@ -5043,7 +4792,7 @@
           <wp:inline distT="0" distB="0" distL="0" distR="0">
             <wp:extent cx="5905500" cy="3695700"/>
             <wp:effectExtent l="0" t="0" r="0" b="0"/>
-            <wp:docPr id="16" name="a_audits.png" descr="Figure 16 — Programmes d’audit et échelle de notation&#10;Figure 16 — Programmes d’audit et échelle de notation"/>
+            <wp:docPr id="16" name="a_master.png" descr="Figure 15 — Liste maîtresse&#10;Figure 15 — Liste maîtresse"/>
             <wp:cNvGraphicFramePr>
               <a:graphicFrameLocks xmlns:a="http://schemas.openxmlformats.org/drawingml/2006/main" noChangeAspect="1"/>
             </wp:cNvGraphicFramePr>
@@ -5051,7 +4800,7 @@
               <a:graphicData uri="http://schemas.openxmlformats.org/drawingml/2006/picture">
                 <pic:pic xmlns:pic="http://schemas.openxmlformats.org/drawingml/2006/picture">
                   <pic:nvPicPr>
-                    <pic:cNvPr id="16" name="a_audits.png" descr="Figure 16 — Programmes d’audit et échelle de notation&#10;Figure 16 — Programmes d’audit et échelle de notation"/>
+                    <pic:cNvPr id="16" name="a_master.png" descr="Figure 15 — Liste maîtresse&#10;Figure 15 — Liste maîtresse"/>
                     <pic:cNvPicPr>
                       <a:picLocks noChangeAspect="1" noChangeArrowheads="1"/>
                     </pic:cNvPicPr>
@@ -5081,20 +4830,20 @@
     <w:p>
       <w:pPr>
         <w:pStyle w:val="Normal"/>
-        <w:spacing w:before="0" w:after="200"/>
+        <w:spacing w:before="0" w:after="240"/>
         <w:jc w:val="center"/>
         <w:rPr/>
       </w:pPr>
       <w:r>
         <w:rPr>
-          <w:rFonts w:eastAsia="Times New Roman" w:cs="Times New Roman"/>
+          <w:rFonts w:eastAsia="Open Sans" w:cs="Open Sans"/>
           <w:i/>
           <w:iCs/>
-          <w:color w:val="58595B"/>
-          <w:sz w:val="19"/>
-          <w:szCs w:val="19"/>
-        </w:rPr>
-        <w:t>Figure 16 — Programmes d’audit et échelle de notation</w:t>
+          <w:color w:val="5A6B7B"/>
+          <w:sz w:val="18"/>
+          <w:szCs w:val="18"/>
+        </w:rPr>
+        <w:t>Figure 15 — Liste maîtresse</w:t>
       </w:r>
       <w:r>
         <w:br w:type="page"/>
@@ -5104,442 +4853,23 @@
       <w:pPr>
         <w:pStyle w:val="Heading1"/>
         <w:pBdr>
-          <w:bottom w:val="single" w:sz="8" w:space="4" w:color="F8931D"/>
+          <w:bottom w:val="single" w:sz="6" w:space="6" w:color="E1E8F0"/>
         </w:pBdr>
-        <w:spacing w:before="0" w:after="200"/>
-        <w:rPr/>
-      </w:pPr>
-      <w:bookmarkStart w:id="9" w:name="__RefHeading___Toc1023_2313161461"/>
-      <w:bookmarkEnd w:id="9"/>
-      <w:r>
-        <w:rPr>
-          <w:rFonts w:eastAsia="Times New Roman" w:cs="Times New Roman"/>
+        <w:spacing w:before="0" w:after="240"/>
+        <w:rPr/>
+      </w:pPr>
+      <w:bookmarkStart w:id="8" w:name="__RefHeading___Toc1037_3373283034"/>
+      <w:bookmarkEnd w:id="8"/>
+      <w:r>
+        <w:rPr>
+          <w:rFonts w:eastAsia="Montserrat" w:cs="Montserrat"/>
           <w:b/>
           <w:bCs/>
-          <w:color w:val="E07B00"/>
-          <w:sz w:val="34"/>
-          <w:szCs w:val="34"/>
-        </w:rPr>
-        <w:t>10. Protection des données et exploitation</w:t>
-      </w:r>
-    </w:p>
-    <w:tbl>
-      <w:tblPr>
-        <w:tblW w:w="9746" w:type="dxa"/>
-        <w:jc w:val="left"/>
-        <w:tblInd w:w="0" w:type="dxa"/>
-        <w:tblLayout w:type="fixed"/>
-        <w:tblCellMar>
-          <w:top w:w="60" w:type="dxa"/>
-          <w:left w:w="100" w:type="dxa"/>
-          <w:bottom w:w="60" w:type="dxa"/>
-          <w:right w:w="100" w:type="dxa"/>
-        </w:tblCellMar>
-      </w:tblPr>
-      <w:tblGrid>
-        <w:gridCol w:w="2800"/>
-        <w:gridCol w:w="6945"/>
-      </w:tblGrid>
-      <w:tr>
-        <w:trPr>
-          <w:tblHeader w:val="true"/>
-          <w:cantSplit w:val="true"/>
-        </w:trPr>
-        <w:tc>
-          <w:tcPr>
-            <w:tcW w:w="2800" w:type="dxa"/>
-            <w:tcBorders>
-              <w:top w:val="single" w:sz="4" w:space="0" w:color="E3E3E4"/>
-              <w:left w:val="single" w:sz="4" w:space="0" w:color="E3E3E4"/>
-              <w:bottom w:val="single" w:sz="4" w:space="0" w:color="E3E3E4"/>
-              <w:right w:val="single" w:sz="4" w:space="0" w:color="E3E3E4"/>
-            </w:tcBorders>
-            <w:shd w:color="auto" w:fill="F8931D" w:val="clear"/>
-          </w:tcPr>
-          <w:p>
-            <w:pPr>
-              <w:pStyle w:val="Normal"/>
-              <w:spacing w:before="0" w:after="20"/>
-              <w:rPr/>
-            </w:pPr>
-            <w:r>
-              <w:rPr>
-                <w:rFonts w:eastAsia="Times New Roman" w:cs="Times New Roman"/>
-                <w:b/>
-                <w:bCs/>
-                <w:color w:val="FFFFFF"/>
-                <w:sz w:val="19"/>
-                <w:szCs w:val="19"/>
-              </w:rPr>
-              <w:t>Sujet</w:t>
-            </w:r>
-          </w:p>
-        </w:tc>
-        <w:tc>
-          <w:tcPr>
-            <w:tcW w:w="6945" w:type="dxa"/>
-            <w:tcBorders>
-              <w:top w:val="single" w:sz="4" w:space="0" w:color="E3E3E4"/>
-              <w:left w:val="single" w:sz="4" w:space="0" w:color="E3E3E4"/>
-              <w:bottom w:val="single" w:sz="4" w:space="0" w:color="E3E3E4"/>
-              <w:right w:val="single" w:sz="4" w:space="0" w:color="E3E3E4"/>
-            </w:tcBorders>
-            <w:shd w:color="auto" w:fill="F8931D" w:val="clear"/>
-          </w:tcPr>
-          <w:p>
-            <w:pPr>
-              <w:pStyle w:val="Normal"/>
-              <w:spacing w:before="0" w:after="20"/>
-              <w:rPr/>
-            </w:pPr>
-            <w:r>
-              <w:rPr>
-                <w:rFonts w:eastAsia="Times New Roman" w:cs="Times New Roman"/>
-                <w:b/>
-                <w:bCs/>
-                <w:color w:val="FFFFFF"/>
-                <w:sz w:val="19"/>
-                <w:szCs w:val="19"/>
-              </w:rPr>
-              <w:t>Règle dans CortexSkills</w:t>
-            </w:r>
-          </w:p>
-        </w:tc>
-      </w:tr>
-      <w:tr>
-        <w:trPr>
-          <w:cantSplit w:val="true"/>
-        </w:trPr>
-        <w:tc>
-          <w:tcPr>
-            <w:tcW w:w="2800" w:type="dxa"/>
-            <w:tcBorders>
-              <w:top w:val="single" w:sz="4" w:space="0" w:color="E3E3E4"/>
-              <w:left w:val="single" w:sz="4" w:space="0" w:color="E3E3E4"/>
-              <w:bottom w:val="single" w:sz="4" w:space="0" w:color="E3E3E4"/>
-              <w:right w:val="single" w:sz="4" w:space="0" w:color="E3E3E4"/>
-            </w:tcBorders>
-            <w:shd w:color="auto" w:fill="FFFFFF" w:val="clear"/>
-          </w:tcPr>
-          <w:p>
-            <w:pPr>
-              <w:pStyle w:val="Normal"/>
-              <w:spacing w:before="0" w:after="20"/>
-              <w:rPr/>
-            </w:pPr>
-            <w:r>
-              <w:rPr>
-                <w:rFonts w:eastAsia="Times New Roman" w:cs="Times New Roman"/>
-                <w:b w:val="false"/>
-                <w:bCs w:val="false"/>
-                <w:color w:val="58595B"/>
-                <w:sz w:val="19"/>
-                <w:szCs w:val="19"/>
-              </w:rPr>
-              <w:t>Conservation des réponses</w:t>
-            </w:r>
-          </w:p>
-        </w:tc>
-        <w:tc>
-          <w:tcPr>
-            <w:tcW w:w="6945" w:type="dxa"/>
-            <w:tcBorders>
-              <w:top w:val="single" w:sz="4" w:space="0" w:color="E3E3E4"/>
-              <w:left w:val="single" w:sz="4" w:space="0" w:color="E3E3E4"/>
-              <w:bottom w:val="single" w:sz="4" w:space="0" w:color="E3E3E4"/>
-              <w:right w:val="single" w:sz="4" w:space="0" w:color="E3E3E4"/>
-            </w:tcBorders>
-            <w:shd w:color="auto" w:fill="FFFFFF" w:val="clear"/>
-          </w:tcPr>
-          <w:p>
-            <w:pPr>
-              <w:pStyle w:val="Normal"/>
-              <w:spacing w:before="0" w:after="20"/>
-              <w:rPr/>
-            </w:pPr>
-            <w:r>
-              <w:rPr>
-                <w:rFonts w:eastAsia="Times New Roman" w:cs="Times New Roman"/>
-                <w:b w:val="false"/>
-                <w:bCs w:val="false"/>
-                <w:color w:val="58595B"/>
-                <w:sz w:val="19"/>
-                <w:szCs w:val="19"/>
-              </w:rPr>
-              <w:t>Les réponses plus anciennes que la durée de conservation (5 ans par défaut, enregistrement Politique de conservation) sont anonymisées chaque jour : identité et texte libre supprimés, notes conservées.</w:t>
-            </w:r>
-          </w:p>
-        </w:tc>
-      </w:tr>
-      <w:tr>
-        <w:trPr>
-          <w:cantSplit w:val="true"/>
-        </w:trPr>
-        <w:tc>
-          <w:tcPr>
-            <w:tcW w:w="2800" w:type="dxa"/>
-            <w:tcBorders>
-              <w:top w:val="single" w:sz="4" w:space="0" w:color="E3E3E4"/>
-              <w:left w:val="single" w:sz="4" w:space="0" w:color="E3E3E4"/>
-              <w:bottom w:val="single" w:sz="4" w:space="0" w:color="E3E3E4"/>
-              <w:right w:val="single" w:sz="4" w:space="0" w:color="E3E3E4"/>
-            </w:tcBorders>
-            <w:shd w:color="auto" w:fill="F2F2F3" w:val="clear"/>
-          </w:tcPr>
-          <w:p>
-            <w:pPr>
-              <w:pStyle w:val="Normal"/>
-              <w:spacing w:before="0" w:after="20"/>
-              <w:rPr/>
-            </w:pPr>
-            <w:r>
-              <w:rPr>
-                <w:rFonts w:eastAsia="Times New Roman" w:cs="Times New Roman"/>
-                <w:b w:val="false"/>
-                <w:bCs w:val="false"/>
-                <w:color w:val="58595B"/>
-                <w:sz w:val="19"/>
-                <w:szCs w:val="19"/>
-              </w:rPr>
-              <w:t>Questionnaires anonymisés</w:t>
-            </w:r>
-          </w:p>
-        </w:tc>
-        <w:tc>
-          <w:tcPr>
-            <w:tcW w:w="6945" w:type="dxa"/>
-            <w:tcBorders>
-              <w:top w:val="single" w:sz="4" w:space="0" w:color="E3E3E4"/>
-              <w:left w:val="single" w:sz="4" w:space="0" w:color="E3E3E4"/>
-              <w:bottom w:val="single" w:sz="4" w:space="0" w:color="E3E3E4"/>
-              <w:right w:val="single" w:sz="4" w:space="0" w:color="E3E3E4"/>
-            </w:tcBorders>
-            <w:shd w:color="auto" w:fill="F2F2F3" w:val="clear"/>
-          </w:tcPr>
-          <w:p>
-            <w:pPr>
-              <w:pStyle w:val="Normal"/>
-              <w:spacing w:before="0" w:after="20"/>
-              <w:rPr/>
-            </w:pPr>
-            <w:r>
-              <w:rPr>
-                <w:rFonts w:eastAsia="Times New Roman" w:cs="Times New Roman"/>
-                <w:b w:val="false"/>
-                <w:bCs w:val="false"/>
-                <w:color w:val="58595B"/>
-                <w:sz w:val="19"/>
-                <w:szCs w:val="19"/>
-              </w:rPr>
-              <w:t>Cochez Anonymisé sur le questionnaire : l’identité est retirée avant stockage et aucun lien vers le répondant n’est conservé.</w:t>
-            </w:r>
-          </w:p>
-        </w:tc>
-      </w:tr>
-      <w:tr>
-        <w:trPr>
-          <w:cantSplit w:val="true"/>
-        </w:trPr>
-        <w:tc>
-          <w:tcPr>
-            <w:tcW w:w="2800" w:type="dxa"/>
-            <w:tcBorders>
-              <w:top w:val="single" w:sz="4" w:space="0" w:color="E3E3E4"/>
-              <w:left w:val="single" w:sz="4" w:space="0" w:color="E3E3E4"/>
-              <w:bottom w:val="single" w:sz="4" w:space="0" w:color="E3E3E4"/>
-              <w:right w:val="single" w:sz="4" w:space="0" w:color="E3E3E4"/>
-            </w:tcBorders>
-            <w:shd w:color="auto" w:fill="FFFFFF" w:val="clear"/>
-          </w:tcPr>
-          <w:p>
-            <w:pPr>
-              <w:pStyle w:val="Normal"/>
-              <w:spacing w:before="0" w:after="20"/>
-              <w:rPr/>
-            </w:pPr>
-            <w:r>
-              <w:rPr>
-                <w:rFonts w:eastAsia="Times New Roman" w:cs="Times New Roman"/>
-                <w:b w:val="false"/>
-                <w:bCs w:val="false"/>
-                <w:color w:val="58595B"/>
-                <w:sz w:val="19"/>
-                <w:szCs w:val="19"/>
-              </w:rPr>
-              <w:t>Journal d’audit</w:t>
-            </w:r>
-          </w:p>
-        </w:tc>
-        <w:tc>
-          <w:tcPr>
-            <w:tcW w:w="6945" w:type="dxa"/>
-            <w:tcBorders>
-              <w:top w:val="single" w:sz="4" w:space="0" w:color="E3E3E4"/>
-              <w:left w:val="single" w:sz="4" w:space="0" w:color="E3E3E4"/>
-              <w:bottom w:val="single" w:sz="4" w:space="0" w:color="E3E3E4"/>
-              <w:right w:val="single" w:sz="4" w:space="0" w:color="E3E3E4"/>
-            </w:tcBorders>
-            <w:shd w:color="auto" w:fill="FFFFFF" w:val="clear"/>
-          </w:tcPr>
-          <w:p>
-            <w:pPr>
-              <w:pStyle w:val="Normal"/>
-              <w:spacing w:before="0" w:after="20"/>
-              <w:rPr/>
-            </w:pPr>
-            <w:r>
-              <w:rPr>
-                <w:rFonts w:eastAsia="Times New Roman" w:cs="Times New Roman"/>
-                <w:b w:val="false"/>
-                <w:bCs w:val="false"/>
-                <w:color w:val="58595B"/>
-                <w:sz w:val="19"/>
-                <w:szCs w:val="19"/>
-              </w:rPr>
-              <w:t>En ajout seul : chaque modification avec utilisateur, heure, valeurs avant et après et justification.</w:t>
-            </w:r>
-          </w:p>
-        </w:tc>
-      </w:tr>
-      <w:tr>
-        <w:trPr>
-          <w:cantSplit w:val="true"/>
-        </w:trPr>
-        <w:tc>
-          <w:tcPr>
-            <w:tcW w:w="2800" w:type="dxa"/>
-            <w:tcBorders>
-              <w:top w:val="single" w:sz="4" w:space="0" w:color="E3E3E4"/>
-              <w:left w:val="single" w:sz="4" w:space="0" w:color="E3E3E4"/>
-              <w:bottom w:val="single" w:sz="4" w:space="0" w:color="E3E3E4"/>
-              <w:right w:val="single" w:sz="4" w:space="0" w:color="E3E3E4"/>
-            </w:tcBorders>
-            <w:shd w:color="auto" w:fill="F2F2F3" w:val="clear"/>
-          </w:tcPr>
-          <w:p>
-            <w:pPr>
-              <w:pStyle w:val="Normal"/>
-              <w:spacing w:before="0" w:after="20"/>
-              <w:rPr/>
-            </w:pPr>
-            <w:r>
-              <w:rPr>
-                <w:rFonts w:eastAsia="Times New Roman" w:cs="Times New Roman"/>
-                <w:b w:val="false"/>
-                <w:bCs w:val="false"/>
-                <w:color w:val="58595B"/>
-                <w:sz w:val="19"/>
-                <w:szCs w:val="19"/>
-              </w:rPr>
-              <w:t>Sauvegardes</w:t>
-            </w:r>
-          </w:p>
-        </w:tc>
-        <w:tc>
-          <w:tcPr>
-            <w:tcW w:w="6945" w:type="dxa"/>
-            <w:tcBorders>
-              <w:top w:val="single" w:sz="4" w:space="0" w:color="E3E3E4"/>
-              <w:left w:val="single" w:sz="4" w:space="0" w:color="E3E3E4"/>
-              <w:bottom w:val="single" w:sz="4" w:space="0" w:color="E3E3E4"/>
-              <w:right w:val="single" w:sz="4" w:space="0" w:color="E3E3E4"/>
-            </w:tcBorders>
-            <w:shd w:color="auto" w:fill="F2F2F3" w:val="clear"/>
-          </w:tcPr>
-          <w:p>
-            <w:pPr>
-              <w:pStyle w:val="Normal"/>
-              <w:spacing w:before="0" w:after="20"/>
-              <w:rPr/>
-            </w:pPr>
-            <w:r>
-              <w:rPr>
-                <w:rFonts w:eastAsia="Times New Roman" w:cs="Times New Roman"/>
-                <w:b w:val="false"/>
-                <w:bCs w:val="false"/>
-                <w:color w:val="58595B"/>
-                <w:sz w:val="19"/>
-                <w:szCs w:val="19"/>
-              </w:rPr>
-              <w:t>Copie quotidienne de la base pendant le service ; conservation réglée dans la configuration serveur ; Sauvegarder maintenant à la demande (administrateur plateforme).</w:t>
-            </w:r>
-          </w:p>
-        </w:tc>
-      </w:tr>
-      <w:tr>
-        <w:trPr>
-          <w:cantSplit w:val="true"/>
-        </w:trPr>
-        <w:tc>
-          <w:tcPr>
-            <w:tcW w:w="2800" w:type="dxa"/>
-            <w:tcBorders>
-              <w:top w:val="single" w:sz="4" w:space="0" w:color="E3E3E4"/>
-              <w:left w:val="single" w:sz="4" w:space="0" w:color="E3E3E4"/>
-              <w:bottom w:val="single" w:sz="4" w:space="0" w:color="E3E3E4"/>
-              <w:right w:val="single" w:sz="4" w:space="0" w:color="E3E3E4"/>
-            </w:tcBorders>
-            <w:shd w:color="auto" w:fill="FFFFFF" w:val="clear"/>
-          </w:tcPr>
-          <w:p>
-            <w:pPr>
-              <w:pStyle w:val="Normal"/>
-              <w:spacing w:before="0" w:after="20"/>
-              <w:rPr/>
-            </w:pPr>
-            <w:r>
-              <w:rPr>
-                <w:rFonts w:eastAsia="Times New Roman" w:cs="Times New Roman"/>
-                <w:b w:val="false"/>
-                <w:bCs w:val="false"/>
-                <w:color w:val="58595B"/>
-                <w:sz w:val="19"/>
-                <w:szCs w:val="19"/>
-              </w:rPr>
-              <w:t>Clés et secrets</w:t>
-            </w:r>
-          </w:p>
-        </w:tc>
-        <w:tc>
-          <w:tcPr>
-            <w:tcW w:w="6945" w:type="dxa"/>
-            <w:tcBorders>
-              <w:top w:val="single" w:sz="4" w:space="0" w:color="E3E3E4"/>
-              <w:left w:val="single" w:sz="4" w:space="0" w:color="E3E3E4"/>
-              <w:bottom w:val="single" w:sz="4" w:space="0" w:color="E3E3E4"/>
-              <w:right w:val="single" w:sz="4" w:space="0" w:color="E3E3E4"/>
-            </w:tcBorders>
-            <w:shd w:color="auto" w:fill="FFFFFF" w:val="clear"/>
-          </w:tcPr>
-          <w:p>
-            <w:pPr>
-              <w:pStyle w:val="Normal"/>
-              <w:spacing w:before="0" w:after="20"/>
-              <w:rPr/>
-            </w:pPr>
-            <w:r>
-              <w:rPr>
-                <w:rFonts w:eastAsia="Times New Roman" w:cs="Times New Roman"/>
-                <w:b w:val="false"/>
-                <w:bCs w:val="false"/>
-                <w:color w:val="58595B"/>
-                <w:sz w:val="19"/>
-                <w:szCs w:val="19"/>
-              </w:rPr>
-              <w:t>Les clés de modèle et jetons de canaux sont scellés sur le serveur ; seuls les derniers caractères sont affichés.</w:t>
-            </w:r>
-          </w:p>
-        </w:tc>
-      </w:tr>
-    </w:tbl>
-    <w:p>
-      <w:pPr>
-        <w:pStyle w:val="Normal"/>
-        <w:spacing w:before="0" w:after="120"/>
-        <w:rPr/>
-      </w:pPr>
-      <w:r>
-        <w:rPr/>
+          <w:color w:val="123A5F"/>
+          <w:sz w:val="40"/>
+          <w:szCs w:val="40"/>
+        </w:rPr>
+        <w:t>9. Audits</w:t>
       </w:r>
     </w:p>
     <w:p>
@@ -5551,14 +4881,14 @@
       </w:pPr>
       <w:r>
         <w:rPr>
-          <w:rFonts w:eastAsia="Times New Roman" w:cs="Times New Roman"/>
+          <w:rFonts w:eastAsia="Open Sans" w:cs="Open Sans"/>
           <w:b/>
           <w:bCs/>
-          <w:color w:val="3A3A3C"/>
+          <w:color w:val="123A5F"/>
           <w:sz w:val="23"/>
           <w:szCs w:val="23"/>
         </w:rPr>
-        <w:t>Purger maintenant les réponses expirées</w:t>
+        <w:t>Planifier un audit et traiter une non-conformité</w:t>
       </w:r>
     </w:p>
     <w:p>
@@ -5566,19 +4896,19 @@
         <w:pStyle w:val="ListParagraph"/>
         <w:numPr>
           <w:ilvl w:val="0"/>
-          <w:numId w:val="41"/>
+          <w:numId w:val="40"/>
         </w:numPr>
-        <w:spacing w:lineRule="auto" w:line="276" w:before="0" w:after="60"/>
-        <w:rPr/>
-      </w:pPr>
-      <w:r>
-        <w:rPr>
-          <w:rFonts w:eastAsia="Times New Roman" w:cs="Times New Roman"/>
-          <w:color w:val="58595B"/>
-          <w:sz w:val="24"/>
-          <w:szCs w:val="24"/>
-        </w:rPr>
-        <w:t>Fixez la durée : ouvrez Portefeuille › Enregistrements métier › RetentionPolicy et créez l’enregistrement.</w:t>
+        <w:spacing w:lineRule="auto" w:line="288" w:before="0" w:after="80"/>
+        <w:rPr/>
+      </w:pPr>
+      <w:r>
+        <w:rPr>
+          <w:rFonts w:eastAsia="Open Sans" w:cs="Open Sans"/>
+          <w:color w:val="2C3E50"/>
+          <w:sz w:val="22"/>
+          <w:szCs w:val="22"/>
+        </w:rPr>
+        <w:t>Ouvrez Gouvernance › Audits et cliquez sur Nouveau.</w:t>
       </w:r>
     </w:p>
     <w:p>
@@ -5590,10 +4920,10 @@
       </w:pPr>
       <w:r>
         <w:rPr>
-          <w:rFonts w:eastAsia="Times New Roman" w:cs="Times New Roman"/>
+          <w:rFonts w:eastAsia="Open Sans" w:cs="Open Sans"/>
           <w:b/>
           <w:bCs/>
-          <w:color w:val="E07B00"/>
+          <w:color w:val="123A5F"/>
           <w:sz w:val="21"/>
           <w:szCs w:val="21"/>
         </w:rPr>
@@ -5601,12 +4931,12 @@
       </w:r>
       <w:r>
         <w:rPr>
-          <w:rFonts w:eastAsia="Times New Roman" w:cs="Times New Roman"/>
-          <w:color w:val="58595B"/>
+          <w:rFonts w:eastAsia="Open Sans" w:cs="Open Sans"/>
+          <w:color w:val="2C3E50"/>
           <w:sz w:val="21"/>
           <w:szCs w:val="21"/>
         </w:rPr>
-        <w:t>Années questionnaires — 5 ; Mode — anonymize</w:t>
+        <w:t>Code — AUD-2027-01 ; Nom — Audit interne du processus formation ; Norme — ISO 9001 ; Fréquence — Annuelle ; Date planifiée — 2027-03-15</w:t>
       </w:r>
     </w:p>
     <w:p>
@@ -5614,47 +4944,19 @@
         <w:pStyle w:val="ListParagraph"/>
         <w:numPr>
           <w:ilvl w:val="0"/>
-          <w:numId w:val="20"/>
+          <w:numId w:val="19"/>
         </w:numPr>
-        <w:spacing w:lineRule="auto" w:line="276" w:before="0" w:after="60"/>
-        <w:rPr/>
-      </w:pPr>
-      <w:r>
-        <w:rPr>
-          <w:rFonts w:eastAsia="Times New Roman" w:cs="Times New Roman"/>
-          <w:color w:val="58595B"/>
-          <w:sz w:val="24"/>
-          <w:szCs w:val="24"/>
-        </w:rPr>
-        <w:t>La purge s’exécute chaque jour. Pour la lancer maintenant, appelez l’API en administrateur d’organisation.</w:t>
-      </w:r>
-    </w:p>
-    <w:p>
-      <w:pPr>
-        <w:pStyle w:val="Normal"/>
-        <w:spacing w:before="0" w:after="60"/>
-        <w:ind w:left="700"/>
-        <w:rPr/>
-      </w:pPr>
-      <w:r>
-        <w:rPr>
-          <w:rFonts w:eastAsia="Times New Roman" w:cs="Times New Roman"/>
-          <w:b/>
-          <w:bCs/>
-          <w:color w:val="E07B00"/>
-          <w:sz w:val="21"/>
-          <w:szCs w:val="21"/>
-        </w:rPr>
-        <w:t xml:space="preserve">Saisir : </w:t>
-      </w:r>
-      <w:r>
-        <w:rPr>
-          <w:rFonts w:eastAsia="Times New Roman" w:cs="Times New Roman"/>
-          <w:color w:val="58595B"/>
-          <w:sz w:val="21"/>
-          <w:szCs w:val="21"/>
-        </w:rPr>
-        <w:t>POST /api/retention/purge  {"mode":"anonymize"}</w:t>
+        <w:spacing w:lineRule="auto" w:line="288" w:before="0" w:after="80"/>
+        <w:rPr/>
+      </w:pPr>
+      <w:r>
+        <w:rPr>
+          <w:rFonts w:eastAsia="Open Sans" w:cs="Open Sans"/>
+          <w:color w:val="2C3E50"/>
+          <w:sz w:val="22"/>
+          <w:szCs w:val="22"/>
+        </w:rPr>
+        <w:t>Enregistrez. La prochaine date est calculée depuis la fréquence.</w:t>
       </w:r>
     </w:p>
     <w:p>
@@ -5662,19 +4964,67 @@
         <w:pStyle w:val="ListParagraph"/>
         <w:numPr>
           <w:ilvl w:val="0"/>
-          <w:numId w:val="20"/>
+          <w:numId w:val="19"/>
         </w:numPr>
-        <w:spacing w:lineRule="auto" w:line="276" w:before="0" w:after="60"/>
-        <w:rPr/>
-      </w:pPr>
-      <w:r>
-        <w:rPr>
-          <w:rFonts w:eastAsia="Times New Roman" w:cs="Times New Roman"/>
-          <w:color w:val="58595B"/>
-          <w:sz w:val="24"/>
-          <w:szCs w:val="24"/>
-        </w:rPr>
-        <w:t>Vérifiez le nombre dans l’entrée du journal RetentionPolicy · purge.</w:t>
+        <w:spacing w:lineRule="auto" w:line="288" w:before="0" w:after="80"/>
+        <w:rPr/>
+      </w:pPr>
+      <w:r>
+        <w:rPr>
+          <w:rFonts w:eastAsia="Open Sans" w:cs="Open Sans"/>
+          <w:color w:val="2C3E50"/>
+          <w:sz w:val="22"/>
+          <w:szCs w:val="22"/>
+        </w:rPr>
+        <w:t>Ouvrez l’audit et ajoutez un constat.</w:t>
+      </w:r>
+    </w:p>
+    <w:p>
+      <w:pPr>
+        <w:pStyle w:val="Normal"/>
+        <w:spacing w:before="0" w:after="60"/>
+        <w:ind w:left="700"/>
+        <w:rPr/>
+      </w:pPr>
+      <w:r>
+        <w:rPr>
+          <w:rFonts w:eastAsia="Open Sans" w:cs="Open Sans"/>
+          <w:b/>
+          <w:bCs/>
+          <w:color w:val="123A5F"/>
+          <w:sz w:val="21"/>
+          <w:szCs w:val="21"/>
+        </w:rPr>
+        <w:t xml:space="preserve">Saisir : </w:t>
+      </w:r>
+      <w:r>
+        <w:rPr>
+          <w:rFonts w:eastAsia="Open Sans" w:cs="Open Sans"/>
+          <w:color w:val="2C3E50"/>
+          <w:sz w:val="21"/>
+          <w:szCs w:val="21"/>
+        </w:rPr>
+        <w:t>Niveau — Mineure ; Exigence — ISO 9001 §7.2 ; Énoncé — Deux formateurs n’ont pas de preuve de compétence au dossier.</w:t>
+      </w:r>
+    </w:p>
+    <w:p>
+      <w:pPr>
+        <w:pStyle w:val="ListParagraph"/>
+        <w:numPr>
+          <w:ilvl w:val="0"/>
+          <w:numId w:val="19"/>
+        </w:numPr>
+        <w:spacing w:lineRule="auto" w:line="288" w:before="0" w:after="80"/>
+        <w:rPr/>
+      </w:pPr>
+      <w:r>
+        <w:rPr>
+          <w:rFonts w:eastAsia="Open Sans" w:cs="Open Sans"/>
+          <w:color w:val="2C3E50"/>
+          <w:sz w:val="22"/>
+          <w:szCs w:val="22"/>
+        </w:rPr>
+        <w:t>Cliquez sur Créer l’action. L’action corrective entre dans le processus des actions ; le constat passe à Action planifiée.</w:t>
       </w:r>
     </w:p>
     <w:p>
@@ -5691,7 +5041,7 @@
           <wp:inline distT="0" distB="0" distL="0" distR="0">
             <wp:extent cx="5905500" cy="3695700"/>
             <wp:effectExtent l="0" t="0" r="0" b="0"/>
-            <wp:docPr id="17" name="a_audit.png" descr="Figure 17 — Journal d’audit&#10;Figure 17 — Journal d’audit"/>
+            <wp:docPr id="17" name="a_audits.png" descr="Figure 16 — Programmes d’audit et échelle de notation&#10;Figure 16 — Programmes d’audit et échelle de notation"/>
             <wp:cNvGraphicFramePr>
               <a:graphicFrameLocks xmlns:a="http://schemas.openxmlformats.org/drawingml/2006/main" noChangeAspect="1"/>
             </wp:cNvGraphicFramePr>
@@ -5699,7 +5049,7 @@
               <a:graphicData uri="http://schemas.openxmlformats.org/drawingml/2006/picture">
                 <pic:pic xmlns:pic="http://schemas.openxmlformats.org/drawingml/2006/picture">
                   <pic:nvPicPr>
-                    <pic:cNvPr id="17" name="a_audit.png" descr="Figure 17 — Journal d’audit&#10;Figure 17 — Journal d’audit"/>
+                    <pic:cNvPr id="17" name="a_audits.png" descr="Figure 16 — Programmes d’audit et échelle de notation&#10;Figure 16 — Programmes d’audit et échelle de notation"/>
                     <pic:cNvPicPr>
                       <a:picLocks noChangeAspect="1" noChangeArrowheads="1"/>
                     </pic:cNvPicPr>
@@ -5729,58 +5079,600 @@
     <w:p>
       <w:pPr>
         <w:pStyle w:val="Normal"/>
-        <w:spacing w:before="0" w:after="200"/>
+        <w:spacing w:before="0" w:after="240"/>
         <w:jc w:val="center"/>
         <w:rPr/>
       </w:pPr>
       <w:r>
         <w:rPr>
-          <w:rFonts w:eastAsia="Times New Roman" w:cs="Times New Roman"/>
+          <w:rFonts w:eastAsia="Open Sans" w:cs="Open Sans"/>
           <w:i/>
           <w:iCs/>
-          <w:color w:val="58595B"/>
-          <w:sz w:val="19"/>
-          <w:szCs w:val="19"/>
-        </w:rPr>
-        <w:t>Figure 17 — Journal d’audit</w:t>
-      </w:r>
-    </w:p>
-    <w:p>
-      <w:pPr>
-        <w:pStyle w:val="Heading2"/>
-        <w:keepNext w:val="true"/>
-        <w:spacing w:before="280" w:after="120"/>
-        <w:rPr/>
-      </w:pPr>
-      <w:bookmarkStart w:id="10" w:name="__RefHeading___Toc1025_2313161461"/>
-      <w:bookmarkEnd w:id="10"/>
-      <w:r>
-        <w:rPr>
-          <w:rFonts w:eastAsia="Times New Roman" w:cs="Times New Roman"/>
+          <w:color w:val="5A6B7B"/>
+          <w:sz w:val="18"/>
+          <w:szCs w:val="18"/>
+        </w:rPr>
+        <w:t>Figure 16 — Programmes d’audit et échelle de notation</w:t>
+      </w:r>
+      <w:r>
+        <w:br w:type="page"/>
+      </w:r>
+    </w:p>
+    <w:p>
+      <w:pPr>
+        <w:pStyle w:val="Heading1"/>
+        <w:pBdr>
+          <w:bottom w:val="single" w:sz="6" w:space="6" w:color="E1E8F0"/>
+        </w:pBdr>
+        <w:spacing w:before="0" w:after="240"/>
+        <w:rPr/>
+      </w:pPr>
+      <w:bookmarkStart w:id="9" w:name="__RefHeading___Toc1039_3373283034"/>
+      <w:bookmarkEnd w:id="9"/>
+      <w:r>
+        <w:rPr>
+          <w:rFonts w:eastAsia="Montserrat" w:cs="Montserrat"/>
           <w:b/>
           <w:bCs/>
-          <w:color w:val="3A3A3C"/>
-          <w:sz w:val="27"/>
-          <w:szCs w:val="27"/>
-        </w:rPr>
-        <w:t>Traçabilité</w:t>
-      </w:r>
-    </w:p>
-    <w:p>
-      <w:pPr>
-        <w:pStyle w:val="Normal"/>
-        <w:spacing w:lineRule="auto" w:line="276" w:before="0" w:after="120"/>
-        <w:jc w:val="both"/>
-        <w:rPr/>
-      </w:pPr>
-      <w:r>
-        <w:rPr>
-          <w:rFonts w:eastAsia="Times New Roman" w:cs="Times New Roman"/>
-          <w:color w:val="58595B"/>
-          <w:sz w:val="24"/>
-          <w:szCs w:val="24"/>
-        </w:rPr>
-        <w:t>Administration › Traçabilité liste les 580 exigences du SRS Dynamic Apps Standard v1.10 avec leur statut et leur preuve : 558 satisfaites, 10 partielles et 12 relevant de l’hébergement de production (dimensionnement, disponibilité, chiffrement au repos, résidence).</w:t>
+          <w:color w:val="123A5F"/>
+          <w:sz w:val="40"/>
+          <w:szCs w:val="40"/>
+        </w:rPr>
+        <w:t>10. Protection des données et exploitation</w:t>
+      </w:r>
+    </w:p>
+    <w:tbl>
+      <w:tblPr>
+        <w:tblW w:w="9638" w:type="dxa"/>
+        <w:jc w:val="left"/>
+        <w:tblInd w:w="0" w:type="dxa"/>
+        <w:tblLayout w:type="fixed"/>
+        <w:tblCellMar>
+          <w:top w:w="70" w:type="dxa"/>
+          <w:left w:w="110" w:type="dxa"/>
+          <w:bottom w:w="70" w:type="dxa"/>
+          <w:right w:w="110" w:type="dxa"/>
+        </w:tblCellMar>
+      </w:tblPr>
+      <w:tblGrid>
+        <w:gridCol w:w="2768"/>
+        <w:gridCol w:w="6869"/>
+      </w:tblGrid>
+      <w:tr>
+        <w:trPr>
+          <w:tblHeader w:val="true"/>
+          <w:cantSplit w:val="true"/>
+        </w:trPr>
+        <w:tc>
+          <w:tcPr>
+            <w:tcW w:w="2768" w:type="dxa"/>
+            <w:tcBorders>
+              <w:top w:val="single" w:sz="4" w:space="0" w:color="E1E8F0"/>
+              <w:left w:val="single" w:sz="4" w:space="0" w:color="E1E8F0"/>
+              <w:bottom w:val="single" w:sz="4" w:space="0" w:color="E1E8F0"/>
+              <w:right w:val="single" w:sz="4" w:space="0" w:color="E1E8F0"/>
+            </w:tcBorders>
+            <w:shd w:color="auto" w:fill="123A5F" w:val="clear"/>
+          </w:tcPr>
+          <w:p>
+            <w:pPr>
+              <w:pStyle w:val="Normal"/>
+              <w:spacing w:before="0" w:after="20"/>
+              <w:rPr/>
+            </w:pPr>
+            <w:r>
+              <w:rPr>
+                <w:rFonts w:eastAsia="Open Sans" w:cs="Open Sans"/>
+                <w:b/>
+                <w:bCs/>
+                <w:color w:val="FFFFFF"/>
+                <w:sz w:val="18"/>
+                <w:szCs w:val="18"/>
+              </w:rPr>
+              <w:t>Sujet</w:t>
+            </w:r>
+          </w:p>
+        </w:tc>
+        <w:tc>
+          <w:tcPr>
+            <w:tcW w:w="6869" w:type="dxa"/>
+            <w:tcBorders>
+              <w:top w:val="single" w:sz="4" w:space="0" w:color="E1E8F0"/>
+              <w:left w:val="single" w:sz="4" w:space="0" w:color="E1E8F0"/>
+              <w:bottom w:val="single" w:sz="4" w:space="0" w:color="E1E8F0"/>
+              <w:right w:val="single" w:sz="4" w:space="0" w:color="E1E8F0"/>
+            </w:tcBorders>
+            <w:shd w:color="auto" w:fill="123A5F" w:val="clear"/>
+          </w:tcPr>
+          <w:p>
+            <w:pPr>
+              <w:pStyle w:val="Normal"/>
+              <w:spacing w:before="0" w:after="20"/>
+              <w:rPr/>
+            </w:pPr>
+            <w:r>
+              <w:rPr>
+                <w:rFonts w:eastAsia="Open Sans" w:cs="Open Sans"/>
+                <w:b/>
+                <w:bCs/>
+                <w:color w:val="FFFFFF"/>
+                <w:sz w:val="18"/>
+                <w:szCs w:val="18"/>
+              </w:rPr>
+              <w:t>Règle dans CortexSkills</w:t>
+            </w:r>
+          </w:p>
+        </w:tc>
+      </w:tr>
+      <w:tr>
+        <w:trPr>
+          <w:cantSplit w:val="true"/>
+        </w:trPr>
+        <w:tc>
+          <w:tcPr>
+            <w:tcW w:w="2768" w:type="dxa"/>
+            <w:tcBorders>
+              <w:top w:val="single" w:sz="4" w:space="0" w:color="E1E8F0"/>
+              <w:left w:val="single" w:sz="4" w:space="0" w:color="E1E8F0"/>
+              <w:bottom w:val="single" w:sz="4" w:space="0" w:color="E1E8F0"/>
+              <w:right w:val="single" w:sz="4" w:space="0" w:color="E1E8F0"/>
+            </w:tcBorders>
+            <w:shd w:color="auto" w:fill="FFFFFF" w:val="clear"/>
+          </w:tcPr>
+          <w:p>
+            <w:pPr>
+              <w:pStyle w:val="Normal"/>
+              <w:spacing w:before="0" w:after="20"/>
+              <w:rPr/>
+            </w:pPr>
+            <w:r>
+              <w:rPr>
+                <w:rFonts w:eastAsia="Open Sans" w:cs="Open Sans"/>
+                <w:b w:val="false"/>
+                <w:bCs w:val="false"/>
+                <w:color w:val="2C3E50"/>
+                <w:sz w:val="18"/>
+                <w:szCs w:val="18"/>
+              </w:rPr>
+              <w:t>Conservation des réponses</w:t>
+            </w:r>
+          </w:p>
+        </w:tc>
+        <w:tc>
+          <w:tcPr>
+            <w:tcW w:w="6869" w:type="dxa"/>
+            <w:tcBorders>
+              <w:top w:val="single" w:sz="4" w:space="0" w:color="E1E8F0"/>
+              <w:left w:val="single" w:sz="4" w:space="0" w:color="E1E8F0"/>
+              <w:bottom w:val="single" w:sz="4" w:space="0" w:color="E1E8F0"/>
+              <w:right w:val="single" w:sz="4" w:space="0" w:color="E1E8F0"/>
+            </w:tcBorders>
+            <w:shd w:color="auto" w:fill="FFFFFF" w:val="clear"/>
+          </w:tcPr>
+          <w:p>
+            <w:pPr>
+              <w:pStyle w:val="Normal"/>
+              <w:spacing w:before="0" w:after="20"/>
+              <w:rPr/>
+            </w:pPr>
+            <w:r>
+              <w:rPr>
+                <w:rFonts w:eastAsia="Open Sans" w:cs="Open Sans"/>
+                <w:b w:val="false"/>
+                <w:bCs w:val="false"/>
+                <w:color w:val="2C3E50"/>
+                <w:sz w:val="18"/>
+                <w:szCs w:val="18"/>
+              </w:rPr>
+              <w:t>Les réponses plus anciennes que la durée de conservation (5 ans par défaut, enregistrement Politique de conservation) sont anonymisées chaque jour : identité et texte libre supprimés, notes conservées.</w:t>
+            </w:r>
+          </w:p>
+        </w:tc>
+      </w:tr>
+      <w:tr>
+        <w:trPr>
+          <w:cantSplit w:val="true"/>
+        </w:trPr>
+        <w:tc>
+          <w:tcPr>
+            <w:tcW w:w="2768" w:type="dxa"/>
+            <w:tcBorders>
+              <w:top w:val="single" w:sz="4" w:space="0" w:color="E1E8F0"/>
+              <w:left w:val="single" w:sz="4" w:space="0" w:color="E1E8F0"/>
+              <w:bottom w:val="single" w:sz="4" w:space="0" w:color="E1E8F0"/>
+              <w:right w:val="single" w:sz="4" w:space="0" w:color="E1E8F0"/>
+            </w:tcBorders>
+            <w:shd w:color="auto" w:fill="F5F8FB" w:val="clear"/>
+          </w:tcPr>
+          <w:p>
+            <w:pPr>
+              <w:pStyle w:val="Normal"/>
+              <w:spacing w:before="0" w:after="20"/>
+              <w:rPr/>
+            </w:pPr>
+            <w:r>
+              <w:rPr>
+                <w:rFonts w:eastAsia="Open Sans" w:cs="Open Sans"/>
+                <w:b w:val="false"/>
+                <w:bCs w:val="false"/>
+                <w:color w:val="2C3E50"/>
+                <w:sz w:val="18"/>
+                <w:szCs w:val="18"/>
+              </w:rPr>
+              <w:t>Questionnaires anonymisés</w:t>
+            </w:r>
+          </w:p>
+        </w:tc>
+        <w:tc>
+          <w:tcPr>
+            <w:tcW w:w="6869" w:type="dxa"/>
+            <w:tcBorders>
+              <w:top w:val="single" w:sz="4" w:space="0" w:color="E1E8F0"/>
+              <w:left w:val="single" w:sz="4" w:space="0" w:color="E1E8F0"/>
+              <w:bottom w:val="single" w:sz="4" w:space="0" w:color="E1E8F0"/>
+              <w:right w:val="single" w:sz="4" w:space="0" w:color="E1E8F0"/>
+            </w:tcBorders>
+            <w:shd w:color="auto" w:fill="F5F8FB" w:val="clear"/>
+          </w:tcPr>
+          <w:p>
+            <w:pPr>
+              <w:pStyle w:val="Normal"/>
+              <w:spacing w:before="0" w:after="20"/>
+              <w:rPr/>
+            </w:pPr>
+            <w:r>
+              <w:rPr>
+                <w:rFonts w:eastAsia="Open Sans" w:cs="Open Sans"/>
+                <w:b w:val="false"/>
+                <w:bCs w:val="false"/>
+                <w:color w:val="2C3E50"/>
+                <w:sz w:val="18"/>
+                <w:szCs w:val="18"/>
+              </w:rPr>
+              <w:t>Cochez Anonymisé sur le questionnaire : l’identité est retirée avant stockage et aucun lien vers le répondant n’est conservé.</w:t>
+            </w:r>
+          </w:p>
+        </w:tc>
+      </w:tr>
+      <w:tr>
+        <w:trPr>
+          <w:cantSplit w:val="true"/>
+        </w:trPr>
+        <w:tc>
+          <w:tcPr>
+            <w:tcW w:w="2768" w:type="dxa"/>
+            <w:tcBorders>
+              <w:top w:val="single" w:sz="4" w:space="0" w:color="E1E8F0"/>
+              <w:left w:val="single" w:sz="4" w:space="0" w:color="E1E8F0"/>
+              <w:bottom w:val="single" w:sz="4" w:space="0" w:color="E1E8F0"/>
+              <w:right w:val="single" w:sz="4" w:space="0" w:color="E1E8F0"/>
+            </w:tcBorders>
+            <w:shd w:color="auto" w:fill="FFFFFF" w:val="clear"/>
+          </w:tcPr>
+          <w:p>
+            <w:pPr>
+              <w:pStyle w:val="Normal"/>
+              <w:spacing w:before="0" w:after="20"/>
+              <w:rPr/>
+            </w:pPr>
+            <w:r>
+              <w:rPr>
+                <w:rFonts w:eastAsia="Open Sans" w:cs="Open Sans"/>
+                <w:b w:val="false"/>
+                <w:bCs w:val="false"/>
+                <w:color w:val="2C3E50"/>
+                <w:sz w:val="18"/>
+                <w:szCs w:val="18"/>
+              </w:rPr>
+              <w:t>Journal d’audit</w:t>
+            </w:r>
+          </w:p>
+        </w:tc>
+        <w:tc>
+          <w:tcPr>
+            <w:tcW w:w="6869" w:type="dxa"/>
+            <w:tcBorders>
+              <w:top w:val="single" w:sz="4" w:space="0" w:color="E1E8F0"/>
+              <w:left w:val="single" w:sz="4" w:space="0" w:color="E1E8F0"/>
+              <w:bottom w:val="single" w:sz="4" w:space="0" w:color="E1E8F0"/>
+              <w:right w:val="single" w:sz="4" w:space="0" w:color="E1E8F0"/>
+            </w:tcBorders>
+            <w:shd w:color="auto" w:fill="FFFFFF" w:val="clear"/>
+          </w:tcPr>
+          <w:p>
+            <w:pPr>
+              <w:pStyle w:val="Normal"/>
+              <w:spacing w:before="0" w:after="20"/>
+              <w:rPr/>
+            </w:pPr>
+            <w:r>
+              <w:rPr>
+                <w:rFonts w:eastAsia="Open Sans" w:cs="Open Sans"/>
+                <w:b w:val="false"/>
+                <w:bCs w:val="false"/>
+                <w:color w:val="2C3E50"/>
+                <w:sz w:val="18"/>
+                <w:szCs w:val="18"/>
+              </w:rPr>
+              <w:t>En ajout seul : chaque modification avec utilisateur, heure, valeurs avant et après et justification.</w:t>
+            </w:r>
+          </w:p>
+        </w:tc>
+      </w:tr>
+      <w:tr>
+        <w:trPr>
+          <w:cantSplit w:val="true"/>
+        </w:trPr>
+        <w:tc>
+          <w:tcPr>
+            <w:tcW w:w="2768" w:type="dxa"/>
+            <w:tcBorders>
+              <w:top w:val="single" w:sz="4" w:space="0" w:color="E1E8F0"/>
+              <w:left w:val="single" w:sz="4" w:space="0" w:color="E1E8F0"/>
+              <w:bottom w:val="single" w:sz="4" w:space="0" w:color="E1E8F0"/>
+              <w:right w:val="single" w:sz="4" w:space="0" w:color="E1E8F0"/>
+            </w:tcBorders>
+            <w:shd w:color="auto" w:fill="F5F8FB" w:val="clear"/>
+          </w:tcPr>
+          <w:p>
+            <w:pPr>
+              <w:pStyle w:val="Normal"/>
+              <w:spacing w:before="0" w:after="20"/>
+              <w:rPr/>
+            </w:pPr>
+            <w:r>
+              <w:rPr>
+                <w:rFonts w:eastAsia="Open Sans" w:cs="Open Sans"/>
+                <w:b w:val="false"/>
+                <w:bCs w:val="false"/>
+                <w:color w:val="2C3E50"/>
+                <w:sz w:val="18"/>
+                <w:szCs w:val="18"/>
+              </w:rPr>
+              <w:t>Sauvegardes</w:t>
+            </w:r>
+          </w:p>
+        </w:tc>
+        <w:tc>
+          <w:tcPr>
+            <w:tcW w:w="6869" w:type="dxa"/>
+            <w:tcBorders>
+              <w:top w:val="single" w:sz="4" w:space="0" w:color="E1E8F0"/>
+              <w:left w:val="single" w:sz="4" w:space="0" w:color="E1E8F0"/>
+              <w:bottom w:val="single" w:sz="4" w:space="0" w:color="E1E8F0"/>
+              <w:right w:val="single" w:sz="4" w:space="0" w:color="E1E8F0"/>
+            </w:tcBorders>
+            <w:shd w:color="auto" w:fill="F5F8FB" w:val="clear"/>
+          </w:tcPr>
+          <w:p>
+            <w:pPr>
+              <w:pStyle w:val="Normal"/>
+              <w:spacing w:before="0" w:after="20"/>
+              <w:rPr/>
+            </w:pPr>
+            <w:r>
+              <w:rPr>
+                <w:rFonts w:eastAsia="Open Sans" w:cs="Open Sans"/>
+                <w:b w:val="false"/>
+                <w:bCs w:val="false"/>
+                <w:color w:val="2C3E50"/>
+                <w:sz w:val="18"/>
+                <w:szCs w:val="18"/>
+              </w:rPr>
+              <w:t>Copie quotidienne de la base pendant le service ; conservation réglée dans la configuration serveur ; Sauvegarder maintenant à la demande (administrateur plateforme).</w:t>
+            </w:r>
+          </w:p>
+        </w:tc>
+      </w:tr>
+      <w:tr>
+        <w:trPr>
+          <w:cantSplit w:val="true"/>
+        </w:trPr>
+        <w:tc>
+          <w:tcPr>
+            <w:tcW w:w="2768" w:type="dxa"/>
+            <w:tcBorders>
+              <w:top w:val="single" w:sz="4" w:space="0" w:color="E1E8F0"/>
+              <w:left w:val="single" w:sz="4" w:space="0" w:color="E1E8F0"/>
+              <w:bottom w:val="single" w:sz="4" w:space="0" w:color="E1E8F0"/>
+              <w:right w:val="single" w:sz="4" w:space="0" w:color="E1E8F0"/>
+            </w:tcBorders>
+            <w:shd w:color="auto" w:fill="FFFFFF" w:val="clear"/>
+          </w:tcPr>
+          <w:p>
+            <w:pPr>
+              <w:pStyle w:val="Normal"/>
+              <w:spacing w:before="0" w:after="20"/>
+              <w:rPr/>
+            </w:pPr>
+            <w:r>
+              <w:rPr>
+                <w:rFonts w:eastAsia="Open Sans" w:cs="Open Sans"/>
+                <w:b w:val="false"/>
+                <w:bCs w:val="false"/>
+                <w:color w:val="2C3E50"/>
+                <w:sz w:val="18"/>
+                <w:szCs w:val="18"/>
+              </w:rPr>
+              <w:t>Clés et secrets</w:t>
+            </w:r>
+          </w:p>
+        </w:tc>
+        <w:tc>
+          <w:tcPr>
+            <w:tcW w:w="6869" w:type="dxa"/>
+            <w:tcBorders>
+              <w:top w:val="single" w:sz="4" w:space="0" w:color="E1E8F0"/>
+              <w:left w:val="single" w:sz="4" w:space="0" w:color="E1E8F0"/>
+              <w:bottom w:val="single" w:sz="4" w:space="0" w:color="E1E8F0"/>
+              <w:right w:val="single" w:sz="4" w:space="0" w:color="E1E8F0"/>
+            </w:tcBorders>
+            <w:shd w:color="auto" w:fill="FFFFFF" w:val="clear"/>
+          </w:tcPr>
+          <w:p>
+            <w:pPr>
+              <w:pStyle w:val="Normal"/>
+              <w:spacing w:before="0" w:after="20"/>
+              <w:rPr/>
+            </w:pPr>
+            <w:r>
+              <w:rPr>
+                <w:rFonts w:eastAsia="Open Sans" w:cs="Open Sans"/>
+                <w:b w:val="false"/>
+                <w:bCs w:val="false"/>
+                <w:color w:val="2C3E50"/>
+                <w:sz w:val="18"/>
+                <w:szCs w:val="18"/>
+              </w:rPr>
+              <w:t>Les clés de modèle et jetons de canaux sont scellés sur le serveur ; seuls les derniers caractères sont affichés.</w:t>
+            </w:r>
+          </w:p>
+        </w:tc>
+      </w:tr>
+    </w:tbl>
+    <w:p>
+      <w:pPr>
+        <w:pStyle w:val="Normal"/>
+        <w:spacing w:before="0" w:after="120"/>
+        <w:rPr/>
+      </w:pPr>
+      <w:r>
+        <w:rPr/>
+      </w:r>
+    </w:p>
+    <w:p>
+      <w:pPr>
+        <w:pStyle w:val="Normal"/>
+        <w:keepNext w:val="true"/>
+        <w:spacing w:before="160" w:after="60"/>
+        <w:rPr/>
+      </w:pPr>
+      <w:r>
+        <w:rPr>
+          <w:rFonts w:eastAsia="Open Sans" w:cs="Open Sans"/>
+          <w:b/>
+          <w:bCs/>
+          <w:color w:val="123A5F"/>
+          <w:sz w:val="23"/>
+          <w:szCs w:val="23"/>
+        </w:rPr>
+        <w:t>Purger maintenant les réponses expirées</w:t>
+      </w:r>
+    </w:p>
+    <w:p>
+      <w:pPr>
+        <w:pStyle w:val="ListParagraph"/>
+        <w:numPr>
+          <w:ilvl w:val="0"/>
+          <w:numId w:val="41"/>
+        </w:numPr>
+        <w:spacing w:lineRule="auto" w:line="288" w:before="0" w:after="80"/>
+        <w:rPr/>
+      </w:pPr>
+      <w:r>
+        <w:rPr>
+          <w:rFonts w:eastAsia="Open Sans" w:cs="Open Sans"/>
+          <w:color w:val="2C3E50"/>
+          <w:sz w:val="22"/>
+          <w:szCs w:val="22"/>
+        </w:rPr>
+        <w:t>Fixez la durée : ouvrez Portefeuille › Enregistrements métier › RetentionPolicy et créez l’enregistrement.</w:t>
+      </w:r>
+    </w:p>
+    <w:p>
+      <w:pPr>
+        <w:pStyle w:val="Normal"/>
+        <w:spacing w:before="0" w:after="60"/>
+        <w:ind w:left="700"/>
+        <w:rPr/>
+      </w:pPr>
+      <w:r>
+        <w:rPr>
+          <w:rFonts w:eastAsia="Open Sans" w:cs="Open Sans"/>
+          <w:b/>
+          <w:bCs/>
+          <w:color w:val="123A5F"/>
+          <w:sz w:val="21"/>
+          <w:szCs w:val="21"/>
+        </w:rPr>
+        <w:t xml:space="preserve">Saisir : </w:t>
+      </w:r>
+      <w:r>
+        <w:rPr>
+          <w:rFonts w:eastAsia="Open Sans" w:cs="Open Sans"/>
+          <w:color w:val="2C3E50"/>
+          <w:sz w:val="21"/>
+          <w:szCs w:val="21"/>
+        </w:rPr>
+        <w:t>Années questionnaires — 5 ; Mode — anonymize</w:t>
+      </w:r>
+    </w:p>
+    <w:p>
+      <w:pPr>
+        <w:pStyle w:val="ListParagraph"/>
+        <w:numPr>
+          <w:ilvl w:val="0"/>
+          <w:numId w:val="20"/>
+        </w:numPr>
+        <w:spacing w:lineRule="auto" w:line="288" w:before="0" w:after="80"/>
+        <w:rPr/>
+      </w:pPr>
+      <w:r>
+        <w:rPr>
+          <w:rFonts w:eastAsia="Open Sans" w:cs="Open Sans"/>
+          <w:color w:val="2C3E50"/>
+          <w:sz w:val="22"/>
+          <w:szCs w:val="22"/>
+        </w:rPr>
+        <w:t>La purge s’exécute chaque jour. Pour la lancer maintenant, appelez l’API en administrateur d’organisation.</w:t>
+      </w:r>
+    </w:p>
+    <w:p>
+      <w:pPr>
+        <w:pStyle w:val="Normal"/>
+        <w:spacing w:before="0" w:after="60"/>
+        <w:ind w:left="700"/>
+        <w:rPr/>
+      </w:pPr>
+      <w:r>
+        <w:rPr>
+          <w:rFonts w:eastAsia="Open Sans" w:cs="Open Sans"/>
+          <w:b/>
+          <w:bCs/>
+          <w:color w:val="123A5F"/>
+          <w:sz w:val="21"/>
+          <w:szCs w:val="21"/>
+        </w:rPr>
+        <w:t xml:space="preserve">Saisir : </w:t>
+      </w:r>
+      <w:r>
+        <w:rPr>
+          <w:rFonts w:eastAsia="Open Sans" w:cs="Open Sans"/>
+          <w:color w:val="2C3E50"/>
+          <w:sz w:val="21"/>
+          <w:szCs w:val="21"/>
+        </w:rPr>
+        <w:t>POST /api/retention/purge  {"mode":"anonymize"}</w:t>
+      </w:r>
+    </w:p>
+    <w:p>
+      <w:pPr>
+        <w:pStyle w:val="ListParagraph"/>
+        <w:numPr>
+          <w:ilvl w:val="0"/>
+          <w:numId w:val="20"/>
+        </w:numPr>
+        <w:spacing w:lineRule="auto" w:line="288" w:before="0" w:after="80"/>
+        <w:rPr/>
+      </w:pPr>
+      <w:r>
+        <w:rPr>
+          <w:rFonts w:eastAsia="Open Sans" w:cs="Open Sans"/>
+          <w:color w:val="2C3E50"/>
+          <w:sz w:val="22"/>
+          <w:szCs w:val="22"/>
+        </w:rPr>
+        <w:t>Vérifiez le nombre dans l’entrée du journal RetentionPolicy · purge.</w:t>
       </w:r>
     </w:p>
     <w:p>
@@ -5797,7 +5689,7 @@
           <wp:inline distT="0" distB="0" distL="0" distR="0">
             <wp:extent cx="5905500" cy="3695700"/>
             <wp:effectExtent l="0" t="0" r="0" b="0"/>
-            <wp:docPr id="18" name="a_trace.png" descr="Figure 18 — Traçabilité des exigences&#10;Figure 18 — Traçabilité des exigences"/>
+            <wp:docPr id="18" name="a_audit.png" descr="Figure 17 — Journal d’audit&#10;Figure 17 — Journal d’audit"/>
             <wp:cNvGraphicFramePr>
               <a:graphicFrameLocks xmlns:a="http://schemas.openxmlformats.org/drawingml/2006/main" noChangeAspect="1"/>
             </wp:cNvGraphicFramePr>
@@ -5805,7 +5697,7 @@
               <a:graphicData uri="http://schemas.openxmlformats.org/drawingml/2006/picture">
                 <pic:pic xmlns:pic="http://schemas.openxmlformats.org/drawingml/2006/picture">
                   <pic:nvPicPr>
-                    <pic:cNvPr id="18" name="a_trace.png" descr="Figure 18 — Traçabilité des exigences&#10;Figure 18 — Traçabilité des exigences"/>
+                    <pic:cNvPr id="18" name="a_audit.png" descr="Figure 17 — Journal d’audit&#10;Figure 17 — Journal d’audit"/>
                     <pic:cNvPicPr>
                       <a:picLocks noChangeAspect="1" noChangeArrowheads="1"/>
                     </pic:cNvPicPr>
@@ -5835,18 +5727,124 @@
     <w:p>
       <w:pPr>
         <w:pStyle w:val="Normal"/>
-        <w:spacing w:before="0" w:after="200"/>
+        <w:spacing w:before="0" w:after="240"/>
         <w:jc w:val="center"/>
         <w:rPr/>
       </w:pPr>
       <w:r>
         <w:rPr>
-          <w:rFonts w:eastAsia="Times New Roman" w:cs="Times New Roman"/>
+          <w:rFonts w:eastAsia="Open Sans" w:cs="Open Sans"/>
           <w:i/>
           <w:iCs/>
-          <w:color w:val="58595B"/>
-          <w:sz w:val="19"/>
-          <w:szCs w:val="19"/>
+          <w:color w:val="5A6B7B"/>
+          <w:sz w:val="18"/>
+          <w:szCs w:val="18"/>
+        </w:rPr>
+        <w:t>Figure 17 — Journal d’audit</w:t>
+      </w:r>
+    </w:p>
+    <w:p>
+      <w:pPr>
+        <w:pStyle w:val="Heading2"/>
+        <w:keepNext w:val="true"/>
+        <w:spacing w:before="320" w:after="120"/>
+        <w:rPr/>
+      </w:pPr>
+      <w:bookmarkStart w:id="10" w:name="__RefHeading___Toc1041_3373283034"/>
+      <w:bookmarkEnd w:id="10"/>
+      <w:r>
+        <w:rPr>
+          <w:rFonts w:eastAsia="Montserrat" w:cs="Montserrat"/>
+          <w:b/>
+          <w:bCs/>
+          <w:color w:val="123A5F"/>
+          <w:sz w:val="32"/>
+          <w:szCs w:val="32"/>
+        </w:rPr>
+        <w:t>Traçabilité</w:t>
+      </w:r>
+    </w:p>
+    <w:p>
+      <w:pPr>
+        <w:pStyle w:val="Normal"/>
+        <w:spacing w:lineRule="auto" w:line="288" w:before="0" w:after="160"/>
+        <w:jc w:val="left"/>
+        <w:rPr/>
+      </w:pPr>
+      <w:r>
+        <w:rPr>
+          <w:rFonts w:eastAsia="Open Sans" w:cs="Open Sans"/>
+          <w:color w:val="2C3E50"/>
+          <w:sz w:val="22"/>
+          <w:szCs w:val="22"/>
+        </w:rPr>
+        <w:t>Administration › Traçabilité liste les 580 exigences du SRS Dynamic Apps Standard v1.10 avec leur statut et leur preuve : 558 satisfaites, 10 partielles et 12 relevant de l’hébergement de production (dimensionnement, disponibilité, chiffrement au repos, résidence).</w:t>
+      </w:r>
+    </w:p>
+    <w:p>
+      <w:pPr>
+        <w:pStyle w:val="Normal"/>
+        <w:keepNext w:val="true"/>
+        <w:spacing w:before="120" w:after="60"/>
+        <w:jc w:val="center"/>
+        <w:rPr/>
+      </w:pPr>
+      <w:r>
+        <w:rPr/>
+        <w:drawing>
+          <wp:inline distT="0" distB="0" distL="0" distR="0">
+            <wp:extent cx="5905500" cy="3695700"/>
+            <wp:effectExtent l="0" t="0" r="0" b="0"/>
+            <wp:docPr id="19" name="a_trace.png" descr="Figure 18 — Traçabilité des exigences&#10;Figure 18 — Traçabilité des exigences"/>
+            <wp:cNvGraphicFramePr>
+              <a:graphicFrameLocks xmlns:a="http://schemas.openxmlformats.org/drawingml/2006/main" noChangeAspect="1"/>
+            </wp:cNvGraphicFramePr>
+            <a:graphic xmlns:a="http://schemas.openxmlformats.org/drawingml/2006/main">
+              <a:graphicData uri="http://schemas.openxmlformats.org/drawingml/2006/picture">
+                <pic:pic xmlns:pic="http://schemas.openxmlformats.org/drawingml/2006/picture">
+                  <pic:nvPicPr>
+                    <pic:cNvPr id="19" name="a_trace.png" descr="Figure 18 — Traçabilité des exigences&#10;Figure 18 — Traçabilité des exigences"/>
+                    <pic:cNvPicPr>
+                      <a:picLocks noChangeAspect="1" noChangeArrowheads="1"/>
+                    </pic:cNvPicPr>
+                  </pic:nvPicPr>
+                  <pic:blipFill>
+                    <a:blip r:embed="rId20"/>
+                    <a:stretch>
+                      <a:fillRect/>
+                    </a:stretch>
+                  </pic:blipFill>
+                  <pic:spPr bwMode="auto">
+                    <a:xfrm>
+                      <a:off x="0" y="0"/>
+                      <a:ext cx="5905500" cy="3695700"/>
+                    </a:xfrm>
+                    <a:prstGeom prst="rect">
+                      <a:avLst/>
+                    </a:prstGeom>
+                  </pic:spPr>
+                </pic:pic>
+              </a:graphicData>
+            </a:graphic>
+          </wp:inline>
+        </w:drawing>
+      </w:r>
+    </w:p>
+    <w:p>
+      <w:pPr>
+        <w:pStyle w:val="Normal"/>
+        <w:spacing w:before="0" w:after="240"/>
+        <w:jc w:val="center"/>
+        <w:rPr/>
+      </w:pPr>
+      <w:r>
+        <w:rPr>
+          <w:rFonts w:eastAsia="Open Sans" w:cs="Open Sans"/>
+          <w:i/>
+          <w:iCs/>
+          <w:color w:val="5A6B7B"/>
+          <w:sz w:val="18"/>
+          <w:szCs w:val="18"/>
         </w:rPr>
         <w:t>Figure 18 — Traçabilité des exigences</w:t>
       </w:r>
@@ -5858,21 +5856,21 @@
       <w:pPr>
         <w:pStyle w:val="Heading1"/>
         <w:pBdr>
-          <w:bottom w:val="single" w:sz="8" w:space="4" w:color="F8931D"/>
+          <w:bottom w:val="single" w:sz="6" w:space="6" w:color="E1E8F0"/>
         </w:pBdr>
-        <w:spacing w:before="0" w:after="200"/>
-        <w:rPr/>
-      </w:pPr>
-      <w:bookmarkStart w:id="11" w:name="__RefHeading___Toc1027_2313161461"/>
+        <w:spacing w:before="0" w:after="240"/>
+        <w:rPr/>
+      </w:pPr>
+      <w:bookmarkStart w:id="11" w:name="__RefHeading___Toc1043_3373283034"/>
       <w:bookmarkEnd w:id="11"/>
       <w:r>
         <w:rPr>
-          <w:rFonts w:eastAsia="Times New Roman" w:cs="Times New Roman"/>
+          <w:rFonts w:eastAsia="Montserrat" w:cs="Montserrat"/>
           <w:b/>
           <w:bCs/>
-          <w:color w:val="E07B00"/>
-          <w:sz w:val="34"/>
-          <w:szCs w:val="34"/>
+          <w:color w:val="123A5F"/>
+          <w:sz w:val="40"/>
+          <w:szCs w:val="40"/>
         </w:rPr>
         <w:t>11. Déploiement en production</w:t>
       </w:r>
@@ -5880,38 +5878,38 @@
     <w:p>
       <w:pPr>
         <w:pStyle w:val="Normal"/>
-        <w:spacing w:lineRule="auto" w:line="276" w:before="0" w:after="120"/>
-        <w:jc w:val="both"/>
-        <w:rPr/>
-      </w:pPr>
-      <w:r>
-        <w:rPr>
-          <w:rFonts w:eastAsia="Times New Roman" w:cs="Times New Roman"/>
-          <w:color w:val="58595B"/>
-          <w:sz w:val="24"/>
-          <w:szCs w:val="24"/>
+        <w:spacing w:lineRule="auto" w:line="288" w:before="0" w:after="160"/>
+        <w:jc w:val="left"/>
+        <w:rPr/>
+      </w:pPr>
+      <w:r>
+        <w:rPr>
+          <w:rFonts w:eastAsia="Open Sans" w:cs="Open Sans"/>
+          <w:color w:val="2C3E50"/>
+          <w:sz w:val="22"/>
+          <w:szCs w:val="22"/>
         </w:rPr>
         <w:t>La démonstration fonctionne en mode développement avec des mots de passe partagés. Une installation de production est créée vide avec npm run init et s’administre depuis la console du serveur (npm run admin). Deux guides d’installation donnent chaque étape : CortexSkills — Mode SaaS, et CortexSkills — Cloud dédié et sur site.</w:t>
       </w:r>
     </w:p>
     <w:tbl>
       <w:tblPr>
-        <w:tblW w:w="9746" w:type="dxa"/>
+        <w:tblW w:w="9638" w:type="dxa"/>
         <w:jc w:val="left"/>
         <w:tblInd w:w="0" w:type="dxa"/>
         <w:tblLayout w:type="fixed"/>
         <w:tblCellMar>
-          <w:top w:w="60" w:type="dxa"/>
-          <w:left w:w="100" w:type="dxa"/>
-          <w:bottom w:w="60" w:type="dxa"/>
-          <w:right w:w="100" w:type="dxa"/>
+          <w:top w:w="70" w:type="dxa"/>
+          <w:left w:w="110" w:type="dxa"/>
+          <w:bottom w:w="70" w:type="dxa"/>
+          <w:right w:w="110" w:type="dxa"/>
         </w:tblCellMar>
       </w:tblPr>
       <w:tblGrid>
-        <w:gridCol w:w="2400"/>
-        <w:gridCol w:w="2599"/>
-        <w:gridCol w:w="2600"/>
-        <w:gridCol w:w="2146"/>
+        <w:gridCol w:w="2372"/>
+        <w:gridCol w:w="2572"/>
+        <w:gridCol w:w="2570"/>
+        <w:gridCol w:w="2123"/>
       </w:tblGrid>
       <w:tr>
         <w:trPr>
@@ -5920,14 +5918,14 @@
         </w:trPr>
         <w:tc>
           <w:tcPr>
-            <w:tcW w:w="2400" w:type="dxa"/>
+            <w:tcW w:w="2372" w:type="dxa"/>
             <w:tcBorders>
-              <w:top w:val="single" w:sz="4" w:space="0" w:color="E3E3E4"/>
-              <w:left w:val="single" w:sz="4" w:space="0" w:color="E3E3E4"/>
-              <w:bottom w:val="single" w:sz="4" w:space="0" w:color="E3E3E4"/>
-              <w:right w:val="single" w:sz="4" w:space="0" w:color="E3E3E4"/>
+              <w:top w:val="single" w:sz="4" w:space="0" w:color="E1E8F0"/>
+              <w:left w:val="single" w:sz="4" w:space="0" w:color="E1E8F0"/>
+              <w:bottom w:val="single" w:sz="4" w:space="0" w:color="E1E8F0"/>
+              <w:right w:val="single" w:sz="4" w:space="0" w:color="E1E8F0"/>
             </w:tcBorders>
-            <w:shd w:color="auto" w:fill="F8931D" w:val="clear"/>
+            <w:shd w:color="auto" w:fill="123A5F" w:val="clear"/>
           </w:tcPr>
           <w:p>
             <w:pPr>
@@ -5937,12 +5935,12 @@
             </w:pPr>
             <w:r>
               <w:rPr>
-                <w:rFonts w:eastAsia="Times New Roman" w:cs="Times New Roman"/>
+                <w:rFonts w:eastAsia="Open Sans" w:cs="Open Sans"/>
                 <w:b/>
                 <w:bCs/>
                 <w:color w:val="FFFFFF"/>
-                <w:sz w:val="19"/>
-                <w:szCs w:val="19"/>
+                <w:sz w:val="18"/>
+                <w:szCs w:val="18"/>
               </w:rPr>
               <w:t>Mode</w:t>
             </w:r>
@@ -5950,14 +5948,14 @@
         </w:tc>
         <w:tc>
           <w:tcPr>
-            <w:tcW w:w="2599" w:type="dxa"/>
+            <w:tcW w:w="2572" w:type="dxa"/>
             <w:tcBorders>
-              <w:top w:val="single" w:sz="4" w:space="0" w:color="E3E3E4"/>
-              <w:left w:val="single" w:sz="4" w:space="0" w:color="E3E3E4"/>
-              <w:bottom w:val="single" w:sz="4" w:space="0" w:color="E3E3E4"/>
-              <w:right w:val="single" w:sz="4" w:space="0" w:color="E3E3E4"/>
+              <w:top w:val="single" w:sz="4" w:space="0" w:color="E1E8F0"/>
+              <w:left w:val="single" w:sz="4" w:space="0" w:color="E1E8F0"/>
+              <w:bottom w:val="single" w:sz="4" w:space="0" w:color="E1E8F0"/>
+              <w:right w:val="single" w:sz="4" w:space="0" w:color="E1E8F0"/>
             </w:tcBorders>
-            <w:shd w:color="auto" w:fill="F8931D" w:val="clear"/>
+            <w:shd w:color="auto" w:fill="123A5F" w:val="clear"/>
           </w:tcPr>
           <w:p>
             <w:pPr>
@@ -5967,12 +5965,12 @@
             </w:pPr>
             <w:r>
               <w:rPr>
-                <w:rFonts w:eastAsia="Times New Roman" w:cs="Times New Roman"/>
+                <w:rFonts w:eastAsia="Open Sans" w:cs="Open Sans"/>
                 <w:b/>
                 <w:bCs/>
                 <w:color w:val="FFFFFF"/>
-                <w:sz w:val="19"/>
-                <w:szCs w:val="19"/>
+                <w:sz w:val="18"/>
+                <w:szCs w:val="18"/>
               </w:rPr>
               <w:t>Où</w:t>
             </w:r>
@@ -5980,14 +5978,14 @@
         </w:tc>
         <w:tc>
           <w:tcPr>
-            <w:tcW w:w="2600" w:type="dxa"/>
+            <w:tcW w:w="2570" w:type="dxa"/>
             <w:tcBorders>
-              <w:top w:val="single" w:sz="4" w:space="0" w:color="E3E3E4"/>
-              <w:left w:val="single" w:sz="4" w:space="0" w:color="E3E3E4"/>
-              <w:bottom w:val="single" w:sz="4" w:space="0" w:color="E3E3E4"/>
-              <w:right w:val="single" w:sz="4" w:space="0" w:color="E3E3E4"/>
+              <w:top w:val="single" w:sz="4" w:space="0" w:color="E1E8F0"/>
+              <w:left w:val="single" w:sz="4" w:space="0" w:color="E1E8F0"/>
+              <w:bottom w:val="single" w:sz="4" w:space="0" w:color="E1E8F0"/>
+              <w:right w:val="single" w:sz="4" w:space="0" w:color="E1E8F0"/>
             </w:tcBorders>
-            <w:shd w:color="auto" w:fill="F8931D" w:val="clear"/>
+            <w:shd w:color="auto" w:fill="123A5F" w:val="clear"/>
           </w:tcPr>
           <w:p>
             <w:pPr>
@@ -5997,12 +5995,12 @@
             </w:pPr>
             <w:r>
               <w:rPr>
-                <w:rFonts w:eastAsia="Times New Roman" w:cs="Times New Roman"/>
+                <w:rFonts w:eastAsia="Open Sans" w:cs="Open Sans"/>
                 <w:b/>
                 <w:bCs/>
                 <w:color w:val="FFFFFF"/>
-                <w:sz w:val="19"/>
-                <w:szCs w:val="19"/>
+                <w:sz w:val="18"/>
+                <w:szCs w:val="18"/>
               </w:rPr>
               <w:t>Licence</w:t>
             </w:r>
@@ -6010,14 +6008,14 @@
         </w:tc>
         <w:tc>
           <w:tcPr>
-            <w:tcW w:w="2146" w:type="dxa"/>
+            <w:tcW w:w="2123" w:type="dxa"/>
             <w:tcBorders>
-              <w:top w:val="single" w:sz="4" w:space="0" w:color="E3E3E4"/>
-              <w:left w:val="single" w:sz="4" w:space="0" w:color="E3E3E4"/>
-              <w:bottom w:val="single" w:sz="4" w:space="0" w:color="E3E3E4"/>
-              <w:right w:val="single" w:sz="4" w:space="0" w:color="E3E3E4"/>
+              <w:top w:val="single" w:sz="4" w:space="0" w:color="E1E8F0"/>
+              <w:left w:val="single" w:sz="4" w:space="0" w:color="E1E8F0"/>
+              <w:bottom w:val="single" w:sz="4" w:space="0" w:color="E1E8F0"/>
+              <w:right w:val="single" w:sz="4" w:space="0" w:color="E1E8F0"/>
             </w:tcBorders>
-            <w:shd w:color="auto" w:fill="F8931D" w:val="clear"/>
+            <w:shd w:color="auto" w:fill="123A5F" w:val="clear"/>
           </w:tcPr>
           <w:p>
             <w:pPr>
@@ -6027,12 +6025,12 @@
             </w:pPr>
             <w:r>
               <w:rPr>
-                <w:rFonts w:eastAsia="Times New Roman" w:cs="Times New Roman"/>
+                <w:rFonts w:eastAsia="Open Sans" w:cs="Open Sans"/>
                 <w:b/>
                 <w:bCs/>
                 <w:color w:val="FFFFFF"/>
-                <w:sz w:val="19"/>
-                <w:szCs w:val="19"/>
+                <w:sz w:val="18"/>
+                <w:szCs w:val="18"/>
               </w:rPr>
               <w:t>Activation des offres</w:t>
             </w:r>
@@ -6045,12 +6043,12 @@
         </w:trPr>
         <w:tc>
           <w:tcPr>
-            <w:tcW w:w="2400" w:type="dxa"/>
+            <w:tcW w:w="2372" w:type="dxa"/>
             <w:tcBorders>
-              <w:top w:val="single" w:sz="4" w:space="0" w:color="E3E3E4"/>
-              <w:left w:val="single" w:sz="4" w:space="0" w:color="E3E3E4"/>
-              <w:bottom w:val="single" w:sz="4" w:space="0" w:color="E3E3E4"/>
-              <w:right w:val="single" w:sz="4" w:space="0" w:color="E3E3E4"/>
+              <w:top w:val="single" w:sz="4" w:space="0" w:color="E1E8F0"/>
+              <w:left w:val="single" w:sz="4" w:space="0" w:color="E1E8F0"/>
+              <w:bottom w:val="single" w:sz="4" w:space="0" w:color="E1E8F0"/>
+              <w:right w:val="single" w:sz="4" w:space="0" w:color="E1E8F0"/>
             </w:tcBorders>
             <w:shd w:color="auto" w:fill="FFFFFF" w:val="clear"/>
           </w:tcPr>
@@ -6062,12 +6060,12 @@
             </w:pPr>
             <w:r>
               <w:rPr>
-                <w:rFonts w:eastAsia="Times New Roman" w:cs="Times New Roman"/>
+                <w:rFonts w:eastAsia="Open Sans" w:cs="Open Sans"/>
                 <w:b w:val="false"/>
                 <w:bCs w:val="false"/>
-                <w:color w:val="58595B"/>
-                <w:sz w:val="19"/>
-                <w:szCs w:val="19"/>
+                <w:color w:val="2C3E50"/>
+                <w:sz w:val="18"/>
+                <w:szCs w:val="18"/>
               </w:rPr>
               <w:t>SaaS (DEPLOYMENT_MODE=saas)</w:t>
             </w:r>
@@ -6075,12 +6073,12 @@
         </w:tc>
         <w:tc>
           <w:tcPr>
-            <w:tcW w:w="2599" w:type="dxa"/>
+            <w:tcW w:w="2572" w:type="dxa"/>
             <w:tcBorders>
-              <w:top w:val="single" w:sz="4" w:space="0" w:color="E3E3E4"/>
-              <w:left w:val="single" w:sz="4" w:space="0" w:color="E3E3E4"/>
-              <w:bottom w:val="single" w:sz="4" w:space="0" w:color="E3E3E4"/>
-              <w:right w:val="single" w:sz="4" w:space="0" w:color="E3E3E4"/>
+              <w:top w:val="single" w:sz="4" w:space="0" w:color="E1E8F0"/>
+              <w:left w:val="single" w:sz="4" w:space="0" w:color="E1E8F0"/>
+              <w:bottom w:val="single" w:sz="4" w:space="0" w:color="E1E8F0"/>
+              <w:right w:val="single" w:sz="4" w:space="0" w:color="E1E8F0"/>
             </w:tcBorders>
             <w:shd w:color="auto" w:fill="FFFFFF" w:val="clear"/>
           </w:tcPr>
@@ -6092,12 +6090,12 @@
             </w:pPr>
             <w:r>
               <w:rPr>
-                <w:rFonts w:eastAsia="Times New Roman" w:cs="Times New Roman"/>
+                <w:rFonts w:eastAsia="Open Sans" w:cs="Open Sans"/>
                 <w:b w:val="false"/>
                 <w:bCs w:val="false"/>
-                <w:color w:val="58595B"/>
-                <w:sz w:val="19"/>
-                <w:szCs w:val="19"/>
+                <w:color w:val="2C3E50"/>
+                <w:sz w:val="18"/>
+                <w:szCs w:val="18"/>
               </w:rPr>
               <w:t>Une installation chez le fournisseur, plusieurs organisations</w:t>
             </w:r>
@@ -6105,12 +6103,12 @@
         </w:tc>
         <w:tc>
           <w:tcPr>
-            <w:tcW w:w="2600" w:type="dxa"/>
+            <w:tcW w:w="2570" w:type="dxa"/>
             <w:tcBorders>
-              <w:top w:val="single" w:sz="4" w:space="0" w:color="E3E3E4"/>
-              <w:left w:val="single" w:sz="4" w:space="0" w:color="E3E3E4"/>
-              <w:bottom w:val="single" w:sz="4" w:space="0" w:color="E3E3E4"/>
-              <w:right w:val="single" w:sz="4" w:space="0" w:color="E3E3E4"/>
+              <w:top w:val="single" w:sz="4" w:space="0" w:color="E1E8F0"/>
+              <w:left w:val="single" w:sz="4" w:space="0" w:color="E1E8F0"/>
+              <w:bottom w:val="single" w:sz="4" w:space="0" w:color="E1E8F0"/>
+              <w:right w:val="single" w:sz="4" w:space="0" w:color="E1E8F0"/>
             </w:tcBorders>
             <w:shd w:color="auto" w:fill="FFFFFF" w:val="clear"/>
           </w:tcPr>
@@ -6122,12 +6120,12 @@
             </w:pPr>
             <w:r>
               <w:rPr>
-                <w:rFonts w:eastAsia="Times New Roman" w:cs="Times New Roman"/>
+                <w:rFonts w:eastAsia="Open Sans" w:cs="Open Sans"/>
                 <w:b w:val="false"/>
                 <w:bCs w:val="false"/>
-                <w:color w:val="58595B"/>
-                <w:sz w:val="19"/>
-                <w:szCs w:val="19"/>
+                <w:color w:val="2C3E50"/>
+                <w:sz w:val="18"/>
+                <w:szCs w:val="18"/>
               </w:rPr>
               <w:t>Émise par le fournisseur : npm run admin -- licence</w:t>
             </w:r>
@@ -6135,12 +6133,12 @@
         </w:tc>
         <w:tc>
           <w:tcPr>
-            <w:tcW w:w="2146" w:type="dxa"/>
+            <w:tcW w:w="2123" w:type="dxa"/>
             <w:tcBorders>
-              <w:top w:val="single" w:sz="4" w:space="0" w:color="E3E3E4"/>
-              <w:left w:val="single" w:sz="4" w:space="0" w:color="E3E3E4"/>
-              <w:bottom w:val="single" w:sz="4" w:space="0" w:color="E3E3E4"/>
-              <w:right w:val="single" w:sz="4" w:space="0" w:color="E3E3E4"/>
+              <w:top w:val="single" w:sz="4" w:space="0" w:color="E1E8F0"/>
+              <w:left w:val="single" w:sz="4" w:space="0" w:color="E1E8F0"/>
+              <w:bottom w:val="single" w:sz="4" w:space="0" w:color="E1E8F0"/>
+              <w:right w:val="single" w:sz="4" w:space="0" w:color="E1E8F0"/>
             </w:tcBorders>
             <w:shd w:color="auto" w:fill="FFFFFF" w:val="clear"/>
           </w:tcPr>
@@ -6152,12 +6150,12 @@
             </w:pPr>
             <w:r>
               <w:rPr>
-                <w:rFonts w:eastAsia="Times New Roman" w:cs="Times New Roman"/>
+                <w:rFonts w:eastAsia="Open Sans" w:cs="Open Sans"/>
                 <w:b w:val="false"/>
                 <w:bCs w:val="false"/>
-                <w:color w:val="58595B"/>
-                <w:sz w:val="19"/>
-                <w:szCs w:val="19"/>
+                <w:color w:val="2C3E50"/>
+                <w:sz w:val="18"/>
+                <w:szCs w:val="18"/>
               </w:rPr>
               <w:t>Console (licence, addon) ou écran Configuration et licence</w:t>
             </w:r>
@@ -6170,14 +6168,14 @@
         </w:trPr>
         <w:tc>
           <w:tcPr>
-            <w:tcW w:w="2400" w:type="dxa"/>
+            <w:tcW w:w="2372" w:type="dxa"/>
             <w:tcBorders>
-              <w:top w:val="single" w:sz="4" w:space="0" w:color="E3E3E4"/>
-              <w:left w:val="single" w:sz="4" w:space="0" w:color="E3E3E4"/>
-              <w:bottom w:val="single" w:sz="4" w:space="0" w:color="E3E3E4"/>
-              <w:right w:val="single" w:sz="4" w:space="0" w:color="E3E3E4"/>
+              <w:top w:val="single" w:sz="4" w:space="0" w:color="E1E8F0"/>
+              <w:left w:val="single" w:sz="4" w:space="0" w:color="E1E8F0"/>
+              <w:bottom w:val="single" w:sz="4" w:space="0" w:color="E1E8F0"/>
+              <w:right w:val="single" w:sz="4" w:space="0" w:color="E1E8F0"/>
             </w:tcBorders>
-            <w:shd w:color="auto" w:fill="F2F2F3" w:val="clear"/>
+            <w:shd w:color="auto" w:fill="F5F8FB" w:val="clear"/>
           </w:tcPr>
           <w:p>
             <w:pPr>
@@ -6187,12 +6185,12 @@
             </w:pPr>
             <w:r>
               <w:rPr>
-                <w:rFonts w:eastAsia="Times New Roman" w:cs="Times New Roman"/>
+                <w:rFonts w:eastAsia="Open Sans" w:cs="Open Sans"/>
                 <w:b w:val="false"/>
                 <w:bCs w:val="false"/>
-                <w:color w:val="58595B"/>
-                <w:sz w:val="19"/>
-                <w:szCs w:val="19"/>
+                <w:color w:val="2C3E50"/>
+                <w:sz w:val="18"/>
+                <w:szCs w:val="18"/>
               </w:rPr>
               <w:t>Cloud dédié / sur site (DEPLOYMENT_MODE=onprem)</w:t>
             </w:r>
@@ -6200,14 +6198,14 @@
         </w:tc>
         <w:tc>
           <w:tcPr>
-            <w:tcW w:w="2599" w:type="dxa"/>
+            <w:tcW w:w="2572" w:type="dxa"/>
             <w:tcBorders>
-              <w:top w:val="single" w:sz="4" w:space="0" w:color="E3E3E4"/>
-              <w:left w:val="single" w:sz="4" w:space="0" w:color="E3E3E4"/>
-              <w:bottom w:val="single" w:sz="4" w:space="0" w:color="E3E3E4"/>
-              <w:right w:val="single" w:sz="4" w:space="0" w:color="E3E3E4"/>
+              <w:top w:val="single" w:sz="4" w:space="0" w:color="E1E8F0"/>
+              <w:left w:val="single" w:sz="4" w:space="0" w:color="E1E8F0"/>
+              <w:bottom w:val="single" w:sz="4" w:space="0" w:color="E1E8F0"/>
+              <w:right w:val="single" w:sz="4" w:space="0" w:color="E1E8F0"/>
             </w:tcBorders>
-            <w:shd w:color="auto" w:fill="F2F2F3" w:val="clear"/>
+            <w:shd w:color="auto" w:fill="F5F8FB" w:val="clear"/>
           </w:tcPr>
           <w:p>
             <w:pPr>
@@ -6217,12 +6215,12 @@
             </w:pPr>
             <w:r>
               <w:rPr>
-                <w:rFonts w:eastAsia="Times New Roman" w:cs="Times New Roman"/>
+                <w:rFonts w:eastAsia="Open Sans" w:cs="Open Sans"/>
                 <w:b w:val="false"/>
                 <w:bCs w:val="false"/>
-                <w:color w:val="58595B"/>
-                <w:sz w:val="19"/>
-                <w:szCs w:val="19"/>
+                <w:color w:val="2C3E50"/>
+                <w:sz w:val="18"/>
+                <w:szCs w:val="18"/>
               </w:rPr>
               <w:t>Une installation par client : cloud public, cloud privé ou centre de données</w:t>
             </w:r>
@@ -6230,14 +6228,14 @@
         </w:tc>
         <w:tc>
           <w:tcPr>
-            <w:tcW w:w="2600" w:type="dxa"/>
+            <w:tcW w:w="2570" w:type="dxa"/>
             <w:tcBorders>
-              <w:top w:val="single" w:sz="4" w:space="0" w:color="E3E3E4"/>
-              <w:left w:val="single" w:sz="4" w:space="0" w:color="E3E3E4"/>
-              <w:bottom w:val="single" w:sz="4" w:space="0" w:color="E3E3E4"/>
-              <w:right w:val="single" w:sz="4" w:space="0" w:color="E3E3E4"/>
+              <w:top w:val="single" w:sz="4" w:space="0" w:color="E1E8F0"/>
+              <w:left w:val="single" w:sz="4" w:space="0" w:color="E1E8F0"/>
+              <w:bottom w:val="single" w:sz="4" w:space="0" w:color="E1E8F0"/>
+              <w:right w:val="single" w:sz="4" w:space="0" w:color="E1E8F0"/>
             </w:tcBorders>
-            <w:shd w:color="auto" w:fill="F2F2F3" w:val="clear"/>
+            <w:shd w:color="auto" w:fill="F5F8FB" w:val="clear"/>
           </w:tcPr>
           <w:p>
             <w:pPr>
@@ -6247,12 +6245,12 @@
             </w:pPr>
             <w:r>
               <w:rPr>
-                <w:rFonts w:eastAsia="Times New Roman" w:cs="Times New Roman"/>
+                <w:rFonts w:eastAsia="Open Sans" w:cs="Open Sans"/>
                 <w:b w:val="false"/>
                 <w:bCs w:val="false"/>
-                <w:color w:val="58595B"/>
-                <w:sz w:val="19"/>
-                <w:szCs w:val="19"/>
+                <w:color w:val="2C3E50"/>
+                <w:sz w:val="18"/>
+                <w:szCs w:val="18"/>
               </w:rPr>
               <w:t>Fichier signé par l’éditeur : licence-request → signature → licence-install</w:t>
             </w:r>
@@ -6260,14 +6258,14 @@
         </w:tc>
         <w:tc>
           <w:tcPr>
-            <w:tcW w:w="2146" w:type="dxa"/>
+            <w:tcW w:w="2123" w:type="dxa"/>
             <w:tcBorders>
-              <w:top w:val="single" w:sz="4" w:space="0" w:color="E3E3E4"/>
-              <w:left w:val="single" w:sz="4" w:space="0" w:color="E3E3E4"/>
-              <w:bottom w:val="single" w:sz="4" w:space="0" w:color="E3E3E4"/>
-              <w:right w:val="single" w:sz="4" w:space="0" w:color="E3E3E4"/>
+              <w:top w:val="single" w:sz="4" w:space="0" w:color="E1E8F0"/>
+              <w:left w:val="single" w:sz="4" w:space="0" w:color="E1E8F0"/>
+              <w:bottom w:val="single" w:sz="4" w:space="0" w:color="E1E8F0"/>
+              <w:right w:val="single" w:sz="4" w:space="0" w:color="E1E8F0"/>
             </w:tcBorders>
-            <w:shd w:color="auto" w:fill="F2F2F3" w:val="clear"/>
+            <w:shd w:color="auto" w:fill="F5F8FB" w:val="clear"/>
           </w:tcPr>
           <w:p>
             <w:pPr>
@@ -6277,12 +6275,12 @@
             </w:pPr>
             <w:r>
               <w:rPr>
-                <w:rFonts w:eastAsia="Times New Roman" w:cs="Times New Roman"/>
+                <w:rFonts w:eastAsia="Open Sans" w:cs="Open Sans"/>
                 <w:b w:val="false"/>
                 <w:bCs w:val="false"/>
-                <w:color w:val="58595B"/>
-                <w:sz w:val="19"/>
-                <w:szCs w:val="19"/>
+                <w:color w:val="2C3E50"/>
+                <w:sz w:val="18"/>
+                <w:szCs w:val="18"/>
               </w:rPr>
               <w:t>Licence signée (offre, utilisateurs, date) ; options et normes à l’écran</w:t>
             </w:r>
@@ -6302,20 +6300,20 @@
     </w:p>
     <w:tbl>
       <w:tblPr>
-        <w:tblW w:w="9746" w:type="dxa"/>
+        <w:tblW w:w="9638" w:type="dxa"/>
         <w:jc w:val="left"/>
         <w:tblInd w:w="0" w:type="dxa"/>
         <w:tblLayout w:type="fixed"/>
         <w:tblCellMar>
-          <w:top w:w="60" w:type="dxa"/>
-          <w:left w:w="100" w:type="dxa"/>
-          <w:bottom w:w="60" w:type="dxa"/>
-          <w:right w:w="100" w:type="dxa"/>
+          <w:top w:w="70" w:type="dxa"/>
+          <w:left w:w="110" w:type="dxa"/>
+          <w:bottom w:w="70" w:type="dxa"/>
+          <w:right w:w="110" w:type="dxa"/>
         </w:tblCellMar>
       </w:tblPr>
       <w:tblGrid>
-        <w:gridCol w:w="4400"/>
-        <w:gridCol w:w="5345"/>
+        <w:gridCol w:w="4350"/>
+        <w:gridCol w:w="5287"/>
       </w:tblGrid>
       <w:tr>
         <w:trPr>
@@ -6324,14 +6322,14 @@
         </w:trPr>
         <w:tc>
           <w:tcPr>
-            <w:tcW w:w="4400" w:type="dxa"/>
+            <w:tcW w:w="4350" w:type="dxa"/>
             <w:tcBorders>
-              <w:top w:val="single" w:sz="4" w:space="0" w:color="E3E3E4"/>
-              <w:left w:val="single" w:sz="4" w:space="0" w:color="E3E3E4"/>
-              <w:bottom w:val="single" w:sz="4" w:space="0" w:color="E3E3E4"/>
-              <w:right w:val="single" w:sz="4" w:space="0" w:color="E3E3E4"/>
+              <w:top w:val="single" w:sz="4" w:space="0" w:color="E1E8F0"/>
+              <w:left w:val="single" w:sz="4" w:space="0" w:color="E1E8F0"/>
+              <w:bottom w:val="single" w:sz="4" w:space="0" w:color="E1E8F0"/>
+              <w:right w:val="single" w:sz="4" w:space="0" w:color="E1E8F0"/>
             </w:tcBorders>
-            <w:shd w:color="auto" w:fill="F8931D" w:val="clear"/>
+            <w:shd w:color="auto" w:fill="123A5F" w:val="clear"/>
           </w:tcPr>
           <w:p>
             <w:pPr>
@@ -6341,12 +6339,12 @@
             </w:pPr>
             <w:r>
               <w:rPr>
-                <w:rFonts w:eastAsia="Times New Roman" w:cs="Times New Roman"/>
+                <w:rFonts w:eastAsia="Open Sans" w:cs="Open Sans"/>
                 <w:b/>
                 <w:bCs/>
                 <w:color w:val="FFFFFF"/>
-                <w:sz w:val="19"/>
-                <w:szCs w:val="19"/>
+                <w:sz w:val="18"/>
+                <w:szCs w:val="18"/>
               </w:rPr>
               <w:t>Commande console</w:t>
             </w:r>
@@ -6354,14 +6352,14 @@
         </w:tc>
         <w:tc>
           <w:tcPr>
-            <w:tcW w:w="5345" w:type="dxa"/>
+            <w:tcW w:w="5287" w:type="dxa"/>
             <w:tcBorders>
-              <w:top w:val="single" w:sz="4" w:space="0" w:color="E3E3E4"/>
-              <w:left w:val="single" w:sz="4" w:space="0" w:color="E3E3E4"/>
-              <w:bottom w:val="single" w:sz="4" w:space="0" w:color="E3E3E4"/>
-              <w:right w:val="single" w:sz="4" w:space="0" w:color="E3E3E4"/>
+              <w:top w:val="single" w:sz="4" w:space="0" w:color="E1E8F0"/>
+              <w:left w:val="single" w:sz="4" w:space="0" w:color="E1E8F0"/>
+              <w:bottom w:val="single" w:sz="4" w:space="0" w:color="E1E8F0"/>
+              <w:right w:val="single" w:sz="4" w:space="0" w:color="E1E8F0"/>
             </w:tcBorders>
-            <w:shd w:color="auto" w:fill="F8931D" w:val="clear"/>
+            <w:shd w:color="auto" w:fill="123A5F" w:val="clear"/>
           </w:tcPr>
           <w:p>
             <w:pPr>
@@ -6371,12 +6369,12 @@
             </w:pPr>
             <w:r>
               <w:rPr>
-                <w:rFonts w:eastAsia="Times New Roman" w:cs="Times New Roman"/>
+                <w:rFonts w:eastAsia="Open Sans" w:cs="Open Sans"/>
                 <w:b/>
                 <w:bCs/>
                 <w:color w:val="FFFFFF"/>
-                <w:sz w:val="19"/>
-                <w:szCs w:val="19"/>
+                <w:sz w:val="18"/>
+                <w:szCs w:val="18"/>
               </w:rPr>
               <w:t>Rôle</w:t>
             </w:r>
@@ -6389,12 +6387,12 @@
         </w:trPr>
         <w:tc>
           <w:tcPr>
-            <w:tcW w:w="4400" w:type="dxa"/>
+            <w:tcW w:w="4350" w:type="dxa"/>
             <w:tcBorders>
-              <w:top w:val="single" w:sz="4" w:space="0" w:color="E3E3E4"/>
-              <w:left w:val="single" w:sz="4" w:space="0" w:color="E3E3E4"/>
-              <w:bottom w:val="single" w:sz="4" w:space="0" w:color="E3E3E4"/>
-              <w:right w:val="single" w:sz="4" w:space="0" w:color="E3E3E4"/>
+              <w:top w:val="single" w:sz="4" w:space="0" w:color="E1E8F0"/>
+              <w:left w:val="single" w:sz="4" w:space="0" w:color="E1E8F0"/>
+              <w:bottom w:val="single" w:sz="4" w:space="0" w:color="E1E8F0"/>
+              <w:right w:val="single" w:sz="4" w:space="0" w:color="E1E8F0"/>
             </w:tcBorders>
             <w:shd w:color="auto" w:fill="FFFFFF" w:val="clear"/>
           </w:tcPr>
@@ -6406,12 +6404,12 @@
             </w:pPr>
             <w:r>
               <w:rPr>
-                <w:rFonts w:eastAsia="Times New Roman" w:cs="Times New Roman"/>
+                <w:rFonts w:eastAsia="Open Sans" w:cs="Open Sans"/>
                 <w:b w:val="false"/>
                 <w:bCs w:val="false"/>
-                <w:color w:val="58595B"/>
-                <w:sz w:val="19"/>
-                <w:szCs w:val="19"/>
+                <w:color w:val="2C3E50"/>
+                <w:sz w:val="18"/>
+                <w:szCs w:val="18"/>
               </w:rPr>
               <w:t>npm run secrets</w:t>
             </w:r>
@@ -6419,12 +6417,12 @@
         </w:tc>
         <w:tc>
           <w:tcPr>
-            <w:tcW w:w="5345" w:type="dxa"/>
+            <w:tcW w:w="5287" w:type="dxa"/>
             <w:tcBorders>
-              <w:top w:val="single" w:sz="4" w:space="0" w:color="E3E3E4"/>
-              <w:left w:val="single" w:sz="4" w:space="0" w:color="E3E3E4"/>
-              <w:bottom w:val="single" w:sz="4" w:space="0" w:color="E3E3E4"/>
-              <w:right w:val="single" w:sz="4" w:space="0" w:color="E3E3E4"/>
+              <w:top w:val="single" w:sz="4" w:space="0" w:color="E1E8F0"/>
+              <w:left w:val="single" w:sz="4" w:space="0" w:color="E1E8F0"/>
+              <w:bottom w:val="single" w:sz="4" w:space="0" w:color="E1E8F0"/>
+              <w:right w:val="single" w:sz="4" w:space="0" w:color="E1E8F0"/>
             </w:tcBorders>
             <w:shd w:color="auto" w:fill="FFFFFF" w:val="clear"/>
           </w:tcPr>
@@ -6436,12 +6434,12 @@
             </w:pPr>
             <w:r>
               <w:rPr>
-                <w:rFonts w:eastAsia="Times New Roman" w:cs="Times New Roman"/>
+                <w:rFonts w:eastAsia="Open Sans" w:cs="Open Sans"/>
                 <w:b w:val="false"/>
                 <w:bCs w:val="false"/>
-                <w:color w:val="58595B"/>
-                <w:sz w:val="19"/>
-                <w:szCs w:val="19"/>
+                <w:color w:val="2C3E50"/>
+                <w:sz w:val="18"/>
+                <w:szCs w:val="18"/>
               </w:rPr>
               <w:t>Nouveaux secrets aléatoires pour server/.env</w:t>
             </w:r>
@@ -6454,14 +6452,14 @@
         </w:trPr>
         <w:tc>
           <w:tcPr>
-            <w:tcW w:w="4400" w:type="dxa"/>
+            <w:tcW w:w="4350" w:type="dxa"/>
             <w:tcBorders>
-              <w:top w:val="single" w:sz="4" w:space="0" w:color="E3E3E4"/>
-              <w:left w:val="single" w:sz="4" w:space="0" w:color="E3E3E4"/>
-              <w:bottom w:val="single" w:sz="4" w:space="0" w:color="E3E3E4"/>
-              <w:right w:val="single" w:sz="4" w:space="0" w:color="E3E3E4"/>
+              <w:top w:val="single" w:sz="4" w:space="0" w:color="E1E8F0"/>
+              <w:left w:val="single" w:sz="4" w:space="0" w:color="E1E8F0"/>
+              <w:bottom w:val="single" w:sz="4" w:space="0" w:color="E1E8F0"/>
+              <w:right w:val="single" w:sz="4" w:space="0" w:color="E1E8F0"/>
             </w:tcBorders>
-            <w:shd w:color="auto" w:fill="F2F2F3" w:val="clear"/>
+            <w:shd w:color="auto" w:fill="F5F8FB" w:val="clear"/>
           </w:tcPr>
           <w:p>
             <w:pPr>
@@ -6471,12 +6469,12 @@
             </w:pPr>
             <w:r>
               <w:rPr>
-                <w:rFonts w:eastAsia="Times New Roman" w:cs="Times New Roman"/>
+                <w:rFonts w:eastAsia="Open Sans" w:cs="Open Sans"/>
                 <w:b w:val="false"/>
                 <w:bCs w:val="false"/>
-                <w:color w:val="58595B"/>
-                <w:sz w:val="19"/>
-                <w:szCs w:val="19"/>
+                <w:color w:val="2C3E50"/>
+                <w:sz w:val="18"/>
+                <w:szCs w:val="18"/>
               </w:rPr>
               <w:t>npm run init</w:t>
             </w:r>
@@ -6484,14 +6482,14 @@
         </w:tc>
         <w:tc>
           <w:tcPr>
-            <w:tcW w:w="5345" w:type="dxa"/>
+            <w:tcW w:w="5287" w:type="dxa"/>
             <w:tcBorders>
-              <w:top w:val="single" w:sz="4" w:space="0" w:color="E3E3E4"/>
-              <w:left w:val="single" w:sz="4" w:space="0" w:color="E3E3E4"/>
-              <w:bottom w:val="single" w:sz="4" w:space="0" w:color="E3E3E4"/>
-              <w:right w:val="single" w:sz="4" w:space="0" w:color="E3E3E4"/>
+              <w:top w:val="single" w:sz="4" w:space="0" w:color="E1E8F0"/>
+              <w:left w:val="single" w:sz="4" w:space="0" w:color="E1E8F0"/>
+              <w:bottom w:val="single" w:sz="4" w:space="0" w:color="E1E8F0"/>
+              <w:right w:val="single" w:sz="4" w:space="0" w:color="E1E8F0"/>
             </w:tcBorders>
-            <w:shd w:color="auto" w:fill="F2F2F3" w:val="clear"/>
+            <w:shd w:color="auto" w:fill="F5F8FB" w:val="clear"/>
           </w:tcPr>
           <w:p>
             <w:pPr>
@@ -6501,12 +6499,12 @@
             </w:pPr>
             <w:r>
               <w:rPr>
-                <w:rFonts w:eastAsia="Times New Roman" w:cs="Times New Roman"/>
+                <w:rFonts w:eastAsia="Open Sans" w:cs="Open Sans"/>
                 <w:b w:val="false"/>
                 <w:bCs w:val="false"/>
-                <w:color w:val="58595B"/>
-                <w:sz w:val="19"/>
-                <w:szCs w:val="19"/>
+                <w:color w:val="2C3E50"/>
+                <w:sz w:val="18"/>
+                <w:szCs w:val="18"/>
               </w:rPr>
               <w:t>Base de production vide et administrateur de la plateforme</w:t>
             </w:r>
@@ -6519,12 +6517,12 @@
         </w:trPr>
         <w:tc>
           <w:tcPr>
-            <w:tcW w:w="4400" w:type="dxa"/>
+            <w:tcW w:w="4350" w:type="dxa"/>
             <w:tcBorders>
-              <w:top w:val="single" w:sz="4" w:space="0" w:color="E3E3E4"/>
-              <w:left w:val="single" w:sz="4" w:space="0" w:color="E3E3E4"/>
-              <w:bottom w:val="single" w:sz="4" w:space="0" w:color="E3E3E4"/>
-              <w:right w:val="single" w:sz="4" w:space="0" w:color="E3E3E4"/>
+              <w:top w:val="single" w:sz="4" w:space="0" w:color="E1E8F0"/>
+              <w:left w:val="single" w:sz="4" w:space="0" w:color="E1E8F0"/>
+              <w:bottom w:val="single" w:sz="4" w:space="0" w:color="E1E8F0"/>
+              <w:right w:val="single" w:sz="4" w:space="0" w:color="E1E8F0"/>
             </w:tcBorders>
             <w:shd w:color="auto" w:fill="FFFFFF" w:val="clear"/>
           </w:tcPr>
@@ -6536,12 +6534,12 @@
             </w:pPr>
             <w:r>
               <w:rPr>
-                <w:rFonts w:eastAsia="Times New Roman" w:cs="Times New Roman"/>
+                <w:rFonts w:eastAsia="Open Sans" w:cs="Open Sans"/>
                 <w:b w:val="false"/>
                 <w:bCs w:val="false"/>
-                <w:color w:val="58595B"/>
-                <w:sz w:val="19"/>
-                <w:szCs w:val="19"/>
+                <w:color w:val="2C3E50"/>
+                <w:sz w:val="18"/>
+                <w:szCs w:val="18"/>
               </w:rPr>
               <w:t>npm run admin -- org-create / org-list</w:t>
             </w:r>
@@ -6549,12 +6547,12 @@
         </w:tc>
         <w:tc>
           <w:tcPr>
-            <w:tcW w:w="5345" w:type="dxa"/>
+            <w:tcW w:w="5287" w:type="dxa"/>
             <w:tcBorders>
-              <w:top w:val="single" w:sz="4" w:space="0" w:color="E3E3E4"/>
-              <w:left w:val="single" w:sz="4" w:space="0" w:color="E3E3E4"/>
-              <w:bottom w:val="single" w:sz="4" w:space="0" w:color="E3E3E4"/>
-              <w:right w:val="single" w:sz="4" w:space="0" w:color="E3E3E4"/>
+              <w:top w:val="single" w:sz="4" w:space="0" w:color="E1E8F0"/>
+              <w:left w:val="single" w:sz="4" w:space="0" w:color="E1E8F0"/>
+              <w:bottom w:val="single" w:sz="4" w:space="0" w:color="E1E8F0"/>
+              <w:right w:val="single" w:sz="4" w:space="0" w:color="E1E8F0"/>
             </w:tcBorders>
             <w:shd w:color="auto" w:fill="FFFFFF" w:val="clear"/>
           </w:tcPr>
@@ -6566,12 +6564,12 @@
             </w:pPr>
             <w:r>
               <w:rPr>
-                <w:rFonts w:eastAsia="Times New Roman" w:cs="Times New Roman"/>
+                <w:rFonts w:eastAsia="Open Sans" w:cs="Open Sans"/>
                 <w:b w:val="false"/>
                 <w:bCs w:val="false"/>
-                <w:color w:val="58595B"/>
-                <w:sz w:val="19"/>
-                <w:szCs w:val="19"/>
+                <w:color w:val="2C3E50"/>
+                <w:sz w:val="18"/>
+                <w:szCs w:val="18"/>
               </w:rPr>
               <w:t>Créer et lister les organisations clientes</w:t>
             </w:r>
@@ -6584,14 +6582,14 @@
         </w:trPr>
         <w:tc>
           <w:tcPr>
-            <w:tcW w:w="4400" w:type="dxa"/>
+            <w:tcW w:w="4350" w:type="dxa"/>
             <w:tcBorders>
-              <w:top w:val="single" w:sz="4" w:space="0" w:color="E3E3E4"/>
-              <w:left w:val="single" w:sz="4" w:space="0" w:color="E3E3E4"/>
-              <w:bottom w:val="single" w:sz="4" w:space="0" w:color="E3E3E4"/>
-              <w:right w:val="single" w:sz="4" w:space="0" w:color="E3E3E4"/>
+              <w:top w:val="single" w:sz="4" w:space="0" w:color="E1E8F0"/>
+              <w:left w:val="single" w:sz="4" w:space="0" w:color="E1E8F0"/>
+              <w:bottom w:val="single" w:sz="4" w:space="0" w:color="E1E8F0"/>
+              <w:right w:val="single" w:sz="4" w:space="0" w:color="E1E8F0"/>
             </w:tcBorders>
-            <w:shd w:color="auto" w:fill="F2F2F3" w:val="clear"/>
+            <w:shd w:color="auto" w:fill="F5F8FB" w:val="clear"/>
           </w:tcPr>
           <w:p>
             <w:pPr>
@@ -6601,12 +6599,12 @@
             </w:pPr>
             <w:r>
               <w:rPr>
-                <w:rFonts w:eastAsia="Times New Roman" w:cs="Times New Roman"/>
+                <w:rFonts w:eastAsia="Open Sans" w:cs="Open Sans"/>
                 <w:b w:val="false"/>
                 <w:bCs w:val="false"/>
-                <w:color w:val="58595B"/>
-                <w:sz w:val="19"/>
-                <w:szCs w:val="19"/>
+                <w:color w:val="2C3E50"/>
+                <w:sz w:val="18"/>
+                <w:szCs w:val="18"/>
               </w:rPr>
               <w:t>npm run admin -- licence / addon</w:t>
             </w:r>
@@ -6614,14 +6612,14 @@
         </w:tc>
         <w:tc>
           <w:tcPr>
-            <w:tcW w:w="5345" w:type="dxa"/>
+            <w:tcW w:w="5287" w:type="dxa"/>
             <w:tcBorders>
-              <w:top w:val="single" w:sz="4" w:space="0" w:color="E3E3E4"/>
-              <w:left w:val="single" w:sz="4" w:space="0" w:color="E3E3E4"/>
-              <w:bottom w:val="single" w:sz="4" w:space="0" w:color="E3E3E4"/>
-              <w:right w:val="single" w:sz="4" w:space="0" w:color="E3E3E4"/>
+              <w:top w:val="single" w:sz="4" w:space="0" w:color="E1E8F0"/>
+              <w:left w:val="single" w:sz="4" w:space="0" w:color="E1E8F0"/>
+              <w:bottom w:val="single" w:sz="4" w:space="0" w:color="E1E8F0"/>
+              <w:right w:val="single" w:sz="4" w:space="0" w:color="E1E8F0"/>
             </w:tcBorders>
-            <w:shd w:color="auto" w:fill="F2F2F3" w:val="clear"/>
+            <w:shd w:color="auto" w:fill="F5F8FB" w:val="clear"/>
           </w:tcPr>
           <w:p>
             <w:pPr>
@@ -6631,12 +6629,12 @@
             </w:pPr>
             <w:r>
               <w:rPr>
-                <w:rFonts w:eastAsia="Times New Roman" w:cs="Times New Roman"/>
+                <w:rFonts w:eastAsia="Open Sans" w:cs="Open Sans"/>
                 <w:b w:val="false"/>
                 <w:bCs w:val="false"/>
-                <w:color w:val="58595B"/>
-                <w:sz w:val="19"/>
-                <w:szCs w:val="19"/>
+                <w:color w:val="2C3E50"/>
+                <w:sz w:val="18"/>
+                <w:szCs w:val="18"/>
               </w:rPr>
               <w:t>SaaS : émettre, renouveler, redimensionner une licence ; options</w:t>
             </w:r>
@@ -6649,12 +6647,12 @@
         </w:trPr>
         <w:tc>
           <w:tcPr>
-            <w:tcW w:w="4400" w:type="dxa"/>
+            <w:tcW w:w="4350" w:type="dxa"/>
             <w:tcBorders>
-              <w:top w:val="single" w:sz="4" w:space="0" w:color="E3E3E4"/>
-              <w:left w:val="single" w:sz="4" w:space="0" w:color="E3E3E4"/>
-              <w:bottom w:val="single" w:sz="4" w:space="0" w:color="E3E3E4"/>
-              <w:right w:val="single" w:sz="4" w:space="0" w:color="E3E3E4"/>
+              <w:top w:val="single" w:sz="4" w:space="0" w:color="E1E8F0"/>
+              <w:left w:val="single" w:sz="4" w:space="0" w:color="E1E8F0"/>
+              <w:bottom w:val="single" w:sz="4" w:space="0" w:color="E1E8F0"/>
+              <w:right w:val="single" w:sz="4" w:space="0" w:color="E1E8F0"/>
             </w:tcBorders>
             <w:shd w:color="auto" w:fill="FFFFFF" w:val="clear"/>
           </w:tcPr>
@@ -6666,12 +6664,12 @@
             </w:pPr>
             <w:r>
               <w:rPr>
-                <w:rFonts w:eastAsia="Times New Roman" w:cs="Times New Roman"/>
+                <w:rFonts w:eastAsia="Open Sans" w:cs="Open Sans"/>
                 <w:b w:val="false"/>
                 <w:bCs w:val="false"/>
-                <w:color w:val="58595B"/>
-                <w:sz w:val="19"/>
-                <w:szCs w:val="19"/>
+                <w:color w:val="2C3E50"/>
+                <w:sz w:val="18"/>
+                <w:szCs w:val="18"/>
               </w:rPr>
               <w:t>npm run admin -- licence-request / licence-install</w:t>
             </w:r>
@@ -6679,12 +6677,12 @@
         </w:tc>
         <w:tc>
           <w:tcPr>
-            <w:tcW w:w="5345" w:type="dxa"/>
+            <w:tcW w:w="5287" w:type="dxa"/>
             <w:tcBorders>
-              <w:top w:val="single" w:sz="4" w:space="0" w:color="E3E3E4"/>
-              <w:left w:val="single" w:sz="4" w:space="0" w:color="E3E3E4"/>
-              <w:bottom w:val="single" w:sz="4" w:space="0" w:color="E3E3E4"/>
-              <w:right w:val="single" w:sz="4" w:space="0" w:color="E3E3E4"/>
+              <w:top w:val="single" w:sz="4" w:space="0" w:color="E1E8F0"/>
+              <w:left w:val="single" w:sz="4" w:space="0" w:color="E1E8F0"/>
+              <w:bottom w:val="single" w:sz="4" w:space="0" w:color="E1E8F0"/>
+              <w:right w:val="single" w:sz="4" w:space="0" w:color="E1E8F0"/>
             </w:tcBorders>
             <w:shd w:color="auto" w:fill="FFFFFF" w:val="clear"/>
           </w:tcPr>
@@ -6696,12 +6694,12 @@
             </w:pPr>
             <w:r>
               <w:rPr>
-                <w:rFonts w:eastAsia="Times New Roman" w:cs="Times New Roman"/>
+                <w:rFonts w:eastAsia="Open Sans" w:cs="Open Sans"/>
                 <w:b w:val="false"/>
                 <w:bCs w:val="false"/>
-                <w:color w:val="58595B"/>
-                <w:sz w:val="19"/>
-                <w:szCs w:val="19"/>
+                <w:color w:val="2C3E50"/>
+                <w:sz w:val="18"/>
+                <w:szCs w:val="18"/>
               </w:rPr>
               <w:t>OnPrem : demander et installer la licence signée</w:t>
             </w:r>
@@ -6714,14 +6712,14 @@
         </w:trPr>
         <w:tc>
           <w:tcPr>
-            <w:tcW w:w="4400" w:type="dxa"/>
+            <w:tcW w:w="4350" w:type="dxa"/>
             <w:tcBorders>
-              <w:top w:val="single" w:sz="4" w:space="0" w:color="E3E3E4"/>
-              <w:left w:val="single" w:sz="4" w:space="0" w:color="E3E3E4"/>
-              <w:bottom w:val="single" w:sz="4" w:space="0" w:color="E3E3E4"/>
-              <w:right w:val="single" w:sz="4" w:space="0" w:color="E3E3E4"/>
+              <w:top w:val="single" w:sz="4" w:space="0" w:color="E1E8F0"/>
+              <w:left w:val="single" w:sz="4" w:space="0" w:color="E1E8F0"/>
+              <w:bottom w:val="single" w:sz="4" w:space="0" w:color="E1E8F0"/>
+              <w:right w:val="single" w:sz="4" w:space="0" w:color="E1E8F0"/>
             </w:tcBorders>
-            <w:shd w:color="auto" w:fill="F2F2F3" w:val="clear"/>
+            <w:shd w:color="auto" w:fill="F5F8FB" w:val="clear"/>
           </w:tcPr>
           <w:p>
             <w:pPr>
@@ -6731,12 +6729,12 @@
             </w:pPr>
             <w:r>
               <w:rPr>
-                <w:rFonts w:eastAsia="Times New Roman" w:cs="Times New Roman"/>
+                <w:rFonts w:eastAsia="Open Sans" w:cs="Open Sans"/>
                 <w:b w:val="false"/>
                 <w:bCs w:val="false"/>
-                <w:color w:val="58595B"/>
-                <w:sz w:val="19"/>
-                <w:szCs w:val="19"/>
+                <w:color w:val="2C3E50"/>
+                <w:sz w:val="18"/>
+                <w:szCs w:val="18"/>
               </w:rPr>
               <w:t>npm run admin -- user-create / password / platform-admin</w:t>
             </w:r>
@@ -6744,14 +6742,14 @@
         </w:tc>
         <w:tc>
           <w:tcPr>
-            <w:tcW w:w="5345" w:type="dxa"/>
+            <w:tcW w:w="5287" w:type="dxa"/>
             <w:tcBorders>
-              <w:top w:val="single" w:sz="4" w:space="0" w:color="E3E3E4"/>
-              <w:left w:val="single" w:sz="4" w:space="0" w:color="E3E3E4"/>
-              <w:bottom w:val="single" w:sz="4" w:space="0" w:color="E3E3E4"/>
-              <w:right w:val="single" w:sz="4" w:space="0" w:color="E3E3E4"/>
+              <w:top w:val="single" w:sz="4" w:space="0" w:color="E1E8F0"/>
+              <w:left w:val="single" w:sz="4" w:space="0" w:color="E1E8F0"/>
+              <w:bottom w:val="single" w:sz="4" w:space="0" w:color="E1E8F0"/>
+              <w:right w:val="single" w:sz="4" w:space="0" w:color="E1E8F0"/>
             </w:tcBorders>
-            <w:shd w:color="auto" w:fill="F2F2F3" w:val="clear"/>
+            <w:shd w:color="auto" w:fill="F5F8FB" w:val="clear"/>
           </w:tcPr>
           <w:p>
             <w:pPr>
@@ -6761,12 +6759,12 @@
             </w:pPr>
             <w:r>
               <w:rPr>
-                <w:rFonts w:eastAsia="Times New Roman" w:cs="Times New Roman"/>
+                <w:rFonts w:eastAsia="Open Sans" w:cs="Open Sans"/>
                 <w:b w:val="false"/>
                 <w:bCs w:val="false"/>
-                <w:color w:val="58595B"/>
-                <w:sz w:val="19"/>
-                <w:szCs w:val="19"/>
+                <w:color w:val="2C3E50"/>
+                <w:sz w:val="18"/>
+                <w:szCs w:val="18"/>
               </w:rPr>
               <w:t>Utilisateurs, réinitialisation de mot de passe, administrateurs de la plateforme</w:t>
             </w:r>
@@ -6779,12 +6777,12 @@
         </w:trPr>
         <w:tc>
           <w:tcPr>
-            <w:tcW w:w="4400" w:type="dxa"/>
+            <w:tcW w:w="4350" w:type="dxa"/>
             <w:tcBorders>
-              <w:top w:val="single" w:sz="4" w:space="0" w:color="E3E3E4"/>
-              <w:left w:val="single" w:sz="4" w:space="0" w:color="E3E3E4"/>
-              <w:bottom w:val="single" w:sz="4" w:space="0" w:color="E3E3E4"/>
-              <w:right w:val="single" w:sz="4" w:space="0" w:color="E3E3E4"/>
+              <w:top w:val="single" w:sz="4" w:space="0" w:color="E1E8F0"/>
+              <w:left w:val="single" w:sz="4" w:space="0" w:color="E1E8F0"/>
+              <w:bottom w:val="single" w:sz="4" w:space="0" w:color="E1E8F0"/>
+              <w:right w:val="single" w:sz="4" w:space="0" w:color="E1E8F0"/>
             </w:tcBorders>
             <w:shd w:color="auto" w:fill="FFFFFF" w:val="clear"/>
           </w:tcPr>
@@ -6796,12 +6794,12 @@
             </w:pPr>
             <w:r>
               <w:rPr>
-                <w:rFonts w:eastAsia="Times New Roman" w:cs="Times New Roman"/>
+                <w:rFonts w:eastAsia="Open Sans" w:cs="Open Sans"/>
                 <w:b w:val="false"/>
                 <w:bCs w:val="false"/>
-                <w:color w:val="58595B"/>
-                <w:sz w:val="19"/>
-                <w:szCs w:val="19"/>
+                <w:color w:val="2C3E50"/>
+                <w:sz w:val="18"/>
+                <w:szCs w:val="18"/>
               </w:rPr>
               <w:t>npm run backup</w:t>
             </w:r>
@@ -6809,12 +6807,12 @@
         </w:tc>
         <w:tc>
           <w:tcPr>
-            <w:tcW w:w="5345" w:type="dxa"/>
+            <w:tcW w:w="5287" w:type="dxa"/>
             <w:tcBorders>
-              <w:top w:val="single" w:sz="4" w:space="0" w:color="E3E3E4"/>
-              <w:left w:val="single" w:sz="4" w:space="0" w:color="E3E3E4"/>
-              <w:bottom w:val="single" w:sz="4" w:space="0" w:color="E3E3E4"/>
-              <w:right w:val="single" w:sz="4" w:space="0" w:color="E3E3E4"/>
+              <w:top w:val="single" w:sz="4" w:space="0" w:color="E1E8F0"/>
+              <w:left w:val="single" w:sz="4" w:space="0" w:color="E1E8F0"/>
+              <w:bottom w:val="single" w:sz="4" w:space="0" w:color="E1E8F0"/>
+              <w:right w:val="single" w:sz="4" w:space="0" w:color="E1E8F0"/>
             </w:tcBorders>
             <w:shd w:color="auto" w:fill="FFFFFF" w:val="clear"/>
           </w:tcPr>
@@ -6826,12 +6824,12 @@
             </w:pPr>
             <w:r>
               <w:rPr>
-                <w:rFonts w:eastAsia="Times New Roman" w:cs="Times New Roman"/>
+                <w:rFonts w:eastAsia="Open Sans" w:cs="Open Sans"/>
                 <w:b w:val="false"/>
                 <w:bCs w:val="false"/>
-                <w:color w:val="58595B"/>
-                <w:sz w:val="19"/>
-                <w:szCs w:val="19"/>
+                <w:color w:val="2C3E50"/>
+                <w:sz w:val="18"/>
+                <w:szCs w:val="18"/>
               </w:rPr>
               <w:t>Sauvegarder la base maintenant</w:t>
             </w:r>
@@ -6851,45 +6849,45 @@
     </w:p>
     <w:tbl>
       <w:tblPr>
-        <w:tblW w:w="9746" w:type="dxa"/>
+        <w:tblW w:w="9638" w:type="dxa"/>
         <w:jc w:val="left"/>
         <w:tblInd w:w="0" w:type="dxa"/>
         <w:tblLayout w:type="fixed"/>
         <w:tblCellMar>
-          <w:top w:w="120" w:type="dxa"/>
-          <w:left w:w="180" w:type="dxa"/>
-          <w:bottom w:w="120" w:type="dxa"/>
-          <w:right w:w="180" w:type="dxa"/>
+          <w:top w:w="160" w:type="dxa"/>
+          <w:left w:w="220" w:type="dxa"/>
+          <w:bottom w:w="160" w:type="dxa"/>
+          <w:right w:w="220" w:type="dxa"/>
         </w:tblCellMar>
       </w:tblPr>
       <w:tblGrid>
-        <w:gridCol w:w="9746"/>
+        <w:gridCol w:w="9638"/>
       </w:tblGrid>
       <w:tr>
         <w:trPr/>
         <w:tc>
           <w:tcPr>
-            <w:tcW w:w="9746" w:type="dxa"/>
+            <w:tcW w:w="9638" w:type="dxa"/>
             <w:tcBorders>
-              <w:top w:val="single" w:sz="4" w:space="0" w:color="E3E3E4"/>
-              <w:left w:val="single" w:sz="4" w:space="0" w:color="E3E3E4"/>
-              <w:bottom w:val="single" w:sz="4" w:space="0" w:color="E3E3E4"/>
-              <w:right w:val="single" w:sz="4" w:space="0" w:color="E3E3E4"/>
+              <w:top w:val="single" w:sz="4" w:space="0" w:color="E1E8F0"/>
+              <w:left w:val="single" w:sz="4" w:space="0" w:color="E1E8F0"/>
+              <w:bottom w:val="single" w:sz="4" w:space="0" w:color="E1E8F0"/>
+              <w:right w:val="single" w:sz="4" w:space="0" w:color="E1E8F0"/>
             </w:tcBorders>
-            <w:shd w:color="auto" w:fill="FDEEDA" w:val="clear"/>
+            <w:shd w:color="auto" w:fill="E8F1FB" w:val="clear"/>
           </w:tcPr>
           <w:p>
             <w:pPr>
               <w:pStyle w:val="Normal"/>
-              <w:spacing w:before="0" w:after="60"/>
+              <w:spacing w:before="0" w:after="80"/>
               <w:rPr/>
             </w:pPr>
             <w:r>
               <w:rPr>
-                <w:rFonts w:eastAsia="Times New Roman" w:cs="Times New Roman"/>
+                <w:rFonts w:eastAsia="Montserrat" w:cs="Montserrat" w:ascii="Montserrat" w:hAnsi="Montserrat"/>
                 <w:b/>
                 <w:bCs/>
-                <w:color w:val="3A3A3C"/>
+                <w:color w:val="123A5F"/>
                 <w:sz w:val="22"/>
                 <w:szCs w:val="22"/>
               </w:rPr>
@@ -6899,16 +6897,16 @@
           <w:p>
             <w:pPr>
               <w:pStyle w:val="Normal"/>
-              <w:spacing w:lineRule="auto" w:line="276" w:before="0" w:after="40"/>
+              <w:spacing w:lineRule="auto" w:line="288" w:before="0" w:after="60"/>
               <w:jc w:val="left"/>
               <w:rPr/>
             </w:pPr>
             <w:r>
               <w:rPr>
-                <w:rFonts w:eastAsia="Times New Roman" w:cs="Times New Roman"/>
-                <w:color w:val="58595B"/>
-                <w:sz w:val="22"/>
-                <w:szCs w:val="22"/>
+                <w:rFonts w:eastAsia="Open Sans" w:cs="Open Sans"/>
+                <w:color w:val="2C3E50"/>
+                <w:sz w:val="21"/>
+                <w:szCs w:val="21"/>
               </w:rPr>
               <w:t>Avec NODE_ENV=production, le serveur refuse de démarrer tant qu’un secret est absent ou faible, que l’adresse publique n’est pas en HTTPS, que CORS est ouvert, que la base contient les données de démonstration, ou (OnPrem) que la clé publique de l’éditeur manque ou que sa clé privée est présente. Il liste chaque problème avec sa correction.</w:t>
             </w:r>
@@ -6917,20 +6915,20 @@
       </w:tr>
     </w:tbl>
     <w:sectPr>
-      <w:headerReference w:type="even" r:id="rId20"/>
-      <w:headerReference w:type="default" r:id="rId21"/>
-      <w:headerReference w:type="first" r:id="rId22"/>
-      <w:footerReference w:type="even" r:id="rId23"/>
-      <w:footerReference w:type="default" r:id="rId24"/>
-      <w:footerReference w:type="first" r:id="rId25"/>
+      <w:headerReference w:type="even" r:id="rId21"/>
+      <w:headerReference w:type="default" r:id="rId22"/>
+      <w:headerReference w:type="first" r:id="rId23"/>
+      <w:footerReference w:type="even" r:id="rId24"/>
+      <w:footerReference w:type="default" r:id="rId25"/>
+      <w:footerReference w:type="first" r:id="rId26"/>
       <w:type w:val="nextPage"/>
       <w:pgSz w:w="11906" w:h="16838"/>
-      <w:pgMar w:left="1080" w:right="1080" w:gutter="0" w:header="500" w:top="1080" w:footer="500" w:bottom="1080"/>
+      <w:pgMar w:left="1134" w:right="1134" w:gutter="0" w:header="560" w:top="1134" w:footer="560" w:bottom="1134"/>
       <w:pgNumType w:fmt="decimal"/>
       <w:formProt w:val="false"/>
       <w:titlePg/>
       <w:textDirection w:val="lrTb"/>
-      <w:docGrid w:type="default" w:linePitch="360" w:charSpace="0"/>
+      <w:docGrid w:type="default" w:linePitch="360" w:charSpace="4096"/>
     </w:sectPr>
   </w:body>
 </w:document>
@@ -6954,34 +6952,34 @@
 <w:ftr xmlns:o="urn:schemas-microsoft-com:office:office" xmlns:r="http://schemas.openxmlformats.org/officeDocument/2006/relationships" xmlns:v="urn:schemas-microsoft-com:vml" xmlns:w="http://schemas.openxmlformats.org/wordprocessingml/2006/main" xmlns:w10="urn:schemas-microsoft-com:office:word" xmlns:wp="http://schemas.openxmlformats.org/drawingml/2006/wordprocessingDrawing" xmlns:wps="http://schemas.microsoft.com/office/word/2010/wordprocessingShape" xmlns:wpg="http://schemas.microsoft.com/office/word/2010/wordprocessingGroup" xmlns:mc="http://schemas.openxmlformats.org/markup-compatibility/2006" xmlns:wp14="http://schemas.microsoft.com/office/word/2010/wordprocessingDrawing" xmlns:w14="http://schemas.microsoft.com/office/word/2010/wordml" xmlns:w15="http://schemas.microsoft.com/office/word/2012/wordml" mc:Ignorable="w14 wp14 w15">
   <w:p>
     <w:pPr>
-      <w:pStyle w:val="PAFooter"/>
+      <w:pStyle w:val="AIValueFooter"/>
       <w:tabs>
         <w:tab w:val="clear" w:pos="720"/>
-        <w:tab w:val="right" w:pos="9746" w:leader="none"/>
+        <w:tab w:val="right" w:pos="9638" w:leader="none"/>
       </w:tabs>
       <w:rPr/>
     </w:pPr>
     <w:r>
       <w:rPr>
-        <w:rFonts w:eastAsia="Times New Roman" w:cs="Times New Roman"/>
-        <w:color w:val="808184"/>
-        <w:sz w:val="17"/>
-        <w:szCs w:val="17"/>
+        <w:rFonts w:eastAsia="Open Sans" w:cs="Open Sans"/>
+        <w:color w:val="5A6B7B"/>
+        <w:sz w:val="16"/>
+        <w:szCs w:val="16"/>
       </w:rPr>
-      <w:t>POWERACT Consulting · CortexSkills — Guide d’administration</w:t>
+      <w:t>AI Value · CortexSkills — Guide d’administration</w:t>
     </w:r>
     <w:r>
       <w:rPr>
-        <w:rFonts w:eastAsia="Times New Roman" w:cs="Times New Roman"/>
+        <w:rFonts w:eastAsia="Open Sans" w:cs="Open Sans"/>
       </w:rPr>
       <w:tab/>
     </w:r>
     <w:r>
       <w:rPr>
-        <w:rFonts w:eastAsia="Times New Roman" w:cs="Times New Roman"/>
-        <w:color w:val="808184"/>
-        <w:sz w:val="17"/>
-        <w:szCs w:val="17"/>
+        <w:rFonts w:eastAsia="Open Sans" w:cs="Open Sans"/>
+        <w:color w:val="5A6B7B"/>
+        <w:sz w:val="16"/>
+        <w:szCs w:val="16"/>
       </w:rPr>
       <w:t xml:space="preserve">Page </w:t>
     </w:r>
@@ -6999,7 +6997,7 @@
     </w:r>
     <w:r>
       <w:rPr/>
-      <w:t>21</w:t>
+      <w:t>23</w:t>
     </w:r>
     <w:r>
       <w:rPr/>
@@ -7007,10 +7005,10 @@
     </w:r>
     <w:r>
       <w:rPr>
-        <w:rFonts w:eastAsia="Times New Roman" w:cs="Times New Roman"/>
-        <w:color w:val="808184"/>
-        <w:sz w:val="17"/>
-        <w:szCs w:val="17"/>
+        <w:rFonts w:eastAsia="Open Sans" w:cs="Open Sans"/>
+        <w:color w:val="5A6B7B"/>
+        <w:sz w:val="16"/>
+        <w:szCs w:val="16"/>
       </w:rPr>
       <w:t xml:space="preserve"> sur </w:t>
     </w:r>
@@ -7028,7 +7026,7 @@
     </w:r>
     <w:r>
       <w:rPr/>
-      <w:t>21</w:t>
+      <w:t>23</w:t>
     </w:r>
     <w:r>
       <w:rPr/>
@@ -7072,17 +7070,66 @@
     <w:pPr>
       <w:pStyle w:val="Normal"/>
       <w:pBdr>
-        <w:bottom w:val="single" w:sz="4" w:space="4" w:color="E3E3E4"/>
+        <w:bottom w:val="single" w:sz="4" w:space="6" w:color="E1E8F0"/>
       </w:pBdr>
-      <w:jc w:val="right"/>
+      <w:tabs>
+        <w:tab w:val="clear" w:pos="720"/>
+        <w:tab w:val="right" w:pos="9638" w:leader="none"/>
+      </w:tabs>
       <w:rPr/>
     </w:pPr>
     <w:r>
+      <w:rPr/>
+      <w:drawing>
+        <wp:inline distT="0" distB="0" distL="0" distR="0">
+          <wp:extent cx="1428750" cy="266700"/>
+          <wp:effectExtent l="0" t="0" r="0" b="0"/>
+          <wp:docPr id="20" name="aivalue-lockup.png" descr="AI Value&#10;AI Value logo"/>
+          <wp:cNvGraphicFramePr>
+            <a:graphicFrameLocks xmlns:a="http://schemas.openxmlformats.org/drawingml/2006/main" noChangeAspect="1"/>
+          </wp:cNvGraphicFramePr>
+          <a:graphic xmlns:a="http://schemas.openxmlformats.org/drawingml/2006/main">
+            <a:graphicData uri="http://schemas.openxmlformats.org/drawingml/2006/picture">
+              <pic:pic xmlns:pic="http://schemas.openxmlformats.org/drawingml/2006/picture">
+                <pic:nvPicPr>
+                  <pic:cNvPr id="20" name="aivalue-lockup.png" descr="AI Value&#10;AI Value logo"/>
+                  <pic:cNvPicPr>
+                    <a:picLocks noChangeAspect="1" noChangeArrowheads="1"/>
+                  </pic:cNvPicPr>
+                </pic:nvPicPr>
+                <pic:blipFill>
+                  <a:blip r:embed="rId1"/>
+                  <a:stretch>
+                    <a:fillRect/>
+                  </a:stretch>
+                </pic:blipFill>
+                <pic:spPr bwMode="auto">
+                  <a:xfrm>
+                    <a:off x="0" y="0"/>
+                    <a:ext cx="1428750" cy="266700"/>
+                  </a:xfrm>
+                  <a:prstGeom prst="rect">
+                    <a:avLst/>
+                  </a:prstGeom>
+                </pic:spPr>
+              </pic:pic>
+            </a:graphicData>
+          </a:graphic>
+        </wp:inline>
+      </w:drawing>
+    </w:r>
+    <w:r>
       <w:rPr>
-        <w:rFonts w:eastAsia="Times New Roman" w:cs="Times New Roman"/>
-        <w:color w:val="808184"/>
-        <w:sz w:val="17"/>
-        <w:szCs w:val="17"/>
+        <w:rFonts w:eastAsia="Open Sans" w:cs="Open Sans"/>
+      </w:rPr>
+      <w:tab/>
+    </w:r>
+    <w:r>
+      <w:rPr>
+        <w:rFonts w:eastAsia="Open Sans" w:cs="Open Sans"/>
+        <w:color w:val="5A6B7B"/>
+        <w:sz w:val="16"/>
+        <w:szCs w:val="16"/>
       </w:rPr>
       <w:t>CortexSkills 1.10.0 · Guide d’administration</w:t>
     </w:r>
@@ -7121,7 +7168,7 @@
       <w:rPr>
         <w:b/>
         <w:bCs/>
-        <w:color w:val="E07B00"/>
+        <w:color w:val="123A5F"/>
       </w:rPr>
     </w:lvl>
     <w:lvl w:ilvl="1">
@@ -7236,7 +7283,7 @@
       <w:rPr>
         <w:b/>
         <w:bCs/>
-        <w:color w:val="E07B00"/>
+        <w:color w:val="123A5F"/>
       </w:rPr>
     </w:lvl>
     <w:lvl w:ilvl="1">
@@ -7351,7 +7398,7 @@
       <w:rPr>
         <w:b/>
         <w:bCs/>
-        <w:color w:val="E07B00"/>
+        <w:color w:val="123A5F"/>
       </w:rPr>
     </w:lvl>
     <w:lvl w:ilvl="1">
@@ -7466,7 +7513,7 @@
       <w:rPr>
         <w:b/>
         <w:bCs/>
-        <w:color w:val="E07B00"/>
+        <w:color w:val="123A5F"/>
       </w:rPr>
     </w:lvl>
     <w:lvl w:ilvl="1">
@@ -7581,7 +7628,7 @@
       <w:rPr>
         <w:b/>
         <w:bCs/>
-        <w:color w:val="E07B00"/>
+        <w:color w:val="123A5F"/>
       </w:rPr>
     </w:lvl>
     <w:lvl w:ilvl="1">
@@ -7696,7 +7743,7 @@
       <w:rPr>
         <w:b/>
         <w:bCs/>
-        <w:color w:val="E07B00"/>
+        <w:color w:val="123A5F"/>
       </w:rPr>
     </w:lvl>
     <w:lvl w:ilvl="1">
@@ -7811,7 +7858,7 @@
       <w:rPr>
         <w:b/>
         <w:bCs/>
-        <w:color w:val="E07B00"/>
+        <w:color w:val="123A5F"/>
       </w:rPr>
     </w:lvl>
     <w:lvl w:ilvl="1">
@@ -7926,7 +7973,7 @@
       <w:rPr>
         <w:b/>
         <w:bCs/>
-        <w:color w:val="E07B00"/>
+        <w:color w:val="123A5F"/>
       </w:rPr>
     </w:lvl>
     <w:lvl w:ilvl="1">
@@ -8041,7 +8088,7 @@
       <w:rPr>
         <w:b/>
         <w:bCs/>
-        <w:color w:val="E07B00"/>
+        <w:color w:val="123A5F"/>
       </w:rPr>
     </w:lvl>
     <w:lvl w:ilvl="1">
@@ -8156,7 +8203,7 @@
       <w:rPr>
         <w:b/>
         <w:bCs/>
-        <w:color w:val="E07B00"/>
+        <w:color w:val="123A5F"/>
       </w:rPr>
     </w:lvl>
     <w:lvl w:ilvl="1">
@@ -8271,7 +8318,7 @@
       <w:rPr>
         <w:b/>
         <w:bCs/>
-        <w:color w:val="E07B00"/>
+        <w:color w:val="123A5F"/>
       </w:rPr>
     </w:lvl>
     <w:lvl w:ilvl="1">
@@ -8386,7 +8433,7 @@
       <w:rPr>
         <w:b/>
         <w:bCs/>
-        <w:color w:val="E07B00"/>
+        <w:color w:val="123A5F"/>
       </w:rPr>
     </w:lvl>
     <w:lvl w:ilvl="1">
@@ -8501,7 +8548,7 @@
       <w:rPr>
         <w:b/>
         <w:bCs/>
-        <w:color w:val="E07B00"/>
+        <w:color w:val="123A5F"/>
       </w:rPr>
     </w:lvl>
     <w:lvl w:ilvl="1">
@@ -8616,7 +8663,7 @@
       <w:rPr>
         <w:b/>
         <w:bCs/>
-        <w:color w:val="E07B00"/>
+        <w:color w:val="123A5F"/>
       </w:rPr>
     </w:lvl>
     <w:lvl w:ilvl="1">
@@ -8731,7 +8778,7 @@
       <w:rPr>
         <w:b/>
         <w:bCs/>
-        <w:color w:val="E07B00"/>
+        <w:color w:val="123A5F"/>
       </w:rPr>
     </w:lvl>
     <w:lvl w:ilvl="1">
@@ -8846,7 +8893,7 @@
       <w:rPr>
         <w:b/>
         <w:bCs/>
-        <w:color w:val="E07B00"/>
+        <w:color w:val="123A5F"/>
       </w:rPr>
     </w:lvl>
     <w:lvl w:ilvl="1">
@@ -8961,7 +9008,7 @@
       <w:rPr>
         <w:b/>
         <w:bCs/>
-        <w:color w:val="E07B00"/>
+        <w:color w:val="123A5F"/>
       </w:rPr>
     </w:lvl>
     <w:lvl w:ilvl="1">
@@ -9076,7 +9123,7 @@
       <w:rPr>
         <w:b/>
         <w:bCs/>
-        <w:color w:val="E07B00"/>
+        <w:color w:val="123A5F"/>
       </w:rPr>
     </w:lvl>
     <w:lvl w:ilvl="1">
@@ -9191,7 +9238,7 @@
       <w:rPr>
         <w:b/>
         <w:bCs/>
-        <w:color w:val="E07B00"/>
+        <w:color w:val="123A5F"/>
       </w:rPr>
     </w:lvl>
     <w:lvl w:ilvl="1">
@@ -9306,7 +9353,7 @@
       <w:rPr>
         <w:b/>
         <w:bCs/>
-        <w:color w:val="E07B00"/>
+        <w:color w:val="123A5F"/>
       </w:rPr>
     </w:lvl>
     <w:lvl w:ilvl="1">
@@ -9716,10 +9763,10 @@
   <w:docDefaults>
     <w:rPrDefault>
       <w:rPr>
-        <w:rFonts w:ascii="Times New Roman" w:hAnsi="Times New Roman" w:eastAsia="Times New Roman" w:cs="Times New Roman"/>
-        <w:color w:val="58595B"/>
-        <w:sz w:val="24"/>
-        <w:szCs w:val="24"/>
+        <w:rFonts w:ascii="Open Sans" w:hAnsi="Open Sans" w:eastAsia="Open Sans" w:cs="Open Sans"/>
+        <w:color w:val="2C3E50"/>
+        <w:sz w:val="22"/>
+        <w:szCs w:val="22"/>
         <w:lang w:val="fr-FR" w:eastAsia="zh-CN" w:bidi="hi-IN"/>
       </w:rPr>
     </w:rPrDefault>
@@ -9735,15 +9782,15 @@
     <w:pPr>
       <w:widowControl/>
       <w:bidi w:val="0"/>
-      <w:spacing w:lineRule="auto" w:line="276" w:before="0" w:after="0"/>
+      <w:spacing w:lineRule="auto" w:line="288" w:before="0" w:after="0"/>
       <w:jc w:val="left"/>
     </w:pPr>
     <w:rPr>
-      <w:rFonts w:ascii="Times New Roman" w:hAnsi="Times New Roman" w:eastAsia="Times New Roman" w:cs="Times New Roman"/>
-      <w:color w:val="58595B"/>
+      <w:rFonts w:ascii="Open Sans" w:hAnsi="Open Sans" w:eastAsia="Open Sans" w:cs="Open Sans"/>
+      <w:color w:val="2C3E50"/>
       <w:kern w:val="0"/>
-      <w:sz w:val="24"/>
-      <w:szCs w:val="24"/>
+      <w:sz w:val="22"/>
+      <w:szCs w:val="22"/>
       <w:lang w:val="fr-FR" w:eastAsia="zh-CN" w:bidi="hi-IN"/>
     </w:rPr>
   </w:style>
@@ -9753,16 +9800,16 @@
     <w:next w:val="Normal"/>
     <w:qFormat/>
     <w:pPr>
-      <w:spacing w:before="0" w:after="200"/>
+      <w:spacing w:before="0" w:after="240"/>
       <w:outlineLvl w:val="0"/>
     </w:pPr>
     <w:rPr>
-      <w:rFonts w:ascii="Times New Roman" w:hAnsi="Times New Roman" w:eastAsia="Times New Roman" w:cs="Times New Roman"/>
+      <w:rFonts w:ascii="Montserrat" w:hAnsi="Montserrat" w:eastAsia="Montserrat" w:cs="Montserrat"/>
       <w:b/>
       <w:bCs/>
-      <w:color w:val="E07B00"/>
-      <w:sz w:val="34"/>
-      <w:szCs w:val="34"/>
+      <w:color w:val="123A5F"/>
+      <w:sz w:val="40"/>
+      <w:szCs w:val="40"/>
     </w:rPr>
   </w:style>
   <w:style w:type="paragraph" w:styleId="Heading2">
@@ -9771,16 +9818,16 @@
     <w:next w:val="Normal"/>
     <w:qFormat/>
     <w:pPr>
-      <w:spacing w:before="280" w:after="120"/>
+      <w:spacing w:before="320" w:after="120"/>
       <w:outlineLvl w:val="1"/>
     </w:pPr>
     <w:rPr>
-      <w:rFonts w:ascii="Times New Roman" w:hAnsi="Times New Roman" w:eastAsia="Times New Roman" w:cs="Times New Roman"/>
+      <w:rFonts w:ascii="Montserrat" w:hAnsi="Montserrat" w:eastAsia="Montserrat" w:cs="Montserrat"/>
       <w:b/>
       <w:bCs/>
-      <w:color w:val="3A3A3C"/>
-      <w:sz w:val="27"/>
-      <w:szCs w:val="27"/>
+      <w:color w:val="123A5F"/>
+      <w:sz w:val="32"/>
+      <w:szCs w:val="32"/>
     </w:rPr>
   </w:style>
   <w:style w:type="paragraph" w:styleId="Heading3">
@@ -9789,16 +9836,16 @@
     <w:next w:val="Normal"/>
     <w:qFormat/>
     <w:pPr>
-      <w:spacing w:before="220" w:after="80"/>
+      <w:spacing w:before="240" w:after="80"/>
       <w:outlineLvl w:val="2"/>
     </w:pPr>
     <w:rPr>
-      <w:rFonts w:ascii="Times New Roman" w:hAnsi="Times New Roman" w:eastAsia="Times New Roman" w:cs="Times New Roman"/>
+      <w:rFonts w:ascii="Montserrat" w:hAnsi="Montserrat" w:eastAsia="Montserrat" w:cs="Montserrat"/>
       <w:b/>
       <w:bCs/>
-      <w:color w:val="E07B00"/>
-      <w:sz w:val="24"/>
-      <w:szCs w:val="24"/>
+      <w:color w:val="123A5F"/>
+      <w:sz w:val="26"/>
+      <w:szCs w:val="26"/>
     </w:rPr>
   </w:style>
   <w:style w:type="paragraph" w:styleId="Heading4">
@@ -10020,18 +10067,69 @@
       <w:szCs w:val="20"/>
     </w:rPr>
   </w:style>
-  <w:style w:type="paragraph" w:styleId="PAFooter">
-    <w:name w:val="PA Footer"/>
+  <w:style w:type="paragraph" w:styleId="AIValueFooter">
+    <w:name w:val="AI Value Footer"/>
     <w:basedOn w:val="Normal"/>
     <w:qFormat/>
     <w:pPr>
       <w:spacing w:before="0" w:after="0"/>
     </w:pPr>
     <w:rPr>
-      <w:rFonts w:ascii="Times New Roman" w:hAnsi="Times New Roman" w:eastAsia="Times New Roman" w:cs="Times New Roman"/>
-      <w:color w:val="808184"/>
-      <w:sz w:val="17"/>
-      <w:szCs w:val="17"/>
+      <w:rFonts w:ascii="Open Sans" w:hAnsi="Open Sans" w:eastAsia="Open Sans" w:cs="Open Sans"/>
+      <w:color w:val="5A6B7B"/>
+      <w:sz w:val="16"/>
+      <w:szCs w:val="16"/>
+    </w:rPr>
+  </w:style>
+  <w:style w:type="paragraph" w:styleId="TOC1">
+    <w:name w:val="TOC 1"/>
+    <w:basedOn w:val="Normal"/>
+    <w:next w:val="Normal"/>
+    <w:pPr>
+      <w:spacing w:before="120" w:after="40"/>
+      <w:ind w:left="0"/>
+    </w:pPr>
+    <w:rPr>
+      <w:rFonts w:ascii="Open Sans" w:hAnsi="Open Sans" w:eastAsia="Open Sans" w:cs="Open Sans"/>
+      <w:b/>
+      <w:bCs/>
+      <w:color w:val="123A5F"/>
+      <w:sz w:val="22"/>
+      <w:szCs w:val="22"/>
+    </w:rPr>
+  </w:style>
+  <w:style w:type="paragraph" w:styleId="TOC2">
+    <w:name w:val="TOC 2"/>
+    <w:basedOn w:val="Normal"/>
+    <w:next w:val="Normal"/>
+    <w:pPr>
+      <w:spacing w:before="0" w:after="40"/>
+      <w:ind w:left="360"/>
+    </w:pPr>
+    <w:rPr>
+      <w:rFonts w:ascii="Open Sans" w:hAnsi="Open Sans" w:eastAsia="Open Sans" w:cs="Open Sans"/>
+      <w:b w:val="false"/>
+      <w:bCs w:val="false"/>
+      <w:color w:val="2C3E50"/>
+      <w:sz w:val="20"/>
+      <w:szCs w:val="20"/>
+    </w:rPr>
+  </w:style>
+  <w:style w:type="paragraph" w:styleId="TOC3">
+    <w:name w:val="TOC 3"/>
+    <w:basedOn w:val="Normal"/>
+    <w:next w:val="Normal"/>
+    <w:pPr>
+      <w:spacing w:before="0" w:after="40"/>
+      <w:ind w:left="720"/>
+    </w:pPr>
+    <w:rPr>
+      <w:rFonts w:ascii="Open Sans" w:hAnsi="Open Sans" w:eastAsia="Open Sans" w:cs="Open Sans"/>
+      <w:b w:val="false"/>
+      <w:bCs w:val="false"/>
+      <w:color w:val="2C3E50"/>
+      <w:sz w:val="20"/>
+      <w:szCs w:val="20"/>
     </w:rPr>
   </w:style>
   <w:style w:type="paragraph" w:styleId="HeaderandFooter">
@@ -10051,30 +10149,6 @@
     <w:name w:val="Footer"/>
     <w:basedOn w:val="HeaderandFooter"/>
     <w:pPr/>
-    <w:rPr/>
-  </w:style>
-  <w:style w:type="paragraph" w:styleId="TOC1">
-    <w:name w:val="TOC 1"/>
-    <w:basedOn w:val="Index"/>
-    <w:pPr>
-      <w:tabs>
-        <w:tab w:val="clear" w:pos="720"/>
-        <w:tab w:val="right" w:pos="9746" w:leader="dot"/>
-      </w:tabs>
-      <w:ind w:hanging="0" w:left="0"/>
-    </w:pPr>
-    <w:rPr/>
-  </w:style>
-  <w:style w:type="paragraph" w:styleId="TOC2">
-    <w:name w:val="TOC 2"/>
-    <w:basedOn w:val="Index"/>
-    <w:pPr>
-      <w:tabs>
-        <w:tab w:val="clear" w:pos="720"/>
-        <w:tab w:val="right" w:pos="9463" w:leader="dot"/>
-      </w:tabs>
-      <w:ind w:hanging="0" w:left="283"/>
-    </w:pPr>
     <w:rPr/>
   </w:style>
 </w:styles>
